--- a/СА, практические работы/СА, п.р., отчеты/Системный анализ, п.р., отчёт.docx
+++ b/СА, практические работы/СА, п.р., отчеты/Системный анализ, п.р., отчёт.docx
@@ -4905,10 +4905,7 @@
         </w:numPr>
       </w:pPr>
       <w:r>
-        <w:t xml:space="preserve">практическая работа </w:t>
-      </w:r>
-      <w:r>
-        <w:t>4</w:t>
+        <w:t>практическая работа 4</w:t>
       </w:r>
       <w:r>
         <w:rPr>
@@ -4926,10 +4923,7 @@
         </w:numPr>
       </w:pPr>
       <w:r>
-        <w:t xml:space="preserve">практическая работа </w:t>
-      </w:r>
-      <w:r>
-        <w:t>5</w:t>
+        <w:t>практическая работа 5</w:t>
       </w:r>
       <w:r>
         <w:rPr>
@@ -5146,6 +5140,9 @@
         <w:jc w:val="center"/>
       </w:pPr>
       <w:r>
+        <w:rPr>
+          <w:noProof/>
+        </w:rPr>
         <w:drawing>
           <wp:inline distT="0" distB="0" distL="0" distR="0" wp14:anchorId="37DEF136" wp14:editId="1A6B1FB3">
             <wp:extent cx="5937496" cy="3774598"/>
@@ -5808,6 +5805,9 @@
         <w:jc w:val="center"/>
       </w:pPr>
       <w:r>
+        <w:rPr>
+          <w:noProof/>
+        </w:rPr>
         <w:drawing>
           <wp:inline distT="0" distB="0" distL="0" distR="0" wp14:anchorId="0DAF2D86" wp14:editId="5EB8D9A3">
             <wp:extent cx="5666821" cy="5343525"/>
@@ -5944,7 +5944,13 @@
         <w:t>ющих</w:t>
       </w:r>
       <w:r>
-        <w:t xml:space="preserve"> нелинейную зависимость свойств, затрудняет структурирование данных и приводит к их закрытости, неполноте и дисбалансу, из-за чего</w:t>
+        <w:t xml:space="preserve"> нелинейную зависимость свойств</w:t>
+      </w:r>
+      <w:r>
+        <w:t xml:space="preserve"> от состава</w:t>
+      </w:r>
+      <w:r>
+        <w:t>, затрудняет структурирование данных и приводит к их закрытости, неполноте и дисбалансу, из-за чего</w:t>
       </w:r>
       <w:r>
         <w:t xml:space="preserve"> </w:t>
@@ -6430,10 +6436,7 @@
         <w:t xml:space="preserve">Дадим окончательную формулировку проблемы: </w:t>
       </w:r>
       <w:r>
-        <w:t>недостаточный уровень информационной поддержки</w:t>
-      </w:r>
-      <w:r>
-        <w:t xml:space="preserve"> </w:t>
+        <w:t xml:space="preserve">недостаточный уровень информационной поддержки </w:t>
       </w:r>
       <w:r>
         <w:t>анализа</w:t>
@@ -6451,7 +6454,13 @@
         <w:t>ющих</w:t>
       </w:r>
       <w:r>
-        <w:t xml:space="preserve"> нелинейную зависимость свойств, затрудняет структурирование данных и приводит к их закрытости, неполноте и дисбалансу, из-за чего возникают проблемы при применении методов машинного обучения и прикладных программ моделирования, а впоследствии – издержки физических исследований и снижение прибыли протезирования и медицинской промышленности, а также ухудшение качества жизни населения из-за увеличения стоимости протезов</w:t>
+        <w:t xml:space="preserve"> нелинейную зависимость свойств</w:t>
+      </w:r>
+      <w:r>
+        <w:t xml:space="preserve"> от состава</w:t>
+      </w:r>
+      <w:r>
+        <w:t>, затрудняет структурирование данных и приводит к их закрытости, неполноте и дисбалансу, из-за чего возникают проблемы при применении методов машинного обучения и прикладных программ моделирования, а впоследствии – издержки физических исследований и снижение прибыли протезирования и медицинской промышленности, а также ухудшение качества жизни населения из-за увеличения стоимости протезов</w:t>
       </w:r>
       <w:r>
         <w:t>.</w:t>
@@ -6803,6 +6812,27 @@
       <w:r>
         <w:t xml:space="preserve">Проблема: </w:t>
       </w:r>
+      <w:r>
+        <w:t xml:space="preserve">недостаточный уровень информационной поддержки </w:t>
+      </w:r>
+      <w:r>
+        <w:t>анализа</w:t>
+      </w:r>
+      <w:r>
+        <w:t xml:space="preserve"> синергетических эффектов</w:t>
+      </w:r>
+      <w:r>
+        <w:t xml:space="preserve"> затрудняет структурирование данных, из-за чего возникают проблемы при применении методов машинного обучения и прикладных программ моделирования, а впоследствии</w:t>
+      </w:r>
+      <w:r>
+        <w:t xml:space="preserve"> –</w:t>
+      </w:r>
+      <w:r>
+        <w:t xml:space="preserve"> снижение прибыли протезирования и медицинской промышленности</w:t>
+      </w:r>
+      <w:r>
+        <w:t>.</w:t>
+      </w:r>
     </w:p>
     <w:p>
       <w:pPr>
@@ -6815,16 +6845,31 @@
         <w:t xml:space="preserve"> </w:t>
       </w:r>
       <w:r>
-        <w:rPr>
-          <w:highlight w:val="yellow"/>
-        </w:rPr>
-        <w:t>упростить</w:t>
-      </w:r>
-      <w:r>
-        <w:t xml:space="preserve"> анализ синергетических эффектов составов, порождающих нелинейную зависимость свойств, </w:t>
-      </w:r>
-      <w:r>
-        <w:t>путем повышения точности прогнозирования свойств за счет поиска, анализа и преобразования данных и совершенствования методов машинного обучения и моделирования</w:t>
+        <w:t>обеспечить информационную поддержку процедурам</w:t>
+      </w:r>
+      <w:r>
+        <w:t xml:space="preserve"> анализ</w:t>
+      </w:r>
+      <w:r>
+        <w:t>а</w:t>
+      </w:r>
+      <w:r>
+        <w:t xml:space="preserve"> синергетических эффектов, порождающих нелинейную зависимость свойств</w:t>
+      </w:r>
+      <w:r>
+        <w:t xml:space="preserve"> от состава</w:t>
+      </w:r>
+      <w:r>
+        <w:t>,</w:t>
+      </w:r>
+      <w:r>
+        <w:t xml:space="preserve"> повышени</w:t>
+      </w:r>
+      <w:r>
+        <w:t>ем</w:t>
+      </w:r>
+      <w:r>
+        <w:t xml:space="preserve"> точности прогнозирования свойств за счет поиска, анализа и преобразования данных и совершенствования методов машинного обучения и моделирования</w:t>
       </w:r>
       <w:r>
         <w:t>.</w:t>
@@ -6850,12 +6895,9 @@
         </w:numPr>
       </w:pPr>
       <w:r>
-        <w:t>задача</w:t>
-      </w:r>
-      <w:r>
-        <w:rPr>
-          <w:lang w:val="en-US"/>
-        </w:rPr>
+        <w:t>описание объекта исследования как системы</w:t>
+      </w:r>
+      <w:r>
         <w:t>;</w:t>
       </w:r>
     </w:p>
@@ -6904,6 +6946,7 @@
         </w:numPr>
       </w:pPr>
       <w:r>
+        <w:lastRenderedPageBreak/>
         <w:t>анализ существующих методов машинного обучения и моделирования для задачи «состав-свойство»</w:t>
       </w:r>
       <w:r>
@@ -6982,7 +7025,6 @@
         </w:numPr>
       </w:pPr>
       <w:r>
-        <w:lastRenderedPageBreak/>
         <w:t>ансамблей нейронных сетей</w:t>
       </w:r>
       <w:r>
@@ -12637,6 +12679,7 @@
   <w:style w:type="character" w:default="1" w:styleId="a5">
     <w:name w:val="Default Paragraph Font"/>
     <w:uiPriority w:val="1"/>
+    <w:semiHidden/>
     <w:unhideWhenUsed/>
   </w:style>
   <w:style w:type="table" w:default="1" w:styleId="a6">

--- a/СА, практические работы/СА, п.р., отчеты/Системный анализ, п.р., отчёт.docx
+++ b/СА, практические работы/СА, п.р., отчеты/Системный анализ, п.р., отчёт.docx
@@ -3565,7 +3565,7 @@
       <w:r>
         <w:fldChar w:fldCharType="separate"/>
       </w:r>
-      <w:hyperlink w:anchor="_Toc240933141" w:history="1">
+      <w:hyperlink w:anchor="_Toc241197345" w:history="1">
         <w:r>
           <w:rPr>
             <w:rStyle w:val="af"/>
@@ -3609,7 +3609,7 @@
             <w:noProof/>
             <w:webHidden/>
           </w:rPr>
-          <w:instrText xml:space="preserve"> PAGEREF _Toc240933141 \h </w:instrText>
+          <w:instrText xml:space="preserve"> PAGEREF _Toc241197345 \h </w:instrText>
         </w:r>
         <w:r>
           <w:rPr>
@@ -3651,7 +3651,7 @@
           <w14:ligatures w14:val="standardContextual"/>
         </w:rPr>
       </w:pPr>
-      <w:hyperlink w:anchor="_Toc240933142" w:history="1">
+      <w:hyperlink w:anchor="_Toc241197346" w:history="1">
         <w:r>
           <w:rPr>
             <w:rStyle w:val="af"/>
@@ -3695,7 +3695,7 @@
             <w:noProof/>
             <w:webHidden/>
           </w:rPr>
-          <w:instrText xml:space="preserve"> PAGEREF _Toc240933142 \h </w:instrText>
+          <w:instrText xml:space="preserve"> PAGEREF _Toc241197346 \h </w:instrText>
         </w:r>
         <w:r>
           <w:rPr>
@@ -3741,7 +3741,7 @@
           <w14:ligatures w14:val="standardContextual"/>
         </w:rPr>
       </w:pPr>
-      <w:hyperlink w:anchor="_Toc240933143" w:history="1">
+      <w:hyperlink w:anchor="_Toc241197347" w:history="1">
         <w:r>
           <w:rPr>
             <w:rStyle w:val="af"/>
@@ -3800,7 +3800,7 @@
             <w:noProof/>
             <w:webHidden/>
           </w:rPr>
-          <w:instrText xml:space="preserve"> PAGEREF _Toc240933143 \h </w:instrText>
+          <w:instrText xml:space="preserve"> PAGEREF _Toc241197347 \h </w:instrText>
         </w:r>
         <w:r>
           <w:rPr>
@@ -3846,7 +3846,7 @@
           <w14:ligatures w14:val="standardContextual"/>
         </w:rPr>
       </w:pPr>
-      <w:hyperlink w:anchor="_Toc240933144" w:history="1">
+      <w:hyperlink w:anchor="_Toc241197348" w:history="1">
         <w:r>
           <w:rPr>
             <w:rStyle w:val="af"/>
@@ -3890,7 +3890,7 @@
             <w:noProof/>
             <w:webHidden/>
           </w:rPr>
-          <w:instrText xml:space="preserve"> PAGEREF _Toc240933144 \h </w:instrText>
+          <w:instrText xml:space="preserve"> PAGEREF _Toc241197348 \h </w:instrText>
         </w:r>
         <w:r>
           <w:rPr>
@@ -3932,7 +3932,7 @@
           <w14:ligatures w14:val="standardContextual"/>
         </w:rPr>
       </w:pPr>
-      <w:hyperlink w:anchor="_Toc240933145" w:history="1">
+      <w:hyperlink w:anchor="_Toc241197349" w:history="1">
         <w:r>
           <w:rPr>
             <w:rStyle w:val="af"/>
@@ -3976,7 +3976,7 @@
             <w:noProof/>
             <w:webHidden/>
           </w:rPr>
-          <w:instrText xml:space="preserve"> PAGEREF _Toc240933145 \h </w:instrText>
+          <w:instrText xml:space="preserve"> PAGEREF _Toc241197349 \h </w:instrText>
         </w:r>
         <w:r>
           <w:rPr>
@@ -4022,7 +4022,7 @@
           <w14:ligatures w14:val="standardContextual"/>
         </w:rPr>
       </w:pPr>
-      <w:hyperlink w:anchor="_Toc240933146" w:history="1">
+      <w:hyperlink w:anchor="_Toc241197350" w:history="1">
         <w:r>
           <w:rPr>
             <w:rStyle w:val="af"/>
@@ -4066,7 +4066,7 @@
             <w:noProof/>
             <w:webHidden/>
           </w:rPr>
-          <w:instrText xml:space="preserve"> PAGEREF _Toc240933146 \h </w:instrText>
+          <w:instrText xml:space="preserve"> PAGEREF _Toc241197350 \h </w:instrText>
         </w:r>
         <w:r>
           <w:rPr>
@@ -4112,7 +4112,7 @@
           <w14:ligatures w14:val="standardContextual"/>
         </w:rPr>
       </w:pPr>
-      <w:hyperlink w:anchor="_Toc240933147" w:history="1">
+      <w:hyperlink w:anchor="_Toc241197351" w:history="1">
         <w:r>
           <w:rPr>
             <w:rStyle w:val="af"/>
@@ -4156,7 +4156,7 @@
             <w:noProof/>
             <w:webHidden/>
           </w:rPr>
-          <w:instrText xml:space="preserve"> PAGEREF _Toc240933147 \h </w:instrText>
+          <w:instrText xml:space="preserve"> PAGEREF _Toc241197351 \h </w:instrText>
         </w:r>
         <w:r>
           <w:rPr>
@@ -4198,7 +4198,7 @@
           <w14:ligatures w14:val="standardContextual"/>
         </w:rPr>
       </w:pPr>
-      <w:hyperlink w:anchor="_Toc240933148" w:history="1">
+      <w:hyperlink w:anchor="_Toc241197352" w:history="1">
         <w:r>
           <w:rPr>
             <w:rStyle w:val="af"/>
@@ -4242,7 +4242,7 @@
             <w:noProof/>
             <w:webHidden/>
           </w:rPr>
-          <w:instrText xml:space="preserve"> PAGEREF _Toc240933148 \h </w:instrText>
+          <w:instrText xml:space="preserve"> PAGEREF _Toc241197352 \h </w:instrText>
         </w:r>
         <w:r>
           <w:rPr>
@@ -4288,7 +4288,7 @@
           <w14:ligatures w14:val="standardContextual"/>
         </w:rPr>
       </w:pPr>
-      <w:hyperlink w:anchor="_Toc240933149" w:history="1">
+      <w:hyperlink w:anchor="_Toc241197353" w:history="1">
         <w:r>
           <w:rPr>
             <w:rStyle w:val="af"/>
@@ -4315,6 +4315,21 @@
         </w:r>
         <w:r>
           <w:rPr>
+            <w:rStyle w:val="af"/>
+            <w:noProof/>
+            <w:lang w:val="en-US"/>
+          </w:rPr>
+          <w:t xml:space="preserve"> –</w:t>
+        </w:r>
+        <w:r>
+          <w:rPr>
+            <w:rStyle w:val="af"/>
+            <w:noProof/>
+          </w:rPr>
+          <w:t xml:space="preserve"> Название объекта исследования</w:t>
+        </w:r>
+        <w:r>
+          <w:rPr>
             <w:noProof/>
             <w:webHidden/>
           </w:rPr>
@@ -4332,7 +4347,7 @@
             <w:noProof/>
             <w:webHidden/>
           </w:rPr>
-          <w:instrText xml:space="preserve"> PAGEREF _Toc240933149 \h </w:instrText>
+          <w:instrText xml:space="preserve"> PAGEREF _Toc241197353 \h </w:instrText>
         </w:r>
         <w:r>
           <w:rPr>
@@ -4378,7 +4393,7 @@
           <w14:ligatures w14:val="standardContextual"/>
         </w:rPr>
       </w:pPr>
-      <w:hyperlink w:anchor="_Toc240933150" w:history="1">
+      <w:hyperlink w:anchor="_Toc241197354" w:history="1">
         <w:r>
           <w:rPr>
             <w:rStyle w:val="af"/>
@@ -4401,7 +4416,7 @@
             <w:rStyle w:val="af"/>
             <w:noProof/>
           </w:rPr>
-          <w:t>Задание 2</w:t>
+          <w:t>Задание 2 – Анализ выполнения свойств</w:t>
         </w:r>
         <w:r>
           <w:rPr>
@@ -4422,7 +4437,7 @@
             <w:noProof/>
             <w:webHidden/>
           </w:rPr>
-          <w:instrText xml:space="preserve"> PAGEREF _Toc240933150 \h </w:instrText>
+          <w:instrText xml:space="preserve"> PAGEREF _Toc241197354 \h </w:instrText>
         </w:r>
         <w:r>
           <w:rPr>
@@ -4468,7 +4483,7 @@
           <w14:ligatures w14:val="standardContextual"/>
         </w:rPr>
       </w:pPr>
-      <w:hyperlink w:anchor="_Toc240933151" w:history="1">
+      <w:hyperlink w:anchor="_Toc241197355" w:history="1">
         <w:r>
           <w:rPr>
             <w:rStyle w:val="af"/>
@@ -4491,7 +4506,7 @@
             <w:rStyle w:val="af"/>
             <w:noProof/>
           </w:rPr>
-          <w:t>Задание 3</w:t>
+          <w:t>Задание 3 – Доказательство сложности системы</w:t>
         </w:r>
         <w:r>
           <w:rPr>
@@ -4512,7 +4527,7 @@
             <w:noProof/>
             <w:webHidden/>
           </w:rPr>
-          <w:instrText xml:space="preserve"> PAGEREF _Toc240933151 \h </w:instrText>
+          <w:instrText xml:space="preserve"> PAGEREF _Toc241197355 \h </w:instrText>
         </w:r>
         <w:r>
           <w:rPr>
@@ -4532,7 +4547,7 @@
             <w:noProof/>
             <w:webHidden/>
           </w:rPr>
-          <w:t>12</w:t>
+          <w:t>15</w:t>
         </w:r>
         <w:r>
           <w:rPr>
@@ -4558,7 +4573,7 @@
           <w14:ligatures w14:val="standardContextual"/>
         </w:rPr>
       </w:pPr>
-      <w:hyperlink w:anchor="_Toc240933152" w:history="1">
+      <w:hyperlink w:anchor="_Toc241197356" w:history="1">
         <w:r>
           <w:rPr>
             <w:rStyle w:val="af"/>
@@ -4581,7 +4596,7 @@
             <w:rStyle w:val="af"/>
             <w:noProof/>
           </w:rPr>
-          <w:t>Задание 4</w:t>
+          <w:t>Задание 4 – Структура системы</w:t>
         </w:r>
         <w:r>
           <w:rPr>
@@ -4602,7 +4617,7 @@
             <w:noProof/>
             <w:webHidden/>
           </w:rPr>
-          <w:instrText xml:space="preserve"> PAGEREF _Toc240933152 \h </w:instrText>
+          <w:instrText xml:space="preserve"> PAGEREF _Toc241197356 \h </w:instrText>
         </w:r>
         <w:r>
           <w:rPr>
@@ -4622,7 +4637,7 @@
             <w:noProof/>
             <w:webHidden/>
           </w:rPr>
-          <w:t>12</w:t>
+          <w:t>16</w:t>
         </w:r>
         <w:r>
           <w:rPr>
@@ -4644,7 +4659,7 @@
           <w14:ligatures w14:val="standardContextual"/>
         </w:rPr>
       </w:pPr>
-      <w:hyperlink w:anchor="_Toc240933153" w:history="1">
+      <w:hyperlink w:anchor="_Toc241197357" w:history="1">
         <w:r>
           <w:rPr>
             <w:rStyle w:val="af"/>
@@ -4688,7 +4703,7 @@
             <w:noProof/>
             <w:webHidden/>
           </w:rPr>
-          <w:instrText xml:space="preserve"> PAGEREF _Toc240933153 \h </w:instrText>
+          <w:instrText xml:space="preserve"> PAGEREF _Toc241197357 \h </w:instrText>
         </w:r>
         <w:r>
           <w:rPr>
@@ -4708,7 +4723,7 @@
             <w:noProof/>
             <w:webHidden/>
           </w:rPr>
-          <w:t>13</w:t>
+          <w:t>17</w:t>
         </w:r>
         <w:r>
           <w:rPr>
@@ -4730,7 +4745,7 @@
           <w14:ligatures w14:val="standardContextual"/>
         </w:rPr>
       </w:pPr>
-      <w:hyperlink w:anchor="_Toc240933154" w:history="1">
+      <w:hyperlink w:anchor="_Toc241197358" w:history="1">
         <w:r>
           <w:rPr>
             <w:rStyle w:val="af"/>
@@ -4774,7 +4789,7 @@
             <w:noProof/>
             <w:webHidden/>
           </w:rPr>
-          <w:instrText xml:space="preserve"> PAGEREF _Toc240933154 \h </w:instrText>
+          <w:instrText xml:space="preserve"> PAGEREF _Toc241197358 \h </w:instrText>
         </w:r>
         <w:r>
           <w:rPr>
@@ -4794,7 +4809,7 @@
             <w:noProof/>
             <w:webHidden/>
           </w:rPr>
-          <w:t>14</w:t>
+          <w:t>18</w:t>
         </w:r>
         <w:r>
           <w:rPr>
@@ -4824,7 +4839,7 @@
       <w:pPr>
         <w:pStyle w:val="1"/>
       </w:pPr>
-      <w:bookmarkStart w:id="10" w:name="_Toc240933141"/>
+      <w:bookmarkStart w:id="10" w:name="_Toc241197345"/>
       <w:r>
         <w:lastRenderedPageBreak/>
         <w:t>Цель работы</w:t>
@@ -4890,10 +4905,13 @@
         <w:t>практическая работа 3</w:t>
       </w:r>
       <w:r>
-        <w:rPr>
-          <w:lang w:val="en-US"/>
-        </w:rPr>
         <w:t>:</w:t>
+      </w:r>
+      <w:r>
+        <w:t xml:space="preserve"> проведение третьего этапа системного анализа: анализ системных свойств объекта исследования – цель системы и структура системы</w:t>
+      </w:r>
+      <w:r>
+        <w:t>;</w:t>
       </w:r>
     </w:p>
     <w:p>
@@ -4913,6 +4931,12 @@
         </w:rPr>
         <w:t>:</w:t>
       </w:r>
+      <w:r>
+        <w:rPr>
+          <w:lang w:val="en-US"/>
+        </w:rPr>
+        <w:t>;</w:t>
+      </w:r>
     </w:p>
     <w:p>
       <w:pPr>
@@ -4931,6 +4955,12 @@
         </w:rPr>
         <w:t>:</w:t>
       </w:r>
+      <w:r>
+        <w:rPr>
+          <w:lang w:val="en-US"/>
+        </w:rPr>
+        <w:t>;</w:t>
+      </w:r>
     </w:p>
     <w:p>
       <w:pPr>
@@ -4945,7 +4975,7 @@
       <w:pPr>
         <w:pStyle w:val="1"/>
       </w:pPr>
-      <w:bookmarkStart w:id="11" w:name="_Toc240933142"/>
+      <w:bookmarkStart w:id="11" w:name="_Toc241197346"/>
       <w:r>
         <w:lastRenderedPageBreak/>
         <w:t>Практическая работа 1</w:t>
@@ -4956,7 +4986,7 @@
       <w:pPr>
         <w:pStyle w:val="2"/>
       </w:pPr>
-      <w:bookmarkStart w:id="12" w:name="_Toc240933143"/>
+      <w:bookmarkStart w:id="12" w:name="_Toc241197347"/>
       <w:r>
         <w:t>Задание 1</w:t>
       </w:r>
@@ -5038,7 +5068,7 @@
       <w:pPr>
         <w:pStyle w:val="2"/>
       </w:pPr>
-      <w:bookmarkStart w:id="13" w:name="_Toc240933144"/>
+      <w:bookmarkStart w:id="13" w:name="_Toc241197348"/>
       <w:r>
         <w:t>Задание 2</w:t>
       </w:r>
@@ -5054,6 +5084,7 @@
           <w:lang w:val="en-US"/>
         </w:rPr>
       </w:pPr>
+      <w:bookmarkStart w:id="14" w:name="_Ref241193620"/>
       <w:r>
         <w:t>Пункт 2.1</w:t>
       </w:r>
@@ -5075,6 +5106,7 @@
       <w:r>
         <w:t>а</w:t>
       </w:r>
+      <w:bookmarkEnd w:id="14"/>
     </w:p>
     <w:p>
       <w:pPr>
@@ -5184,33 +5216,53 @@
       <w:pPr>
         <w:pStyle w:val="ad"/>
       </w:pPr>
-      <w:bookmarkStart w:id="14" w:name="_Ref239852039"/>
+      <w:bookmarkStart w:id="15" w:name="_Ref239852039"/>
       <w:r>
         <w:t>Рисунок</w:t>
       </w:r>
       <w:r>
         <w:t xml:space="preserve"> </w:t>
       </w:r>
-      <w:fldSimple w:instr=" STYLEREF 1 \s ">
-        <w:r>
-          <w:rPr>
-            <w:noProof/>
-          </w:rPr>
-          <w:t>2</w:t>
-        </w:r>
-      </w:fldSimple>
+      <w:r>
+        <w:fldChar w:fldCharType="begin"/>
+      </w:r>
+      <w:r>
+        <w:instrText xml:space="preserve"> STYLEREF 1 \s </w:instrText>
+      </w:r>
+      <w:r>
+        <w:fldChar w:fldCharType="separate"/>
+      </w:r>
+      <w:r>
+        <w:rPr>
+          <w:noProof/>
+        </w:rPr>
+        <w:t>2</w:t>
+      </w:r>
+      <w:r>
+        <w:fldChar w:fldCharType="end"/>
+      </w:r>
       <w:r>
         <w:t>.</w:t>
       </w:r>
-      <w:fldSimple w:instr=" SEQ Рисунок \* ARABIC \s 1 ">
-        <w:r>
-          <w:rPr>
-            <w:noProof/>
-          </w:rPr>
-          <w:t>1</w:t>
-        </w:r>
-      </w:fldSimple>
-      <w:bookmarkEnd w:id="14"/>
+      <w:r>
+        <w:fldChar w:fldCharType="begin"/>
+      </w:r>
+      <w:r>
+        <w:instrText xml:space="preserve"> SEQ Рисунок \* ARABIC \s 1 </w:instrText>
+      </w:r>
+      <w:r>
+        <w:fldChar w:fldCharType="separate"/>
+      </w:r>
+      <w:r>
+        <w:rPr>
+          <w:noProof/>
+        </w:rPr>
+        <w:t>1</w:t>
+      </w:r>
+      <w:r>
+        <w:fldChar w:fldCharType="end"/>
+      </w:r>
+      <w:bookmarkEnd w:id="15"/>
       <w:r>
         <w:t xml:space="preserve"> – Предварительная иерархическая структура</w:t>
       </w:r>
@@ -5849,33 +5901,53 @@
       <w:pPr>
         <w:pStyle w:val="ad"/>
       </w:pPr>
-      <w:bookmarkStart w:id="15" w:name="_Ref240155255"/>
+      <w:bookmarkStart w:id="16" w:name="_Ref240155255"/>
       <w:r>
         <w:t>Рисунок</w:t>
       </w:r>
       <w:r>
         <w:t xml:space="preserve"> </w:t>
       </w:r>
-      <w:fldSimple w:instr=" STYLEREF 1 \s ">
-        <w:r>
-          <w:rPr>
-            <w:noProof/>
-          </w:rPr>
-          <w:t>2</w:t>
-        </w:r>
-      </w:fldSimple>
+      <w:r>
+        <w:fldChar w:fldCharType="begin"/>
+      </w:r>
+      <w:r>
+        <w:instrText xml:space="preserve"> STYLEREF 1 \s </w:instrText>
+      </w:r>
+      <w:r>
+        <w:fldChar w:fldCharType="separate"/>
+      </w:r>
+      <w:r>
+        <w:rPr>
+          <w:noProof/>
+        </w:rPr>
+        <w:t>2</w:t>
+      </w:r>
+      <w:r>
+        <w:fldChar w:fldCharType="end"/>
+      </w:r>
       <w:r>
         <w:t>.</w:t>
       </w:r>
-      <w:fldSimple w:instr=" SEQ Рисунок \* ARABIC \s 1 ">
-        <w:r>
-          <w:rPr>
-            <w:noProof/>
-          </w:rPr>
-          <w:t>2</w:t>
-        </w:r>
-      </w:fldSimple>
-      <w:bookmarkEnd w:id="15"/>
+      <w:r>
+        <w:fldChar w:fldCharType="begin"/>
+      </w:r>
+      <w:r>
+        <w:instrText xml:space="preserve"> SEQ Рисунок \* ARABIC \s 1 </w:instrText>
+      </w:r>
+      <w:r>
+        <w:fldChar w:fldCharType="separate"/>
+      </w:r>
+      <w:r>
+        <w:rPr>
+          <w:noProof/>
+        </w:rPr>
+        <w:t>2</w:t>
+      </w:r>
+      <w:r>
+        <w:fldChar w:fldCharType="end"/>
+      </w:r>
+      <w:bookmarkEnd w:id="16"/>
       <w:r>
         <w:t xml:space="preserve"> – Когнитивная модель</w:t>
       </w:r>
@@ -6137,7 +6209,13 @@
         <w:t>эффективно</w:t>
       </w:r>
       <w:r>
-        <w:t xml:space="preserve"> к задаче «состав-свойство», так как они </w:t>
+        <w:t xml:space="preserve"> к задаче «состав</w:t>
+      </w:r>
+      <w:r>
+        <w:t xml:space="preserve"> – </w:t>
+      </w:r>
+      <w:r>
+        <w:t xml:space="preserve">свойство», так как они </w:t>
       </w:r>
       <w:r>
         <w:t>[</w:t>
@@ -6659,7 +6737,13 @@
         </w:numPr>
       </w:pPr>
       <w:r>
-        <w:t>применение ансамблей искусственных нейронных сетей для решения задачи «состав-свойство» позволит прогнозировать каждое свойство по отдельности, что может повысить точность</w:t>
+        <w:t>применение ансамблей искусственных нейронных сетей для решения задачи «состав</w:t>
+      </w:r>
+      <w:r>
+        <w:t xml:space="preserve"> – </w:t>
+      </w:r>
+      <w:r>
+        <w:t>свойство» позволит прогнозировать каждое свойство по отдельности, что может повысить точность</w:t>
       </w:r>
       <w:r>
         <w:t>;</w:t>
@@ -6705,18 +6789,18 @@
       <w:pPr>
         <w:pStyle w:val="1"/>
       </w:pPr>
-      <w:bookmarkStart w:id="16" w:name="_Toc240933145"/>
+      <w:bookmarkStart w:id="17" w:name="_Toc241197349"/>
       <w:r>
         <w:lastRenderedPageBreak/>
         <w:t>Практическая работа 2</w:t>
       </w:r>
-      <w:bookmarkEnd w:id="16"/>
+      <w:bookmarkEnd w:id="17"/>
     </w:p>
     <w:p>
       <w:pPr>
         <w:pStyle w:val="2"/>
       </w:pPr>
-      <w:bookmarkStart w:id="17" w:name="_Toc240933146"/>
+      <w:bookmarkStart w:id="18" w:name="_Toc241197350"/>
       <w:r>
         <w:t>Задание 1</w:t>
       </w:r>
@@ -6726,7 +6810,7 @@
       <w:r>
         <w:t>ъект исследования и его границы</w:t>
       </w:r>
-      <w:bookmarkEnd w:id="17"/>
+      <w:bookmarkEnd w:id="18"/>
     </w:p>
     <w:p>
       <w:pPr>
@@ -6796,14 +6880,14 @@
       <w:pPr>
         <w:pStyle w:val="2"/>
       </w:pPr>
-      <w:bookmarkStart w:id="18" w:name="_Toc240933147"/>
+      <w:bookmarkStart w:id="19" w:name="_Toc241197351"/>
       <w:r>
         <w:t>Задание 2</w:t>
       </w:r>
       <w:r>
         <w:t xml:space="preserve"> – Цели и задачи исследования</w:t>
       </w:r>
-      <w:bookmarkEnd w:id="18"/>
+      <w:bookmarkEnd w:id="19"/>
     </w:p>
     <w:p>
       <w:pPr>
@@ -6822,16 +6906,7 @@
         <w:t xml:space="preserve"> синергетических эффектов</w:t>
       </w:r>
       <w:r>
-        <w:t xml:space="preserve"> затрудняет структурирование данных, из-за чего возникают проблемы при применении методов машинного обучения и прикладных программ моделирования, а впоследствии</w:t>
-      </w:r>
-      <w:r>
-        <w:t xml:space="preserve"> –</w:t>
-      </w:r>
-      <w:r>
-        <w:t xml:space="preserve"> снижение прибыли протезирования и медицинской промышленности</w:t>
-      </w:r>
-      <w:r>
-        <w:t>.</w:t>
+        <w:t xml:space="preserve"> затрудняет структурирование данных, из-за чего возникают проблемы при применении методов машинного обучения и прикладных программ моделирования, а впоследствии – снижение прибыли протезирования и медицинской промышленности.</w:t>
       </w:r>
     </w:p>
     <w:p>
@@ -6947,7 +7022,13 @@
       </w:pPr>
       <w:r>
         <w:lastRenderedPageBreak/>
-        <w:t>анализ существующих методов машинного обучения и моделирования для задачи «состав-свойство»</w:t>
+        <w:t>анализ существующих методов машинного обучения и моделирования для задачи «состав</w:t>
+      </w:r>
+      <w:r>
+        <w:t xml:space="preserve"> – </w:t>
+      </w:r>
+      <w:r>
+        <w:t>свойство»</w:t>
       </w:r>
       <w:r>
         <w:t>;</w:t>
@@ -7077,63 +7158,1697 @@
       <w:pPr>
         <w:pStyle w:val="1"/>
       </w:pPr>
-      <w:bookmarkStart w:id="19" w:name="_Toc240933148"/>
+      <w:bookmarkStart w:id="20" w:name="_Toc241197352"/>
       <w:r>
         <w:lastRenderedPageBreak/>
         <w:t>Практическая работа 3</w:t>
       </w:r>
-      <w:bookmarkEnd w:id="19"/>
+      <w:bookmarkEnd w:id="20"/>
     </w:p>
     <w:p>
       <w:pPr>
         <w:pStyle w:val="2"/>
       </w:pPr>
-      <w:bookmarkStart w:id="20" w:name="_Toc240933149"/>
+      <w:bookmarkStart w:id="21" w:name="_Toc241197353"/>
       <w:r>
         <w:t>Задание 1</w:t>
       </w:r>
-      <w:bookmarkEnd w:id="20"/>
+      <w:r>
+        <w:rPr>
+          <w:lang w:val="en-US"/>
+        </w:rPr>
+        <w:t xml:space="preserve"> –</w:t>
+      </w:r>
+      <w:r>
+        <w:t xml:space="preserve"> Название объекта исследования</w:t>
+      </w:r>
+      <w:bookmarkEnd w:id="21"/>
+    </w:p>
+    <w:p>
+      <w:pPr>
+        <w:pStyle w:val="a4"/>
+      </w:pPr>
+      <w:r>
+        <w:t>Название объекта исследования:</w:t>
+      </w:r>
+      <w:r>
+        <w:t xml:space="preserve"> </w:t>
+      </w:r>
+      <w:r>
+        <w:t>П</w:t>
+      </w:r>
+      <w:r>
+        <w:t>рогнозирование свойств медицинских композиционных материалов.</w:t>
+      </w:r>
+    </w:p>
+    <w:p>
+      <w:pPr>
+        <w:pStyle w:val="a4"/>
+      </w:pPr>
+      <w:r>
+        <w:t>Границы объекта включают: поиск и анализ данных, их обработку (например, аугментация и нормализация), выбор и применение методов прогнозирования, обучение и тестирование моделей, получение прогноза свойств. Физические исследования и эксперименты, сертификация и производство протезов находятся за пределами границ.</w:t>
+      </w:r>
     </w:p>
     <w:p>
       <w:pPr>
         <w:pStyle w:val="2"/>
       </w:pPr>
-      <w:bookmarkStart w:id="21" w:name="_Toc240933150"/>
+      <w:bookmarkStart w:id="22" w:name="_Toc241197354"/>
       <w:r>
         <w:t>Задание 2</w:t>
       </w:r>
-      <w:bookmarkEnd w:id="21"/>
+      <w:r>
+        <w:t xml:space="preserve"> – </w:t>
+      </w:r>
+      <w:r>
+        <w:t>Анализ выполнения</w:t>
+      </w:r>
+      <w:r>
+        <w:t xml:space="preserve"> свойств</w:t>
+      </w:r>
+      <w:bookmarkEnd w:id="22"/>
+    </w:p>
+    <w:p>
+      <w:pPr>
+        <w:pStyle w:val="3"/>
+      </w:pPr>
+      <w:r>
+        <w:t>Свойство 1</w:t>
+      </w:r>
+      <w:r>
+        <w:t xml:space="preserve"> </w:t>
+      </w:r>
+      <w:r>
+        <w:t>«</w:t>
+      </w:r>
+      <w:r>
+        <w:t xml:space="preserve">Целостность и </w:t>
+      </w:r>
+      <w:proofErr w:type="spellStart"/>
+      <w:r>
+        <w:t>членимость</w:t>
+      </w:r>
+      <w:proofErr w:type="spellEnd"/>
+      <w:r>
+        <w:t>»</w:t>
+      </w:r>
+    </w:p>
+    <w:p>
+      <w:pPr>
+        <w:pStyle w:val="a4"/>
+      </w:pPr>
+      <w:r>
+        <w:t xml:space="preserve">Рассматриваемый объект исследования обладает целостностью и </w:t>
+      </w:r>
+      <w:proofErr w:type="spellStart"/>
+      <w:r>
+        <w:t>членимостью</w:t>
+      </w:r>
+      <w:proofErr w:type="spellEnd"/>
+      <w:r>
+        <w:t>, так как в нем можно выделить такие части (подсистемы, элементы), как «применение физико-математических моделей» и «применение методов машинного обучения», которые также делятся на части</w:t>
+      </w:r>
+      <w:r>
+        <w:t xml:space="preserve"> (</w:t>
+      </w:r>
+      <w:r>
+        <w:fldChar w:fldCharType="begin"/>
+      </w:r>
+      <w:r>
+        <w:instrText xml:space="preserve"> REF  _Ref239852039 \* Lower \h </w:instrText>
+      </w:r>
+      <w:r>
+        <w:fldChar w:fldCharType="separate"/>
+      </w:r>
+      <w:r>
+        <w:t>рисун</w:t>
+      </w:r>
+      <w:r>
+        <w:t>о</w:t>
+      </w:r>
+      <w:r>
+        <w:t>к</w:t>
+      </w:r>
+      <w:r>
+        <w:t xml:space="preserve"> </w:t>
+      </w:r>
+      <w:r>
+        <w:rPr>
+          <w:noProof/>
+        </w:rPr>
+        <w:t>2</w:t>
+      </w:r>
+      <w:r>
+        <w:t>.</w:t>
+      </w:r>
+      <w:r>
+        <w:rPr>
+          <w:noProof/>
+        </w:rPr>
+        <w:t>1</w:t>
+      </w:r>
+      <w:r>
+        <w:fldChar w:fldCharType="end"/>
+      </w:r>
+      <w:r>
+        <w:t>)</w:t>
+      </w:r>
+      <w:r>
+        <w:t>. Данные подсистемы функционируют вместе для достижения обшей цели.</w:t>
+      </w:r>
+    </w:p>
+    <w:p>
+      <w:pPr>
+        <w:pStyle w:val="3"/>
+      </w:pPr>
+      <w:r>
+        <w:t>Свойство 2</w:t>
+      </w:r>
+      <w:r>
+        <w:t xml:space="preserve"> </w:t>
+      </w:r>
+      <w:r>
+        <w:t>«</w:t>
+      </w:r>
+      <w:r>
+        <w:t>Наличие связей</w:t>
+      </w:r>
+      <w:r>
+        <w:t>»</w:t>
+      </w:r>
+    </w:p>
+    <w:p>
+      <w:pPr>
+        <w:pStyle w:val="a4"/>
+      </w:pPr>
+      <w:r>
+        <w:t>В системе существуют сильные связи между «применением физико-математических моделей» и «применением методов машинного обучения»: они используют</w:t>
+      </w:r>
+      <w:r>
+        <w:t xml:space="preserve"> одинаковые исходные</w:t>
+      </w:r>
+      <w:r>
+        <w:t xml:space="preserve"> данные и работают на общую цель.</w:t>
+      </w:r>
+      <w:r>
+        <w:t xml:space="preserve"> Также</w:t>
+      </w:r>
+      <w:r>
+        <w:t xml:space="preserve"> система имеет </w:t>
+      </w:r>
+      <w:r>
+        <w:t>внешние связи</w:t>
+      </w:r>
+      <w:r>
+        <w:t>:</w:t>
+      </w:r>
+      <w:r>
+        <w:t xml:space="preserve"> например, с</w:t>
+      </w:r>
+      <w:r>
+        <w:t>вязь с</w:t>
+      </w:r>
+      <w:r>
+        <w:t xml:space="preserve"> «проведением физических исследований», котор</w:t>
+      </w:r>
+      <w:r>
+        <w:t>ая</w:t>
+      </w:r>
+      <w:r>
+        <w:t xml:space="preserve"> </w:t>
+      </w:r>
+      <w:r>
+        <w:t>позволяют получать</w:t>
+      </w:r>
+      <w:r>
+        <w:t xml:space="preserve"> данные</w:t>
+      </w:r>
+      <w:r>
+        <w:t xml:space="preserve">, </w:t>
+      </w:r>
+      <w:r>
+        <w:t>необходимые для проектирования и обучения</w:t>
+      </w:r>
+      <w:r>
+        <w:t xml:space="preserve"> моделей</w:t>
+      </w:r>
+      <w:r>
+        <w:t>.</w:t>
+      </w:r>
+    </w:p>
+    <w:p>
+      <w:pPr>
+        <w:pStyle w:val="3"/>
+      </w:pPr>
+      <w:r>
+        <w:t>Свойство 3</w:t>
+      </w:r>
+      <w:r>
+        <w:t xml:space="preserve"> </w:t>
+      </w:r>
+      <w:r>
+        <w:t>«</w:t>
+      </w:r>
+      <w:r>
+        <w:t>Упорядоченность</w:t>
+      </w:r>
+      <w:r>
+        <w:t>»</w:t>
+      </w:r>
+    </w:p>
+    <w:p>
+      <w:pPr>
+        <w:pStyle w:val="a4"/>
+      </w:pPr>
+      <w:r>
+        <w:t xml:space="preserve">В объекте исследования присутствуют правила и законы, которые выражаются в самой задаче «состав – свойство», то есть это функциональная связь </w:t>
+      </w:r>
+      <w:r>
+        <w:lastRenderedPageBreak/>
+        <w:t>между свойствами композиционных материалов и их составами.</w:t>
+      </w:r>
+      <w:r>
+        <w:t xml:space="preserve"> </w:t>
+      </w:r>
+      <w:r>
+        <w:t>Упорядоченность также выраж</w:t>
+      </w:r>
+      <w:r>
+        <w:t>ается в</w:t>
+      </w:r>
+      <w:r>
+        <w:t xml:space="preserve"> </w:t>
+      </w:r>
+      <w:r>
+        <w:t>последовательности</w:t>
+      </w:r>
+      <w:r>
+        <w:t xml:space="preserve"> взаимодействи</w:t>
+      </w:r>
+      <w:r>
+        <w:t>й</w:t>
+      </w:r>
+      <w:r>
+        <w:t xml:space="preserve">: </w:t>
+      </w:r>
+      <w:r>
+        <w:t>поиск</w:t>
+      </w:r>
+      <w:r>
+        <w:t xml:space="preserve"> данных, их обработка и подготовка, обучение моделей и </w:t>
+      </w:r>
+      <w:r>
+        <w:t>получение прогноза. В системе имеются и критерии, как, например, метрики качества моделей.</w:t>
+      </w:r>
+    </w:p>
+    <w:p>
+      <w:pPr>
+        <w:pStyle w:val="3"/>
+      </w:pPr>
+      <w:r>
+        <w:t>Свойство 4</w:t>
+      </w:r>
+      <w:r>
+        <w:t xml:space="preserve"> </w:t>
+      </w:r>
+      <w:r>
+        <w:t>«</w:t>
+      </w:r>
+      <w:r>
+        <w:t>Наличие цели</w:t>
+      </w:r>
+      <w:r>
+        <w:t>»</w:t>
+      </w:r>
+    </w:p>
+    <w:p>
+      <w:pPr>
+        <w:pStyle w:val="a4"/>
+      </w:pPr>
+      <w:r>
+        <w:t>Цель системы:</w:t>
+      </w:r>
+      <w:r>
+        <w:t xml:space="preserve"> </w:t>
+      </w:r>
+      <w:r>
+        <w:t>обеспечить информационную поддержку процедурам анализа синергетических эффектов</w:t>
+      </w:r>
+      <w:r>
+        <w:t>;</w:t>
+      </w:r>
+      <w:r>
+        <w:t xml:space="preserve"> </w:t>
+      </w:r>
+      <w:r>
+        <w:t>п</w:t>
+      </w:r>
+      <w:r>
+        <w:t>одцели</w:t>
+      </w:r>
+      <w:r>
+        <w:t xml:space="preserve"> (</w:t>
+      </w:r>
+      <w:r>
+        <w:fldChar w:fldCharType="begin"/>
+      </w:r>
+      <w:r>
+        <w:instrText xml:space="preserve"> REF  _Ref241185578 \* Lower \h </w:instrText>
+      </w:r>
+      <w:r>
+        <w:fldChar w:fldCharType="separate"/>
+      </w:r>
+      <w:r>
+        <w:t xml:space="preserve">рисунок </w:t>
+      </w:r>
+      <w:r>
+        <w:rPr>
+          <w:noProof/>
+        </w:rPr>
+        <w:t>4</w:t>
+      </w:r>
+      <w:r>
+        <w:t>.</w:t>
+      </w:r>
+      <w:r>
+        <w:rPr>
+          <w:noProof/>
+        </w:rPr>
+        <w:t>1</w:t>
+      </w:r>
+      <w:r>
+        <w:fldChar w:fldCharType="end"/>
+      </w:r>
+      <w:r>
+        <w:t>)</w:t>
+      </w:r>
+      <w:r>
+        <w:t>:</w:t>
+      </w:r>
+    </w:p>
+    <w:p>
+      <w:pPr>
+        <w:pStyle w:val="a4"/>
+        <w:numPr>
+          <w:ilvl w:val="0"/>
+          <w:numId w:val="24"/>
+        </w:numPr>
+      </w:pPr>
+      <w:r>
+        <w:t>подготов</w:t>
+      </w:r>
+      <w:r>
+        <w:t>ить</w:t>
+      </w:r>
+      <w:r>
+        <w:t xml:space="preserve"> данны</w:t>
+      </w:r>
+      <w:r>
+        <w:t>е</w:t>
+      </w:r>
+      <w:r>
+        <w:t>:</w:t>
+      </w:r>
+    </w:p>
+    <w:p>
+      <w:pPr>
+        <w:pStyle w:val="a4"/>
+        <w:numPr>
+          <w:ilvl w:val="1"/>
+          <w:numId w:val="24"/>
+        </w:numPr>
+      </w:pPr>
+      <w:r>
+        <w:t>найти</w:t>
+      </w:r>
+      <w:r>
+        <w:t xml:space="preserve"> данны</w:t>
+      </w:r>
+      <w:r>
+        <w:t>е</w:t>
+      </w:r>
+      <w:r>
+        <w:t>:</w:t>
+      </w:r>
+    </w:p>
+    <w:p>
+      <w:pPr>
+        <w:pStyle w:val="a4"/>
+        <w:numPr>
+          <w:ilvl w:val="2"/>
+          <w:numId w:val="24"/>
+        </w:numPr>
+      </w:pPr>
+      <w:r>
+        <w:t xml:space="preserve">найти </w:t>
+      </w:r>
+      <w:r>
+        <w:t xml:space="preserve">в </w:t>
+      </w:r>
+      <w:r>
+        <w:t>р</w:t>
+      </w:r>
+      <w:r>
+        <w:t>оссийских источниках</w:t>
+      </w:r>
+      <w:r>
+        <w:rPr>
+          <w:lang w:val="en-US"/>
+        </w:rPr>
+        <w:t>,</w:t>
+      </w:r>
+    </w:p>
+    <w:p>
+      <w:pPr>
+        <w:pStyle w:val="a4"/>
+        <w:numPr>
+          <w:ilvl w:val="2"/>
+          <w:numId w:val="24"/>
+        </w:numPr>
+      </w:pPr>
+      <w:r>
+        <w:t xml:space="preserve">найти </w:t>
+      </w:r>
+      <w:r>
+        <w:t>в зарубежных источниках</w:t>
+      </w:r>
+      <w:r>
+        <w:rPr>
+          <w:lang w:val="en-US"/>
+        </w:rPr>
+        <w:t>;</w:t>
+      </w:r>
+    </w:p>
+    <w:p>
+      <w:pPr>
+        <w:pStyle w:val="a4"/>
+        <w:numPr>
+          <w:ilvl w:val="1"/>
+          <w:numId w:val="24"/>
+        </w:numPr>
+      </w:pPr>
+      <w:r>
+        <w:t>преобразова</w:t>
+      </w:r>
+      <w:r>
+        <w:t xml:space="preserve">ть </w:t>
+      </w:r>
+      <w:r>
+        <w:t>данны</w:t>
+      </w:r>
+      <w:r>
+        <w:t>е</w:t>
+      </w:r>
+      <w:r>
+        <w:t>:</w:t>
+      </w:r>
+    </w:p>
+    <w:p>
+      <w:pPr>
+        <w:pStyle w:val="a4"/>
+        <w:numPr>
+          <w:ilvl w:val="2"/>
+          <w:numId w:val="24"/>
+        </w:numPr>
+      </w:pPr>
+      <w:r>
+        <w:t>нормализ</w:t>
+      </w:r>
+      <w:r>
+        <w:t>овать</w:t>
+      </w:r>
+      <w:r>
+        <w:rPr>
+          <w:lang w:val="en-US"/>
+        </w:rPr>
+        <w:t>,</w:t>
+      </w:r>
+    </w:p>
+    <w:p>
+      <w:pPr>
+        <w:pStyle w:val="a4"/>
+        <w:numPr>
+          <w:ilvl w:val="2"/>
+          <w:numId w:val="24"/>
+        </w:numPr>
+      </w:pPr>
+      <w:proofErr w:type="spellStart"/>
+      <w:r>
+        <w:t>аугмент</w:t>
+      </w:r>
+      <w:r>
+        <w:t>ировать</w:t>
+      </w:r>
+      <w:proofErr w:type="spellEnd"/>
+      <w:r>
+        <w:rPr>
+          <w:lang w:val="en-US"/>
+        </w:rPr>
+        <w:t>;</w:t>
+      </w:r>
+    </w:p>
+    <w:p>
+      <w:pPr>
+        <w:pStyle w:val="a4"/>
+        <w:numPr>
+          <w:ilvl w:val="0"/>
+          <w:numId w:val="24"/>
+        </w:numPr>
+      </w:pPr>
+      <w:r>
+        <w:t>разрабо</w:t>
+      </w:r>
+      <w:r>
+        <w:t>тать</w:t>
+      </w:r>
+      <w:r>
+        <w:t xml:space="preserve"> модел</w:t>
+      </w:r>
+      <w:r>
+        <w:t>и</w:t>
+      </w:r>
+      <w:r>
+        <w:t>:</w:t>
+      </w:r>
+    </w:p>
+    <w:p>
+      <w:pPr>
+        <w:pStyle w:val="a4"/>
+        <w:numPr>
+          <w:ilvl w:val="1"/>
+          <w:numId w:val="24"/>
+        </w:numPr>
+      </w:pPr>
+      <w:r>
+        <w:t xml:space="preserve">разработать </w:t>
+      </w:r>
+      <w:r>
+        <w:t>физико-математическ</w:t>
+      </w:r>
+      <w:r>
+        <w:t>ие</w:t>
+      </w:r>
+      <w:r>
+        <w:t xml:space="preserve"> модел</w:t>
+      </w:r>
+      <w:r>
+        <w:t>и</w:t>
+      </w:r>
+      <w:r>
+        <w:t>:</w:t>
+      </w:r>
+    </w:p>
+    <w:p>
+      <w:pPr>
+        <w:pStyle w:val="a4"/>
+        <w:numPr>
+          <w:ilvl w:val="2"/>
+          <w:numId w:val="24"/>
+        </w:numPr>
+      </w:pPr>
+      <w:r>
+        <w:t>проанализировать</w:t>
+      </w:r>
+      <w:r>
+        <w:t xml:space="preserve"> физико-математически</w:t>
+      </w:r>
+      <w:r>
+        <w:t>е</w:t>
+      </w:r>
+      <w:r>
+        <w:t xml:space="preserve"> модел</w:t>
+      </w:r>
+      <w:r>
+        <w:t>и</w:t>
+      </w:r>
+      <w:r>
+        <w:t>,</w:t>
+      </w:r>
+    </w:p>
+    <w:p>
+      <w:pPr>
+        <w:pStyle w:val="a4"/>
+        <w:numPr>
+          <w:ilvl w:val="2"/>
+          <w:numId w:val="24"/>
+        </w:numPr>
+      </w:pPr>
+      <w:r>
+        <w:t>разработать гибридны</w:t>
+      </w:r>
+      <w:r>
+        <w:t>е</w:t>
+      </w:r>
+      <w:r>
+        <w:t xml:space="preserve"> модел</w:t>
+      </w:r>
+      <w:r>
+        <w:t>и</w:t>
+      </w:r>
+      <w:r>
+        <w:rPr>
+          <w:lang w:val="en-US"/>
+        </w:rPr>
+        <w:t>;</w:t>
+      </w:r>
+    </w:p>
+    <w:p>
+      <w:pPr>
+        <w:pStyle w:val="a4"/>
+        <w:numPr>
+          <w:ilvl w:val="1"/>
+          <w:numId w:val="24"/>
+        </w:numPr>
+      </w:pPr>
+      <w:r>
+        <w:t xml:space="preserve">разработать </w:t>
+      </w:r>
+      <w:r>
+        <w:t>модел</w:t>
+      </w:r>
+      <w:r>
+        <w:t>и</w:t>
+      </w:r>
+      <w:r>
+        <w:t xml:space="preserve"> машинного обучения:</w:t>
+      </w:r>
+    </w:p>
+    <w:p>
+      <w:pPr>
+        <w:pStyle w:val="a4"/>
+        <w:numPr>
+          <w:ilvl w:val="2"/>
+          <w:numId w:val="24"/>
+        </w:numPr>
+      </w:pPr>
+      <w:r>
+        <w:t xml:space="preserve">разработать </w:t>
+      </w:r>
+      <w:r>
+        <w:t>сет</w:t>
+      </w:r>
+      <w:r>
+        <w:t>и</w:t>
+      </w:r>
+      <w:r>
+        <w:t xml:space="preserve"> с механизмом внимания</w:t>
+      </w:r>
+      <w:r>
+        <w:t>,</w:t>
+      </w:r>
+    </w:p>
+    <w:p>
+      <w:pPr>
+        <w:pStyle w:val="a4"/>
+        <w:numPr>
+          <w:ilvl w:val="2"/>
+          <w:numId w:val="24"/>
+        </w:numPr>
+      </w:pPr>
+      <w:r>
+        <w:t xml:space="preserve">разработать </w:t>
+      </w:r>
+      <w:r>
+        <w:t>ансамбл</w:t>
+      </w:r>
+      <w:r>
+        <w:t xml:space="preserve">и </w:t>
+      </w:r>
+      <w:r>
+        <w:t>нейронных сетей</w:t>
+      </w:r>
+      <w:r>
+        <w:rPr>
+          <w:lang w:val="en-US"/>
+        </w:rPr>
+        <w:t>,</w:t>
+      </w:r>
+    </w:p>
+    <w:p>
+      <w:pPr>
+        <w:pStyle w:val="a4"/>
+        <w:numPr>
+          <w:ilvl w:val="2"/>
+          <w:numId w:val="24"/>
+        </w:numPr>
+      </w:pPr>
+      <w:r>
+        <w:t>проанализировать</w:t>
+      </w:r>
+      <w:r>
+        <w:t xml:space="preserve"> модел</w:t>
+      </w:r>
+      <w:r>
+        <w:t>и</w:t>
+      </w:r>
+      <w:r>
+        <w:t xml:space="preserve"> машинного обучения</w:t>
+      </w:r>
+      <w:r>
+        <w:t>.</w:t>
+      </w:r>
+    </w:p>
+    <w:p>
+      <w:pPr>
+        <w:pStyle w:val="a4"/>
+      </w:pPr>
+    </w:p>
+    <w:p>
+      <w:pPr>
+        <w:pStyle w:val="a4"/>
+        <w:jc w:val="center"/>
+      </w:pPr>
+      <w:r>
+        <w:lastRenderedPageBreak/>
+        <w:drawing>
+          <wp:inline distT="0" distB="0" distL="0" distR="0" wp14:anchorId="7009791F" wp14:editId="32CB2660">
+            <wp:extent cx="5975985" cy="2391358"/>
+            <wp:effectExtent l="0" t="0" r="5715" b="9525"/>
+            <wp:docPr id="303461777" name="Рисунок 1"/>
+            <wp:cNvGraphicFramePr>
+              <a:graphicFrameLocks xmlns:a="http://schemas.openxmlformats.org/drawingml/2006/main" noChangeAspect="1"/>
+            </wp:cNvGraphicFramePr>
+            <a:graphic xmlns:a="http://schemas.openxmlformats.org/drawingml/2006/main">
+              <a:graphicData uri="http://schemas.openxmlformats.org/drawingml/2006/picture">
+                <pic:pic xmlns:pic="http://schemas.openxmlformats.org/drawingml/2006/picture">
+                  <pic:nvPicPr>
+                    <pic:cNvPr id="303461777" name=""/>
+                    <pic:cNvPicPr/>
+                  </pic:nvPicPr>
+                  <pic:blipFill>
+                    <a:blip r:embed="rId12"/>
+                    <a:stretch>
+                      <a:fillRect/>
+                    </a:stretch>
+                  </pic:blipFill>
+                  <pic:spPr>
+                    <a:xfrm>
+                      <a:off x="0" y="0"/>
+                      <a:ext cx="5999649" cy="2400827"/>
+                    </a:xfrm>
+                    <a:prstGeom prst="rect">
+                      <a:avLst/>
+                    </a:prstGeom>
+                  </pic:spPr>
+                </pic:pic>
+              </a:graphicData>
+            </a:graphic>
+          </wp:inline>
+        </w:drawing>
+      </w:r>
+    </w:p>
+    <w:p>
+      <w:pPr>
+        <w:pStyle w:val="ad"/>
+      </w:pPr>
+      <w:bookmarkStart w:id="23" w:name="_Ref241185578"/>
+      <w:r>
+        <w:t xml:space="preserve">Рисунок </w:t>
+      </w:r>
+      <w:r>
+        <w:fldChar w:fldCharType="begin"/>
+      </w:r>
+      <w:r>
+        <w:instrText xml:space="preserve"> STYLEREF 1 \s </w:instrText>
+      </w:r>
+      <w:r>
+        <w:fldChar w:fldCharType="separate"/>
+      </w:r>
+      <w:r>
+        <w:rPr>
+          <w:noProof/>
+        </w:rPr>
+        <w:t>4</w:t>
+      </w:r>
+      <w:r>
+        <w:fldChar w:fldCharType="end"/>
+      </w:r>
+      <w:r>
+        <w:t>.</w:t>
+      </w:r>
+      <w:r>
+        <w:fldChar w:fldCharType="begin"/>
+      </w:r>
+      <w:r>
+        <w:instrText xml:space="preserve"> SEQ Рисунок \* ARABIC \s 1 </w:instrText>
+      </w:r>
+      <w:r>
+        <w:fldChar w:fldCharType="separate"/>
+      </w:r>
+      <w:r>
+        <w:rPr>
+          <w:noProof/>
+        </w:rPr>
+        <w:t>1</w:t>
+      </w:r>
+      <w:r>
+        <w:fldChar w:fldCharType="end"/>
+      </w:r>
+      <w:bookmarkEnd w:id="23"/>
+      <w:r>
+        <w:t xml:space="preserve"> – Дерево целей</w:t>
+      </w:r>
+    </w:p>
+    <w:p>
+      <w:pPr>
+        <w:pStyle w:val="a4"/>
+      </w:pPr>
+    </w:p>
+    <w:p>
+      <w:pPr>
+        <w:pStyle w:val="a4"/>
+      </w:pPr>
+      <w:r>
+        <w:t xml:space="preserve">Задачи системы: </w:t>
+      </w:r>
+    </w:p>
+    <w:p>
+      <w:pPr>
+        <w:pStyle w:val="a4"/>
+        <w:numPr>
+          <w:ilvl w:val="0"/>
+          <w:numId w:val="25"/>
+        </w:numPr>
+      </w:pPr>
+      <w:r>
+        <w:t>обеспечение</w:t>
+      </w:r>
+      <w:r>
+        <w:t xml:space="preserve"> быстрой скорости</w:t>
+      </w:r>
+      <w:r>
+        <w:t xml:space="preserve"> прогноза</w:t>
+      </w:r>
+      <w:r>
+        <w:t>;</w:t>
+      </w:r>
+    </w:p>
+    <w:p>
+      <w:pPr>
+        <w:pStyle w:val="a4"/>
+        <w:numPr>
+          <w:ilvl w:val="0"/>
+          <w:numId w:val="25"/>
+        </w:numPr>
+      </w:pPr>
+      <w:r>
+        <w:t>обеспечение высокой точности прогноза</w:t>
+      </w:r>
+      <w:r>
+        <w:rPr>
+          <w:lang w:val="en-US"/>
+        </w:rPr>
+        <w:t>;</w:t>
+      </w:r>
+    </w:p>
+    <w:p>
+      <w:pPr>
+        <w:pStyle w:val="a4"/>
+        <w:numPr>
+          <w:ilvl w:val="0"/>
+          <w:numId w:val="25"/>
+        </w:numPr>
+      </w:pPr>
+      <w:r>
+        <w:t>обеспечение отказоустойчивости системы.</w:t>
+      </w:r>
+    </w:p>
+    <w:p>
+      <w:pPr>
+        <w:pStyle w:val="3"/>
+      </w:pPr>
+      <w:r>
+        <w:t>Свойство 5 «</w:t>
+      </w:r>
+      <w:r>
+        <w:t>Наличие интегративных качеств</w:t>
+      </w:r>
+      <w:r>
+        <w:t>»</w:t>
+      </w:r>
+    </w:p>
+    <w:p>
+      <w:pPr>
+        <w:pStyle w:val="a4"/>
+      </w:pPr>
+      <w:r>
+        <w:t xml:space="preserve">Свойство </w:t>
+      </w:r>
+      <w:proofErr w:type="spellStart"/>
+      <w:r>
+        <w:t>интегративности</w:t>
+      </w:r>
+      <w:proofErr w:type="spellEnd"/>
+      <w:r>
+        <w:t xml:space="preserve"> (эмерджентности) – способность системы обеспечить </w:t>
+      </w:r>
+      <w:r>
+        <w:t>информационную поддержку процедурам анализа синергетических эффектов</w:t>
+      </w:r>
+      <w:r>
+        <w:t>.</w:t>
+      </w:r>
+    </w:p>
+    <w:p>
+      <w:pPr>
+        <w:pStyle w:val="3"/>
+      </w:pPr>
+      <w:r>
+        <w:t>Свойство 6</w:t>
+      </w:r>
+      <w:r>
+        <w:t xml:space="preserve"> </w:t>
+      </w:r>
+      <w:r>
+        <w:t>«</w:t>
+      </w:r>
+      <w:r>
+        <w:t>Наличие в эффективной системе путей достижения цели наилучшим образом</w:t>
+      </w:r>
+      <w:r>
+        <w:t>»</w:t>
+      </w:r>
+    </w:p>
+    <w:p>
+      <w:pPr>
+        <w:pStyle w:val="a4"/>
+      </w:pPr>
+      <w:r>
+        <w:t>В системе присутствуют пути достижения цели наилучшим образом, что подтверждает дерево целей (</w:t>
+      </w:r>
+      <w:r>
+        <w:fldChar w:fldCharType="begin"/>
+      </w:r>
+      <w:r>
+        <w:instrText xml:space="preserve"> REF  _Ref241185578 \* Lower \h </w:instrText>
+      </w:r>
+      <w:r>
+        <w:fldChar w:fldCharType="separate"/>
+      </w:r>
+      <w:r>
+        <w:t xml:space="preserve">рисунок </w:t>
+      </w:r>
+      <w:r>
+        <w:rPr>
+          <w:noProof/>
+        </w:rPr>
+        <w:t>4</w:t>
+      </w:r>
+      <w:r>
+        <w:t>.</w:t>
+      </w:r>
+      <w:r>
+        <w:rPr>
+          <w:noProof/>
+        </w:rPr>
+        <w:t>1</w:t>
+      </w:r>
+      <w:r>
+        <w:fldChar w:fldCharType="end"/>
+      </w:r>
+      <w:r>
+        <w:t xml:space="preserve">), в котором предложены способы достижения </w:t>
+      </w:r>
+      <w:r>
+        <w:t>[</w:t>
+      </w:r>
+      <w:r>
+        <w:t>цели</w:t>
+      </w:r>
+      <w:r>
+        <w:t>]</w:t>
+      </w:r>
+      <w:r>
+        <w:t>.</w:t>
+      </w:r>
+    </w:p>
+    <w:p>
+      <w:pPr>
+        <w:pStyle w:val="3"/>
+      </w:pPr>
+      <w:r>
+        <w:t>Заключение по анализу свойств</w:t>
+      </w:r>
+    </w:p>
+    <w:p>
+      <w:pPr>
+        <w:pStyle w:val="a4"/>
+      </w:pPr>
+      <w:r>
+        <w:t xml:space="preserve">Итак, подводя итог, можно сказать, что </w:t>
+      </w:r>
+      <w:r>
+        <w:t>для рассматриваемого объекта исследования «</w:t>
+      </w:r>
+      <w:r>
+        <w:t>п</w:t>
+      </w:r>
+      <w:r>
+        <w:t>рогнозирование свойств медицинских композиционных материалов</w:t>
+      </w:r>
+      <w:r>
+        <w:t>» выполняются все свойства системы.</w:t>
+      </w:r>
+      <w:r>
+        <w:t xml:space="preserve"> Но при этом «наличие цели», </w:t>
+      </w:r>
+      <w:r>
+        <w:lastRenderedPageBreak/>
+        <w:t>«н</w:t>
+      </w:r>
+      <w:r>
+        <w:t>аличие интегративных качеств</w:t>
+      </w:r>
+      <w:r>
+        <w:t>» и «н</w:t>
+      </w:r>
+      <w:r>
+        <w:t>аличие в эффективной системе путей достижения цели наилучшим образом</w:t>
+      </w:r>
+      <w:r>
+        <w:t xml:space="preserve">» выполняются недостаточно эффективно, так как </w:t>
+      </w:r>
+      <w:proofErr w:type="spellStart"/>
+      <w:r>
+        <w:t>проблемосодержащая</w:t>
+      </w:r>
+      <w:proofErr w:type="spellEnd"/>
+      <w:r>
+        <w:t xml:space="preserve"> система не обеспечивает эффективную поддержку процедурам анализа синергетических </w:t>
+      </w:r>
+      <w:r>
+        <w:t>эффектов</w:t>
+      </w:r>
+      <w:r>
+        <w:t>.</w:t>
+      </w:r>
     </w:p>
     <w:p>
       <w:pPr>
         <w:pStyle w:val="2"/>
       </w:pPr>
-      <w:bookmarkStart w:id="22" w:name="_Toc240933151"/>
+      <w:bookmarkStart w:id="24" w:name="_Toc241197355"/>
       <w:r>
         <w:t>Задание 3</w:t>
       </w:r>
-      <w:bookmarkEnd w:id="22"/>
+      <w:r>
+        <w:t xml:space="preserve"> – Доказательство сложности системы</w:t>
+      </w:r>
+      <w:bookmarkEnd w:id="24"/>
+    </w:p>
+    <w:p>
+      <w:pPr>
+        <w:pStyle w:val="a4"/>
+      </w:pPr>
+      <w:r>
+        <w:t>Докажем</w:t>
+      </w:r>
+      <w:r>
+        <w:t xml:space="preserve"> выполнение свойств</w:t>
+      </w:r>
+      <w:r>
+        <w:t xml:space="preserve"> сложного объекта</w:t>
+      </w:r>
+      <w:r>
+        <w:t xml:space="preserve"> для нашей системы:</w:t>
+      </w:r>
+    </w:p>
+    <w:p>
+      <w:pPr>
+        <w:pStyle w:val="a4"/>
+        <w:numPr>
+          <w:ilvl w:val="0"/>
+          <w:numId w:val="23"/>
+        </w:numPr>
+      </w:pPr>
+      <w:r>
+        <w:t>в составе объекта присутствует большое количество элементов: «прогнозирование свойств» имеет подсистемы «применение физико-математических моделей» и «применение методов машинного</w:t>
+      </w:r>
+      <w:r>
+        <w:t xml:space="preserve"> обучения</w:t>
+      </w:r>
+      <w:r>
+        <w:t>», у которых также есть свои подсистемы (</w:t>
+      </w:r>
+      <w:r>
+        <w:fldChar w:fldCharType="begin"/>
+      </w:r>
+      <w:r>
+        <w:instrText xml:space="preserve"> REF  _Ref239852039 \* Lower \h </w:instrText>
+      </w:r>
+      <w:r>
+        <w:fldChar w:fldCharType="separate"/>
+      </w:r>
+      <w:r>
+        <w:t>рисунок</w:t>
+      </w:r>
+      <w:r>
+        <w:t xml:space="preserve"> </w:t>
+      </w:r>
+      <w:r>
+        <w:rPr>
+          <w:noProof/>
+        </w:rPr>
+        <w:t>2</w:t>
+      </w:r>
+      <w:r>
+        <w:t>.</w:t>
+      </w:r>
+      <w:r>
+        <w:rPr>
+          <w:noProof/>
+        </w:rPr>
+        <w:t>1</w:t>
+      </w:r>
+      <w:r>
+        <w:fldChar w:fldCharType="end"/>
+      </w:r>
+      <w:r>
+        <w:t>)</w:t>
+      </w:r>
+      <w:r>
+        <w:t>;</w:t>
+      </w:r>
+    </w:p>
+    <w:p>
+      <w:pPr>
+        <w:pStyle w:val="a4"/>
+        <w:numPr>
+          <w:ilvl w:val="0"/>
+          <w:numId w:val="23"/>
+        </w:numPr>
+      </w:pPr>
+      <w:r>
+        <w:t xml:space="preserve">в объекте есть большое количество параметров, характеризующих поведение его элементов </w:t>
+      </w:r>
+      <w:r>
+        <w:t>[</w:t>
+      </w:r>
+      <w:r>
+        <w:t>элементов</w:t>
+      </w:r>
+      <w:r>
+        <w:t xml:space="preserve"> объекта</w:t>
+      </w:r>
+      <w:r>
+        <w:t>]</w:t>
+      </w:r>
+      <w:r>
+        <w:t xml:space="preserve">: например, </w:t>
+      </w:r>
+      <w:proofErr w:type="spellStart"/>
+      <w:r>
+        <w:t>гиперпараметры</w:t>
+      </w:r>
+      <w:proofErr w:type="spellEnd"/>
+      <w:r>
+        <w:t xml:space="preserve"> методов машинного обучения, коэффициенты физико-математических моделей, метрики качества, параметры составов, физические свойства и другие</w:t>
+      </w:r>
+      <w:r>
+        <w:t>;</w:t>
+      </w:r>
+    </w:p>
+    <w:p>
+      <w:pPr>
+        <w:pStyle w:val="a4"/>
+        <w:numPr>
+          <w:ilvl w:val="0"/>
+          <w:numId w:val="23"/>
+        </w:numPr>
+      </w:pPr>
+      <w:r>
+        <w:t xml:space="preserve">для объекта исследования можно построить иерархическую структуру, что и сделано в первой практической работе </w:t>
+      </w:r>
+      <w:r>
+        <w:t>[</w:t>
+      </w:r>
+      <w:r>
+        <w:fldChar w:fldCharType="begin"/>
+      </w:r>
+      <w:r>
+        <w:instrText xml:space="preserve"> REF _Ref241193620 \w \h </w:instrText>
+      </w:r>
+      <w:r>
+        <w:fldChar w:fldCharType="separate"/>
+      </w:r>
+      <w:r>
+        <w:t>2.2.</w:t>
+      </w:r>
+      <w:r>
+        <w:t>1</w:t>
+      </w:r>
+      <w:r>
+        <w:fldChar w:fldCharType="end"/>
+      </w:r>
+      <w:r>
+        <w:t>]</w:t>
+      </w:r>
+      <w:r>
+        <w:t>;</w:t>
+      </w:r>
+    </w:p>
+    <w:p>
+      <w:pPr>
+        <w:pStyle w:val="a4"/>
+        <w:numPr>
+          <w:ilvl w:val="0"/>
+          <w:numId w:val="23"/>
+        </w:numPr>
+      </w:pPr>
+      <w:r>
+        <w:t>рассматриваемая система нелинейна, что следует из самой задачи «состав – свойство», в которой небольшое изменение доли содержания одного компонента состава может приводить к сильным, значительным изменениям свойств</w:t>
+      </w:r>
+      <w:r>
+        <w:t>;</w:t>
+      </w:r>
+    </w:p>
+    <w:p>
+      <w:pPr>
+        <w:pStyle w:val="a4"/>
+        <w:numPr>
+          <w:ilvl w:val="0"/>
+          <w:numId w:val="23"/>
+        </w:numPr>
+      </w:pPr>
+      <w:r>
+        <w:t>элементы объекта исследования являются гетерогенными</w:t>
+      </w:r>
+      <w:r>
+        <w:t>, например,</w:t>
+      </w:r>
+      <w:r>
+        <w:t xml:space="preserve"> те же </w:t>
+      </w:r>
+      <w:r>
+        <w:t>физико-математически</w:t>
+      </w:r>
+      <w:r>
+        <w:t>е</w:t>
+      </w:r>
+      <w:r>
+        <w:t xml:space="preserve"> модел</w:t>
+      </w:r>
+      <w:r>
+        <w:t>и</w:t>
+      </w:r>
+      <w:r>
+        <w:t xml:space="preserve"> и методы </w:t>
+      </w:r>
+      <w:r>
+        <w:t>машинного обучения</w:t>
+      </w:r>
+      <w:r>
+        <w:t xml:space="preserve"> обладают принципиально разной основой: физико-математические модели детерминированы и основаны на уравнениях, а </w:t>
+      </w:r>
+      <w:r>
+        <w:t>методы машинного обучения</w:t>
+      </w:r>
+      <w:r>
+        <w:t xml:space="preserve"> вероятностны и зависят от исходных данных</w:t>
+      </w:r>
+      <w:r>
+        <w:t>;</w:t>
+      </w:r>
+    </w:p>
+    <w:p>
+      <w:pPr>
+        <w:pStyle w:val="a4"/>
+        <w:numPr>
+          <w:ilvl w:val="0"/>
+          <w:numId w:val="23"/>
+        </w:numPr>
+      </w:pPr>
+      <w:r>
+        <w:t xml:space="preserve">в объекте есть </w:t>
+      </w:r>
+      <w:r>
+        <w:t>непредсказуемость и неопределенность поведения как элементов самой системы, так и элементов внешней среды</w:t>
+      </w:r>
+      <w:r>
+        <w:t>:</w:t>
+      </w:r>
+    </w:p>
+    <w:p>
+      <w:pPr>
+        <w:pStyle w:val="a4"/>
+        <w:numPr>
+          <w:ilvl w:val="1"/>
+          <w:numId w:val="23"/>
+        </w:numPr>
+      </w:pPr>
+      <w:r>
+        <w:lastRenderedPageBreak/>
+        <w:t>для элементов системы: физико-математические модели и методы машинного обучения разрабатывает человек</w:t>
+      </w:r>
+      <w:r>
+        <w:t xml:space="preserve"> – </w:t>
+      </w:r>
+      <w:r>
+        <w:t xml:space="preserve">он задает коэффициенты и </w:t>
+      </w:r>
+      <w:proofErr w:type="spellStart"/>
+      <w:r>
+        <w:t>гиперпараметры</w:t>
+      </w:r>
+      <w:proofErr w:type="spellEnd"/>
+      <w:r>
+        <w:t>, принимает решение о</w:t>
+      </w:r>
+      <w:r>
+        <w:t>б</w:t>
+      </w:r>
+      <w:r>
+        <w:t xml:space="preserve"> </w:t>
+      </w:r>
+      <w:r>
+        <w:t xml:space="preserve">их </w:t>
+      </w:r>
+      <w:r>
+        <w:t xml:space="preserve">качестве и возможности </w:t>
+      </w:r>
+      <w:r>
+        <w:t>внедрения</w:t>
+      </w:r>
+      <w:r>
+        <w:t xml:space="preserve">, все эти действия не </w:t>
+      </w:r>
+      <w:r>
+        <w:t>формализованы</w:t>
+      </w:r>
+      <w:r>
+        <w:t xml:space="preserve"> и зависят только от мнения человека, что приводит к появлению непредсказуемости и неопределенности в системе</w:t>
+      </w:r>
+      <w:r>
+        <w:t>;</w:t>
+      </w:r>
+    </w:p>
+    <w:p>
+      <w:pPr>
+        <w:pStyle w:val="a4"/>
+        <w:numPr>
+          <w:ilvl w:val="1"/>
+          <w:numId w:val="23"/>
+        </w:numPr>
+      </w:pPr>
+      <w:r>
+        <w:t xml:space="preserve">для элементов внешней среды: </w:t>
+      </w:r>
+      <w:r>
+        <w:t xml:space="preserve">модели прогнозирования разрабатывают на основе имеющихся данных, поэтому проведение новых качественных </w:t>
+      </w:r>
+      <w:r>
+        <w:t>экспериментов</w:t>
+      </w:r>
+      <w:r>
+        <w:t xml:space="preserve"> </w:t>
+      </w:r>
+      <w:r>
+        <w:t>с ранее не исследованными составами может привести к появлению новой информации о свойствах</w:t>
+      </w:r>
+      <w:r>
+        <w:t>, котор</w:t>
+      </w:r>
+      <w:r>
+        <w:t>ая</w:t>
+      </w:r>
+      <w:r>
+        <w:t xml:space="preserve"> </w:t>
+      </w:r>
+      <w:r>
+        <w:t xml:space="preserve">не </w:t>
+      </w:r>
+      <w:r>
+        <w:t>будут</w:t>
+      </w:r>
+      <w:r>
+        <w:t xml:space="preserve"> включена в существующие программные обсечения, что потребует их переработки</w:t>
+      </w:r>
+      <w:r>
+        <w:t>.</w:t>
+      </w:r>
     </w:p>
     <w:p>
       <w:pPr>
         <w:pStyle w:val="2"/>
       </w:pPr>
-      <w:bookmarkStart w:id="23" w:name="_Toc240933152"/>
+      <w:bookmarkStart w:id="25" w:name="_Toc241197356"/>
       <w:r>
         <w:t>Задание 4</w:t>
       </w:r>
-      <w:bookmarkEnd w:id="23"/>
+      <w:r>
+        <w:t xml:space="preserve"> – Структура системы</w:t>
+      </w:r>
+      <w:bookmarkEnd w:id="25"/>
+    </w:p>
+    <w:p>
+      <w:pPr>
+        <w:pStyle w:val="a4"/>
+      </w:pPr>
+      <w:r>
+        <w:t xml:space="preserve">Далее представим структуру системы, которую уточним по сравнению с предварительной добавлением «применения ансамблей сетей» и разместим на </w:t>
+      </w:r>
+      <w:r>
+        <w:fldChar w:fldCharType="begin"/>
+      </w:r>
+      <w:r>
+        <w:instrText xml:space="preserve"> REF _Ref241204587 \h </w:instrText>
+      </w:r>
+      <w:r>
+        <w:fldChar w:fldCharType="separate"/>
+      </w:r>
+      <w:r>
+        <w:t xml:space="preserve">рисунке </w:t>
+      </w:r>
+      <w:r>
+        <w:rPr>
+          <w:noProof/>
+        </w:rPr>
+        <w:t>4</w:t>
+      </w:r>
+      <w:r>
+        <w:t>.</w:t>
+      </w:r>
+      <w:r>
+        <w:rPr>
+          <w:noProof/>
+        </w:rPr>
+        <w:t>2</w:t>
+      </w:r>
+      <w:r>
+        <w:fldChar w:fldCharType="end"/>
+      </w:r>
+      <w:r>
+        <w:t>.</w:t>
+      </w:r>
+    </w:p>
+    <w:p>
+      <w:pPr>
+        <w:pStyle w:val="a4"/>
+      </w:pPr>
+    </w:p>
+    <w:p>
+      <w:pPr>
+        <w:pStyle w:val="a4"/>
+        <w:jc w:val="center"/>
+      </w:pPr>
+      <w:r>
+        <w:lastRenderedPageBreak/>
+        <w:drawing>
+          <wp:inline distT="0" distB="0" distL="0" distR="0" wp14:anchorId="73EC9F31" wp14:editId="2063B6BB">
+            <wp:extent cx="5944530" cy="3791654"/>
+            <wp:effectExtent l="0" t="0" r="0" b="0"/>
+            <wp:docPr id="515601534" name="Рисунок 1"/>
+            <wp:cNvGraphicFramePr>
+              <a:graphicFrameLocks xmlns:a="http://schemas.openxmlformats.org/drawingml/2006/main" noChangeAspect="1"/>
+            </wp:cNvGraphicFramePr>
+            <a:graphic xmlns:a="http://schemas.openxmlformats.org/drawingml/2006/main">
+              <a:graphicData uri="http://schemas.openxmlformats.org/drawingml/2006/picture">
+                <pic:pic xmlns:pic="http://schemas.openxmlformats.org/drawingml/2006/picture">
+                  <pic:nvPicPr>
+                    <pic:cNvPr id="515601534" name=""/>
+                    <pic:cNvPicPr/>
+                  </pic:nvPicPr>
+                  <pic:blipFill>
+                    <a:blip r:embed="rId13"/>
+                    <a:stretch>
+                      <a:fillRect/>
+                    </a:stretch>
+                  </pic:blipFill>
+                  <pic:spPr>
+                    <a:xfrm>
+                      <a:off x="0" y="0"/>
+                      <a:ext cx="6027635" cy="3844662"/>
+                    </a:xfrm>
+                    <a:prstGeom prst="rect">
+                      <a:avLst/>
+                    </a:prstGeom>
+                  </pic:spPr>
+                </pic:pic>
+              </a:graphicData>
+            </a:graphic>
+          </wp:inline>
+        </w:drawing>
+      </w:r>
+    </w:p>
+    <w:p>
+      <w:pPr>
+        <w:pStyle w:val="ad"/>
+      </w:pPr>
+      <w:bookmarkStart w:id="26" w:name="_Ref241204587"/>
+      <w:r>
+        <w:t xml:space="preserve">Рисунок </w:t>
+      </w:r>
+      <w:r>
+        <w:fldChar w:fldCharType="begin"/>
+      </w:r>
+      <w:r>
+        <w:instrText xml:space="preserve"> STYLEREF 1 \s </w:instrText>
+      </w:r>
+      <w:r>
+        <w:fldChar w:fldCharType="separate"/>
+      </w:r>
+      <w:r>
+        <w:rPr>
+          <w:noProof/>
+        </w:rPr>
+        <w:t>4</w:t>
+      </w:r>
+      <w:r>
+        <w:fldChar w:fldCharType="end"/>
+      </w:r>
+      <w:r>
+        <w:t>.</w:t>
+      </w:r>
+      <w:r>
+        <w:fldChar w:fldCharType="begin"/>
+      </w:r>
+      <w:r>
+        <w:instrText xml:space="preserve"> SEQ Рисунок \* ARABIC \s 1 </w:instrText>
+      </w:r>
+      <w:r>
+        <w:fldChar w:fldCharType="separate"/>
+      </w:r>
+      <w:r>
+        <w:rPr>
+          <w:noProof/>
+        </w:rPr>
+        <w:t>2</w:t>
+      </w:r>
+      <w:r>
+        <w:fldChar w:fldCharType="end"/>
+      </w:r>
+      <w:bookmarkEnd w:id="26"/>
+      <w:r>
+        <w:t xml:space="preserve"> – Структура системы</w:t>
+      </w:r>
+    </w:p>
+    <w:p>
+      <w:pPr>
+        <w:pStyle w:val="a4"/>
+      </w:pPr>
+    </w:p>
+    <w:p>
+      <w:pPr>
+        <w:pStyle w:val="a4"/>
+      </w:pPr>
+      <w:r>
+        <w:t>После определим способ декомпозиции, с помощью которого была получена структура:</w:t>
+      </w:r>
+    </w:p>
+    <w:p>
+      <w:pPr>
+        <w:pStyle w:val="a4"/>
+        <w:numPr>
+          <w:ilvl w:val="0"/>
+          <w:numId w:val="26"/>
+        </w:numPr>
+      </w:pPr>
+      <w:r>
+        <w:t>базовый элемент: конкретный способ проведения прогноза, как, например, «применение ансамблей моделей»</w:t>
+      </w:r>
+      <w:r>
+        <w:t>;</w:t>
+      </w:r>
+    </w:p>
+    <w:p>
+      <w:pPr>
+        <w:pStyle w:val="a4"/>
+        <w:numPr>
+          <w:ilvl w:val="0"/>
+          <w:numId w:val="26"/>
+        </w:numPr>
+      </w:pPr>
+      <w:r>
+        <w:t>тип базового элемента:</w:t>
+      </w:r>
+    </w:p>
+    <w:p>
+      <w:pPr>
+        <w:pStyle w:val="a4"/>
+        <w:numPr>
+          <w:ilvl w:val="1"/>
+          <w:numId w:val="26"/>
+        </w:numPr>
+      </w:pPr>
+      <w:r>
+        <w:t>по природе: идеальный</w:t>
+      </w:r>
+      <w:r>
+        <w:rPr>
+          <w:lang w:val="en-US"/>
+        </w:rPr>
+        <w:t>,</w:t>
+      </w:r>
+    </w:p>
+    <w:p>
+      <w:pPr>
+        <w:pStyle w:val="a4"/>
+        <w:numPr>
+          <w:ilvl w:val="1"/>
+          <w:numId w:val="26"/>
+        </w:numPr>
+      </w:pPr>
+      <w:r>
+        <w:t xml:space="preserve">по временному аспекту: </w:t>
+      </w:r>
+      <w:r>
+        <w:t>процесс</w:t>
+      </w:r>
+      <w:r>
+        <w:rPr>
+          <w:lang w:val="en-US"/>
+        </w:rPr>
+        <w:t>;</w:t>
+      </w:r>
+    </w:p>
+    <w:p>
+      <w:pPr>
+        <w:pStyle w:val="a4"/>
+        <w:numPr>
+          <w:ilvl w:val="0"/>
+          <w:numId w:val="26"/>
+        </w:numPr>
+      </w:pPr>
+      <w:r>
+        <w:t xml:space="preserve">направление декомпозиции: </w:t>
+      </w:r>
+      <w:r>
+        <w:t>вертикальное – иерархия</w:t>
+      </w:r>
+      <w:r>
+        <w:t>.</w:t>
+      </w:r>
     </w:p>
     <w:p>
       <w:pPr>
         <w:pStyle w:val="1"/>
       </w:pPr>
-      <w:bookmarkStart w:id="24" w:name="_Toc240933153"/>
+      <w:bookmarkStart w:id="27" w:name="_Toc241197357"/>
       <w:r>
         <w:lastRenderedPageBreak/>
         <w:t>Вывод</w:t>
       </w:r>
-      <w:bookmarkEnd w:id="24"/>
+      <w:bookmarkEnd w:id="27"/>
     </w:p>
     <w:p>
       <w:pPr>
@@ -7143,10 +8858,13 @@
         <w:t xml:space="preserve">В ходе </w:t>
       </w:r>
       <w:r>
-        <w:t>практической</w:t>
-      </w:r>
-      <w:r>
-        <w:t xml:space="preserve"> работы</w:t>
+        <w:t>практическ</w:t>
+      </w:r>
+      <w:r>
+        <w:t>их</w:t>
+      </w:r>
+      <w:r>
+        <w:t xml:space="preserve"> работ</w:t>
       </w:r>
       <w:r>
         <w:t xml:space="preserve"> мы</w:t>
@@ -7174,12 +8892,12 @@
       <w:pPr>
         <w:pStyle w:val="1"/>
       </w:pPr>
-      <w:bookmarkStart w:id="25" w:name="_Toc240933154"/>
+      <w:bookmarkStart w:id="28" w:name="_Toc241197358"/>
       <w:r>
         <w:lastRenderedPageBreak/>
         <w:t>Приложение</w:t>
       </w:r>
-      <w:bookmarkEnd w:id="25"/>
+      <w:bookmarkEnd w:id="28"/>
     </w:p>
     <w:p>
       <w:pPr>
@@ -7190,10 +8908,16 @@
         </w:numPr>
       </w:pPr>
       <w:r>
+        <w:t>«</w:t>
+      </w:r>
+      <w:r>
         <w:rPr>
           <w:lang w:val="en-US"/>
         </w:rPr>
         <w:t>DeepSeek</w:t>
+      </w:r>
+      <w:r>
+        <w:t>»</w:t>
       </w:r>
       <w:r>
         <w:t>;</w:t>
@@ -7208,10 +8932,16 @@
         </w:numPr>
       </w:pPr>
       <w:r>
+        <w:t>«</w:t>
+      </w:r>
+      <w:r>
         <w:rPr>
           <w:lang w:val="en-US"/>
         </w:rPr>
         <w:t>Gemini</w:t>
+      </w:r>
+      <w:r>
+        <w:t>»</w:t>
       </w:r>
       <w:r>
         <w:t>;</w:t>
@@ -7233,7 +8963,7 @@
       </w:r>
     </w:p>
     <w:sectPr>
-      <w:footerReference w:type="default" r:id="rId12"/>
+      <w:footerReference w:type="default" r:id="rId14"/>
       <w:pgSz w:w="11906" w:h="16838" w:code="9"/>
       <w:pgMar w:top="851" w:right="567" w:bottom="1701" w:left="1418" w:header="284" w:footer="284" w:gutter="0"/>
       <w:pgNumType w:start="3"/>
@@ -8032,7 +9762,7 @@
                                 <w:sz w:val="16"/>
                                 <w:szCs w:val="16"/>
                               </w:rPr>
-                              <w:t>12</w:t>
+                              <w:t>20</w:t>
                             </w:r>
                           </w:p>
                         </w:txbxContent>
@@ -9773,7 +11503,7 @@
                           <w:sz w:val="16"/>
                           <w:szCs w:val="16"/>
                         </w:rPr>
-                        <w:t>12</w:t>
+                        <w:t>20</w:t>
                       </w:r>
                     </w:p>
                   </w:txbxContent>
@@ -11488,43 +13218,55 @@
   <w:abstractNum w:abstractNumId="2" w15:restartNumberingAfterBreak="0">
     <w:nsid w:val="00B13B95"/>
     <w:multiLevelType w:val="multilevel"/>
-    <w:tmpl w:val="50F2EA54"/>
+    <w:tmpl w:val="0AAE2BB0"/>
     <w:numStyleLink w:val="a1"/>
   </w:abstractNum>
   <w:abstractNum w:abstractNumId="3" w15:restartNumberingAfterBreak="0">
     <w:nsid w:val="02551C33"/>
     <w:multiLevelType w:val="multilevel"/>
-    <w:tmpl w:val="84CAD452"/>
+    <w:tmpl w:val="2B363AD6"/>
     <w:numStyleLink w:val="a2"/>
   </w:abstractNum>
   <w:abstractNum w:abstractNumId="4" w15:restartNumberingAfterBreak="0">
     <w:nsid w:val="050D7FCB"/>
     <w:multiLevelType w:val="multilevel"/>
-    <w:tmpl w:val="84CAD452"/>
+    <w:tmpl w:val="2B363AD6"/>
     <w:numStyleLink w:val="a2"/>
   </w:abstractNum>
   <w:abstractNum w:abstractNumId="5" w15:restartNumberingAfterBreak="0">
-    <w:nsid w:val="163F2E7C"/>
+    <w:nsid w:val="06576C18"/>
     <w:multiLevelType w:val="multilevel"/>
-    <w:tmpl w:val="84CAD452"/>
-    <w:numStyleLink w:val="a2"/>
+    <w:tmpl w:val="0AAE2BB0"/>
+    <w:numStyleLink w:val="a1"/>
   </w:abstractNum>
   <w:abstractNum w:abstractNumId="6" w15:restartNumberingAfterBreak="0">
-    <w:nsid w:val="23454EE4"/>
+    <w:nsid w:val="0F876807"/>
     <w:multiLevelType w:val="multilevel"/>
-    <w:tmpl w:val="84CAD452"/>
+    <w:tmpl w:val="2B363AD6"/>
     <w:numStyleLink w:val="a2"/>
   </w:abstractNum>
   <w:abstractNum w:abstractNumId="7" w15:restartNumberingAfterBreak="0">
-    <w:nsid w:val="23483251"/>
+    <w:nsid w:val="163F2E7C"/>
     <w:multiLevelType w:val="multilevel"/>
-    <w:tmpl w:val="84CAD452"/>
+    <w:tmpl w:val="2B363AD6"/>
     <w:numStyleLink w:val="a2"/>
   </w:abstractNum>
   <w:abstractNum w:abstractNumId="8" w15:restartNumberingAfterBreak="0">
+    <w:nsid w:val="23454EE4"/>
+    <w:multiLevelType w:val="multilevel"/>
+    <w:tmpl w:val="2B363AD6"/>
+    <w:numStyleLink w:val="a2"/>
+  </w:abstractNum>
+  <w:abstractNum w:abstractNumId="9" w15:restartNumberingAfterBreak="0">
+    <w:nsid w:val="23483251"/>
+    <w:multiLevelType w:val="multilevel"/>
+    <w:tmpl w:val="2B363AD6"/>
+    <w:numStyleLink w:val="a2"/>
+  </w:abstractNum>
+  <w:abstractNum w:abstractNumId="10" w15:restartNumberingAfterBreak="0">
     <w:nsid w:val="298622ED"/>
     <w:multiLevelType w:val="multilevel"/>
-    <w:tmpl w:val="84CAD452"/>
+    <w:tmpl w:val="2B363AD6"/>
     <w:styleLink w:val="a2"/>
     <w:lvl w:ilvl="0">
       <w:start w:val="1"/>
@@ -11535,7 +13277,7 @@
         <w:tabs>
           <w:tab w:val="num" w:pos="709"/>
         </w:tabs>
-        <w:ind w:left="709" w:firstLine="0"/>
+        <w:ind w:left="0" w:firstLine="709"/>
       </w:pPr>
       <w:rPr>
         <w:rFonts w:ascii="Times New Roman" w:hAnsi="Times New Roman" w:hint="default"/>
@@ -11550,7 +13292,7 @@
         <w:tabs>
           <w:tab w:val="num" w:pos="1418"/>
         </w:tabs>
-        <w:ind w:left="1418" w:firstLine="0"/>
+        <w:ind w:left="709" w:firstLine="709"/>
       </w:pPr>
       <w:rPr>
         <w:rFonts w:hint="default"/>
@@ -11565,7 +13307,7 @@
         <w:tabs>
           <w:tab w:val="num" w:pos="2126"/>
         </w:tabs>
-        <w:ind w:left="2126" w:firstLine="0"/>
+        <w:ind w:left="1418" w:firstLine="708"/>
       </w:pPr>
       <w:rPr>
         <w:rFonts w:hint="default"/>
@@ -11644,7 +13386,7 @@
       </w:rPr>
     </w:lvl>
   </w:abstractNum>
-  <w:abstractNum w:abstractNumId="9" w15:restartNumberingAfterBreak="0">
+  <w:abstractNum w:abstractNumId="11" w15:restartNumberingAfterBreak="0">
     <w:nsid w:val="2AF40272"/>
     <w:multiLevelType w:val="hybridMultilevel"/>
     <w:tmpl w:val="0C9E7AB8"/>
@@ -11757,13 +13499,13 @@
       </w:rPr>
     </w:lvl>
   </w:abstractNum>
-  <w:abstractNum w:abstractNumId="10" w15:restartNumberingAfterBreak="0">
+  <w:abstractNum w:abstractNumId="12" w15:restartNumberingAfterBreak="0">
     <w:nsid w:val="37E22419"/>
     <w:multiLevelType w:val="multilevel"/>
-    <w:tmpl w:val="84CAD452"/>
+    <w:tmpl w:val="2B363AD6"/>
     <w:numStyleLink w:val="a2"/>
   </w:abstractNum>
-  <w:abstractNum w:abstractNumId="11" w15:restartNumberingAfterBreak="0">
+  <w:abstractNum w:abstractNumId="13" w15:restartNumberingAfterBreak="0">
     <w:nsid w:val="390A62EE"/>
     <w:multiLevelType w:val="multilevel"/>
     <w:tmpl w:val="04190025"/>
@@ -11858,13 +13600,13 @@
       </w:pPr>
     </w:lvl>
   </w:abstractNum>
-  <w:abstractNum w:abstractNumId="12" w15:restartNumberingAfterBreak="0">
+  <w:abstractNum w:abstractNumId="14" w15:restartNumberingAfterBreak="0">
     <w:nsid w:val="39FC496F"/>
     <w:multiLevelType w:val="multilevel"/>
-    <w:tmpl w:val="50F2EA54"/>
+    <w:tmpl w:val="0AAE2BB0"/>
     <w:numStyleLink w:val="a1"/>
   </w:abstractNum>
-  <w:abstractNum w:abstractNumId="13" w15:restartNumberingAfterBreak="0">
+  <w:abstractNum w:abstractNumId="15" w15:restartNumberingAfterBreak="0">
     <w:nsid w:val="3B476309"/>
     <w:multiLevelType w:val="singleLevel"/>
     <w:tmpl w:val="0419000F"/>
@@ -11884,28 +13626,34 @@
       </w:rPr>
     </w:lvl>
   </w:abstractNum>
-  <w:abstractNum w:abstractNumId="14" w15:restartNumberingAfterBreak="0">
+  <w:abstractNum w:abstractNumId="16" w15:restartNumberingAfterBreak="0">
     <w:nsid w:val="3D940E7E"/>
     <w:multiLevelType w:val="multilevel"/>
-    <w:tmpl w:val="50F2EA54"/>
+    <w:tmpl w:val="0AAE2BB0"/>
     <w:numStyleLink w:val="a1"/>
   </w:abstractNum>
-  <w:abstractNum w:abstractNumId="15" w15:restartNumberingAfterBreak="0">
+  <w:abstractNum w:abstractNumId="17" w15:restartNumberingAfterBreak="0">
     <w:nsid w:val="41E24296"/>
     <w:multiLevelType w:val="multilevel"/>
-    <w:tmpl w:val="84CAD452"/>
+    <w:tmpl w:val="2B363AD6"/>
     <w:numStyleLink w:val="a2"/>
   </w:abstractNum>
-  <w:abstractNum w:abstractNumId="16" w15:restartNumberingAfterBreak="0">
+  <w:abstractNum w:abstractNumId="18" w15:restartNumberingAfterBreak="0">
     <w:nsid w:val="4514593E"/>
     <w:multiLevelType w:val="multilevel"/>
-    <w:tmpl w:val="84CAD452"/>
+    <w:tmpl w:val="2B363AD6"/>
     <w:numStyleLink w:val="a2"/>
   </w:abstractNum>
-  <w:abstractNum w:abstractNumId="17" w15:restartNumberingAfterBreak="0">
+  <w:abstractNum w:abstractNumId="19" w15:restartNumberingAfterBreak="0">
+    <w:nsid w:val="50E9475D"/>
+    <w:multiLevelType w:val="multilevel"/>
+    <w:tmpl w:val="0AAE2BB0"/>
+    <w:numStyleLink w:val="a1"/>
+  </w:abstractNum>
+  <w:abstractNum w:abstractNumId="20" w15:restartNumberingAfterBreak="0">
     <w:nsid w:val="51655D1D"/>
     <w:multiLevelType w:val="multilevel"/>
-    <w:tmpl w:val="50F2EA54"/>
+    <w:tmpl w:val="0AAE2BB0"/>
     <w:styleLink w:val="a1"/>
     <w:lvl w:ilvl="0">
       <w:start w:val="1"/>
@@ -11916,10 +13664,10 @@
         <w:tabs>
           <w:tab w:val="num" w:pos="709"/>
         </w:tabs>
-        <w:ind w:left="709" w:firstLine="0"/>
+        <w:ind w:left="0" w:firstLine="709"/>
       </w:pPr>
       <w:rPr>
-        <w:rFonts w:ascii="Symbol" w:hAnsi="Symbol" w:cs="Times New Roman" w:hint="default"/>
+        <w:rFonts w:ascii="Symbol" w:hAnsi="Symbol" w:hint="default"/>
       </w:rPr>
     </w:lvl>
     <w:lvl w:ilvl="1">
@@ -11931,7 +13679,7 @@
         <w:tabs>
           <w:tab w:val="num" w:pos="1418"/>
         </w:tabs>
-        <w:ind w:left="1418" w:firstLine="0"/>
+        <w:ind w:left="709" w:firstLine="709"/>
       </w:pPr>
       <w:rPr>
         <w:rFonts w:ascii="Courier New" w:hAnsi="Courier New" w:hint="default"/>
@@ -11946,7 +13694,7 @@
         <w:tabs>
           <w:tab w:val="num" w:pos="2126"/>
         </w:tabs>
-        <w:ind w:left="2126" w:firstLine="0"/>
+        <w:ind w:left="1418" w:firstLine="708"/>
       </w:pPr>
       <w:rPr>
         <w:rFonts w:ascii="Wingdings" w:hAnsi="Wingdings" w:hint="default"/>
@@ -12025,10 +13773,34 @@
       </w:rPr>
     </w:lvl>
   </w:abstractNum>
-  <w:abstractNum w:abstractNumId="18" w15:restartNumberingAfterBreak="0">
+  <w:abstractNum w:abstractNumId="21" w15:restartNumberingAfterBreak="0">
+    <w:nsid w:val="5D915E7D"/>
+    <w:multiLevelType w:val="multilevel"/>
+    <w:tmpl w:val="0AAE2BB0"/>
+    <w:numStyleLink w:val="a1"/>
+  </w:abstractNum>
+  <w:abstractNum w:abstractNumId="22" w15:restartNumberingAfterBreak="0">
+    <w:nsid w:val="5EFB7AE5"/>
+    <w:multiLevelType w:val="multilevel"/>
+    <w:tmpl w:val="0AAE2BB0"/>
+    <w:numStyleLink w:val="a1"/>
+  </w:abstractNum>
+  <w:abstractNum w:abstractNumId="23" w15:restartNumberingAfterBreak="0">
+    <w:nsid w:val="643C1695"/>
+    <w:multiLevelType w:val="multilevel"/>
+    <w:tmpl w:val="0AAE2BB0"/>
+    <w:numStyleLink w:val="a1"/>
+  </w:abstractNum>
+  <w:abstractNum w:abstractNumId="24" w15:restartNumberingAfterBreak="0">
+    <w:nsid w:val="72D6495B"/>
+    <w:multiLevelType w:val="multilevel"/>
+    <w:tmpl w:val="2B363AD6"/>
+    <w:numStyleLink w:val="a2"/>
+  </w:abstractNum>
+  <w:abstractNum w:abstractNumId="25" w15:restartNumberingAfterBreak="0">
     <w:nsid w:val="798E11A7"/>
     <w:multiLevelType w:val="multilevel"/>
-    <w:tmpl w:val="50F2EA54"/>
+    <w:tmpl w:val="0AAE2BB0"/>
     <w:numStyleLink w:val="a1"/>
   </w:abstractNum>
   <w:num w:numId="1" w16cid:durableId="790905204">
@@ -12038,54 +13810,75 @@
     <w:abstractNumId w:val="0"/>
   </w:num>
   <w:num w:numId="3" w16cid:durableId="1223711082">
-    <w:abstractNumId w:val="11"/>
+    <w:abstractNumId w:val="13"/>
   </w:num>
   <w:num w:numId="4" w16cid:durableId="773091358">
-    <w:abstractNumId w:val="8"/>
+    <w:abstractNumId w:val="10"/>
   </w:num>
   <w:num w:numId="5" w16cid:durableId="2026058414">
     <w:abstractNumId w:val="4"/>
   </w:num>
   <w:num w:numId="6" w16cid:durableId="661008563">
+    <w:abstractNumId w:val="20"/>
+  </w:num>
+  <w:num w:numId="7" w16cid:durableId="1768887985">
+    <w:abstractNumId w:val="16"/>
+  </w:num>
+  <w:num w:numId="8" w16cid:durableId="1377241685">
+    <w:abstractNumId w:val="9"/>
+  </w:num>
+  <w:num w:numId="9" w16cid:durableId="1845317471">
+    <w:abstractNumId w:val="11"/>
+  </w:num>
+  <w:num w:numId="10" w16cid:durableId="63918409">
+    <w:abstractNumId w:val="15"/>
+  </w:num>
+  <w:num w:numId="11" w16cid:durableId="25184939">
     <w:abstractNumId w:val="17"/>
   </w:num>
-  <w:num w:numId="7" w16cid:durableId="1768887985">
-    <w:abstractNumId w:val="14"/>
-  </w:num>
-  <w:num w:numId="8" w16cid:durableId="1377241685">
-    <w:abstractNumId w:val="7"/>
-  </w:num>
-  <w:num w:numId="9" w16cid:durableId="1845317471">
-    <w:abstractNumId w:val="9"/>
-  </w:num>
-  <w:num w:numId="10" w16cid:durableId="63918409">
-    <w:abstractNumId w:val="13"/>
-  </w:num>
-  <w:num w:numId="11" w16cid:durableId="25184939">
-    <w:abstractNumId w:val="15"/>
-  </w:num>
   <w:num w:numId="12" w16cid:durableId="1671105232">
-    <w:abstractNumId w:val="18"/>
+    <w:abstractNumId w:val="25"/>
   </w:num>
   <w:num w:numId="13" w16cid:durableId="747388426">
-    <w:abstractNumId w:val="10"/>
+    <w:abstractNumId w:val="12"/>
   </w:num>
   <w:num w:numId="14" w16cid:durableId="934244185">
     <w:abstractNumId w:val="3"/>
   </w:num>
   <w:num w:numId="15" w16cid:durableId="640232131">
-    <w:abstractNumId w:val="16"/>
+    <w:abstractNumId w:val="18"/>
   </w:num>
   <w:num w:numId="16" w16cid:durableId="584339956">
-    <w:abstractNumId w:val="12"/>
+    <w:abstractNumId w:val="14"/>
   </w:num>
   <w:num w:numId="17" w16cid:durableId="163595298">
     <w:abstractNumId w:val="2"/>
   </w:num>
   <w:num w:numId="18" w16cid:durableId="223686075">
+    <w:abstractNumId w:val="7"/>
+  </w:num>
+  <w:num w:numId="19" w16cid:durableId="746347086">
+    <w:abstractNumId w:val="8"/>
+  </w:num>
+  <w:num w:numId="20" w16cid:durableId="2053529358">
+    <w:abstractNumId w:val="24"/>
+  </w:num>
+  <w:num w:numId="21" w16cid:durableId="194197539">
+    <w:abstractNumId w:val="21"/>
+  </w:num>
+  <w:num w:numId="22" w16cid:durableId="1106656962">
+    <w:abstractNumId w:val="23"/>
+  </w:num>
+  <w:num w:numId="23" w16cid:durableId="335310698">
     <w:abstractNumId w:val="5"/>
   </w:num>
-  <w:num w:numId="19" w16cid:durableId="746347086">
+  <w:num w:numId="24" w16cid:durableId="1028676329">
+    <w:abstractNumId w:val="22"/>
+  </w:num>
+  <w:num w:numId="25" w16cid:durableId="511843778">
+    <w:abstractNumId w:val="19"/>
+  </w:num>
+  <w:num w:numId="26" w16cid:durableId="1661544096">
     <w:abstractNumId w:val="6"/>
   </w:num>
   <w:numIdMacAtCleanup w:val="8"/>
@@ -12679,7 +14472,6 @@
   <w:style w:type="character" w:default="1" w:styleId="a5">
     <w:name w:val="Default Paragraph Font"/>
     <w:uiPriority w:val="1"/>
-    <w:semiHidden/>
     <w:unhideWhenUsed/>
   </w:style>
   <w:style w:type="table" w:default="1" w:styleId="a6">
@@ -13283,7 +15075,7 @@
   <w:style w:type="numbering" w:customStyle="1" w:styleId="a2">
     <w:name w:val="Нумерация"/>
     <w:uiPriority w:val="99"/>
-    <w:rsid w:val="004270CC"/>
+    <w:rsid w:val="00ED3317"/>
     <w:pPr>
       <w:numPr>
         <w:numId w:val="4"/>
@@ -13293,7 +15085,7 @@
   <w:style w:type="numbering" w:customStyle="1" w:styleId="a1">
     <w:name w:val="Маркеры"/>
     <w:uiPriority w:val="99"/>
-    <w:rsid w:val="004270CC"/>
+    <w:rsid w:val="00ED3317"/>
     <w:pPr>
       <w:numPr>
         <w:numId w:val="6"/>
@@ -13348,6 +15140,25 @@
         <w:vAlign w:val="center"/>
       </w:tcPr>
     </w:tblStylePr>
+  </w:style>
+  <w:style w:type="paragraph" w:styleId="aff0">
+    <w:name w:val="List Paragraph"/>
+    <w:basedOn w:val="a3"/>
+    <w:uiPriority w:val="34"/>
+    <w:qFormat/>
+    <w:rsid w:val="00ED3317"/>
+    <w:pPr>
+      <w:ind w:left="720" w:firstLine="709"/>
+      <w:contextualSpacing/>
+      <w:jc w:val="both"/>
+    </w:pPr>
+    <w:rPr>
+      <w:rFonts w:eastAsiaTheme="minorHAnsi" w:cstheme="minorBidi"/>
+      <w:kern w:val="2"/>
+      <w:sz w:val="28"/>
+      <w:lang w:eastAsia="en-US"/>
+      <w14:ligatures w14:val="standardContextual"/>
+    </w:rPr>
   </w:style>
 </w:styles>
 </file>

--- a/СА, практические работы/СА, п.р., отчеты/Системный анализ, п.р., отчёт.docx
+++ b/СА, практические работы/СА, п.р., отчеты/Системный анализ, п.р., отчёт.docx
@@ -3565,7 +3565,7 @@
       <w:r>
         <w:fldChar w:fldCharType="separate"/>
       </w:r>
-      <w:hyperlink w:anchor="_Toc241197345" w:history="1">
+      <w:hyperlink w:anchor="_Toc241263593" w:history="1">
         <w:r>
           <w:rPr>
             <w:rStyle w:val="af"/>
@@ -3609,7 +3609,7 @@
             <w:noProof/>
             <w:webHidden/>
           </w:rPr>
-          <w:instrText xml:space="preserve"> PAGEREF _Toc241197345 \h </w:instrText>
+          <w:instrText xml:space="preserve"> PAGEREF _Toc241263593 \h </w:instrText>
         </w:r>
         <w:r>
           <w:rPr>
@@ -3651,7 +3651,7 @@
           <w14:ligatures w14:val="standardContextual"/>
         </w:rPr>
       </w:pPr>
-      <w:hyperlink w:anchor="_Toc241197346" w:history="1">
+      <w:hyperlink w:anchor="_Toc241263594" w:history="1">
         <w:r>
           <w:rPr>
             <w:rStyle w:val="af"/>
@@ -3695,7 +3695,7 @@
             <w:noProof/>
             <w:webHidden/>
           </w:rPr>
-          <w:instrText xml:space="preserve"> PAGEREF _Toc241197346 \h </w:instrText>
+          <w:instrText xml:space="preserve"> PAGEREF _Toc241263594 \h </w:instrText>
         </w:r>
         <w:r>
           <w:rPr>
@@ -3741,7 +3741,7 @@
           <w14:ligatures w14:val="standardContextual"/>
         </w:rPr>
       </w:pPr>
-      <w:hyperlink w:anchor="_Toc241197347" w:history="1">
+      <w:hyperlink w:anchor="_Toc241263595" w:history="1">
         <w:r>
           <w:rPr>
             <w:rStyle w:val="af"/>
@@ -3800,7 +3800,7 @@
             <w:noProof/>
             <w:webHidden/>
           </w:rPr>
-          <w:instrText xml:space="preserve"> PAGEREF _Toc241197347 \h </w:instrText>
+          <w:instrText xml:space="preserve"> PAGEREF _Toc241263595 \h </w:instrText>
         </w:r>
         <w:r>
           <w:rPr>
@@ -3846,7 +3846,7 @@
           <w14:ligatures w14:val="standardContextual"/>
         </w:rPr>
       </w:pPr>
-      <w:hyperlink w:anchor="_Toc241197348" w:history="1">
+      <w:hyperlink w:anchor="_Toc241263596" w:history="1">
         <w:r>
           <w:rPr>
             <w:rStyle w:val="af"/>
@@ -3890,7 +3890,7 @@
             <w:noProof/>
             <w:webHidden/>
           </w:rPr>
-          <w:instrText xml:space="preserve"> PAGEREF _Toc241197348 \h </w:instrText>
+          <w:instrText xml:space="preserve"> PAGEREF _Toc241263596 \h </w:instrText>
         </w:r>
         <w:r>
           <w:rPr>
@@ -3932,7 +3932,7 @@
           <w14:ligatures w14:val="standardContextual"/>
         </w:rPr>
       </w:pPr>
-      <w:hyperlink w:anchor="_Toc241197349" w:history="1">
+      <w:hyperlink w:anchor="_Toc241263597" w:history="1">
         <w:r>
           <w:rPr>
             <w:rStyle w:val="af"/>
@@ -3976,7 +3976,7 @@
             <w:noProof/>
             <w:webHidden/>
           </w:rPr>
-          <w:instrText xml:space="preserve"> PAGEREF _Toc241197349 \h </w:instrText>
+          <w:instrText xml:space="preserve"> PAGEREF _Toc241263597 \h </w:instrText>
         </w:r>
         <w:r>
           <w:rPr>
@@ -4022,7 +4022,7 @@
           <w14:ligatures w14:val="standardContextual"/>
         </w:rPr>
       </w:pPr>
-      <w:hyperlink w:anchor="_Toc241197350" w:history="1">
+      <w:hyperlink w:anchor="_Toc241263598" w:history="1">
         <w:r>
           <w:rPr>
             <w:rStyle w:val="af"/>
@@ -4066,7 +4066,7 @@
             <w:noProof/>
             <w:webHidden/>
           </w:rPr>
-          <w:instrText xml:space="preserve"> PAGEREF _Toc241197350 \h </w:instrText>
+          <w:instrText xml:space="preserve"> PAGEREF _Toc241263598 \h </w:instrText>
         </w:r>
         <w:r>
           <w:rPr>
@@ -4112,7 +4112,7 @@
           <w14:ligatures w14:val="standardContextual"/>
         </w:rPr>
       </w:pPr>
-      <w:hyperlink w:anchor="_Toc241197351" w:history="1">
+      <w:hyperlink w:anchor="_Toc241263599" w:history="1">
         <w:r>
           <w:rPr>
             <w:rStyle w:val="af"/>
@@ -4156,7 +4156,7 @@
             <w:noProof/>
             <w:webHidden/>
           </w:rPr>
-          <w:instrText xml:space="preserve"> PAGEREF _Toc241197351 \h </w:instrText>
+          <w:instrText xml:space="preserve"> PAGEREF _Toc241263599 \h </w:instrText>
         </w:r>
         <w:r>
           <w:rPr>
@@ -4198,7 +4198,7 @@
           <w14:ligatures w14:val="standardContextual"/>
         </w:rPr>
       </w:pPr>
-      <w:hyperlink w:anchor="_Toc241197352" w:history="1">
+      <w:hyperlink w:anchor="_Toc241263600" w:history="1">
         <w:r>
           <w:rPr>
             <w:rStyle w:val="af"/>
@@ -4242,7 +4242,7 @@
             <w:noProof/>
             <w:webHidden/>
           </w:rPr>
-          <w:instrText xml:space="preserve"> PAGEREF _Toc241197352 \h </w:instrText>
+          <w:instrText xml:space="preserve"> PAGEREF _Toc241263600 \h </w:instrText>
         </w:r>
         <w:r>
           <w:rPr>
@@ -4288,7 +4288,7 @@
           <w14:ligatures w14:val="standardContextual"/>
         </w:rPr>
       </w:pPr>
-      <w:hyperlink w:anchor="_Toc241197353" w:history="1">
+      <w:hyperlink w:anchor="_Toc241263601" w:history="1">
         <w:r>
           <w:rPr>
             <w:rStyle w:val="af"/>
@@ -4347,7 +4347,7 @@
             <w:noProof/>
             <w:webHidden/>
           </w:rPr>
-          <w:instrText xml:space="preserve"> PAGEREF _Toc241197353 \h </w:instrText>
+          <w:instrText xml:space="preserve"> PAGEREF _Toc241263601 \h </w:instrText>
         </w:r>
         <w:r>
           <w:rPr>
@@ -4393,7 +4393,7 @@
           <w14:ligatures w14:val="standardContextual"/>
         </w:rPr>
       </w:pPr>
-      <w:hyperlink w:anchor="_Toc241197354" w:history="1">
+      <w:hyperlink w:anchor="_Toc241263602" w:history="1">
         <w:r>
           <w:rPr>
             <w:rStyle w:val="af"/>
@@ -4437,7 +4437,7 @@
             <w:noProof/>
             <w:webHidden/>
           </w:rPr>
-          <w:instrText xml:space="preserve"> PAGEREF _Toc241197354 \h </w:instrText>
+          <w:instrText xml:space="preserve"> PAGEREF _Toc241263602 \h </w:instrText>
         </w:r>
         <w:r>
           <w:rPr>
@@ -4483,7 +4483,7 @@
           <w14:ligatures w14:val="standardContextual"/>
         </w:rPr>
       </w:pPr>
-      <w:hyperlink w:anchor="_Toc241197355" w:history="1">
+      <w:hyperlink w:anchor="_Toc241263603" w:history="1">
         <w:r>
           <w:rPr>
             <w:rStyle w:val="af"/>
@@ -4527,7 +4527,7 @@
             <w:noProof/>
             <w:webHidden/>
           </w:rPr>
-          <w:instrText xml:space="preserve"> PAGEREF _Toc241197355 \h </w:instrText>
+          <w:instrText xml:space="preserve"> PAGEREF _Toc241263603 \h </w:instrText>
         </w:r>
         <w:r>
           <w:rPr>
@@ -4573,7 +4573,7 @@
           <w14:ligatures w14:val="standardContextual"/>
         </w:rPr>
       </w:pPr>
-      <w:hyperlink w:anchor="_Toc241197356" w:history="1">
+      <w:hyperlink w:anchor="_Toc241263604" w:history="1">
         <w:r>
           <w:rPr>
             <w:rStyle w:val="af"/>
@@ -4617,7 +4617,7 @@
             <w:noProof/>
             <w:webHidden/>
           </w:rPr>
-          <w:instrText xml:space="preserve"> PAGEREF _Toc241197356 \h </w:instrText>
+          <w:instrText xml:space="preserve"> PAGEREF _Toc241263604 \h </w:instrText>
         </w:r>
         <w:r>
           <w:rPr>
@@ -4659,7 +4659,7 @@
           <w14:ligatures w14:val="standardContextual"/>
         </w:rPr>
       </w:pPr>
-      <w:hyperlink w:anchor="_Toc241197357" w:history="1">
+      <w:hyperlink w:anchor="_Toc241263605" w:history="1">
         <w:r>
           <w:rPr>
             <w:rStyle w:val="af"/>
@@ -4703,7 +4703,7 @@
             <w:noProof/>
             <w:webHidden/>
           </w:rPr>
-          <w:instrText xml:space="preserve"> PAGEREF _Toc241197357 \h </w:instrText>
+          <w:instrText xml:space="preserve"> PAGEREF _Toc241263605 \h </w:instrText>
         </w:r>
         <w:r>
           <w:rPr>
@@ -4723,7 +4723,7 @@
             <w:noProof/>
             <w:webHidden/>
           </w:rPr>
-          <w:t>17</w:t>
+          <w:t>19</w:t>
         </w:r>
         <w:r>
           <w:rPr>
@@ -4745,7 +4745,7 @@
           <w14:ligatures w14:val="standardContextual"/>
         </w:rPr>
       </w:pPr>
-      <w:hyperlink w:anchor="_Toc241197358" w:history="1">
+      <w:hyperlink w:anchor="_Toc241263606" w:history="1">
         <w:r>
           <w:rPr>
             <w:rStyle w:val="af"/>
@@ -4789,7 +4789,7 @@
             <w:noProof/>
             <w:webHidden/>
           </w:rPr>
-          <w:instrText xml:space="preserve"> PAGEREF _Toc241197358 \h </w:instrText>
+          <w:instrText xml:space="preserve"> PAGEREF _Toc241263606 \h </w:instrText>
         </w:r>
         <w:r>
           <w:rPr>
@@ -4809,7 +4809,7 @@
             <w:noProof/>
             <w:webHidden/>
           </w:rPr>
-          <w:t>18</w:t>
+          <w:t>20</w:t>
         </w:r>
         <w:r>
           <w:rPr>
@@ -4839,7 +4839,7 @@
       <w:pPr>
         <w:pStyle w:val="1"/>
       </w:pPr>
-      <w:bookmarkStart w:id="10" w:name="_Toc241197345"/>
+      <w:bookmarkStart w:id="10" w:name="_Toc241263593"/>
       <w:r>
         <w:lastRenderedPageBreak/>
         <w:t>Цель работы</w:t>
@@ -4975,7 +4975,7 @@
       <w:pPr>
         <w:pStyle w:val="1"/>
       </w:pPr>
-      <w:bookmarkStart w:id="11" w:name="_Toc241197346"/>
+      <w:bookmarkStart w:id="11" w:name="_Toc241263594"/>
       <w:r>
         <w:lastRenderedPageBreak/>
         <w:t>Практическая работа 1</w:t>
@@ -4986,7 +4986,7 @@
       <w:pPr>
         <w:pStyle w:val="2"/>
       </w:pPr>
-      <w:bookmarkStart w:id="12" w:name="_Toc241197347"/>
+      <w:bookmarkStart w:id="12" w:name="_Toc241263595"/>
       <w:r>
         <w:t>Задание 1</w:t>
       </w:r>
@@ -5068,7 +5068,7 @@
       <w:pPr>
         <w:pStyle w:val="2"/>
       </w:pPr>
-      <w:bookmarkStart w:id="13" w:name="_Toc241197348"/>
+      <w:bookmarkStart w:id="13" w:name="_Toc241263596"/>
       <w:r>
         <w:t>Задание 2</w:t>
       </w:r>
@@ -5223,45 +5223,25 @@
       <w:r>
         <w:t xml:space="preserve"> </w:t>
       </w:r>
-      <w:r>
-        <w:fldChar w:fldCharType="begin"/>
-      </w:r>
-      <w:r>
-        <w:instrText xml:space="preserve"> STYLEREF 1 \s </w:instrText>
-      </w:r>
-      <w:r>
-        <w:fldChar w:fldCharType="separate"/>
-      </w:r>
-      <w:r>
-        <w:rPr>
-          <w:noProof/>
-        </w:rPr>
-        <w:t>2</w:t>
-      </w:r>
-      <w:r>
-        <w:fldChar w:fldCharType="end"/>
-      </w:r>
+      <w:fldSimple w:instr=" STYLEREF 1 \s ">
+        <w:r>
+          <w:rPr>
+            <w:noProof/>
+          </w:rPr>
+          <w:t>2</w:t>
+        </w:r>
+      </w:fldSimple>
       <w:r>
         <w:t>.</w:t>
       </w:r>
-      <w:r>
-        <w:fldChar w:fldCharType="begin"/>
-      </w:r>
-      <w:r>
-        <w:instrText xml:space="preserve"> SEQ Рисунок \* ARABIC \s 1 </w:instrText>
-      </w:r>
-      <w:r>
-        <w:fldChar w:fldCharType="separate"/>
-      </w:r>
-      <w:r>
-        <w:rPr>
-          <w:noProof/>
-        </w:rPr>
-        <w:t>1</w:t>
-      </w:r>
-      <w:r>
-        <w:fldChar w:fldCharType="end"/>
-      </w:r>
+      <w:fldSimple w:instr=" SEQ Рисунок \* ARABIC \s 1 ">
+        <w:r>
+          <w:rPr>
+            <w:noProof/>
+          </w:rPr>
+          <w:t>1</w:t>
+        </w:r>
+      </w:fldSimple>
       <w:bookmarkEnd w:id="15"/>
       <w:r>
         <w:t xml:space="preserve"> – Предварительная иерархическая структура</w:t>
@@ -5908,45 +5888,25 @@
       <w:r>
         <w:t xml:space="preserve"> </w:t>
       </w:r>
-      <w:r>
-        <w:fldChar w:fldCharType="begin"/>
-      </w:r>
-      <w:r>
-        <w:instrText xml:space="preserve"> STYLEREF 1 \s </w:instrText>
-      </w:r>
-      <w:r>
-        <w:fldChar w:fldCharType="separate"/>
-      </w:r>
-      <w:r>
-        <w:rPr>
-          <w:noProof/>
-        </w:rPr>
-        <w:t>2</w:t>
-      </w:r>
-      <w:r>
-        <w:fldChar w:fldCharType="end"/>
-      </w:r>
+      <w:fldSimple w:instr=" STYLEREF 1 \s ">
+        <w:r>
+          <w:rPr>
+            <w:noProof/>
+          </w:rPr>
+          <w:t>2</w:t>
+        </w:r>
+      </w:fldSimple>
       <w:r>
         <w:t>.</w:t>
       </w:r>
-      <w:r>
-        <w:fldChar w:fldCharType="begin"/>
-      </w:r>
-      <w:r>
-        <w:instrText xml:space="preserve"> SEQ Рисунок \* ARABIC \s 1 </w:instrText>
-      </w:r>
-      <w:r>
-        <w:fldChar w:fldCharType="separate"/>
-      </w:r>
-      <w:r>
-        <w:rPr>
-          <w:noProof/>
-        </w:rPr>
-        <w:t>2</w:t>
-      </w:r>
-      <w:r>
-        <w:fldChar w:fldCharType="end"/>
-      </w:r>
+      <w:fldSimple w:instr=" SEQ Рисунок \* ARABIC \s 1 ">
+        <w:r>
+          <w:rPr>
+            <w:noProof/>
+          </w:rPr>
+          <w:t>2</w:t>
+        </w:r>
+      </w:fldSimple>
       <w:bookmarkEnd w:id="16"/>
       <w:r>
         <w:t xml:space="preserve"> – Когнитивная модель</w:t>
@@ -6789,7 +6749,7 @@
       <w:pPr>
         <w:pStyle w:val="1"/>
       </w:pPr>
-      <w:bookmarkStart w:id="17" w:name="_Toc241197349"/>
+      <w:bookmarkStart w:id="17" w:name="_Toc241263597"/>
       <w:r>
         <w:lastRenderedPageBreak/>
         <w:t>Практическая работа 2</w:t>
@@ -6800,7 +6760,7 @@
       <w:pPr>
         <w:pStyle w:val="2"/>
       </w:pPr>
-      <w:bookmarkStart w:id="18" w:name="_Toc241197350"/>
+      <w:bookmarkStart w:id="18" w:name="_Toc241263598"/>
       <w:r>
         <w:t>Задание 1</w:t>
       </w:r>
@@ -6880,7 +6840,7 @@
       <w:pPr>
         <w:pStyle w:val="2"/>
       </w:pPr>
-      <w:bookmarkStart w:id="19" w:name="_Toc241197351"/>
+      <w:bookmarkStart w:id="19" w:name="_Toc241263599"/>
       <w:r>
         <w:t>Задание 2</w:t>
       </w:r>
@@ -7158,7 +7118,7 @@
       <w:pPr>
         <w:pStyle w:val="1"/>
       </w:pPr>
-      <w:bookmarkStart w:id="20" w:name="_Toc241197352"/>
+      <w:bookmarkStart w:id="20" w:name="_Toc241263600"/>
       <w:r>
         <w:lastRenderedPageBreak/>
         <w:t>Практическая работа 3</w:t>
@@ -7169,7 +7129,7 @@
       <w:pPr>
         <w:pStyle w:val="2"/>
       </w:pPr>
-      <w:bookmarkStart w:id="21" w:name="_Toc241197353"/>
+      <w:bookmarkStart w:id="21" w:name="_Toc241263601"/>
       <w:r>
         <w:t>Задание 1</w:t>
       </w:r>
@@ -7189,16 +7149,65 @@
         <w:pStyle w:val="a4"/>
       </w:pPr>
       <w:r>
-        <w:t>Название объекта исследования:</w:t>
+        <w:t xml:space="preserve">Название объекта исследования: </w:t>
+      </w:r>
+      <w:r>
+        <w:t>П</w:t>
+      </w:r>
+      <w:r>
+        <w:t>рогнозирование свойств медицинских композиционных материалов.</w:t>
+      </w:r>
+    </w:p>
+    <w:p>
+      <w:pPr>
+        <w:pStyle w:val="a4"/>
+      </w:pPr>
+      <w:r>
+        <w:t>Границы объекта включают: поиск и анализ данных, их обработку (например, аугментация и нормализация), выбор и применение методов прогнозирования, обучение и тестирование моделей, получение прогноза свойств. Физические исследования и эксперименты, сертификация и производство протезов находятся за пределами границ.</w:t>
+      </w:r>
+    </w:p>
+    <w:p>
+      <w:pPr>
+        <w:pStyle w:val="2"/>
+      </w:pPr>
+      <w:bookmarkStart w:id="22" w:name="_Toc241263602"/>
+      <w:r>
+        <w:t>Задание 2</w:t>
+      </w:r>
+      <w:r>
+        <w:t xml:space="preserve"> – </w:t>
+      </w:r>
+      <w:r>
+        <w:t>Анализ выполнения</w:t>
+      </w:r>
+      <w:r>
+        <w:t xml:space="preserve"> свойств</w:t>
+      </w:r>
+      <w:bookmarkEnd w:id="22"/>
+    </w:p>
+    <w:p>
+      <w:pPr>
+        <w:pStyle w:val="3"/>
+      </w:pPr>
+      <w:r>
+        <w:t>Свойство 1</w:t>
       </w:r>
       <w:r>
         <w:t xml:space="preserve"> </w:t>
       </w:r>
       <w:r>
-        <w:t>П</w:t>
-      </w:r>
-      <w:r>
-        <w:t>рогнозирование свойств медицинских композиционных материалов.</w:t>
+        <w:t>«</w:t>
+      </w:r>
+      <w:r>
+        <w:t xml:space="preserve">Целостность и </w:t>
+      </w:r>
+      <w:proofErr w:type="spellStart"/>
+      <w:r>
+        <w:t>членимость</w:t>
+      </w:r>
+      <w:proofErr w:type="spellEnd"/>
+      <w:r>
+        <w:t>»</w:t>
       </w:r>
     </w:p>
     <w:p>
@@ -7206,66 +7215,14 @@
         <w:pStyle w:val="a4"/>
       </w:pPr>
       <w:r>
-        <w:t>Границы объекта включают: поиск и анализ данных, их обработку (например, аугментация и нормализация), выбор и применение методов прогнозирования, обучение и тестирование моделей, получение прогноза свойств. Физические исследования и эксперименты, сертификация и производство протезов находятся за пределами границ.</w:t>
-      </w:r>
-    </w:p>
-    <w:p>
-      <w:pPr>
-        <w:pStyle w:val="2"/>
-      </w:pPr>
-      <w:bookmarkStart w:id="22" w:name="_Toc241197354"/>
-      <w:r>
-        <w:t>Задание 2</w:t>
-      </w:r>
-      <w:r>
-        <w:t xml:space="preserve"> – </w:t>
-      </w:r>
-      <w:r>
-        <w:t>Анализ выполнения</w:t>
-      </w:r>
-      <w:r>
-        <w:t xml:space="preserve"> свойств</w:t>
-      </w:r>
-      <w:bookmarkEnd w:id="22"/>
-    </w:p>
-    <w:p>
-      <w:pPr>
-        <w:pStyle w:val="3"/>
-      </w:pPr>
-      <w:r>
-        <w:t>Свойство 1</w:t>
-      </w:r>
-      <w:r>
-        <w:t xml:space="preserve"> </w:t>
-      </w:r>
-      <w:r>
-        <w:t>«</w:t>
-      </w:r>
-      <w:r>
-        <w:t xml:space="preserve">Целостность и </w:t>
+        <w:t xml:space="preserve">Рассматриваемый объект исследования обладает целостностью и </w:t>
       </w:r>
       <w:proofErr w:type="spellStart"/>
       <w:r>
-        <w:t>членимость</w:t>
+        <w:t>членимостью</w:t>
       </w:r>
       <w:proofErr w:type="spellEnd"/>
       <w:r>
-        <w:t>»</w:t>
-      </w:r>
-    </w:p>
-    <w:p>
-      <w:pPr>
-        <w:pStyle w:val="a4"/>
-      </w:pPr>
-      <w:r>
-        <w:t xml:space="preserve">Рассматриваемый объект исследования обладает целостностью и </w:t>
-      </w:r>
-      <w:proofErr w:type="spellStart"/>
-      <w:r>
-        <w:t>членимостью</w:t>
-      </w:r>
-      <w:proofErr w:type="spellEnd"/>
-      <w:r>
         <w:t>, так как в нем можно выделить такие части (подсистемы, элементы), как «применение физико-математических моделей» и «применение методов машинного обучения», которые также делятся на части</w:t>
       </w:r>
       <w:r>
@@ -7281,13 +7238,7 @@
         <w:fldChar w:fldCharType="separate"/>
       </w:r>
       <w:r>
-        <w:t>рисун</w:t>
-      </w:r>
-      <w:r>
-        <w:t>о</w:t>
-      </w:r>
-      <w:r>
-        <w:t>к</w:t>
+        <w:t>рисунок</w:t>
       </w:r>
       <w:r>
         <w:t xml:space="preserve"> </w:t>
@@ -7342,22 +7293,7 @@
         <w:pStyle w:val="a4"/>
       </w:pPr>
       <w:r>
-        <w:t>В системе существуют сильные связи между «применением физико-математических моделей» и «применением методов машинного обучения»: они используют</w:t>
-      </w:r>
-      <w:r>
-        <w:t xml:space="preserve"> одинаковые исходные</w:t>
-      </w:r>
-      <w:r>
-        <w:t xml:space="preserve"> данные и работают на общую цель.</w:t>
-      </w:r>
-      <w:r>
-        <w:t xml:space="preserve"> Также</w:t>
-      </w:r>
-      <w:r>
-        <w:t xml:space="preserve"> система имеет </w:t>
-      </w:r>
-      <w:r>
-        <w:t>внешние связи</w:t>
+        <w:t>В системе существуют сильные связи между «применением физико-математических моделей» и «применением методов машинного обучения»: они используют одинаковые исходные данные и работают на общую цель. Также система имеет внешние связи</w:t>
       </w:r>
       <w:r>
         <w:t>:</w:t>
@@ -7384,13 +7320,7 @@
         <w:t xml:space="preserve"> данные</w:t>
       </w:r>
       <w:r>
-        <w:t xml:space="preserve">, </w:t>
-      </w:r>
-      <w:r>
-        <w:t>необходимые для проектирования и обучения</w:t>
-      </w:r>
-      <w:r>
-        <w:t xml:space="preserve"> моделей</w:t>
+        <w:t>, необходимые для проектирования и обучения моделей</w:t>
       </w:r>
       <w:r>
         <w:t>.</w:t>
@@ -7794,16 +7724,7 @@
         </w:numPr>
       </w:pPr>
       <w:r>
-        <w:t>разработать гибридны</w:t>
-      </w:r>
-      <w:r>
-        <w:t>е</w:t>
-      </w:r>
-      <w:r>
-        <w:t xml:space="preserve"> модел</w:t>
-      </w:r>
-      <w:r>
-        <w:t>и</w:t>
+        <w:t>разработать гибридные модели</w:t>
       </w:r>
       <w:r>
         <w:rPr>
@@ -7919,6 +7840,9 @@
         <w:jc w:val="center"/>
       </w:pPr>
       <w:r>
+        <w:rPr>
+          <w:noProof/>
+        </w:rPr>
         <w:lastRenderedPageBreak/>
         <w:drawing>
           <wp:inline distT="0" distB="0" distL="0" distR="0" wp14:anchorId="7009791F" wp14:editId="32CB2660">
@@ -7965,45 +7889,25 @@
       <w:r>
         <w:t xml:space="preserve">Рисунок </w:t>
       </w:r>
-      <w:r>
-        <w:fldChar w:fldCharType="begin"/>
-      </w:r>
-      <w:r>
-        <w:instrText xml:space="preserve"> STYLEREF 1 \s </w:instrText>
-      </w:r>
-      <w:r>
-        <w:fldChar w:fldCharType="separate"/>
-      </w:r>
-      <w:r>
-        <w:rPr>
-          <w:noProof/>
-        </w:rPr>
-        <w:t>4</w:t>
-      </w:r>
-      <w:r>
-        <w:fldChar w:fldCharType="end"/>
-      </w:r>
+      <w:fldSimple w:instr=" STYLEREF 1 \s ">
+        <w:r>
+          <w:rPr>
+            <w:noProof/>
+          </w:rPr>
+          <w:t>4</w:t>
+        </w:r>
+      </w:fldSimple>
       <w:r>
         <w:t>.</w:t>
       </w:r>
-      <w:r>
-        <w:fldChar w:fldCharType="begin"/>
-      </w:r>
-      <w:r>
-        <w:instrText xml:space="preserve"> SEQ Рисунок \* ARABIC \s 1 </w:instrText>
-      </w:r>
-      <w:r>
-        <w:fldChar w:fldCharType="separate"/>
-      </w:r>
-      <w:r>
-        <w:rPr>
-          <w:noProof/>
-        </w:rPr>
-        <w:t>1</w:t>
-      </w:r>
-      <w:r>
-        <w:fldChar w:fldCharType="end"/>
-      </w:r>
+      <w:fldSimple w:instr=" SEQ Рисунок \* ARABIC \s 1 ">
+        <w:r>
+          <w:rPr>
+            <w:noProof/>
+          </w:rPr>
+          <w:t>1</w:t>
+        </w:r>
+      </w:fldSimple>
       <w:bookmarkEnd w:id="23"/>
       <w:r>
         <w:t xml:space="preserve"> – Дерево целей</w:t>
@@ -8100,13 +8004,7 @@
       </w:r>
       <w:proofErr w:type="spellEnd"/>
       <w:r>
-        <w:t xml:space="preserve"> (эмерджентности) – способность системы обеспечить </w:t>
-      </w:r>
-      <w:r>
-        <w:t>информационную поддержку процедурам анализа синергетических эффектов</w:t>
-      </w:r>
-      <w:r>
-        <w:t>.</w:t>
+        <w:t xml:space="preserve"> (эмерджентности) – способность системы обеспечить информационную поддержку процедурам анализа синергетических эффектов.</w:t>
       </w:r>
     </w:p>
     <w:p>
@@ -8201,32 +8099,23 @@
         <w:t>для рассматриваемого объекта исследования «</w:t>
       </w:r>
       <w:r>
-        <w:t>п</w:t>
-      </w:r>
-      <w:r>
-        <w:t>рогнозирование свойств медицинских композиционных материалов</w:t>
+        <w:t>прогнозирование свойств медицинских композиционных материалов</w:t>
       </w:r>
       <w:r>
         <w:t>» выполняются все свойства системы.</w:t>
       </w:r>
       <w:r>
-        <w:t xml:space="preserve"> Но при этом «наличие цели», </w:t>
+        <w:t xml:space="preserve"> </w:t>
+      </w:r>
+      <w:r>
+        <w:t>Однако</w:t>
+      </w:r>
+      <w:r>
+        <w:t xml:space="preserve"> при этом «наличие цели», </w:t>
       </w:r>
       <w:r>
         <w:lastRenderedPageBreak/>
-        <w:t>«н</w:t>
-      </w:r>
-      <w:r>
-        <w:t>аличие интегративных качеств</w:t>
-      </w:r>
-      <w:r>
-        <w:t>» и «н</w:t>
-      </w:r>
-      <w:r>
-        <w:t>аличие в эффективной системе путей достижения цели наилучшим образом</w:t>
-      </w:r>
-      <w:r>
-        <w:t xml:space="preserve">» выполняются недостаточно эффективно, так как </w:t>
+        <w:t xml:space="preserve">«наличие интегративных качеств» и «наличие в эффективной системе путей достижения цели наилучшим образом» выполняются недостаточно эффективно, так как </w:t>
       </w:r>
       <w:proofErr w:type="spellStart"/>
       <w:r>
@@ -8247,7 +8136,7 @@
       <w:pPr>
         <w:pStyle w:val="2"/>
       </w:pPr>
-      <w:bookmarkStart w:id="24" w:name="_Toc241197355"/>
+      <w:bookmarkStart w:id="24" w:name="_Toc241263603"/>
       <w:r>
         <w:t>Задание 3</w:t>
       </w:r>
@@ -8345,10 +8234,7 @@
         <w:t>[</w:t>
       </w:r>
       <w:r>
-        <w:t>элементов</w:t>
-      </w:r>
-      <w:r>
-        <w:t xml:space="preserve"> объекта</w:t>
+        <w:t>элементов объекта</w:t>
       </w:r>
       <w:r>
         <w:t>]</w:t>
@@ -8392,10 +8278,7 @@
         <w:fldChar w:fldCharType="separate"/>
       </w:r>
       <w:r>
-        <w:t>2.2.</w:t>
-      </w:r>
-      <w:r>
-        <w:t>1</w:t>
+        <w:t>2.2.1</w:t>
       </w:r>
       <w:r>
         <w:fldChar w:fldCharType="end"/>
@@ -8437,10 +8320,7 @@
         <w:t>, например,</w:t>
       </w:r>
       <w:r>
-        <w:t xml:space="preserve"> те же </w:t>
-      </w:r>
-      <w:r>
-        <w:t>физико-математически</w:t>
+        <w:t xml:space="preserve"> те же физико-математически</w:t>
       </w:r>
       <w:r>
         <w:t>е</w:t>
@@ -8452,10 +8332,7 @@
         <w:t>и</w:t>
       </w:r>
       <w:r>
-        <w:t xml:space="preserve"> и методы </w:t>
-      </w:r>
-      <w:r>
-        <w:t>машинного обучения</w:t>
+        <w:t xml:space="preserve"> и методы машинного обучения</w:t>
       </w:r>
       <w:r>
         <w:t xml:space="preserve"> обладают принципиально разной основой: физико-математические модели детерминированы и основаны на уравнениях, а </w:t>
@@ -8591,7 +8468,7 @@
       <w:pPr>
         <w:pStyle w:val="2"/>
       </w:pPr>
-      <w:bookmarkStart w:id="25" w:name="_Toc241197356"/>
+      <w:bookmarkStart w:id="25" w:name="_Toc241263604"/>
       <w:r>
         <w:t>Задание 4</w:t>
       </w:r>
@@ -8652,6 +8529,9 @@
         <w:jc w:val="center"/>
       </w:pPr>
       <w:r>
+        <w:rPr>
+          <w:noProof/>
+        </w:rPr>
         <w:lastRenderedPageBreak/>
         <w:drawing>
           <wp:inline distT="0" distB="0" distL="0" distR="0" wp14:anchorId="73EC9F31" wp14:editId="2063B6BB">
@@ -8698,45 +8578,25 @@
       <w:r>
         <w:t xml:space="preserve">Рисунок </w:t>
       </w:r>
-      <w:r>
-        <w:fldChar w:fldCharType="begin"/>
-      </w:r>
-      <w:r>
-        <w:instrText xml:space="preserve"> STYLEREF 1 \s </w:instrText>
-      </w:r>
-      <w:r>
-        <w:fldChar w:fldCharType="separate"/>
-      </w:r>
-      <w:r>
-        <w:rPr>
-          <w:noProof/>
-        </w:rPr>
-        <w:t>4</w:t>
-      </w:r>
-      <w:r>
-        <w:fldChar w:fldCharType="end"/>
-      </w:r>
+      <w:fldSimple w:instr=" STYLEREF 1 \s ">
+        <w:r>
+          <w:rPr>
+            <w:noProof/>
+          </w:rPr>
+          <w:t>4</w:t>
+        </w:r>
+      </w:fldSimple>
       <w:r>
         <w:t>.</w:t>
       </w:r>
-      <w:r>
-        <w:fldChar w:fldCharType="begin"/>
-      </w:r>
-      <w:r>
-        <w:instrText xml:space="preserve"> SEQ Рисунок \* ARABIC \s 1 </w:instrText>
-      </w:r>
-      <w:r>
-        <w:fldChar w:fldCharType="separate"/>
-      </w:r>
-      <w:r>
-        <w:rPr>
-          <w:noProof/>
-        </w:rPr>
-        <w:t>2</w:t>
-      </w:r>
-      <w:r>
-        <w:fldChar w:fldCharType="end"/>
-      </w:r>
+      <w:fldSimple w:instr=" SEQ Рисунок \* ARABIC \s 1 ">
+        <w:r>
+          <w:rPr>
+            <w:noProof/>
+          </w:rPr>
+          <w:t>2</w:t>
+        </w:r>
+      </w:fldSimple>
       <w:bookmarkEnd w:id="26"/>
       <w:r>
         <w:t xml:space="preserve"> – Структура системы</w:t>
@@ -8841,9 +8701,206 @@
     </w:p>
     <w:p>
       <w:pPr>
+        <w:pStyle w:val="a4"/>
+        <w:ind w:left="709" w:firstLine="0"/>
+      </w:pPr>
+      <w:r>
+        <w:t xml:space="preserve">Выбор обоснован: </w:t>
+      </w:r>
+    </w:p>
+    <w:p>
+      <w:pPr>
+        <w:pStyle w:val="a4"/>
+        <w:numPr>
+          <w:ilvl w:val="0"/>
+          <w:numId w:val="27"/>
+        </w:numPr>
+      </w:pPr>
+      <w:r>
+        <w:t>целью исследования: о</w:t>
+      </w:r>
+      <w:r>
+        <w:t>беспеч</w:t>
+      </w:r>
+      <w:r>
+        <w:t>ение</w:t>
+      </w:r>
+      <w:r>
+        <w:t xml:space="preserve"> информационн</w:t>
+      </w:r>
+      <w:r>
+        <w:t>ой</w:t>
+      </w:r>
+      <w:r>
+        <w:t xml:space="preserve"> поддержк</w:t>
+      </w:r>
+      <w:r>
+        <w:t>и</w:t>
+      </w:r>
+      <w:r>
+        <w:t xml:space="preserve"> процедурам анализа синергетических эффектов</w:t>
+      </w:r>
+      <w:r>
+        <w:t>,</w:t>
+      </w:r>
+    </w:p>
+    <w:p>
+      <w:pPr>
+        <w:pStyle w:val="a4"/>
+        <w:numPr>
+          <w:ilvl w:val="0"/>
+          <w:numId w:val="27"/>
+        </w:numPr>
+      </w:pPr>
+      <w:r>
+        <w:t xml:space="preserve"> точкой зрения: разработчик системы прогнозирования свойств</w:t>
+      </w:r>
+      <w:r>
+        <w:t>;</w:t>
+      </w:r>
+    </w:p>
+    <w:p>
+      <w:pPr>
+        <w:pStyle w:val="a4"/>
+        <w:ind w:firstLine="0"/>
+      </w:pPr>
+      <w:r>
+        <w:t xml:space="preserve">приведенная декомпозиция позволяет провести </w:t>
+      </w:r>
+      <w:r>
+        <w:t>сравнение</w:t>
+      </w:r>
+      <w:r>
+        <w:t xml:space="preserve"> и анализ</w:t>
+      </w:r>
+      <w:r>
+        <w:t xml:space="preserve"> существующих </w:t>
+      </w:r>
+      <w:r>
+        <w:t xml:space="preserve">и </w:t>
+      </w:r>
+      <w:r>
+        <w:t>разработку</w:t>
+      </w:r>
+      <w:r>
+        <w:t xml:space="preserve"> новых</w:t>
+      </w:r>
+      <w:r>
+        <w:t xml:space="preserve"> </w:t>
+      </w:r>
+      <w:r>
+        <w:t>методов, а также рассмотреть варианты их комбинации.</w:t>
+      </w:r>
+      <w:r>
+        <w:t xml:space="preserve"> </w:t>
+      </w:r>
+    </w:p>
+    <w:p>
+      <w:pPr>
+        <w:pStyle w:val="a4"/>
+      </w:pPr>
+      <w:r>
+        <w:lastRenderedPageBreak/>
+        <w:t>Состав элементов привед</w:t>
+      </w:r>
+      <w:r>
+        <w:t>ё</w:t>
+      </w:r>
+      <w:r>
+        <w:t>н в структуре системы (</w:t>
+      </w:r>
+      <w:r>
+        <w:fldChar w:fldCharType="begin"/>
+      </w:r>
+      <w:r>
+        <w:instrText xml:space="preserve"> REF  _Ref241204587 \* Lower \h </w:instrText>
+      </w:r>
+      <w:r>
+        <w:instrText xml:space="preserve"> \* MERGEFORMAT </w:instrText>
+      </w:r>
+      <w:r>
+        <w:fldChar w:fldCharType="separate"/>
+      </w:r>
+      <w:r>
+        <w:t>рисунок 4.2</w:t>
+      </w:r>
+      <w:r>
+        <w:fldChar w:fldCharType="end"/>
+      </w:r>
+      <w:r>
+        <w:t>). Элементам присущи свойства:</w:t>
+      </w:r>
+    </w:p>
+    <w:p>
+      <w:pPr>
+        <w:pStyle w:val="a4"/>
+        <w:numPr>
+          <w:ilvl w:val="0"/>
+          <w:numId w:val="28"/>
+        </w:numPr>
+      </w:pPr>
+      <w:r>
+        <w:t>функциональность: каждый решает задачу прогнозирования,</w:t>
+      </w:r>
+    </w:p>
+    <w:p>
+      <w:pPr>
+        <w:pStyle w:val="a4"/>
+        <w:numPr>
+          <w:ilvl w:val="0"/>
+          <w:numId w:val="28"/>
+        </w:numPr>
+      </w:pPr>
+      <w:r>
+        <w:t xml:space="preserve">гетерогенность: </w:t>
+      </w:r>
+      <w:r>
+        <w:t>имеют разную природу</w:t>
+      </w:r>
+      <w:r>
+        <w:t>,</w:t>
+      </w:r>
+    </w:p>
+    <w:p>
+      <w:pPr>
+        <w:pStyle w:val="a4"/>
+        <w:numPr>
+          <w:ilvl w:val="0"/>
+          <w:numId w:val="28"/>
+        </w:numPr>
+      </w:pPr>
+      <w:r>
+        <w:t>иерархичность: можно построить иерархическую структуру,</w:t>
+      </w:r>
+    </w:p>
+    <w:p>
+      <w:pPr>
+        <w:pStyle w:val="a4"/>
+        <w:numPr>
+          <w:ilvl w:val="0"/>
+          <w:numId w:val="28"/>
+        </w:numPr>
+      </w:pPr>
+      <w:r>
+        <w:t>непредсказуемость и неопределенность поведения.</w:t>
+      </w:r>
+    </w:p>
+    <w:p>
+      <w:pPr>
+        <w:pStyle w:val="a4"/>
+      </w:pPr>
+      <w:r>
+        <w:t>Связи показывают подчинение элементов в иерархической структуре, чтобы рассмотрет</w:t>
+      </w:r>
+      <w:r>
+        <w:t>ь все возможные варианты достижения цели.</w:t>
+      </w:r>
+    </w:p>
+    <w:p>
+      <w:pPr>
         <w:pStyle w:val="1"/>
       </w:pPr>
-      <w:bookmarkStart w:id="27" w:name="_Toc241197357"/>
+      <w:bookmarkStart w:id="27" w:name="_Toc241263605"/>
       <w:r>
         <w:lastRenderedPageBreak/>
         <w:t>Вывод</w:t>
@@ -8892,7 +8949,7 @@
       <w:pPr>
         <w:pStyle w:val="1"/>
       </w:pPr>
-      <w:bookmarkStart w:id="28" w:name="_Toc241197358"/>
+      <w:bookmarkStart w:id="28" w:name="_Toc241263606"/>
       <w:r>
         <w:lastRenderedPageBreak/>
         <w:t>Приложение</w:t>
@@ -13246,24 +13303,30 @@
     <w:numStyleLink w:val="a2"/>
   </w:abstractNum>
   <w:abstractNum w:abstractNumId="7" w15:restartNumberingAfterBreak="0">
+    <w:nsid w:val="10D43BDB"/>
+    <w:multiLevelType w:val="multilevel"/>
+    <w:tmpl w:val="0AAE2BB0"/>
+    <w:numStyleLink w:val="a1"/>
+  </w:abstractNum>
+  <w:abstractNum w:abstractNumId="8" w15:restartNumberingAfterBreak="0">
     <w:nsid w:val="163F2E7C"/>
     <w:multiLevelType w:val="multilevel"/>
     <w:tmpl w:val="2B363AD6"/>
     <w:numStyleLink w:val="a2"/>
   </w:abstractNum>
-  <w:abstractNum w:abstractNumId="8" w15:restartNumberingAfterBreak="0">
+  <w:abstractNum w:abstractNumId="9" w15:restartNumberingAfterBreak="0">
     <w:nsid w:val="23454EE4"/>
     <w:multiLevelType w:val="multilevel"/>
     <w:tmpl w:val="2B363AD6"/>
     <w:numStyleLink w:val="a2"/>
   </w:abstractNum>
-  <w:abstractNum w:abstractNumId="9" w15:restartNumberingAfterBreak="0">
+  <w:abstractNum w:abstractNumId="10" w15:restartNumberingAfterBreak="0">
     <w:nsid w:val="23483251"/>
     <w:multiLevelType w:val="multilevel"/>
     <w:tmpl w:val="2B363AD6"/>
     <w:numStyleLink w:val="a2"/>
   </w:abstractNum>
-  <w:abstractNum w:abstractNumId="10" w15:restartNumberingAfterBreak="0">
+  <w:abstractNum w:abstractNumId="11" w15:restartNumberingAfterBreak="0">
     <w:nsid w:val="298622ED"/>
     <w:multiLevelType w:val="multilevel"/>
     <w:tmpl w:val="2B363AD6"/>
@@ -13386,7 +13449,7 @@
       </w:rPr>
     </w:lvl>
   </w:abstractNum>
-  <w:abstractNum w:abstractNumId="11" w15:restartNumberingAfterBreak="0">
+  <w:abstractNum w:abstractNumId="12" w15:restartNumberingAfterBreak="0">
     <w:nsid w:val="2AF40272"/>
     <w:multiLevelType w:val="hybridMultilevel"/>
     <w:tmpl w:val="0C9E7AB8"/>
@@ -13499,13 +13562,13 @@
       </w:rPr>
     </w:lvl>
   </w:abstractNum>
-  <w:abstractNum w:abstractNumId="12" w15:restartNumberingAfterBreak="0">
+  <w:abstractNum w:abstractNumId="13" w15:restartNumberingAfterBreak="0">
     <w:nsid w:val="37E22419"/>
     <w:multiLevelType w:val="multilevel"/>
     <w:tmpl w:val="2B363AD6"/>
     <w:numStyleLink w:val="a2"/>
   </w:abstractNum>
-  <w:abstractNum w:abstractNumId="13" w15:restartNumberingAfterBreak="0">
+  <w:abstractNum w:abstractNumId="14" w15:restartNumberingAfterBreak="0">
     <w:nsid w:val="390A62EE"/>
     <w:multiLevelType w:val="multilevel"/>
     <w:tmpl w:val="04190025"/>
@@ -13600,13 +13663,13 @@
       </w:pPr>
     </w:lvl>
   </w:abstractNum>
-  <w:abstractNum w:abstractNumId="14" w15:restartNumberingAfterBreak="0">
+  <w:abstractNum w:abstractNumId="15" w15:restartNumberingAfterBreak="0">
     <w:nsid w:val="39FC496F"/>
     <w:multiLevelType w:val="multilevel"/>
     <w:tmpl w:val="0AAE2BB0"/>
     <w:numStyleLink w:val="a1"/>
   </w:abstractNum>
-  <w:abstractNum w:abstractNumId="15" w15:restartNumberingAfterBreak="0">
+  <w:abstractNum w:abstractNumId="16" w15:restartNumberingAfterBreak="0">
     <w:nsid w:val="3B476309"/>
     <w:multiLevelType w:val="singleLevel"/>
     <w:tmpl w:val="0419000F"/>
@@ -13626,31 +13689,37 @@
       </w:rPr>
     </w:lvl>
   </w:abstractNum>
-  <w:abstractNum w:abstractNumId="16" w15:restartNumberingAfterBreak="0">
+  <w:abstractNum w:abstractNumId="17" w15:restartNumberingAfterBreak="0">
+    <w:nsid w:val="3C567206"/>
+    <w:multiLevelType w:val="multilevel"/>
+    <w:tmpl w:val="0AAE2BB0"/>
+    <w:numStyleLink w:val="a1"/>
+  </w:abstractNum>
+  <w:abstractNum w:abstractNumId="18" w15:restartNumberingAfterBreak="0">
     <w:nsid w:val="3D940E7E"/>
     <w:multiLevelType w:val="multilevel"/>
     <w:tmpl w:val="0AAE2BB0"/>
     <w:numStyleLink w:val="a1"/>
   </w:abstractNum>
-  <w:abstractNum w:abstractNumId="17" w15:restartNumberingAfterBreak="0">
+  <w:abstractNum w:abstractNumId="19" w15:restartNumberingAfterBreak="0">
     <w:nsid w:val="41E24296"/>
     <w:multiLevelType w:val="multilevel"/>
     <w:tmpl w:val="2B363AD6"/>
     <w:numStyleLink w:val="a2"/>
   </w:abstractNum>
-  <w:abstractNum w:abstractNumId="18" w15:restartNumberingAfterBreak="0">
+  <w:abstractNum w:abstractNumId="20" w15:restartNumberingAfterBreak="0">
     <w:nsid w:val="4514593E"/>
     <w:multiLevelType w:val="multilevel"/>
     <w:tmpl w:val="2B363AD6"/>
     <w:numStyleLink w:val="a2"/>
   </w:abstractNum>
-  <w:abstractNum w:abstractNumId="19" w15:restartNumberingAfterBreak="0">
+  <w:abstractNum w:abstractNumId="21" w15:restartNumberingAfterBreak="0">
     <w:nsid w:val="50E9475D"/>
     <w:multiLevelType w:val="multilevel"/>
     <w:tmpl w:val="0AAE2BB0"/>
     <w:numStyleLink w:val="a1"/>
   </w:abstractNum>
-  <w:abstractNum w:abstractNumId="20" w15:restartNumberingAfterBreak="0">
+  <w:abstractNum w:abstractNumId="22" w15:restartNumberingAfterBreak="0">
     <w:nsid w:val="51655D1D"/>
     <w:multiLevelType w:val="multilevel"/>
     <w:tmpl w:val="0AAE2BB0"/>
@@ -13773,31 +13842,31 @@
       </w:rPr>
     </w:lvl>
   </w:abstractNum>
-  <w:abstractNum w:abstractNumId="21" w15:restartNumberingAfterBreak="0">
+  <w:abstractNum w:abstractNumId="23" w15:restartNumberingAfterBreak="0">
     <w:nsid w:val="5D915E7D"/>
     <w:multiLevelType w:val="multilevel"/>
     <w:tmpl w:val="0AAE2BB0"/>
     <w:numStyleLink w:val="a1"/>
   </w:abstractNum>
-  <w:abstractNum w:abstractNumId="22" w15:restartNumberingAfterBreak="0">
+  <w:abstractNum w:abstractNumId="24" w15:restartNumberingAfterBreak="0">
     <w:nsid w:val="5EFB7AE5"/>
     <w:multiLevelType w:val="multilevel"/>
     <w:tmpl w:val="0AAE2BB0"/>
     <w:numStyleLink w:val="a1"/>
   </w:abstractNum>
-  <w:abstractNum w:abstractNumId="23" w15:restartNumberingAfterBreak="0">
+  <w:abstractNum w:abstractNumId="25" w15:restartNumberingAfterBreak="0">
     <w:nsid w:val="643C1695"/>
     <w:multiLevelType w:val="multilevel"/>
     <w:tmpl w:val="0AAE2BB0"/>
     <w:numStyleLink w:val="a1"/>
   </w:abstractNum>
-  <w:abstractNum w:abstractNumId="24" w15:restartNumberingAfterBreak="0">
+  <w:abstractNum w:abstractNumId="26" w15:restartNumberingAfterBreak="0">
     <w:nsid w:val="72D6495B"/>
     <w:multiLevelType w:val="multilevel"/>
     <w:tmpl w:val="2B363AD6"/>
     <w:numStyleLink w:val="a2"/>
   </w:abstractNum>
-  <w:abstractNum w:abstractNumId="25" w15:restartNumberingAfterBreak="0">
+  <w:abstractNum w:abstractNumId="27" w15:restartNumberingAfterBreak="0">
     <w:nsid w:val="798E11A7"/>
     <w:multiLevelType w:val="multilevel"/>
     <w:tmpl w:val="0AAE2BB0"/>
@@ -13810,76 +13879,82 @@
     <w:abstractNumId w:val="0"/>
   </w:num>
   <w:num w:numId="3" w16cid:durableId="1223711082">
-    <w:abstractNumId w:val="13"/>
+    <w:abstractNumId w:val="14"/>
   </w:num>
   <w:num w:numId="4" w16cid:durableId="773091358">
-    <w:abstractNumId w:val="10"/>
+    <w:abstractNumId w:val="11"/>
   </w:num>
   <w:num w:numId="5" w16cid:durableId="2026058414">
     <w:abstractNumId w:val="4"/>
   </w:num>
   <w:num w:numId="6" w16cid:durableId="661008563">
-    <w:abstractNumId w:val="20"/>
+    <w:abstractNumId w:val="22"/>
   </w:num>
   <w:num w:numId="7" w16cid:durableId="1768887985">
+    <w:abstractNumId w:val="18"/>
+  </w:num>
+  <w:num w:numId="8" w16cid:durableId="1377241685">
+    <w:abstractNumId w:val="10"/>
+  </w:num>
+  <w:num w:numId="9" w16cid:durableId="1845317471">
+    <w:abstractNumId w:val="12"/>
+  </w:num>
+  <w:num w:numId="10" w16cid:durableId="63918409">
     <w:abstractNumId w:val="16"/>
   </w:num>
-  <w:num w:numId="8" w16cid:durableId="1377241685">
-    <w:abstractNumId w:val="9"/>
-  </w:num>
-  <w:num w:numId="9" w16cid:durableId="1845317471">
-    <w:abstractNumId w:val="11"/>
-  </w:num>
-  <w:num w:numId="10" w16cid:durableId="63918409">
-    <w:abstractNumId w:val="15"/>
-  </w:num>
   <w:num w:numId="11" w16cid:durableId="25184939">
-    <w:abstractNumId w:val="17"/>
+    <w:abstractNumId w:val="19"/>
   </w:num>
   <w:num w:numId="12" w16cid:durableId="1671105232">
-    <w:abstractNumId w:val="25"/>
+    <w:abstractNumId w:val="27"/>
   </w:num>
   <w:num w:numId="13" w16cid:durableId="747388426">
-    <w:abstractNumId w:val="12"/>
+    <w:abstractNumId w:val="13"/>
   </w:num>
   <w:num w:numId="14" w16cid:durableId="934244185">
     <w:abstractNumId w:val="3"/>
   </w:num>
   <w:num w:numId="15" w16cid:durableId="640232131">
-    <w:abstractNumId w:val="18"/>
+    <w:abstractNumId w:val="20"/>
   </w:num>
   <w:num w:numId="16" w16cid:durableId="584339956">
-    <w:abstractNumId w:val="14"/>
+    <w:abstractNumId w:val="15"/>
   </w:num>
   <w:num w:numId="17" w16cid:durableId="163595298">
     <w:abstractNumId w:val="2"/>
   </w:num>
   <w:num w:numId="18" w16cid:durableId="223686075">
-    <w:abstractNumId w:val="7"/>
+    <w:abstractNumId w:val="8"/>
   </w:num>
   <w:num w:numId="19" w16cid:durableId="746347086">
-    <w:abstractNumId w:val="8"/>
+    <w:abstractNumId w:val="9"/>
   </w:num>
   <w:num w:numId="20" w16cid:durableId="2053529358">
-    <w:abstractNumId w:val="24"/>
+    <w:abstractNumId w:val="26"/>
   </w:num>
   <w:num w:numId="21" w16cid:durableId="194197539">
-    <w:abstractNumId w:val="21"/>
+    <w:abstractNumId w:val="23"/>
   </w:num>
   <w:num w:numId="22" w16cid:durableId="1106656962">
-    <w:abstractNumId w:val="23"/>
+    <w:abstractNumId w:val="25"/>
   </w:num>
   <w:num w:numId="23" w16cid:durableId="335310698">
     <w:abstractNumId w:val="5"/>
   </w:num>
   <w:num w:numId="24" w16cid:durableId="1028676329">
-    <w:abstractNumId w:val="22"/>
+    <w:abstractNumId w:val="24"/>
   </w:num>
   <w:num w:numId="25" w16cid:durableId="511843778">
-    <w:abstractNumId w:val="19"/>
+    <w:abstractNumId w:val="21"/>
   </w:num>
   <w:num w:numId="26" w16cid:durableId="1661544096">
     <w:abstractNumId w:val="6"/>
+  </w:num>
+  <w:num w:numId="27" w16cid:durableId="1317031852">
+    <w:abstractNumId w:val="17"/>
+  </w:num>
+  <w:num w:numId="28" w16cid:durableId="2026249534">
+    <w:abstractNumId w:val="7"/>
   </w:num>
   <w:numIdMacAtCleanup w:val="8"/>
 </w:numbering>
@@ -14472,6 +14547,7 @@
   <w:style w:type="character" w:default="1" w:styleId="a5">
     <w:name w:val="Default Paragraph Font"/>
     <w:uiPriority w:val="1"/>
+    <w:semiHidden/>
     <w:unhideWhenUsed/>
   </w:style>
   <w:style w:type="table" w:default="1" w:styleId="a6">

--- a/СА, практические работы/СА, п.р., отчеты/Системный анализ, п.р., отчёт.docx
+++ b/СА, практические работы/СА, п.р., отчеты/Системный анализ, п.р., отчёт.docx
@@ -3565,7 +3565,7 @@
       <w:r>
         <w:fldChar w:fldCharType="separate"/>
       </w:r>
-      <w:hyperlink w:anchor="_Toc241263593" w:history="1">
+      <w:hyperlink w:anchor="_Toc241895183" w:history="1">
         <w:r>
           <w:rPr>
             <w:rStyle w:val="af"/>
@@ -3609,7 +3609,7 @@
             <w:noProof/>
             <w:webHidden/>
           </w:rPr>
-          <w:instrText xml:space="preserve"> PAGEREF _Toc241263593 \h </w:instrText>
+          <w:instrText xml:space="preserve"> PAGEREF _Toc241895183 \h </w:instrText>
         </w:r>
         <w:r>
           <w:rPr>
@@ -3651,7 +3651,7 @@
           <w14:ligatures w14:val="standardContextual"/>
         </w:rPr>
       </w:pPr>
-      <w:hyperlink w:anchor="_Toc241263594" w:history="1">
+      <w:hyperlink w:anchor="_Toc241895184" w:history="1">
         <w:r>
           <w:rPr>
             <w:rStyle w:val="af"/>
@@ -3695,7 +3695,7 @@
             <w:noProof/>
             <w:webHidden/>
           </w:rPr>
-          <w:instrText xml:space="preserve"> PAGEREF _Toc241263594 \h </w:instrText>
+          <w:instrText xml:space="preserve"> PAGEREF _Toc241895184 \h </w:instrText>
         </w:r>
         <w:r>
           <w:rPr>
@@ -3741,7 +3741,7 @@
           <w14:ligatures w14:val="standardContextual"/>
         </w:rPr>
       </w:pPr>
-      <w:hyperlink w:anchor="_Toc241263595" w:history="1">
+      <w:hyperlink w:anchor="_Toc241895185" w:history="1">
         <w:r>
           <w:rPr>
             <w:rStyle w:val="af"/>
@@ -3800,7 +3800,7 @@
             <w:noProof/>
             <w:webHidden/>
           </w:rPr>
-          <w:instrText xml:space="preserve"> PAGEREF _Toc241263595 \h </w:instrText>
+          <w:instrText xml:space="preserve"> PAGEREF _Toc241895185 \h </w:instrText>
         </w:r>
         <w:r>
           <w:rPr>
@@ -3846,7 +3846,7 @@
           <w14:ligatures w14:val="standardContextual"/>
         </w:rPr>
       </w:pPr>
-      <w:hyperlink w:anchor="_Toc241263596" w:history="1">
+      <w:hyperlink w:anchor="_Toc241895186" w:history="1">
         <w:r>
           <w:rPr>
             <w:rStyle w:val="af"/>
@@ -3890,7 +3890,7 @@
             <w:noProof/>
             <w:webHidden/>
           </w:rPr>
-          <w:instrText xml:space="preserve"> PAGEREF _Toc241263596 \h </w:instrText>
+          <w:instrText xml:space="preserve"> PAGEREF _Toc241895186 \h </w:instrText>
         </w:r>
         <w:r>
           <w:rPr>
@@ -3932,7 +3932,7 @@
           <w14:ligatures w14:val="standardContextual"/>
         </w:rPr>
       </w:pPr>
-      <w:hyperlink w:anchor="_Toc241263597" w:history="1">
+      <w:hyperlink w:anchor="_Toc241895187" w:history="1">
         <w:r>
           <w:rPr>
             <w:rStyle w:val="af"/>
@@ -3976,7 +3976,7 @@
             <w:noProof/>
             <w:webHidden/>
           </w:rPr>
-          <w:instrText xml:space="preserve"> PAGEREF _Toc241263597 \h </w:instrText>
+          <w:instrText xml:space="preserve"> PAGEREF _Toc241895187 \h </w:instrText>
         </w:r>
         <w:r>
           <w:rPr>
@@ -4022,7 +4022,7 @@
           <w14:ligatures w14:val="standardContextual"/>
         </w:rPr>
       </w:pPr>
-      <w:hyperlink w:anchor="_Toc241263598" w:history="1">
+      <w:hyperlink w:anchor="_Toc241895188" w:history="1">
         <w:r>
           <w:rPr>
             <w:rStyle w:val="af"/>
@@ -4066,7 +4066,7 @@
             <w:noProof/>
             <w:webHidden/>
           </w:rPr>
-          <w:instrText xml:space="preserve"> PAGEREF _Toc241263598 \h </w:instrText>
+          <w:instrText xml:space="preserve"> PAGEREF _Toc241895188 \h </w:instrText>
         </w:r>
         <w:r>
           <w:rPr>
@@ -4112,7 +4112,7 @@
           <w14:ligatures w14:val="standardContextual"/>
         </w:rPr>
       </w:pPr>
-      <w:hyperlink w:anchor="_Toc241263599" w:history="1">
+      <w:hyperlink w:anchor="_Toc241895189" w:history="1">
         <w:r>
           <w:rPr>
             <w:rStyle w:val="af"/>
@@ -4156,7 +4156,7 @@
             <w:noProof/>
             <w:webHidden/>
           </w:rPr>
-          <w:instrText xml:space="preserve"> PAGEREF _Toc241263599 \h </w:instrText>
+          <w:instrText xml:space="preserve"> PAGEREF _Toc241895189 \h </w:instrText>
         </w:r>
         <w:r>
           <w:rPr>
@@ -4198,7 +4198,7 @@
           <w14:ligatures w14:val="standardContextual"/>
         </w:rPr>
       </w:pPr>
-      <w:hyperlink w:anchor="_Toc241263600" w:history="1">
+      <w:hyperlink w:anchor="_Toc241895190" w:history="1">
         <w:r>
           <w:rPr>
             <w:rStyle w:val="af"/>
@@ -4242,7 +4242,7 @@
             <w:noProof/>
             <w:webHidden/>
           </w:rPr>
-          <w:instrText xml:space="preserve"> PAGEREF _Toc241263600 \h </w:instrText>
+          <w:instrText xml:space="preserve"> PAGEREF _Toc241895190 \h </w:instrText>
         </w:r>
         <w:r>
           <w:rPr>
@@ -4288,7 +4288,7 @@
           <w14:ligatures w14:val="standardContextual"/>
         </w:rPr>
       </w:pPr>
-      <w:hyperlink w:anchor="_Toc241263601" w:history="1">
+      <w:hyperlink w:anchor="_Toc241895191" w:history="1">
         <w:r>
           <w:rPr>
             <w:rStyle w:val="af"/>
@@ -4347,7 +4347,7 @@
             <w:noProof/>
             <w:webHidden/>
           </w:rPr>
-          <w:instrText xml:space="preserve"> PAGEREF _Toc241263601 \h </w:instrText>
+          <w:instrText xml:space="preserve"> PAGEREF _Toc241895191 \h </w:instrText>
         </w:r>
         <w:r>
           <w:rPr>
@@ -4393,7 +4393,7 @@
           <w14:ligatures w14:val="standardContextual"/>
         </w:rPr>
       </w:pPr>
-      <w:hyperlink w:anchor="_Toc241263602" w:history="1">
+      <w:hyperlink w:anchor="_Toc241895192" w:history="1">
         <w:r>
           <w:rPr>
             <w:rStyle w:val="af"/>
@@ -4437,7 +4437,7 @@
             <w:noProof/>
             <w:webHidden/>
           </w:rPr>
-          <w:instrText xml:space="preserve"> PAGEREF _Toc241263602 \h </w:instrText>
+          <w:instrText xml:space="preserve"> PAGEREF _Toc241895192 \h </w:instrText>
         </w:r>
         <w:r>
           <w:rPr>
@@ -4483,7 +4483,7 @@
           <w14:ligatures w14:val="standardContextual"/>
         </w:rPr>
       </w:pPr>
-      <w:hyperlink w:anchor="_Toc241263603" w:history="1">
+      <w:hyperlink w:anchor="_Toc241895193" w:history="1">
         <w:r>
           <w:rPr>
             <w:rStyle w:val="af"/>
@@ -4527,7 +4527,7 @@
             <w:noProof/>
             <w:webHidden/>
           </w:rPr>
-          <w:instrText xml:space="preserve"> PAGEREF _Toc241263603 \h </w:instrText>
+          <w:instrText xml:space="preserve"> PAGEREF _Toc241895193 \h </w:instrText>
         </w:r>
         <w:r>
           <w:rPr>
@@ -4573,7 +4573,7 @@
           <w14:ligatures w14:val="standardContextual"/>
         </w:rPr>
       </w:pPr>
-      <w:hyperlink w:anchor="_Toc241263604" w:history="1">
+      <w:hyperlink w:anchor="_Toc241895194" w:history="1">
         <w:r>
           <w:rPr>
             <w:rStyle w:val="af"/>
@@ -4617,7 +4617,7 @@
             <w:noProof/>
             <w:webHidden/>
           </w:rPr>
-          <w:instrText xml:space="preserve"> PAGEREF _Toc241263604 \h </w:instrText>
+          <w:instrText xml:space="preserve"> PAGEREF _Toc241895194 \h </w:instrText>
         </w:r>
         <w:r>
           <w:rPr>
@@ -4659,7 +4659,7 @@
           <w14:ligatures w14:val="standardContextual"/>
         </w:rPr>
       </w:pPr>
-      <w:hyperlink w:anchor="_Toc241263605" w:history="1">
+      <w:hyperlink w:anchor="_Toc241895195" w:history="1">
         <w:r>
           <w:rPr>
             <w:rStyle w:val="af"/>
@@ -4682,7 +4682,7 @@
             <w:rStyle w:val="af"/>
             <w:noProof/>
           </w:rPr>
-          <w:t>Вывод</w:t>
+          <w:t>Практическая работа 4</w:t>
         </w:r>
         <w:r>
           <w:rPr>
@@ -4703,7 +4703,7 @@
             <w:noProof/>
             <w:webHidden/>
           </w:rPr>
-          <w:instrText xml:space="preserve"> PAGEREF _Toc241263605 \h </w:instrText>
+          <w:instrText xml:space="preserve"> PAGEREF _Toc241895195 \h </w:instrText>
         </w:r>
         <w:r>
           <w:rPr>
@@ -4724,6 +4724,367 @@
             <w:webHidden/>
           </w:rPr>
           <w:t>19</w:t>
+        </w:r>
+        <w:r>
+          <w:rPr>
+            <w:noProof/>
+            <w:webHidden/>
+          </w:rPr>
+          <w:fldChar w:fldCharType="end"/>
+        </w:r>
+      </w:hyperlink>
+    </w:p>
+    <w:p>
+      <w:pPr>
+        <w:pStyle w:val="20"/>
+        <w:tabs>
+          <w:tab w:val="left" w:pos="960"/>
+          <w:tab w:val="right" w:leader="dot" w:pos="9911"/>
+        </w:tabs>
+        <w:rPr>
+          <w:rFonts w:asciiTheme="minorHAnsi" w:eastAsiaTheme="minorEastAsia" w:hAnsiTheme="minorHAnsi" w:cstheme="minorBidi"/>
+          <w:noProof/>
+          <w:kern w:val="2"/>
+          <w:sz w:val="24"/>
+          <w14:ligatures w14:val="standardContextual"/>
+        </w:rPr>
+      </w:pPr>
+      <w:hyperlink w:anchor="_Toc241895196" w:history="1">
+        <w:r>
+          <w:rPr>
+            <w:rStyle w:val="af"/>
+            <w:noProof/>
+          </w:rPr>
+          <w:t>5.1</w:t>
+        </w:r>
+        <w:r>
+          <w:rPr>
+            <w:rFonts w:asciiTheme="minorHAnsi" w:eastAsiaTheme="minorEastAsia" w:hAnsiTheme="minorHAnsi" w:cstheme="minorBidi"/>
+            <w:noProof/>
+            <w:kern w:val="2"/>
+            <w:sz w:val="24"/>
+            <w14:ligatures w14:val="standardContextual"/>
+          </w:rPr>
+          <w:tab/>
+        </w:r>
+        <w:r>
+          <w:rPr>
+            <w:rStyle w:val="af"/>
+            <w:noProof/>
+          </w:rPr>
+          <w:t>Задание 1 – Нижняя граница системы</w:t>
+        </w:r>
+        <w:r>
+          <w:rPr>
+            <w:noProof/>
+            <w:webHidden/>
+          </w:rPr>
+          <w:tab/>
+        </w:r>
+        <w:r>
+          <w:rPr>
+            <w:noProof/>
+            <w:webHidden/>
+          </w:rPr>
+          <w:fldChar w:fldCharType="begin"/>
+        </w:r>
+        <w:r>
+          <w:rPr>
+            <w:noProof/>
+            <w:webHidden/>
+          </w:rPr>
+          <w:instrText xml:space="preserve"> PAGEREF _Toc241895196 \h </w:instrText>
+        </w:r>
+        <w:r>
+          <w:rPr>
+            <w:noProof/>
+            <w:webHidden/>
+          </w:rPr>
+        </w:r>
+        <w:r>
+          <w:rPr>
+            <w:noProof/>
+            <w:webHidden/>
+          </w:rPr>
+          <w:fldChar w:fldCharType="separate"/>
+        </w:r>
+        <w:r>
+          <w:rPr>
+            <w:noProof/>
+            <w:webHidden/>
+          </w:rPr>
+          <w:t>19</w:t>
+        </w:r>
+        <w:r>
+          <w:rPr>
+            <w:noProof/>
+            <w:webHidden/>
+          </w:rPr>
+          <w:fldChar w:fldCharType="end"/>
+        </w:r>
+      </w:hyperlink>
+    </w:p>
+    <w:p>
+      <w:pPr>
+        <w:pStyle w:val="20"/>
+        <w:tabs>
+          <w:tab w:val="left" w:pos="960"/>
+          <w:tab w:val="right" w:leader="dot" w:pos="9911"/>
+        </w:tabs>
+        <w:rPr>
+          <w:rFonts w:asciiTheme="minorHAnsi" w:eastAsiaTheme="minorEastAsia" w:hAnsiTheme="minorHAnsi" w:cstheme="minorBidi"/>
+          <w:noProof/>
+          <w:kern w:val="2"/>
+          <w:sz w:val="24"/>
+          <w14:ligatures w14:val="standardContextual"/>
+        </w:rPr>
+      </w:pPr>
+      <w:hyperlink w:anchor="_Toc241895197" w:history="1">
+        <w:r>
+          <w:rPr>
+            <w:rStyle w:val="af"/>
+            <w:noProof/>
+            <w:lang w:val="en-US"/>
+          </w:rPr>
+          <w:t>5.2</w:t>
+        </w:r>
+        <w:r>
+          <w:rPr>
+            <w:rFonts w:asciiTheme="minorHAnsi" w:eastAsiaTheme="minorEastAsia" w:hAnsiTheme="minorHAnsi" w:cstheme="minorBidi"/>
+            <w:noProof/>
+            <w:kern w:val="2"/>
+            <w:sz w:val="24"/>
+            <w14:ligatures w14:val="standardContextual"/>
+          </w:rPr>
+          <w:tab/>
+        </w:r>
+        <w:r>
+          <w:rPr>
+            <w:rStyle w:val="af"/>
+            <w:noProof/>
+          </w:rPr>
+          <w:t>Задание 2 – Верхняя граница системы</w:t>
+        </w:r>
+        <w:r>
+          <w:rPr>
+            <w:noProof/>
+            <w:webHidden/>
+          </w:rPr>
+          <w:tab/>
+        </w:r>
+        <w:r>
+          <w:rPr>
+            <w:noProof/>
+            <w:webHidden/>
+          </w:rPr>
+          <w:fldChar w:fldCharType="begin"/>
+        </w:r>
+        <w:r>
+          <w:rPr>
+            <w:noProof/>
+            <w:webHidden/>
+          </w:rPr>
+          <w:instrText xml:space="preserve"> PAGEREF _Toc241895197 \h </w:instrText>
+        </w:r>
+        <w:r>
+          <w:rPr>
+            <w:noProof/>
+            <w:webHidden/>
+          </w:rPr>
+        </w:r>
+        <w:r>
+          <w:rPr>
+            <w:noProof/>
+            <w:webHidden/>
+          </w:rPr>
+          <w:fldChar w:fldCharType="separate"/>
+        </w:r>
+        <w:r>
+          <w:rPr>
+            <w:noProof/>
+            <w:webHidden/>
+          </w:rPr>
+          <w:t>19</w:t>
+        </w:r>
+        <w:r>
+          <w:rPr>
+            <w:noProof/>
+            <w:webHidden/>
+          </w:rPr>
+          <w:fldChar w:fldCharType="end"/>
+        </w:r>
+      </w:hyperlink>
+    </w:p>
+    <w:p>
+      <w:pPr>
+        <w:pStyle w:val="20"/>
+        <w:tabs>
+          <w:tab w:val="left" w:pos="960"/>
+          <w:tab w:val="right" w:leader="dot" w:pos="9911"/>
+        </w:tabs>
+        <w:rPr>
+          <w:rFonts w:asciiTheme="minorHAnsi" w:eastAsiaTheme="minorEastAsia" w:hAnsiTheme="minorHAnsi" w:cstheme="minorBidi"/>
+          <w:noProof/>
+          <w:kern w:val="2"/>
+          <w:sz w:val="24"/>
+          <w14:ligatures w14:val="standardContextual"/>
+        </w:rPr>
+      </w:pPr>
+      <w:hyperlink w:anchor="_Toc241895198" w:history="1">
+        <w:r>
+          <w:rPr>
+            <w:rStyle w:val="af"/>
+            <w:noProof/>
+          </w:rPr>
+          <w:t>5.3</w:t>
+        </w:r>
+        <w:r>
+          <w:rPr>
+            <w:rFonts w:asciiTheme="minorHAnsi" w:eastAsiaTheme="minorEastAsia" w:hAnsiTheme="minorHAnsi" w:cstheme="minorBidi"/>
+            <w:noProof/>
+            <w:kern w:val="2"/>
+            <w:sz w:val="24"/>
+            <w14:ligatures w14:val="standardContextual"/>
+          </w:rPr>
+          <w:tab/>
+        </w:r>
+        <w:r>
+          <w:rPr>
+            <w:rStyle w:val="af"/>
+            <w:noProof/>
+          </w:rPr>
+          <w:t>Задание 3 – Элементы внешней среды и их особенности</w:t>
+        </w:r>
+        <w:r>
+          <w:rPr>
+            <w:noProof/>
+            <w:webHidden/>
+          </w:rPr>
+          <w:tab/>
+        </w:r>
+        <w:r>
+          <w:rPr>
+            <w:noProof/>
+            <w:webHidden/>
+          </w:rPr>
+          <w:fldChar w:fldCharType="begin"/>
+        </w:r>
+        <w:r>
+          <w:rPr>
+            <w:noProof/>
+            <w:webHidden/>
+          </w:rPr>
+          <w:instrText xml:space="preserve"> PAGEREF _Toc241895198 \h </w:instrText>
+        </w:r>
+        <w:r>
+          <w:rPr>
+            <w:noProof/>
+            <w:webHidden/>
+          </w:rPr>
+        </w:r>
+        <w:r>
+          <w:rPr>
+            <w:noProof/>
+            <w:webHidden/>
+          </w:rPr>
+          <w:fldChar w:fldCharType="separate"/>
+        </w:r>
+        <w:r>
+          <w:rPr>
+            <w:noProof/>
+            <w:webHidden/>
+          </w:rPr>
+          <w:t>20</w:t>
+        </w:r>
+        <w:r>
+          <w:rPr>
+            <w:noProof/>
+            <w:webHidden/>
+          </w:rPr>
+          <w:fldChar w:fldCharType="end"/>
+        </w:r>
+      </w:hyperlink>
+    </w:p>
+    <w:p>
+      <w:pPr>
+        <w:pStyle w:val="20"/>
+        <w:tabs>
+          <w:tab w:val="left" w:pos="960"/>
+          <w:tab w:val="right" w:leader="dot" w:pos="9911"/>
+        </w:tabs>
+        <w:rPr>
+          <w:rFonts w:asciiTheme="minorHAnsi" w:eastAsiaTheme="minorEastAsia" w:hAnsiTheme="minorHAnsi" w:cstheme="minorBidi"/>
+          <w:noProof/>
+          <w:kern w:val="2"/>
+          <w:sz w:val="24"/>
+          <w14:ligatures w14:val="standardContextual"/>
+        </w:rPr>
+      </w:pPr>
+      <w:hyperlink w:anchor="_Toc241895199" w:history="1">
+        <w:r>
+          <w:rPr>
+            <w:rStyle w:val="af"/>
+            <w:noProof/>
+          </w:rPr>
+          <w:t>5.4</w:t>
+        </w:r>
+        <w:r>
+          <w:rPr>
+            <w:rFonts w:asciiTheme="minorHAnsi" w:eastAsiaTheme="minorEastAsia" w:hAnsiTheme="minorHAnsi" w:cstheme="minorBidi"/>
+            <w:noProof/>
+            <w:kern w:val="2"/>
+            <w:sz w:val="24"/>
+            <w14:ligatures w14:val="standardContextual"/>
+          </w:rPr>
+          <w:tab/>
+        </w:r>
+        <w:r>
+          <w:rPr>
+            <w:rStyle w:val="af"/>
+            <w:noProof/>
+          </w:rPr>
+          <w:t>Задание 4 – Разрешимость и проблеморазрешающая часть</w:t>
+        </w:r>
+        <w:r>
+          <w:rPr>
+            <w:noProof/>
+            <w:webHidden/>
+          </w:rPr>
+          <w:tab/>
+        </w:r>
+        <w:r>
+          <w:rPr>
+            <w:noProof/>
+            <w:webHidden/>
+          </w:rPr>
+          <w:fldChar w:fldCharType="begin"/>
+        </w:r>
+        <w:r>
+          <w:rPr>
+            <w:noProof/>
+            <w:webHidden/>
+          </w:rPr>
+          <w:instrText xml:space="preserve"> PAGEREF _Toc241895199 \h </w:instrText>
+        </w:r>
+        <w:r>
+          <w:rPr>
+            <w:noProof/>
+            <w:webHidden/>
+          </w:rPr>
+        </w:r>
+        <w:r>
+          <w:rPr>
+            <w:noProof/>
+            <w:webHidden/>
+          </w:rPr>
+          <w:fldChar w:fldCharType="separate"/>
+        </w:r>
+        <w:r>
+          <w:rPr>
+            <w:noProof/>
+            <w:webHidden/>
+          </w:rPr>
+          <w:t>21</w:t>
         </w:r>
         <w:r>
           <w:rPr>
@@ -4745,7 +5106,7 @@
           <w14:ligatures w14:val="standardContextual"/>
         </w:rPr>
       </w:pPr>
-      <w:hyperlink w:anchor="_Toc241263606" w:history="1">
+      <w:hyperlink w:anchor="_Toc241895200" w:history="1">
         <w:r>
           <w:rPr>
             <w:rStyle w:val="af"/>
@@ -4768,6 +5129,92 @@
             <w:rStyle w:val="af"/>
             <w:noProof/>
           </w:rPr>
+          <w:t>Вывод</w:t>
+        </w:r>
+        <w:r>
+          <w:rPr>
+            <w:noProof/>
+            <w:webHidden/>
+          </w:rPr>
+          <w:tab/>
+        </w:r>
+        <w:r>
+          <w:rPr>
+            <w:noProof/>
+            <w:webHidden/>
+          </w:rPr>
+          <w:fldChar w:fldCharType="begin"/>
+        </w:r>
+        <w:r>
+          <w:rPr>
+            <w:noProof/>
+            <w:webHidden/>
+          </w:rPr>
+          <w:instrText xml:space="preserve"> PAGEREF _Toc241895200 \h </w:instrText>
+        </w:r>
+        <w:r>
+          <w:rPr>
+            <w:noProof/>
+            <w:webHidden/>
+          </w:rPr>
+        </w:r>
+        <w:r>
+          <w:rPr>
+            <w:noProof/>
+            <w:webHidden/>
+          </w:rPr>
+          <w:fldChar w:fldCharType="separate"/>
+        </w:r>
+        <w:r>
+          <w:rPr>
+            <w:noProof/>
+            <w:webHidden/>
+          </w:rPr>
+          <w:t>22</w:t>
+        </w:r>
+        <w:r>
+          <w:rPr>
+            <w:noProof/>
+            <w:webHidden/>
+          </w:rPr>
+          <w:fldChar w:fldCharType="end"/>
+        </w:r>
+      </w:hyperlink>
+    </w:p>
+    <w:p>
+      <w:pPr>
+        <w:pStyle w:val="11"/>
+        <w:rPr>
+          <w:rFonts w:asciiTheme="minorHAnsi" w:eastAsiaTheme="minorEastAsia" w:hAnsiTheme="minorHAnsi" w:cstheme="minorBidi"/>
+          <w:noProof/>
+          <w:kern w:val="2"/>
+          <w:sz w:val="24"/>
+          <w14:ligatures w14:val="standardContextual"/>
+        </w:rPr>
+      </w:pPr>
+      <w:hyperlink w:anchor="_Toc241895201" w:history="1">
+        <w:r>
+          <w:rPr>
+            <w:rStyle w:val="af"/>
+            <w:noProof/>
+          </w:rPr>
+          <w:t>7</w:t>
+        </w:r>
+        <w:r>
+          <w:rPr>
+            <w:rFonts w:asciiTheme="minorHAnsi" w:eastAsiaTheme="minorEastAsia" w:hAnsiTheme="minorHAnsi" w:cstheme="minorBidi"/>
+            <w:noProof/>
+            <w:kern w:val="2"/>
+            <w:sz w:val="24"/>
+            <w14:ligatures w14:val="standardContextual"/>
+          </w:rPr>
+          <w:tab/>
+        </w:r>
+        <w:r>
+          <w:rPr>
+            <w:rStyle w:val="af"/>
+            <w:noProof/>
+          </w:rPr>
           <w:t>Приложение</w:t>
         </w:r>
         <w:r>
@@ -4789,7 +5236,7 @@
             <w:noProof/>
             <w:webHidden/>
           </w:rPr>
-          <w:instrText xml:space="preserve"> PAGEREF _Toc241263606 \h </w:instrText>
+          <w:instrText xml:space="preserve"> PAGEREF _Toc241895201 \h </w:instrText>
         </w:r>
         <w:r>
           <w:rPr>
@@ -4809,7 +5256,7 @@
             <w:noProof/>
             <w:webHidden/>
           </w:rPr>
-          <w:t>20</w:t>
+          <w:t>23</w:t>
         </w:r>
         <w:r>
           <w:rPr>
@@ -4839,7 +5286,7 @@
       <w:pPr>
         <w:pStyle w:val="1"/>
       </w:pPr>
-      <w:bookmarkStart w:id="10" w:name="_Toc241263593"/>
+      <w:bookmarkStart w:id="10" w:name="_Toc241895183"/>
       <w:r>
         <w:lastRenderedPageBreak/>
         <w:t>Цель работы</w:t>
@@ -4926,6 +5373,33 @@
         <w:t>практическая работа 4</w:t>
       </w:r>
       <w:r>
+        <w:t>:</w:t>
+      </w:r>
+      <w:r>
+        <w:t xml:space="preserve"> </w:t>
+      </w:r>
+      <w:r>
+        <w:t xml:space="preserve">проведение третьего этапа системного анализа: анализ системных свойств объекта исследования – </w:t>
+      </w:r>
+      <w:r>
+        <w:t>внешняя среда и классификация системы</w:t>
+      </w:r>
+      <w:r>
+        <w:t>;</w:t>
+      </w:r>
+    </w:p>
+    <w:p>
+      <w:pPr>
+        <w:pStyle w:val="a4"/>
+        <w:numPr>
+          <w:ilvl w:val="0"/>
+          <w:numId w:val="18"/>
+        </w:numPr>
+      </w:pPr>
+      <w:r>
+        <w:t>практическая работа 5</w:t>
+      </w:r>
+      <w:r>
         <w:rPr>
           <w:lang w:val="en-US"/>
         </w:rPr>
@@ -4946,36 +5420,12 @@
           <w:numId w:val="18"/>
         </w:numPr>
       </w:pPr>
-      <w:r>
-        <w:t>практическая работа 5</w:t>
-      </w:r>
-      <w:r>
-        <w:rPr>
-          <w:lang w:val="en-US"/>
-        </w:rPr>
-        <w:t>:</w:t>
-      </w:r>
-      <w:r>
-        <w:rPr>
-          <w:lang w:val="en-US"/>
-        </w:rPr>
-        <w:t>;</w:t>
-      </w:r>
-    </w:p>
-    <w:p>
-      <w:pPr>
-        <w:pStyle w:val="a4"/>
-        <w:numPr>
-          <w:ilvl w:val="0"/>
-          <w:numId w:val="18"/>
-        </w:numPr>
-      </w:pPr>
     </w:p>
     <w:p>
       <w:pPr>
         <w:pStyle w:val="1"/>
       </w:pPr>
-      <w:bookmarkStart w:id="11" w:name="_Toc241263594"/>
+      <w:bookmarkStart w:id="11" w:name="_Toc241895184"/>
       <w:r>
         <w:lastRenderedPageBreak/>
         <w:t>Практическая работа 1</w:t>
@@ -4986,7 +5436,7 @@
       <w:pPr>
         <w:pStyle w:val="2"/>
       </w:pPr>
-      <w:bookmarkStart w:id="12" w:name="_Toc241263595"/>
+      <w:bookmarkStart w:id="12" w:name="_Toc241895185"/>
       <w:r>
         <w:t>Задание 1</w:t>
       </w:r>
@@ -5068,7 +5518,7 @@
       <w:pPr>
         <w:pStyle w:val="2"/>
       </w:pPr>
-      <w:bookmarkStart w:id="13" w:name="_Toc241263596"/>
+      <w:bookmarkStart w:id="13" w:name="_Toc241895186"/>
       <w:r>
         <w:t>Задание 2</w:t>
       </w:r>
@@ -6749,7 +7199,7 @@
       <w:pPr>
         <w:pStyle w:val="1"/>
       </w:pPr>
-      <w:bookmarkStart w:id="17" w:name="_Toc241263597"/>
+      <w:bookmarkStart w:id="17" w:name="_Toc241895187"/>
       <w:r>
         <w:lastRenderedPageBreak/>
         <w:t>Практическая работа 2</w:t>
@@ -6760,7 +7210,7 @@
       <w:pPr>
         <w:pStyle w:val="2"/>
       </w:pPr>
-      <w:bookmarkStart w:id="18" w:name="_Toc241263598"/>
+      <w:bookmarkStart w:id="18" w:name="_Toc241895188"/>
       <w:r>
         <w:t>Задание 1</w:t>
       </w:r>
@@ -6840,7 +7290,7 @@
       <w:pPr>
         <w:pStyle w:val="2"/>
       </w:pPr>
-      <w:bookmarkStart w:id="19" w:name="_Toc241263599"/>
+      <w:bookmarkStart w:id="19" w:name="_Toc241895189"/>
       <w:r>
         <w:t>Задание 2</w:t>
       </w:r>
@@ -7118,7 +7568,7 @@
       <w:pPr>
         <w:pStyle w:val="1"/>
       </w:pPr>
-      <w:bookmarkStart w:id="20" w:name="_Toc241263600"/>
+      <w:bookmarkStart w:id="20" w:name="_Toc241895190"/>
       <w:r>
         <w:lastRenderedPageBreak/>
         <w:t>Практическая работа 3</w:t>
@@ -7129,7 +7579,7 @@
       <w:pPr>
         <w:pStyle w:val="2"/>
       </w:pPr>
-      <w:bookmarkStart w:id="21" w:name="_Toc241263601"/>
+      <w:bookmarkStart w:id="21" w:name="_Toc241895191"/>
       <w:r>
         <w:t>Задание 1</w:t>
       </w:r>
@@ -7170,7 +7620,7 @@
       <w:pPr>
         <w:pStyle w:val="2"/>
       </w:pPr>
-      <w:bookmarkStart w:id="22" w:name="_Toc241263602"/>
+      <w:bookmarkStart w:id="22" w:name="_Toc241895192"/>
       <w:r>
         <w:t>Задание 2</w:t>
       </w:r>
@@ -7419,10 +7869,7 @@
         <w:t>Цель системы:</w:t>
       </w:r>
       <w:r>
-        <w:t xml:space="preserve"> </w:t>
-      </w:r>
-      <w:r>
-        <w:t>обеспечить информационную поддержку процедурам анализа синергетических эффектов</w:t>
+        <w:t xml:space="preserve"> быстро и точно спрогнозировать свойства медицинских композиционных материалов</w:t>
       </w:r>
       <w:r>
         <w:t>;</w:t>
@@ -7826,7 +8273,245 @@
         <w:t xml:space="preserve"> машинного обучения</w:t>
       </w:r>
       <w:r>
-        <w:t>.</w:t>
+        <w:rPr>
+          <w:lang w:val="en-US"/>
+        </w:rPr>
+        <w:t>;</w:t>
+      </w:r>
+    </w:p>
+    <w:p>
+      <w:pPr>
+        <w:pStyle w:val="a4"/>
+        <w:numPr>
+          <w:ilvl w:val="0"/>
+          <w:numId w:val="24"/>
+        </w:numPr>
+      </w:pPr>
+      <w:r>
+        <w:t>оценить модели:</w:t>
+      </w:r>
+    </w:p>
+    <w:p>
+      <w:pPr>
+        <w:pStyle w:val="a4"/>
+        <w:numPr>
+          <w:ilvl w:val="1"/>
+          <w:numId w:val="24"/>
+        </w:numPr>
+      </w:pPr>
+      <w:r>
+        <w:t>оценить точность:</w:t>
+      </w:r>
+    </w:p>
+    <w:p>
+      <w:pPr>
+        <w:pStyle w:val="a4"/>
+        <w:numPr>
+          <w:ilvl w:val="2"/>
+          <w:numId w:val="24"/>
+        </w:numPr>
+      </w:pPr>
+      <w:r>
+        <w:t xml:space="preserve">вычислить </w:t>
+      </w:r>
+      <w:r>
+        <w:t>«</w:t>
+      </w:r>
+      <w:r>
+        <w:rPr>
+          <w:lang w:val="en-US"/>
+        </w:rPr>
+        <w:t>MSE</w:t>
+      </w:r>
+      <w:r>
+        <w:t>»</w:t>
+      </w:r>
+      <w:r>
+        <w:rPr>
+          <w:lang w:val="en-US"/>
+        </w:rPr>
+        <w:t>,</w:t>
+      </w:r>
+    </w:p>
+    <w:p>
+      <w:pPr>
+        <w:pStyle w:val="a4"/>
+        <w:numPr>
+          <w:ilvl w:val="2"/>
+          <w:numId w:val="24"/>
+        </w:numPr>
+      </w:pPr>
+      <w:r>
+        <w:t xml:space="preserve">вычислить </w:t>
+      </w:r>
+      <w:r>
+        <w:t>«</w:t>
+      </w:r>
+      <w:r>
+        <w:rPr>
+          <w:lang w:val="en-US"/>
+        </w:rPr>
+        <w:t>MAE</w:t>
+      </w:r>
+      <w:r>
+        <w:t>»</w:t>
+      </w:r>
+      <w:r>
+        <w:rPr>
+          <w:lang w:val="en-US"/>
+        </w:rPr>
+        <w:t>;</w:t>
+      </w:r>
+    </w:p>
+    <w:p>
+      <w:pPr>
+        <w:pStyle w:val="a4"/>
+        <w:numPr>
+          <w:ilvl w:val="1"/>
+          <w:numId w:val="24"/>
+        </w:numPr>
+      </w:pPr>
+      <w:r>
+        <w:t>оценить скорость</w:t>
+      </w:r>
+      <w:r>
+        <w:rPr>
+          <w:lang w:val="en-US"/>
+        </w:rPr>
+        <w:t>;</w:t>
+      </w:r>
+    </w:p>
+    <w:p>
+      <w:pPr>
+        <w:pStyle w:val="a4"/>
+        <w:numPr>
+          <w:ilvl w:val="1"/>
+          <w:numId w:val="24"/>
+        </w:numPr>
+      </w:pPr>
+      <w:r>
+        <w:t>выбрать модель</w:t>
+      </w:r>
+      <w:r>
+        <w:rPr>
+          <w:lang w:val="en-US"/>
+        </w:rPr>
+        <w:t>;</w:t>
+      </w:r>
+    </w:p>
+    <w:p>
+      <w:pPr>
+        <w:pStyle w:val="a4"/>
+        <w:numPr>
+          <w:ilvl w:val="0"/>
+          <w:numId w:val="24"/>
+        </w:numPr>
+      </w:pPr>
+      <w:r>
+        <w:t>внедрить модель</w:t>
+      </w:r>
+      <w:r>
+        <w:rPr>
+          <w:lang w:val="en-US"/>
+        </w:rPr>
+        <w:t>:</w:t>
+      </w:r>
+    </w:p>
+    <w:p>
+      <w:pPr>
+        <w:pStyle w:val="a4"/>
+        <w:numPr>
+          <w:ilvl w:val="1"/>
+          <w:numId w:val="24"/>
+        </w:numPr>
+      </w:pPr>
+      <w:r>
+        <w:lastRenderedPageBreak/>
+        <w:t>разработать</w:t>
+      </w:r>
+      <w:r>
+        <w:t xml:space="preserve"> документацию:</w:t>
+      </w:r>
+    </w:p>
+    <w:p>
+      <w:pPr>
+        <w:pStyle w:val="a4"/>
+        <w:numPr>
+          <w:ilvl w:val="2"/>
+          <w:numId w:val="24"/>
+        </w:numPr>
+      </w:pPr>
+      <w:r>
+        <w:t>разработать «Руководство программиста»</w:t>
+      </w:r>
+      <w:r>
+        <w:rPr>
+          <w:lang w:val="en-US"/>
+        </w:rPr>
+        <w:t>,</w:t>
+      </w:r>
+    </w:p>
+    <w:p>
+      <w:pPr>
+        <w:pStyle w:val="a4"/>
+        <w:numPr>
+          <w:ilvl w:val="2"/>
+          <w:numId w:val="24"/>
+        </w:numPr>
+      </w:pPr>
+      <w:r>
+        <w:t>разработать «Руководство пользователя</w:t>
+      </w:r>
+      <w:r>
+        <w:t>»</w:t>
+      </w:r>
+      <w:r>
+        <w:rPr>
+          <w:lang w:val="en-US"/>
+        </w:rPr>
+        <w:t>;</w:t>
+      </w:r>
+    </w:p>
+    <w:p>
+      <w:pPr>
+        <w:pStyle w:val="a4"/>
+        <w:numPr>
+          <w:ilvl w:val="1"/>
+          <w:numId w:val="24"/>
+        </w:numPr>
+      </w:pPr>
+      <w:r>
+        <w:t>разработать приложение:</w:t>
+      </w:r>
+    </w:p>
+    <w:p>
+      <w:pPr>
+        <w:pStyle w:val="a4"/>
+        <w:numPr>
+          <w:ilvl w:val="2"/>
+          <w:numId w:val="24"/>
+        </w:numPr>
+      </w:pPr>
+      <w:r>
+        <w:t>реализовать логику</w:t>
+      </w:r>
+      <w:r>
+        <w:rPr>
+          <w:lang w:val="en-US"/>
+        </w:rPr>
+        <w:t>,</w:t>
+      </w:r>
+    </w:p>
+    <w:p>
+      <w:pPr>
+        <w:pStyle w:val="a4"/>
+        <w:numPr>
+          <w:ilvl w:val="2"/>
+          <w:numId w:val="24"/>
+        </w:numPr>
+      </w:pPr>
+      <w:r>
+        <w:t>разработать интерфейс.</w:t>
       </w:r>
     </w:p>
     <w:p>
@@ -7840,15 +8525,11 @@
         <w:jc w:val="center"/>
       </w:pPr>
       <w:r>
-        <w:rPr>
-          <w:noProof/>
-        </w:rPr>
-        <w:lastRenderedPageBreak/>
         <w:drawing>
-          <wp:inline distT="0" distB="0" distL="0" distR="0" wp14:anchorId="7009791F" wp14:editId="32CB2660">
-            <wp:extent cx="5975985" cy="2391358"/>
-            <wp:effectExtent l="0" t="0" r="5715" b="9525"/>
-            <wp:docPr id="303461777" name="Рисунок 1"/>
+          <wp:inline distT="0" distB="0" distL="0" distR="0" wp14:anchorId="2910B434" wp14:editId="32767678">
+            <wp:extent cx="5975985" cy="2317268"/>
+            <wp:effectExtent l="0" t="0" r="5715" b="6985"/>
+            <wp:docPr id="2084605885" name="Рисунок 1"/>
             <wp:cNvGraphicFramePr>
               <a:graphicFrameLocks xmlns:a="http://schemas.openxmlformats.org/drawingml/2006/main" noChangeAspect="1"/>
             </wp:cNvGraphicFramePr>
@@ -7856,7 +8537,7 @@
               <a:graphicData uri="http://schemas.openxmlformats.org/drawingml/2006/picture">
                 <pic:pic xmlns:pic="http://schemas.openxmlformats.org/drawingml/2006/picture">
                   <pic:nvPicPr>
-                    <pic:cNvPr id="303461777" name=""/>
+                    <pic:cNvPr id="2084605885" name=""/>
                     <pic:cNvPicPr/>
                   </pic:nvPicPr>
                   <pic:blipFill>
@@ -7868,7 +8549,7 @@
                   <pic:spPr>
                     <a:xfrm>
                       <a:off x="0" y="0"/>
-                      <a:ext cx="5999649" cy="2400827"/>
+                      <a:ext cx="5985022" cy="2320772"/>
                     </a:xfrm>
                     <a:prstGeom prst="rect">
                       <a:avLst/>
@@ -8004,7 +8685,22 @@
       </w:r>
       <w:proofErr w:type="spellEnd"/>
       <w:r>
-        <w:t xml:space="preserve"> (эмерджентности) – способность системы обеспечить информационную поддержку процедурам анализа синергетических эффектов.</w:t>
+        <w:t xml:space="preserve"> (эмерджентности) – </w:t>
+      </w:r>
+      <w:r>
+        <w:t xml:space="preserve">это </w:t>
+      </w:r>
+      <w:r>
+        <w:t xml:space="preserve">способность системы </w:t>
+      </w:r>
+      <w:r>
+        <w:t>быстро</w:t>
+      </w:r>
+      <w:r>
+        <w:t xml:space="preserve"> и точно спрогнозировать свойства медицинских композиционных материалов</w:t>
+      </w:r>
+      <w:r>
+        <w:t>.</w:t>
       </w:r>
     </w:p>
     <w:p>
@@ -8012,6 +8708,7 @@
         <w:pStyle w:val="3"/>
       </w:pPr>
       <w:r>
+        <w:lastRenderedPageBreak/>
         <w:t>Свойство 6</w:t>
       </w:r>
       <w:r>
@@ -8111,11 +8808,7 @@
         <w:t>Однако</w:t>
       </w:r>
       <w:r>
-        <w:t xml:space="preserve"> при этом «наличие цели», </w:t>
-      </w:r>
-      <w:r>
-        <w:lastRenderedPageBreak/>
-        <w:t xml:space="preserve">«наличие интегративных качеств» и «наличие в эффективной системе путей достижения цели наилучшим образом» выполняются недостаточно эффективно, так как </w:t>
+        <w:t xml:space="preserve"> при этом «наличие цели», «наличие интегративных качеств» и «наличие в эффективной системе путей достижения цели наилучшим образом» выполняются недостаточно эффективно, так как </w:t>
       </w:r>
       <w:proofErr w:type="spellStart"/>
       <w:r>
@@ -8136,7 +8829,7 @@
       <w:pPr>
         <w:pStyle w:val="2"/>
       </w:pPr>
-      <w:bookmarkStart w:id="24" w:name="_Toc241263603"/>
+      <w:bookmarkStart w:id="24" w:name="_Toc241895193"/>
       <w:r>
         <w:t>Задание 3</w:t>
       </w:r>
@@ -8299,7 +8992,11 @@
         </w:numPr>
       </w:pPr>
       <w:r>
-        <w:t>рассматриваемая система нелинейна, что следует из самой задачи «состав – свойство», в которой небольшое изменение доли содержания одного компонента состава может приводить к сильным, значительным изменениям свойств</w:t>
+        <w:t xml:space="preserve">рассматриваемая система нелинейна, что следует из самой задачи «состав – свойство», в которой небольшое изменение доли содержания одного </w:t>
+      </w:r>
+      <w:r>
+        <w:lastRenderedPageBreak/>
+        <w:t>компонента состава может приводить к сильным, значительным изменениям свойств</w:t>
       </w:r>
       <w:r>
         <w:t>;</w:t>
@@ -8374,7 +9071,6 @@
         </w:numPr>
       </w:pPr>
       <w:r>
-        <w:lastRenderedPageBreak/>
         <w:t>для элементов системы: физико-математические модели и методы машинного обучения разрабатывает человек</w:t>
       </w:r>
       <w:r>
@@ -8468,7 +9164,7 @@
       <w:pPr>
         <w:pStyle w:val="2"/>
       </w:pPr>
-      <w:bookmarkStart w:id="25" w:name="_Toc241263604"/>
+      <w:bookmarkStart w:id="25" w:name="_Toc241895194"/>
       <w:r>
         <w:t>Задание 4</w:t>
       </w:r>
@@ -8482,7 +9178,43 @@
         <w:pStyle w:val="a4"/>
       </w:pPr>
       <w:r>
-        <w:t xml:space="preserve">Далее представим структуру системы, которую уточним по сравнению с предварительной добавлением «применения ансамблей сетей» и разместим на </w:t>
+        <w:t xml:space="preserve">Далее </w:t>
+      </w:r>
+      <w:r>
+        <w:t xml:space="preserve">снова </w:t>
+      </w:r>
+      <w:r>
+        <w:t xml:space="preserve">представим структуру системы, которую </w:t>
+      </w:r>
+      <w:r>
+        <w:t xml:space="preserve">оставим такой же, какой спроектировали на первом этапе проведения системного анализа </w:t>
+      </w:r>
+      <w:r>
+        <w:t>[</w:t>
+      </w:r>
+      <w:r>
+        <w:fldChar w:fldCharType="begin"/>
+      </w:r>
+      <w:r>
+        <w:instrText xml:space="preserve"> REF _Ref241193620 \r \h </w:instrText>
+      </w:r>
+      <w:r>
+        <w:fldChar w:fldCharType="separate"/>
+      </w:r>
+      <w:r>
+        <w:t>2.2.1</w:t>
+      </w:r>
+      <w:r>
+        <w:fldChar w:fldCharType="end"/>
+      </w:r>
+      <w:r>
+        <w:t>]</w:t>
+      </w:r>
+      <w:r>
+        <w:t>,</w:t>
+      </w:r>
+      <w:r>
+        <w:t xml:space="preserve"> и разместим на </w:t>
       </w:r>
       <w:r>
         <w:fldChar w:fldCharType="begin"/>
@@ -8529,15 +9261,12 @@
         <w:jc w:val="center"/>
       </w:pPr>
       <w:r>
-        <w:rPr>
-          <w:noProof/>
-        </w:rPr>
         <w:lastRenderedPageBreak/>
         <w:drawing>
-          <wp:inline distT="0" distB="0" distL="0" distR="0" wp14:anchorId="73EC9F31" wp14:editId="2063B6BB">
-            <wp:extent cx="5944530" cy="3791654"/>
-            <wp:effectExtent l="0" t="0" r="0" b="0"/>
-            <wp:docPr id="515601534" name="Рисунок 1"/>
+          <wp:inline distT="0" distB="0" distL="0" distR="0" wp14:anchorId="747CF719" wp14:editId="2F50AAEE">
+            <wp:extent cx="5947410" cy="3788694"/>
+            <wp:effectExtent l="0" t="0" r="0" b="2540"/>
+            <wp:docPr id="1001448783" name="Рисунок 1"/>
             <wp:cNvGraphicFramePr>
               <a:graphicFrameLocks xmlns:a="http://schemas.openxmlformats.org/drawingml/2006/main" noChangeAspect="1"/>
             </wp:cNvGraphicFramePr>
@@ -8545,7 +9274,7 @@
               <a:graphicData uri="http://schemas.openxmlformats.org/drawingml/2006/picture">
                 <pic:pic xmlns:pic="http://schemas.openxmlformats.org/drawingml/2006/picture">
                   <pic:nvPicPr>
-                    <pic:cNvPr id="515601534" name=""/>
+                    <pic:cNvPr id="1001448783" name=""/>
                     <pic:cNvPicPr/>
                   </pic:nvPicPr>
                   <pic:blipFill>
@@ -8557,7 +9286,7 @@
                   <pic:spPr>
                     <a:xfrm>
                       <a:off x="0" y="0"/>
-                      <a:ext cx="6027635" cy="3844662"/>
+                      <a:ext cx="5951247" cy="3791138"/>
                     </a:xfrm>
                     <a:prstGeom prst="rect">
                       <a:avLst/>
@@ -8624,7 +9353,19 @@
         </w:numPr>
       </w:pPr>
       <w:r>
-        <w:t>базовый элемент: конкретный способ проведения прогноза, как, например, «применение ансамблей моделей»</w:t>
+        <w:t xml:space="preserve">базовый элемент: конкретный способ проведения прогноза, как, например, «применение </w:t>
+      </w:r>
+      <w:r>
+        <w:t>многослойных</w:t>
+      </w:r>
+      <w:r>
+        <w:t xml:space="preserve"> </w:t>
+      </w:r>
+      <w:r>
+        <w:t>сетей</w:t>
+      </w:r>
+      <w:r>
+        <w:t>»</w:t>
       </w:r>
       <w:r>
         <w:t>;</w:t>
@@ -8717,28 +9458,7 @@
         </w:numPr>
       </w:pPr>
       <w:r>
-        <w:t>целью исследования: о</w:t>
-      </w:r>
-      <w:r>
-        <w:t>беспеч</w:t>
-      </w:r>
-      <w:r>
-        <w:t>ение</w:t>
-      </w:r>
-      <w:r>
-        <w:t xml:space="preserve"> информационн</w:t>
-      </w:r>
-      <w:r>
-        <w:t>ой</w:t>
-      </w:r>
-      <w:r>
-        <w:t xml:space="preserve"> поддержк</w:t>
-      </w:r>
-      <w:r>
-        <w:t>и</w:t>
-      </w:r>
-      <w:r>
-        <w:t xml:space="preserve"> процедурам анализа синергетических эффектов</w:t>
+        <w:t>целью исследования: обеспечение информационной поддержки процедурам анализа синергетических эффектов</w:t>
       </w:r>
       <w:r>
         <w:t>,</w:t>
@@ -8900,12 +9620,804 @@
       <w:pPr>
         <w:pStyle w:val="1"/>
       </w:pPr>
-      <w:bookmarkStart w:id="27" w:name="_Toc241263605"/>
+      <w:bookmarkStart w:id="27" w:name="_Toc241895195"/>
+      <w:r>
+        <w:lastRenderedPageBreak/>
+        <w:t>Практическая работа 4</w:t>
+      </w:r>
+      <w:bookmarkEnd w:id="27"/>
+    </w:p>
+    <w:p>
+      <w:pPr>
+        <w:pStyle w:val="2"/>
+      </w:pPr>
+      <w:bookmarkStart w:id="28" w:name="_Toc241895196"/>
+      <w:r>
+        <w:t>Задание 1 – Нижняя граница системы</w:t>
+      </w:r>
+      <w:bookmarkEnd w:id="28"/>
+      <w:r>
+        <w:t xml:space="preserve"> </w:t>
+      </w:r>
+    </w:p>
+    <w:p>
+      <w:pPr>
+        <w:pStyle w:val="a4"/>
+      </w:pPr>
+      <w:r>
+        <w:t xml:space="preserve">Нижняя граница системы – это базовый элемент: </w:t>
+      </w:r>
+      <w:r>
+        <w:t>конкретный способ проведения прогноза</w:t>
+      </w:r>
+      <w:r>
+        <w:t xml:space="preserve"> свойств композита</w:t>
+      </w:r>
+      <w:r>
+        <w:t>, как, например, «применение многослойных сетей»</w:t>
+      </w:r>
+      <w:r>
+        <w:t>.</w:t>
+      </w:r>
+    </w:p>
+    <w:p>
+      <w:pPr>
+        <w:pStyle w:val="2"/>
+        <w:rPr>
+          <w:lang w:val="en-US"/>
+        </w:rPr>
+      </w:pPr>
+      <w:bookmarkStart w:id="29" w:name="_Toc241895197"/>
+      <w:r>
+        <w:t>Задание 2 – Верхняя граница системы</w:t>
+      </w:r>
+      <w:bookmarkEnd w:id="29"/>
+    </w:p>
+    <w:p>
+      <w:pPr>
+        <w:pStyle w:val="a4"/>
+      </w:pPr>
+      <w:r>
+        <w:t>П</w:t>
+      </w:r>
+      <w:r>
+        <w:t>ровери</w:t>
+      </w:r>
+      <w:r>
+        <w:t>м</w:t>
+      </w:r>
+      <w:r>
+        <w:t xml:space="preserve"> выполнение условий принадлежности элементов</w:t>
+      </w:r>
+      <w:r>
+        <w:t>:</w:t>
+      </w:r>
+    </w:p>
+    <w:p>
+      <w:pPr>
+        <w:pStyle w:val="a4"/>
+        <w:numPr>
+          <w:ilvl w:val="0"/>
+          <w:numId w:val="31"/>
+        </w:numPr>
+      </w:pPr>
+      <w:r>
+        <w:t>самой системе:</w:t>
+      </w:r>
+    </w:p>
+    <w:p>
+      <w:pPr>
+        <w:pStyle w:val="a4"/>
+        <w:numPr>
+          <w:ilvl w:val="1"/>
+          <w:numId w:val="31"/>
+        </w:numPr>
+      </w:pPr>
+      <w:r>
+        <w:t>применение физико-математических моделей</w:t>
+      </w:r>
+      <w:r>
+        <w:t xml:space="preserve"> </w:t>
+      </w:r>
+      <w:r>
+        <w:t>и их подсистемы</w:t>
+      </w:r>
+    </w:p>
+    <w:p>
+      <w:pPr>
+        <w:pStyle w:val="a4"/>
+        <w:numPr>
+          <w:ilvl w:val="1"/>
+          <w:numId w:val="31"/>
+        </w:numPr>
+      </w:pPr>
+      <w:r>
+        <w:t xml:space="preserve">применение методов машинного обучения </w:t>
+      </w:r>
+      <w:r>
+        <w:t>и</w:t>
+      </w:r>
+      <w:r>
+        <w:t xml:space="preserve"> их</w:t>
+      </w:r>
+      <w:r>
+        <w:t xml:space="preserve"> подсистемы</w:t>
+      </w:r>
+      <w:r>
+        <w:t>;</w:t>
+      </w:r>
+    </w:p>
+    <w:p>
+      <w:pPr>
+        <w:pStyle w:val="a4"/>
+        <w:numPr>
+          <w:ilvl w:val="0"/>
+          <w:numId w:val="31"/>
+        </w:numPr>
+      </w:pPr>
+      <w:r>
+        <w:t>внешней среде:</w:t>
+      </w:r>
+    </w:p>
+    <w:p>
+      <w:pPr>
+        <w:pStyle w:val="a4"/>
+        <w:numPr>
+          <w:ilvl w:val="1"/>
+          <w:numId w:val="31"/>
+        </w:numPr>
+      </w:pPr>
+      <w:r>
+        <w:t>проведение физических исследований</w:t>
+      </w:r>
+      <w:r>
+        <w:rPr>
+          <w:lang w:val="en-US"/>
+        </w:rPr>
+        <w:t>,</w:t>
+      </w:r>
+    </w:p>
+    <w:p>
+      <w:pPr>
+        <w:pStyle w:val="a4"/>
+        <w:numPr>
+          <w:ilvl w:val="1"/>
+          <w:numId w:val="31"/>
+        </w:numPr>
+      </w:pPr>
+      <w:r>
+        <w:t>развитие методов машинного обучения</w:t>
+      </w:r>
+      <w:r>
+        <w:rPr>
+          <w:lang w:val="en-US"/>
+        </w:rPr>
+        <w:t>,</w:t>
+      </w:r>
+    </w:p>
+    <w:p>
+      <w:pPr>
+        <w:pStyle w:val="a4"/>
+        <w:numPr>
+          <w:ilvl w:val="1"/>
+          <w:numId w:val="31"/>
+        </w:numPr>
+      </w:pPr>
+      <w:r>
+        <w:t>развитие физико-математических методов</w:t>
+      </w:r>
+      <w:r>
+        <w:rPr>
+          <w:lang w:val="en-US"/>
+        </w:rPr>
+        <w:t>,</w:t>
+      </w:r>
+    </w:p>
+    <w:p>
+      <w:pPr>
+        <w:pStyle w:val="a4"/>
+        <w:numPr>
+          <w:ilvl w:val="1"/>
+          <w:numId w:val="31"/>
+        </w:numPr>
+      </w:pPr>
+      <w:r>
+        <w:t>функционирование логистики</w:t>
+      </w:r>
+      <w:r>
+        <w:rPr>
+          <w:lang w:val="en-US"/>
+        </w:rPr>
+        <w:t>,</w:t>
+      </w:r>
+    </w:p>
+    <w:p>
+      <w:pPr>
+        <w:pStyle w:val="a4"/>
+        <w:numPr>
+          <w:ilvl w:val="1"/>
+          <w:numId w:val="31"/>
+        </w:numPr>
+      </w:pPr>
+      <w:r>
+        <w:t>функционирование электронной промышленности</w:t>
+      </w:r>
+      <w:r>
+        <w:rPr>
+          <w:lang w:val="en-US"/>
+        </w:rPr>
+        <w:t>;</w:t>
+      </w:r>
+    </w:p>
+    <w:p>
+      <w:pPr>
+        <w:pStyle w:val="a4"/>
+        <w:numPr>
+          <w:ilvl w:val="0"/>
+          <w:numId w:val="31"/>
+        </w:numPr>
+      </w:pPr>
+      <w:r>
+        <w:t>надсистеме:</w:t>
+      </w:r>
+      <w:r>
+        <w:t xml:space="preserve"> </w:t>
+      </w:r>
+      <w:r>
+        <w:t>функционирование</w:t>
+      </w:r>
+      <w:r>
+        <w:t xml:space="preserve"> </w:t>
+      </w:r>
+      <w:r>
+        <w:t>протезировани</w:t>
+      </w:r>
+      <w:r>
+        <w:t>я,</w:t>
+      </w:r>
+      <w:r>
+        <w:t xml:space="preserve"> меди</w:t>
+      </w:r>
+      <w:r>
+        <w:t>ци</w:t>
+      </w:r>
+      <w:r>
+        <w:t xml:space="preserve">нской промышленности </w:t>
+      </w:r>
+      <w:r>
+        <w:t xml:space="preserve">и </w:t>
+      </w:r>
+      <w:r>
+        <w:t>других элементов надсистемы</w:t>
+      </w:r>
+      <w:r>
+        <w:t xml:space="preserve"> </w:t>
+      </w:r>
+      <w:r>
+        <w:t>порожда</w:t>
+      </w:r>
+      <w:r>
+        <w:t>е</w:t>
+      </w:r>
+      <w:r>
+        <w:t>т следующие управляющие факторы:</w:t>
+      </w:r>
+    </w:p>
+    <w:p>
+      <w:pPr>
+        <w:pStyle w:val="a4"/>
+        <w:numPr>
+          <w:ilvl w:val="1"/>
+          <w:numId w:val="31"/>
+        </w:numPr>
+      </w:pPr>
+      <w:r>
+        <w:t>требования к точности и скорости прогноза</w:t>
+      </w:r>
+      <w:r>
+        <w:t>:</w:t>
+      </w:r>
+      <w:r>
+        <w:t xml:space="preserve"> каждый прогноз свойств должен быть достаточно точным, чтобы были основания для проверки конкретного предлагаемого состава, при этом необходимо, чтобы он </w:t>
+      </w:r>
+      <w:r>
+        <w:t>[</w:t>
+      </w:r>
+      <w:r>
+        <w:t>прогноз</w:t>
+      </w:r>
+      <w:r>
+        <w:t>]</w:t>
+      </w:r>
+      <w:r>
+        <w:t xml:space="preserve"> занимал приемлемое время</w:t>
+      </w:r>
+      <w:r>
+        <w:t>;</w:t>
+      </w:r>
+    </w:p>
+    <w:p>
+      <w:pPr>
+        <w:pStyle w:val="a4"/>
+        <w:numPr>
+          <w:ilvl w:val="1"/>
+          <w:numId w:val="31"/>
+        </w:numPr>
+      </w:pPr>
+      <w:r>
+        <w:t>определение необходимых для прогноза свойств</w:t>
+      </w:r>
+      <w:r>
+        <w:t>:</w:t>
+      </w:r>
+      <w:r>
+        <w:t xml:space="preserve"> для каждого протеза, импланта или композита нужна проверка конкретных свойств, зависимых от его типа </w:t>
+      </w:r>
+      <w:r>
+        <w:t>[</w:t>
+      </w:r>
+      <w:r>
+        <w:t>типа протеза</w:t>
+      </w:r>
+      <w:r>
+        <w:t>]</w:t>
+      </w:r>
+      <w:r>
+        <w:t xml:space="preserve">, а не </w:t>
+      </w:r>
+      <w:r>
+        <w:t>произвольного</w:t>
+      </w:r>
+      <w:r>
+        <w:t xml:space="preserve"> набора свойств</w:t>
+      </w:r>
+      <w:r>
+        <w:t>;</w:t>
+      </w:r>
+    </w:p>
+    <w:p>
+      <w:pPr>
+        <w:pStyle w:val="a4"/>
+        <w:numPr>
+          <w:ilvl w:val="1"/>
+          <w:numId w:val="31"/>
+        </w:numPr>
+      </w:pPr>
+      <w:r>
+        <w:lastRenderedPageBreak/>
+        <w:t>государственная поддержка исследований</w:t>
+      </w:r>
+      <w:r>
+        <w:t>:</w:t>
+      </w:r>
+      <w:r>
+        <w:t xml:space="preserve"> значительное увеличение финансовых ресурсов позволит привлечь большее число экспертов из областей материаловедения и машинного обучения и использовать более мощные вычислительные комплексы, что приведет к сильному скачку всей области прогнозирования свойств медицинских материалов</w:t>
+      </w:r>
+      <w:r>
+        <w:t>;</w:t>
+      </w:r>
+    </w:p>
+    <w:p>
+      <w:pPr>
+        <w:pStyle w:val="a4"/>
+        <w:numPr>
+          <w:ilvl w:val="1"/>
+          <w:numId w:val="31"/>
+        </w:numPr>
+      </w:pPr>
+      <w:r>
+        <w:t>наука и образование</w:t>
+      </w:r>
+      <w:r>
+        <w:t>:</w:t>
+      </w:r>
+      <w:r>
+        <w:t xml:space="preserve"> оказывают прямое влияние на уровень знаний, подготовленности, навыков и прочих качеств будущих экспертов, которые будут проектировать, разрабатывать и эксплуатировать системы прогнозирования</w:t>
+      </w:r>
+      <w:r>
+        <w:t>;</w:t>
+      </w:r>
+    </w:p>
+    <w:p>
+      <w:pPr>
+        <w:pStyle w:val="a4"/>
+        <w:numPr>
+          <w:ilvl w:val="1"/>
+          <w:numId w:val="31"/>
+        </w:numPr>
+      </w:pPr>
+      <w:r>
+        <w:t>этические и правовые нормы</w:t>
+      </w:r>
+      <w:r>
+        <w:t>:</w:t>
+      </w:r>
+      <w:r>
+        <w:t xml:space="preserve"> сильно повышают требования к прозрачности моделей и их интерпретируемости, так как</w:t>
+      </w:r>
+      <w:r>
+        <w:t xml:space="preserve"> качество и надежность медицинского композита окажет сильное влияние на жизнь пациента</w:t>
+      </w:r>
+      <w:r>
+        <w:t>.</w:t>
+      </w:r>
+    </w:p>
+    <w:p>
+      <w:pPr>
+        <w:pStyle w:val="2"/>
+      </w:pPr>
+      <w:bookmarkStart w:id="30" w:name="_Toc241895198"/>
+      <w:r>
+        <w:t>Задание 3 – Элементы внешней среды</w:t>
+      </w:r>
+      <w:r>
+        <w:t xml:space="preserve"> и их особенности</w:t>
+      </w:r>
+      <w:bookmarkEnd w:id="30"/>
+    </w:p>
+    <w:p>
+      <w:pPr>
+        <w:pStyle w:val="a4"/>
+      </w:pPr>
+      <w:r>
+        <w:t>Далее рассмотрим элементы внешней среды:</w:t>
+      </w:r>
+    </w:p>
+    <w:p>
+      <w:pPr>
+        <w:pStyle w:val="a4"/>
+        <w:numPr>
+          <w:ilvl w:val="0"/>
+          <w:numId w:val="31"/>
+        </w:numPr>
+      </w:pPr>
+      <w:r>
+        <w:t>проведение физических исследований</w:t>
+      </w:r>
+      <w:r>
+        <w:t xml:space="preserve">: приводит к </w:t>
+      </w:r>
+      <w:r>
+        <w:t>появлению</w:t>
+      </w:r>
+      <w:r>
+        <w:t xml:space="preserve"> новых данных о свойствах уже имеющихся и еще не исследованных сплавах, что необходимо учитывать при разработке моделей прогнозирования</w:t>
+      </w:r>
+      <w:r>
+        <w:t>;</w:t>
+      </w:r>
+    </w:p>
+    <w:p>
+      <w:pPr>
+        <w:pStyle w:val="a4"/>
+        <w:numPr>
+          <w:ilvl w:val="0"/>
+          <w:numId w:val="31"/>
+        </w:numPr>
+      </w:pPr>
+      <w:r>
+        <w:t>развитие методов машинного обучения</w:t>
+      </w:r>
+      <w:r>
+        <w:t>:</w:t>
+      </w:r>
+      <w:r>
+        <w:t xml:space="preserve"> </w:t>
+      </w:r>
+      <w:r>
+        <w:t xml:space="preserve">разработка таких методов проходит сразу во множестве сфер, при этом она </w:t>
+      </w:r>
+      <w:r>
+        <w:t>[</w:t>
+      </w:r>
+      <w:r>
+        <w:t>разработка</w:t>
+      </w:r>
+      <w:r>
+        <w:t xml:space="preserve">] </w:t>
+      </w:r>
+      <w:r>
+        <w:t>способна оказать существенное влияние и на прогноз свойств, например, новая идея, которая возникла в компьютерном зрении, но не показала в ней хороших результатов, может быть внедрена в решение задачи «состав – свойство»</w:t>
+      </w:r>
+      <w:r>
+        <w:t>;</w:t>
+      </w:r>
+    </w:p>
+    <w:p>
+      <w:pPr>
+        <w:pStyle w:val="a4"/>
+        <w:numPr>
+          <w:ilvl w:val="0"/>
+          <w:numId w:val="31"/>
+        </w:numPr>
+      </w:pPr>
+      <w:r>
+        <w:t>развитие физико-математических методов</w:t>
+      </w:r>
+      <w:r>
+        <w:t>:</w:t>
+      </w:r>
+      <w:r>
+        <w:t xml:space="preserve"> аналогич</w:t>
+      </w:r>
+      <w:r>
+        <w:t>но</w:t>
+      </w:r>
+      <w:r>
+        <w:t xml:space="preserve"> предыдущему </w:t>
+      </w:r>
+      <w:r>
+        <w:t>элементу</w:t>
+      </w:r>
+      <w:r>
+        <w:t xml:space="preserve"> – методы разрабатываются для самых разных отраслей и, например, модель, созданная для расчета свойств металлов, применяющихся в тяжелой </w:t>
+      </w:r>
+      <w:r>
+        <w:lastRenderedPageBreak/>
+        <w:t>промышленности, может быть приспособлена и к анализу составов медицинских композитов</w:t>
+      </w:r>
+      <w:r>
+        <w:t>;</w:t>
+      </w:r>
+    </w:p>
+    <w:p>
+      <w:pPr>
+        <w:pStyle w:val="a4"/>
+        <w:numPr>
+          <w:ilvl w:val="0"/>
+          <w:numId w:val="31"/>
+        </w:numPr>
+      </w:pPr>
+      <w:r>
+        <w:t>функционирование логистики</w:t>
+      </w:r>
+      <w:r>
+        <w:t>:</w:t>
+      </w:r>
+      <w:r>
+        <w:t xml:space="preserve"> </w:t>
+      </w:r>
+      <w:r>
+        <w:t xml:space="preserve">значительное снижение затрат на доставку оборудования, реактивов и прочих необходимых для физических исследований средств приведет к их удешевлению </w:t>
+      </w:r>
+      <w:r>
+        <w:t>[</w:t>
+      </w:r>
+      <w:r>
+        <w:t>удешевлению</w:t>
+      </w:r>
+      <w:r>
+        <w:t xml:space="preserve"> </w:t>
+      </w:r>
+      <w:r>
+        <w:t>физических исследований</w:t>
+      </w:r>
+      <w:r>
+        <w:t xml:space="preserve">], </w:t>
+      </w:r>
+      <w:r>
+        <w:t>что</w:t>
+      </w:r>
+      <w:r>
+        <w:t xml:space="preserve"> убавит потребность в</w:t>
+      </w:r>
+      <w:r>
+        <w:t xml:space="preserve"> разработк</w:t>
+      </w:r>
+      <w:r>
+        <w:t>е</w:t>
+      </w:r>
+      <w:r>
+        <w:t xml:space="preserve"> и внедрени</w:t>
+      </w:r>
+      <w:r>
+        <w:t>и</w:t>
+      </w:r>
+      <w:r>
+        <w:t xml:space="preserve"> моделей определения свойств по составу (возможна и обратная ситуация, когда значительное повышение стоимости логистики и, как следстви</w:t>
+      </w:r>
+      <w:r>
+        <w:t>е</w:t>
+      </w:r>
+      <w:r>
+        <w:t>, реальных испытаний потребует проектирования более точных методов)</w:t>
+      </w:r>
+      <w:r>
+        <w:t>;</w:t>
+      </w:r>
+    </w:p>
+    <w:p>
+      <w:pPr>
+        <w:pStyle w:val="a4"/>
+        <w:numPr>
+          <w:ilvl w:val="0"/>
+          <w:numId w:val="31"/>
+        </w:numPr>
+      </w:pPr>
+      <w:r>
+        <w:t>функционирование электронной промышленности</w:t>
+      </w:r>
+      <w:r>
+        <w:t>:</w:t>
+      </w:r>
+      <w:r>
+        <w:t xml:space="preserve"> </w:t>
+      </w:r>
+      <w:r>
+        <w:t>бум электронной промышленности вызовет снижение цен на вычислительные мощности и сделает их более доступными, что сделает возможным разработку гораздо более сложных моделей расчета свойств, потенциально обеспечивающих лучшие точность и скорость (вероятен и другой вариант, когда повышение цен на вычислительные мощности приведет к их меньшей доступности, что ограничит методы прогнозирования).</w:t>
+      </w:r>
+    </w:p>
+    <w:p>
+      <w:pPr>
+        <w:pStyle w:val="2"/>
+      </w:pPr>
+      <w:bookmarkStart w:id="31" w:name="_Toc241895199"/>
+      <w:r>
+        <w:t xml:space="preserve">Задание 4 – Разрешимость и </w:t>
+      </w:r>
+      <w:proofErr w:type="spellStart"/>
+      <w:r>
+        <w:t>проблеморазрешающая</w:t>
+      </w:r>
+      <w:proofErr w:type="spellEnd"/>
+      <w:r>
+        <w:t xml:space="preserve"> часть</w:t>
+      </w:r>
+      <w:bookmarkEnd w:id="31"/>
+      <w:r>
+        <w:t xml:space="preserve"> </w:t>
+      </w:r>
+    </w:p>
+    <w:p>
+      <w:pPr>
+        <w:pStyle w:val="a4"/>
+      </w:pPr>
+      <w:r>
+        <w:t>Пр</w:t>
+      </w:r>
+      <w:r>
+        <w:t>облема сложности анализа</w:t>
+      </w:r>
+      <w:r>
+        <w:t xml:space="preserve"> синергетических эффектов состав</w:t>
+      </w:r>
+      <w:r>
+        <w:t xml:space="preserve">ов является принципиально разрешимой, так как их </w:t>
+      </w:r>
+      <w:r>
+        <w:t>[</w:t>
+      </w:r>
+      <w:r>
+        <w:t>синергетически</w:t>
+      </w:r>
+      <w:r>
+        <w:t>е</w:t>
+      </w:r>
+      <w:r>
+        <w:t xml:space="preserve"> эффект</w:t>
+      </w:r>
+      <w:r>
+        <w:t>ы</w:t>
+      </w:r>
+      <w:r>
+        <w:t>]</w:t>
+      </w:r>
+      <w:r>
+        <w:t xml:space="preserve"> можно изучать</w:t>
+      </w:r>
+      <w:r>
+        <w:t>,</w:t>
+      </w:r>
+      <w:r>
+        <w:t xml:space="preserve"> собирая новые и систематизируя уже имеющиеся данные</w:t>
+      </w:r>
+      <w:r>
+        <w:t>;</w:t>
+      </w:r>
+      <w:r>
+        <w:t xml:space="preserve"> также развиваются методы машинного </w:t>
+      </w:r>
+      <w:r>
+        <w:t>обучения</w:t>
+      </w:r>
+      <w:r>
+        <w:t xml:space="preserve"> и искусственных нейронных сетей.</w:t>
+      </w:r>
+    </w:p>
+    <w:p>
+      <w:pPr>
+        <w:pStyle w:val="a4"/>
+      </w:pPr>
+      <w:proofErr w:type="spellStart"/>
+      <w:r>
+        <w:t>Проблеморазрешающей</w:t>
+      </w:r>
+      <w:proofErr w:type="spellEnd"/>
+      <w:r>
+        <w:t xml:space="preserve"> частью системы является «</w:t>
+      </w:r>
+      <w:r>
+        <w:t>применение методов машинного обучения</w:t>
+      </w:r>
+      <w:r>
+        <w:t>», так как именно он</w:t>
+      </w:r>
+      <w:r>
+        <w:t xml:space="preserve">и </w:t>
+      </w:r>
+      <w:r>
+        <w:t xml:space="preserve">могут </w:t>
+      </w:r>
+      <w:r>
+        <w:t xml:space="preserve">обеспечить </w:t>
+      </w:r>
+      <w:r>
+        <w:t xml:space="preserve">эффективную </w:t>
+      </w:r>
+      <w:r>
+        <w:t>информационную поддержку процедурам анализа синергетических эффектов</w:t>
+      </w:r>
+      <w:r>
+        <w:t xml:space="preserve"> (</w:t>
+      </w:r>
+      <w:r>
+        <w:t xml:space="preserve">в отличие от физико-математических моделей, </w:t>
+      </w:r>
+      <w:r>
+        <w:t>метод</w:t>
+      </w:r>
+      <w:r>
+        <w:t>ы</w:t>
+      </w:r>
+      <w:r>
+        <w:t xml:space="preserve"> машинного обучения</w:t>
+      </w:r>
+      <w:r>
+        <w:t xml:space="preserve"> </w:t>
+      </w:r>
+      <w:r>
+        <w:t>лучше работают с нелинейными зависимостями и многокомпонентными системами</w:t>
+      </w:r>
+      <w:r>
+        <w:t>)</w:t>
+      </w:r>
+      <w:r>
+        <w:t xml:space="preserve">, поэтому в ней </w:t>
+      </w:r>
+      <w:r>
+        <w:t>[</w:t>
+      </w:r>
+      <w:r>
+        <w:t>части</w:t>
+      </w:r>
+      <w:r>
+        <w:t>]</w:t>
+      </w:r>
+      <w:r>
+        <w:t xml:space="preserve"> будет находится </w:t>
+      </w:r>
+      <w:proofErr w:type="spellStart"/>
+      <w:r>
+        <w:t>проблеморазрешающий</w:t>
+      </w:r>
+      <w:proofErr w:type="spellEnd"/>
+      <w:r>
+        <w:t xml:space="preserve"> элемент системы</w:t>
+      </w:r>
+      <w:r>
+        <w:t>.</w:t>
+      </w:r>
+    </w:p>
+    <w:p>
+      <w:pPr>
+        <w:pStyle w:val="1"/>
+      </w:pPr>
+      <w:bookmarkStart w:id="32" w:name="_Toc241895200"/>
       <w:r>
         <w:lastRenderedPageBreak/>
         <w:t>Вывод</w:t>
       </w:r>
-      <w:bookmarkEnd w:id="27"/>
+      <w:bookmarkEnd w:id="32"/>
     </w:p>
     <w:p>
       <w:pPr>
@@ -8949,12 +10461,12 @@
       <w:pPr>
         <w:pStyle w:val="1"/>
       </w:pPr>
-      <w:bookmarkStart w:id="28" w:name="_Toc241263606"/>
+      <w:bookmarkStart w:id="33" w:name="_Toc241895201"/>
       <w:r>
         <w:lastRenderedPageBreak/>
         <w:t>Приложение</w:t>
       </w:r>
-      <w:bookmarkEnd w:id="28"/>
+      <w:bookmarkEnd w:id="33"/>
     </w:p>
     <w:p>
       <w:pPr>
@@ -9063,7 +10575,7 @@
       <mc:AlternateContent>
         <mc:Choice Requires="wpg">
           <w:drawing>
-            <wp:anchor distT="0" distB="0" distL="114300" distR="114300" simplePos="0" relativeHeight="251657216" behindDoc="0" locked="0" layoutInCell="1" allowOverlap="1" wp14:anchorId="0B70446E" wp14:editId="0F0D42BC">
+            <wp:anchor distT="0" distB="0" distL="114300" distR="114300" simplePos="0" relativeHeight="251657216" behindDoc="0" locked="0" layoutInCell="1" allowOverlap="1" wp14:anchorId="0B70446E" wp14:editId="6888CAEB">
               <wp:simplePos x="0" y="0"/>
               <wp:positionH relativeFrom="column">
                 <wp:posOffset>-205105</wp:posOffset>
@@ -9483,8 +10995,8 @@
                       </wps:cNvSpPr>
                       <wps:spPr bwMode="auto">
                         <a:xfrm>
-                          <a:off x="5098" y="1576"/>
-                          <a:ext cx="6338" cy="724"/>
+                          <a:off x="5098" y="1651"/>
+                          <a:ext cx="6338" cy="649"/>
                         </a:xfrm>
                         <a:prstGeom prst="rect">
                           <a:avLst/>
@@ -10918,7 +12430,7 @@
                       </wps:cNvSpPr>
                       <wps:spPr bwMode="auto">
                         <a:xfrm>
-                          <a:off x="2097" y="2706"/>
+                          <a:off x="2097" y="2763"/>
                           <a:ext cx="1162" cy="287"/>
                         </a:xfrm>
                         <a:prstGeom prst="rect">
@@ -11384,7 +12896,7 @@
         </mc:Choice>
         <mc:Fallback>
           <w:pict>
-            <v:group w14:anchorId="0B70446E" id="Group 135" o:spid="_x0000_s1026" style="position:absolute;margin-left:-16.15pt;margin-top:-110.4pt;width:525.55pt;height:123.5pt;z-index:251657216;mso-height-relative:margin" coordorigin="1088,1531" coordsize="10511,2470" o:gfxdata="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">
+            <v:group w14:anchorId="0B70446E" id="Group 135" o:spid="_x0000_s1026" style="position:absolute;margin-left:-16.15pt;margin-top:-110.4pt;width:525.55pt;height:123.5pt;z-index:251657216;mso-height-relative:margin" coordorigin="1088,1531" coordsize="10511,2470" o:gfxdata="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">
               <v:line id="Line 136" o:spid="_x0000_s1027" style="position:absolute;visibility:visible;mso-wrap-style:square" from="1132,1531" to="11584,1531" o:connectortype="straight" o:gfxdata="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" strokeweight="1.5pt"/>
               <v:line id="Line 137" o:spid="_x0000_s1028" style="position:absolute;visibility:visible;mso-wrap-style:square" from="1117,2381" to="11599,2381" o:connectortype="straight" o:gfxdata="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" strokeweight="1.5pt"/>
               <v:line id="Line 138" o:spid="_x0000_s1029" style="position:absolute;visibility:visible;mso-wrap-style:square" from="1132,3981" to="11599,3981" o:connectortype="straight" o:gfxdata="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" strokeweight="1.5pt"/>
@@ -11401,7 +12913,7 @@
                 <v:stroke joinstyle="miter"/>
                 <v:path gradientshapeok="t" o:connecttype="rect"/>
               </v:shapetype>
-              <v:shape id="Text Box 148" o:spid="_x0000_s1039" type="#_x0000_t202" style="position:absolute;left:5098;top:1576;width:6338;height:724;visibility:visible;mso-wrap-style:square;v-text-anchor:top" o:gfxdata="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" filled="f" stroked="f">
+              <v:shape id="Text Box 148" o:spid="_x0000_s1039" type="#_x0000_t202" style="position:absolute;left:5098;top:1651;width:6338;height:649;visibility:visible;mso-wrap-style:square;v-text-anchor:top" o:gfxdata="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" filled="f" stroked="f">
                 <v:textbox>
                   <w:txbxContent>
                     <w:p>
@@ -11994,7 +13506,7 @@
                   </w:txbxContent>
                 </v:textbox>
               </v:shape>
-              <v:shape id="Text Box 170" o:spid="_x0000_s1061" type="#_x0000_t202" style="position:absolute;left:2097;top:2706;width:1162;height:287;visibility:visible;mso-wrap-style:square;v-text-anchor:top" o:gfxdata="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" filled="f" stroked="f">
+              <v:shape id="Text Box 170" o:spid="_x0000_s1061" type="#_x0000_t202" style="position:absolute;left:2097;top:2763;width:1162;height:287;visibility:visible;mso-wrap-style:square;v-text-anchor:top" o:gfxdata="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" filled="f" stroked="f">
                 <v:textbox inset="0,0,0,0">
                   <w:txbxContent>
                     <w:p>
@@ -13315,18 +14827,24 @@
     <w:numStyleLink w:val="a2"/>
   </w:abstractNum>
   <w:abstractNum w:abstractNumId="9" w15:restartNumberingAfterBreak="0">
+    <w:nsid w:val="2306615C"/>
+    <w:multiLevelType w:val="multilevel"/>
+    <w:tmpl w:val="0AAE2BB0"/>
+    <w:numStyleLink w:val="a1"/>
+  </w:abstractNum>
+  <w:abstractNum w:abstractNumId="10" w15:restartNumberingAfterBreak="0">
     <w:nsid w:val="23454EE4"/>
     <w:multiLevelType w:val="multilevel"/>
     <w:tmpl w:val="2B363AD6"/>
     <w:numStyleLink w:val="a2"/>
   </w:abstractNum>
-  <w:abstractNum w:abstractNumId="10" w15:restartNumberingAfterBreak="0">
+  <w:abstractNum w:abstractNumId="11" w15:restartNumberingAfterBreak="0">
     <w:nsid w:val="23483251"/>
     <w:multiLevelType w:val="multilevel"/>
     <w:tmpl w:val="2B363AD6"/>
     <w:numStyleLink w:val="a2"/>
   </w:abstractNum>
-  <w:abstractNum w:abstractNumId="11" w15:restartNumberingAfterBreak="0">
+  <w:abstractNum w:abstractNumId="12" w15:restartNumberingAfterBreak="0">
     <w:nsid w:val="298622ED"/>
     <w:multiLevelType w:val="multilevel"/>
     <w:tmpl w:val="2B363AD6"/>
@@ -13449,7 +14967,7 @@
       </w:rPr>
     </w:lvl>
   </w:abstractNum>
-  <w:abstractNum w:abstractNumId="12" w15:restartNumberingAfterBreak="0">
+  <w:abstractNum w:abstractNumId="13" w15:restartNumberingAfterBreak="0">
     <w:nsid w:val="2AF40272"/>
     <w:multiLevelType w:val="hybridMultilevel"/>
     <w:tmpl w:val="0C9E7AB8"/>
@@ -13562,13 +15080,13 @@
       </w:rPr>
     </w:lvl>
   </w:abstractNum>
-  <w:abstractNum w:abstractNumId="13" w15:restartNumberingAfterBreak="0">
+  <w:abstractNum w:abstractNumId="14" w15:restartNumberingAfterBreak="0">
     <w:nsid w:val="37E22419"/>
     <w:multiLevelType w:val="multilevel"/>
     <w:tmpl w:val="2B363AD6"/>
     <w:numStyleLink w:val="a2"/>
   </w:abstractNum>
-  <w:abstractNum w:abstractNumId="14" w15:restartNumberingAfterBreak="0">
+  <w:abstractNum w:abstractNumId="15" w15:restartNumberingAfterBreak="0">
     <w:nsid w:val="390A62EE"/>
     <w:multiLevelType w:val="multilevel"/>
     <w:tmpl w:val="04190025"/>
@@ -13663,13 +15181,13 @@
       </w:pPr>
     </w:lvl>
   </w:abstractNum>
-  <w:abstractNum w:abstractNumId="15" w15:restartNumberingAfterBreak="0">
+  <w:abstractNum w:abstractNumId="16" w15:restartNumberingAfterBreak="0">
     <w:nsid w:val="39FC496F"/>
     <w:multiLevelType w:val="multilevel"/>
     <w:tmpl w:val="0AAE2BB0"/>
     <w:numStyleLink w:val="a1"/>
   </w:abstractNum>
-  <w:abstractNum w:abstractNumId="16" w15:restartNumberingAfterBreak="0">
+  <w:abstractNum w:abstractNumId="17" w15:restartNumberingAfterBreak="0">
     <w:nsid w:val="3B476309"/>
     <w:multiLevelType w:val="singleLevel"/>
     <w:tmpl w:val="0419000F"/>
@@ -13689,37 +15207,43 @@
       </w:rPr>
     </w:lvl>
   </w:abstractNum>
-  <w:abstractNum w:abstractNumId="17" w15:restartNumberingAfterBreak="0">
+  <w:abstractNum w:abstractNumId="18" w15:restartNumberingAfterBreak="0">
     <w:nsid w:val="3C567206"/>
     <w:multiLevelType w:val="multilevel"/>
     <w:tmpl w:val="0AAE2BB0"/>
     <w:numStyleLink w:val="a1"/>
   </w:abstractNum>
-  <w:abstractNum w:abstractNumId="18" w15:restartNumberingAfterBreak="0">
+  <w:abstractNum w:abstractNumId="19" w15:restartNumberingAfterBreak="0">
     <w:nsid w:val="3D940E7E"/>
     <w:multiLevelType w:val="multilevel"/>
     <w:tmpl w:val="0AAE2BB0"/>
     <w:numStyleLink w:val="a1"/>
   </w:abstractNum>
-  <w:abstractNum w:abstractNumId="19" w15:restartNumberingAfterBreak="0">
+  <w:abstractNum w:abstractNumId="20" w15:restartNumberingAfterBreak="0">
     <w:nsid w:val="41E24296"/>
     <w:multiLevelType w:val="multilevel"/>
     <w:tmpl w:val="2B363AD6"/>
     <w:numStyleLink w:val="a2"/>
   </w:abstractNum>
-  <w:abstractNum w:abstractNumId="20" w15:restartNumberingAfterBreak="0">
+  <w:abstractNum w:abstractNumId="21" w15:restartNumberingAfterBreak="0">
     <w:nsid w:val="4514593E"/>
     <w:multiLevelType w:val="multilevel"/>
     <w:tmpl w:val="2B363AD6"/>
     <w:numStyleLink w:val="a2"/>
   </w:abstractNum>
-  <w:abstractNum w:abstractNumId="21" w15:restartNumberingAfterBreak="0">
+  <w:abstractNum w:abstractNumId="22" w15:restartNumberingAfterBreak="0">
+    <w:nsid w:val="48791358"/>
+    <w:multiLevelType w:val="multilevel"/>
+    <w:tmpl w:val="2B363AD6"/>
+    <w:numStyleLink w:val="a2"/>
+  </w:abstractNum>
+  <w:abstractNum w:abstractNumId="23" w15:restartNumberingAfterBreak="0">
     <w:nsid w:val="50E9475D"/>
     <w:multiLevelType w:val="multilevel"/>
     <w:tmpl w:val="0AAE2BB0"/>
     <w:numStyleLink w:val="a1"/>
   </w:abstractNum>
-  <w:abstractNum w:abstractNumId="22" w15:restartNumberingAfterBreak="0">
+  <w:abstractNum w:abstractNumId="24" w15:restartNumberingAfterBreak="0">
     <w:nsid w:val="51655D1D"/>
     <w:multiLevelType w:val="multilevel"/>
     <w:tmpl w:val="0AAE2BB0"/>
@@ -13842,31 +15366,37 @@
       </w:rPr>
     </w:lvl>
   </w:abstractNum>
-  <w:abstractNum w:abstractNumId="23" w15:restartNumberingAfterBreak="0">
+  <w:abstractNum w:abstractNumId="25" w15:restartNumberingAfterBreak="0">
+    <w:nsid w:val="57CB58D9"/>
+    <w:multiLevelType w:val="multilevel"/>
+    <w:tmpl w:val="0AAE2BB0"/>
+    <w:numStyleLink w:val="a1"/>
+  </w:abstractNum>
+  <w:abstractNum w:abstractNumId="26" w15:restartNumberingAfterBreak="0">
     <w:nsid w:val="5D915E7D"/>
     <w:multiLevelType w:val="multilevel"/>
     <w:tmpl w:val="0AAE2BB0"/>
     <w:numStyleLink w:val="a1"/>
   </w:abstractNum>
-  <w:abstractNum w:abstractNumId="24" w15:restartNumberingAfterBreak="0">
+  <w:abstractNum w:abstractNumId="27" w15:restartNumberingAfterBreak="0">
     <w:nsid w:val="5EFB7AE5"/>
     <w:multiLevelType w:val="multilevel"/>
     <w:tmpl w:val="0AAE2BB0"/>
     <w:numStyleLink w:val="a1"/>
   </w:abstractNum>
-  <w:abstractNum w:abstractNumId="25" w15:restartNumberingAfterBreak="0">
+  <w:abstractNum w:abstractNumId="28" w15:restartNumberingAfterBreak="0">
     <w:nsid w:val="643C1695"/>
     <w:multiLevelType w:val="multilevel"/>
     <w:tmpl w:val="0AAE2BB0"/>
     <w:numStyleLink w:val="a1"/>
   </w:abstractNum>
-  <w:abstractNum w:abstractNumId="26" w15:restartNumberingAfterBreak="0">
+  <w:abstractNum w:abstractNumId="29" w15:restartNumberingAfterBreak="0">
     <w:nsid w:val="72D6495B"/>
     <w:multiLevelType w:val="multilevel"/>
     <w:tmpl w:val="2B363AD6"/>
     <w:numStyleLink w:val="a2"/>
   </w:abstractNum>
-  <w:abstractNum w:abstractNumId="27" w15:restartNumberingAfterBreak="0">
+  <w:abstractNum w:abstractNumId="30" w15:restartNumberingAfterBreak="0">
     <w:nsid w:val="798E11A7"/>
     <w:multiLevelType w:val="multilevel"/>
     <w:tmpl w:val="0AAE2BB0"/>
@@ -13879,46 +15409,46 @@
     <w:abstractNumId w:val="0"/>
   </w:num>
   <w:num w:numId="3" w16cid:durableId="1223711082">
-    <w:abstractNumId w:val="14"/>
+    <w:abstractNumId w:val="15"/>
   </w:num>
   <w:num w:numId="4" w16cid:durableId="773091358">
-    <w:abstractNumId w:val="11"/>
+    <w:abstractNumId w:val="12"/>
   </w:num>
   <w:num w:numId="5" w16cid:durableId="2026058414">
     <w:abstractNumId w:val="4"/>
   </w:num>
   <w:num w:numId="6" w16cid:durableId="661008563">
-    <w:abstractNumId w:val="22"/>
+    <w:abstractNumId w:val="24"/>
   </w:num>
   <w:num w:numId="7" w16cid:durableId="1768887985">
-    <w:abstractNumId w:val="18"/>
+    <w:abstractNumId w:val="19"/>
   </w:num>
   <w:num w:numId="8" w16cid:durableId="1377241685">
-    <w:abstractNumId w:val="10"/>
+    <w:abstractNumId w:val="11"/>
   </w:num>
   <w:num w:numId="9" w16cid:durableId="1845317471">
-    <w:abstractNumId w:val="12"/>
+    <w:abstractNumId w:val="13"/>
   </w:num>
   <w:num w:numId="10" w16cid:durableId="63918409">
-    <w:abstractNumId w:val="16"/>
+    <w:abstractNumId w:val="17"/>
   </w:num>
   <w:num w:numId="11" w16cid:durableId="25184939">
-    <w:abstractNumId w:val="19"/>
+    <w:abstractNumId w:val="20"/>
   </w:num>
   <w:num w:numId="12" w16cid:durableId="1671105232">
-    <w:abstractNumId w:val="27"/>
+    <w:abstractNumId w:val="30"/>
   </w:num>
   <w:num w:numId="13" w16cid:durableId="747388426">
-    <w:abstractNumId w:val="13"/>
+    <w:abstractNumId w:val="14"/>
   </w:num>
   <w:num w:numId="14" w16cid:durableId="934244185">
     <w:abstractNumId w:val="3"/>
   </w:num>
   <w:num w:numId="15" w16cid:durableId="640232131">
-    <w:abstractNumId w:val="20"/>
+    <w:abstractNumId w:val="21"/>
   </w:num>
   <w:num w:numId="16" w16cid:durableId="584339956">
-    <w:abstractNumId w:val="15"/>
+    <w:abstractNumId w:val="16"/>
   </w:num>
   <w:num w:numId="17" w16cid:durableId="163595298">
     <w:abstractNumId w:val="2"/>
@@ -13927,34 +15457,43 @@
     <w:abstractNumId w:val="8"/>
   </w:num>
   <w:num w:numId="19" w16cid:durableId="746347086">
-    <w:abstractNumId w:val="9"/>
+    <w:abstractNumId w:val="10"/>
   </w:num>
   <w:num w:numId="20" w16cid:durableId="2053529358">
+    <w:abstractNumId w:val="29"/>
+  </w:num>
+  <w:num w:numId="21" w16cid:durableId="194197539">
     <w:abstractNumId w:val="26"/>
   </w:num>
-  <w:num w:numId="21" w16cid:durableId="194197539">
-    <w:abstractNumId w:val="23"/>
-  </w:num>
   <w:num w:numId="22" w16cid:durableId="1106656962">
-    <w:abstractNumId w:val="25"/>
+    <w:abstractNumId w:val="28"/>
   </w:num>
   <w:num w:numId="23" w16cid:durableId="335310698">
     <w:abstractNumId w:val="5"/>
   </w:num>
   <w:num w:numId="24" w16cid:durableId="1028676329">
-    <w:abstractNumId w:val="24"/>
+    <w:abstractNumId w:val="27"/>
   </w:num>
   <w:num w:numId="25" w16cid:durableId="511843778">
-    <w:abstractNumId w:val="21"/>
+    <w:abstractNumId w:val="23"/>
   </w:num>
   <w:num w:numId="26" w16cid:durableId="1661544096">
     <w:abstractNumId w:val="6"/>
   </w:num>
   <w:num w:numId="27" w16cid:durableId="1317031852">
-    <w:abstractNumId w:val="17"/>
+    <w:abstractNumId w:val="18"/>
   </w:num>
   <w:num w:numId="28" w16cid:durableId="2026249534">
     <w:abstractNumId w:val="7"/>
+  </w:num>
+  <w:num w:numId="29" w16cid:durableId="1413118268">
+    <w:abstractNumId w:val="25"/>
+  </w:num>
+  <w:num w:numId="30" w16cid:durableId="506016002">
+    <w:abstractNumId w:val="22"/>
+  </w:num>
+  <w:num w:numId="31" w16cid:durableId="958726627">
+    <w:abstractNumId w:val="9"/>
   </w:num>
   <w:numIdMacAtCleanup w:val="8"/>
 </w:numbering>
@@ -14547,7 +16086,6 @@
   <w:style w:type="character" w:default="1" w:styleId="a5">
     <w:name w:val="Default Paragraph Font"/>
     <w:uiPriority w:val="1"/>
-    <w:semiHidden/>
     <w:unhideWhenUsed/>
   </w:style>
   <w:style w:type="table" w:default="1" w:styleId="a6">

--- a/СА, практические работы/СА, п.р., отчеты/Системный анализ, п.р., отчёт.docx
+++ b/СА, практические работы/СА, п.р., отчеты/Системный анализ, п.р., отчёт.docx
@@ -3565,7 +3565,7 @@
       <w:r>
         <w:fldChar w:fldCharType="separate"/>
       </w:r>
-      <w:hyperlink w:anchor="_Toc241895183" w:history="1">
+      <w:hyperlink w:anchor="_Toc243697642" w:history="1">
         <w:r>
           <w:rPr>
             <w:rStyle w:val="af"/>
@@ -3609,7 +3609,7 @@
             <w:noProof/>
             <w:webHidden/>
           </w:rPr>
-          <w:instrText xml:space="preserve"> PAGEREF _Toc241895183 \h </w:instrText>
+          <w:instrText xml:space="preserve"> PAGEREF _Toc243697642 \h </w:instrText>
         </w:r>
         <w:r>
           <w:rPr>
@@ -3651,7 +3651,7 @@
           <w14:ligatures w14:val="standardContextual"/>
         </w:rPr>
       </w:pPr>
-      <w:hyperlink w:anchor="_Toc241895184" w:history="1">
+      <w:hyperlink w:anchor="_Toc243697643" w:history="1">
         <w:r>
           <w:rPr>
             <w:rStyle w:val="af"/>
@@ -3695,7 +3695,7 @@
             <w:noProof/>
             <w:webHidden/>
           </w:rPr>
-          <w:instrText xml:space="preserve"> PAGEREF _Toc241895184 \h </w:instrText>
+          <w:instrText xml:space="preserve"> PAGEREF _Toc243697643 \h </w:instrText>
         </w:r>
         <w:r>
           <w:rPr>
@@ -3741,7 +3741,7 @@
           <w14:ligatures w14:val="standardContextual"/>
         </w:rPr>
       </w:pPr>
-      <w:hyperlink w:anchor="_Toc241895185" w:history="1">
+      <w:hyperlink w:anchor="_Toc243697644" w:history="1">
         <w:r>
           <w:rPr>
             <w:rStyle w:val="af"/>
@@ -3800,7 +3800,7 @@
             <w:noProof/>
             <w:webHidden/>
           </w:rPr>
-          <w:instrText xml:space="preserve"> PAGEREF _Toc241895185 \h </w:instrText>
+          <w:instrText xml:space="preserve"> PAGEREF _Toc243697644 \h </w:instrText>
         </w:r>
         <w:r>
           <w:rPr>
@@ -3846,7 +3846,7 @@
           <w14:ligatures w14:val="standardContextual"/>
         </w:rPr>
       </w:pPr>
-      <w:hyperlink w:anchor="_Toc241895186" w:history="1">
+      <w:hyperlink w:anchor="_Toc243697645" w:history="1">
         <w:r>
           <w:rPr>
             <w:rStyle w:val="af"/>
@@ -3890,7 +3890,7 @@
             <w:noProof/>
             <w:webHidden/>
           </w:rPr>
-          <w:instrText xml:space="preserve"> PAGEREF _Toc241895186 \h </w:instrText>
+          <w:instrText xml:space="preserve"> PAGEREF _Toc243697645 \h </w:instrText>
         </w:r>
         <w:r>
           <w:rPr>
@@ -3932,7 +3932,7 @@
           <w14:ligatures w14:val="standardContextual"/>
         </w:rPr>
       </w:pPr>
-      <w:hyperlink w:anchor="_Toc241895187" w:history="1">
+      <w:hyperlink w:anchor="_Toc243697646" w:history="1">
         <w:r>
           <w:rPr>
             <w:rStyle w:val="af"/>
@@ -3976,7 +3976,7 @@
             <w:noProof/>
             <w:webHidden/>
           </w:rPr>
-          <w:instrText xml:space="preserve"> PAGEREF _Toc241895187 \h </w:instrText>
+          <w:instrText xml:space="preserve"> PAGEREF _Toc243697646 \h </w:instrText>
         </w:r>
         <w:r>
           <w:rPr>
@@ -4022,7 +4022,7 @@
           <w14:ligatures w14:val="standardContextual"/>
         </w:rPr>
       </w:pPr>
-      <w:hyperlink w:anchor="_Toc241895188" w:history="1">
+      <w:hyperlink w:anchor="_Toc243697647" w:history="1">
         <w:r>
           <w:rPr>
             <w:rStyle w:val="af"/>
@@ -4066,7 +4066,7 @@
             <w:noProof/>
             <w:webHidden/>
           </w:rPr>
-          <w:instrText xml:space="preserve"> PAGEREF _Toc241895188 \h </w:instrText>
+          <w:instrText xml:space="preserve"> PAGEREF _Toc243697647 \h </w:instrText>
         </w:r>
         <w:r>
           <w:rPr>
@@ -4112,7 +4112,7 @@
           <w14:ligatures w14:val="standardContextual"/>
         </w:rPr>
       </w:pPr>
-      <w:hyperlink w:anchor="_Toc241895189" w:history="1">
+      <w:hyperlink w:anchor="_Toc243697648" w:history="1">
         <w:r>
           <w:rPr>
             <w:rStyle w:val="af"/>
@@ -4156,7 +4156,7 @@
             <w:noProof/>
             <w:webHidden/>
           </w:rPr>
-          <w:instrText xml:space="preserve"> PAGEREF _Toc241895189 \h </w:instrText>
+          <w:instrText xml:space="preserve"> PAGEREF _Toc243697648 \h </w:instrText>
         </w:r>
         <w:r>
           <w:rPr>
@@ -4198,7 +4198,7 @@
           <w14:ligatures w14:val="standardContextual"/>
         </w:rPr>
       </w:pPr>
-      <w:hyperlink w:anchor="_Toc241895190" w:history="1">
+      <w:hyperlink w:anchor="_Toc243697649" w:history="1">
         <w:r>
           <w:rPr>
             <w:rStyle w:val="af"/>
@@ -4242,7 +4242,7 @@
             <w:noProof/>
             <w:webHidden/>
           </w:rPr>
-          <w:instrText xml:space="preserve"> PAGEREF _Toc241895190 \h </w:instrText>
+          <w:instrText xml:space="preserve"> PAGEREF _Toc243697649 \h </w:instrText>
         </w:r>
         <w:r>
           <w:rPr>
@@ -4288,7 +4288,7 @@
           <w14:ligatures w14:val="standardContextual"/>
         </w:rPr>
       </w:pPr>
-      <w:hyperlink w:anchor="_Toc241895191" w:history="1">
+      <w:hyperlink w:anchor="_Toc243697650" w:history="1">
         <w:r>
           <w:rPr>
             <w:rStyle w:val="af"/>
@@ -4347,7 +4347,7 @@
             <w:noProof/>
             <w:webHidden/>
           </w:rPr>
-          <w:instrText xml:space="preserve"> PAGEREF _Toc241895191 \h </w:instrText>
+          <w:instrText xml:space="preserve"> PAGEREF _Toc243697650 \h </w:instrText>
         </w:r>
         <w:r>
           <w:rPr>
@@ -4393,7 +4393,7 @@
           <w14:ligatures w14:val="standardContextual"/>
         </w:rPr>
       </w:pPr>
-      <w:hyperlink w:anchor="_Toc241895192" w:history="1">
+      <w:hyperlink w:anchor="_Toc243697651" w:history="1">
         <w:r>
           <w:rPr>
             <w:rStyle w:val="af"/>
@@ -4437,7 +4437,7 @@
             <w:noProof/>
             <w:webHidden/>
           </w:rPr>
-          <w:instrText xml:space="preserve"> PAGEREF _Toc241895192 \h </w:instrText>
+          <w:instrText xml:space="preserve"> PAGEREF _Toc243697651 \h </w:instrText>
         </w:r>
         <w:r>
           <w:rPr>
@@ -4483,7 +4483,7 @@
           <w14:ligatures w14:val="standardContextual"/>
         </w:rPr>
       </w:pPr>
-      <w:hyperlink w:anchor="_Toc241895193" w:history="1">
+      <w:hyperlink w:anchor="_Toc243697652" w:history="1">
         <w:r>
           <w:rPr>
             <w:rStyle w:val="af"/>
@@ -4527,7 +4527,7 @@
             <w:noProof/>
             <w:webHidden/>
           </w:rPr>
-          <w:instrText xml:space="preserve"> PAGEREF _Toc241895193 \h </w:instrText>
+          <w:instrText xml:space="preserve"> PAGEREF _Toc243697652 \h </w:instrText>
         </w:r>
         <w:r>
           <w:rPr>
@@ -4573,7 +4573,7 @@
           <w14:ligatures w14:val="standardContextual"/>
         </w:rPr>
       </w:pPr>
-      <w:hyperlink w:anchor="_Toc241895194" w:history="1">
+      <w:hyperlink w:anchor="_Toc243697653" w:history="1">
         <w:r>
           <w:rPr>
             <w:rStyle w:val="af"/>
@@ -4617,7 +4617,7 @@
             <w:noProof/>
             <w:webHidden/>
           </w:rPr>
-          <w:instrText xml:space="preserve"> PAGEREF _Toc241895194 \h </w:instrText>
+          <w:instrText xml:space="preserve"> PAGEREF _Toc243697653 \h </w:instrText>
         </w:r>
         <w:r>
           <w:rPr>
@@ -4659,7 +4659,7 @@
           <w14:ligatures w14:val="standardContextual"/>
         </w:rPr>
       </w:pPr>
-      <w:hyperlink w:anchor="_Toc241895195" w:history="1">
+      <w:hyperlink w:anchor="_Toc243697654" w:history="1">
         <w:r>
           <w:rPr>
             <w:rStyle w:val="af"/>
@@ -4703,7 +4703,7 @@
             <w:noProof/>
             <w:webHidden/>
           </w:rPr>
-          <w:instrText xml:space="preserve"> PAGEREF _Toc241895195 \h </w:instrText>
+          <w:instrText xml:space="preserve"> PAGEREF _Toc243697654 \h </w:instrText>
         </w:r>
         <w:r>
           <w:rPr>
@@ -4749,7 +4749,7 @@
           <w14:ligatures w14:val="standardContextual"/>
         </w:rPr>
       </w:pPr>
-      <w:hyperlink w:anchor="_Toc241895196" w:history="1">
+      <w:hyperlink w:anchor="_Toc243697655" w:history="1">
         <w:r>
           <w:rPr>
             <w:rStyle w:val="af"/>
@@ -4793,7 +4793,7 @@
             <w:noProof/>
             <w:webHidden/>
           </w:rPr>
-          <w:instrText xml:space="preserve"> PAGEREF _Toc241895196 \h </w:instrText>
+          <w:instrText xml:space="preserve"> PAGEREF _Toc243697655 \h </w:instrText>
         </w:r>
         <w:r>
           <w:rPr>
@@ -4839,7 +4839,7 @@
           <w14:ligatures w14:val="standardContextual"/>
         </w:rPr>
       </w:pPr>
-      <w:hyperlink w:anchor="_Toc241895197" w:history="1">
+      <w:hyperlink w:anchor="_Toc243697656" w:history="1">
         <w:r>
           <w:rPr>
             <w:rStyle w:val="af"/>
@@ -4884,7 +4884,7 @@
             <w:noProof/>
             <w:webHidden/>
           </w:rPr>
-          <w:instrText xml:space="preserve"> PAGEREF _Toc241895197 \h </w:instrText>
+          <w:instrText xml:space="preserve"> PAGEREF _Toc243697656 \h </w:instrText>
         </w:r>
         <w:r>
           <w:rPr>
@@ -4930,7 +4930,7 @@
           <w14:ligatures w14:val="standardContextual"/>
         </w:rPr>
       </w:pPr>
-      <w:hyperlink w:anchor="_Toc241895198" w:history="1">
+      <w:hyperlink w:anchor="_Toc243697657" w:history="1">
         <w:r>
           <w:rPr>
             <w:rStyle w:val="af"/>
@@ -4974,7 +4974,7 @@
             <w:noProof/>
             <w:webHidden/>
           </w:rPr>
-          <w:instrText xml:space="preserve"> PAGEREF _Toc241895198 \h </w:instrText>
+          <w:instrText xml:space="preserve"> PAGEREF _Toc243697657 \h </w:instrText>
         </w:r>
         <w:r>
           <w:rPr>
@@ -5020,7 +5020,7 @@
           <w14:ligatures w14:val="standardContextual"/>
         </w:rPr>
       </w:pPr>
-      <w:hyperlink w:anchor="_Toc241895199" w:history="1">
+      <w:hyperlink w:anchor="_Toc243697658" w:history="1">
         <w:r>
           <w:rPr>
             <w:rStyle w:val="af"/>
@@ -5064,7 +5064,7 @@
             <w:noProof/>
             <w:webHidden/>
           </w:rPr>
-          <w:instrText xml:space="preserve"> PAGEREF _Toc241895199 \h </w:instrText>
+          <w:instrText xml:space="preserve"> PAGEREF _Toc243697658 \h </w:instrText>
         </w:r>
         <w:r>
           <w:rPr>
@@ -5085,6 +5085,110 @@
             <w:webHidden/>
           </w:rPr>
           <w:t>21</w:t>
+        </w:r>
+        <w:r>
+          <w:rPr>
+            <w:noProof/>
+            <w:webHidden/>
+          </w:rPr>
+          <w:fldChar w:fldCharType="end"/>
+        </w:r>
+      </w:hyperlink>
+    </w:p>
+    <w:p>
+      <w:pPr>
+        <w:pStyle w:val="20"/>
+        <w:tabs>
+          <w:tab w:val="left" w:pos="960"/>
+          <w:tab w:val="right" w:leader="dot" w:pos="9911"/>
+        </w:tabs>
+        <w:rPr>
+          <w:rFonts w:asciiTheme="minorHAnsi" w:eastAsiaTheme="minorEastAsia" w:hAnsiTheme="minorHAnsi" w:cstheme="minorBidi"/>
+          <w:noProof/>
+          <w:kern w:val="2"/>
+          <w:sz w:val="24"/>
+          <w14:ligatures w14:val="standardContextual"/>
+        </w:rPr>
+      </w:pPr>
+      <w:hyperlink w:anchor="_Toc243697659" w:history="1">
+        <w:r>
+          <w:rPr>
+            <w:rStyle w:val="af"/>
+            <w:noProof/>
+          </w:rPr>
+          <w:t>5.5</w:t>
+        </w:r>
+        <w:r>
+          <w:rPr>
+            <w:rFonts w:asciiTheme="minorHAnsi" w:eastAsiaTheme="minorEastAsia" w:hAnsiTheme="minorHAnsi" w:cstheme="minorBidi"/>
+            <w:noProof/>
+            <w:kern w:val="2"/>
+            <w:sz w:val="24"/>
+            <w14:ligatures w14:val="standardContextual"/>
+          </w:rPr>
+          <w:tab/>
+        </w:r>
+        <w:r>
+          <w:rPr>
+            <w:rStyle w:val="af"/>
+            <w:noProof/>
+          </w:rPr>
+          <w:t>Задание 5 –</w:t>
+        </w:r>
+        <w:r>
+          <w:rPr>
+            <w:rStyle w:val="af"/>
+            <w:noProof/>
+          </w:rPr>
+          <w:t xml:space="preserve"> </w:t>
+        </w:r>
+        <w:r>
+          <w:rPr>
+            <w:rStyle w:val="af"/>
+            <w:noProof/>
+          </w:rPr>
+          <w:t>Классификация системы</w:t>
+        </w:r>
+        <w:r>
+          <w:rPr>
+            <w:noProof/>
+            <w:webHidden/>
+          </w:rPr>
+          <w:tab/>
+        </w:r>
+        <w:r>
+          <w:rPr>
+            <w:noProof/>
+            <w:webHidden/>
+          </w:rPr>
+          <w:fldChar w:fldCharType="begin"/>
+        </w:r>
+        <w:r>
+          <w:rPr>
+            <w:noProof/>
+            <w:webHidden/>
+          </w:rPr>
+          <w:instrText xml:space="preserve"> PAGEREF _Toc243697659 \h </w:instrText>
+        </w:r>
+        <w:r>
+          <w:rPr>
+            <w:noProof/>
+            <w:webHidden/>
+          </w:rPr>
+        </w:r>
+        <w:r>
+          <w:rPr>
+            <w:noProof/>
+            <w:webHidden/>
+          </w:rPr>
+          <w:fldChar w:fldCharType="separate"/>
+        </w:r>
+        <w:r>
+          <w:rPr>
+            <w:noProof/>
+            <w:webHidden/>
+          </w:rPr>
+          <w:t>22</w:t>
         </w:r>
         <w:r>
           <w:rPr>
@@ -5106,7 +5210,7 @@
           <w14:ligatures w14:val="standardContextual"/>
         </w:rPr>
       </w:pPr>
-      <w:hyperlink w:anchor="_Toc241895200" w:history="1">
+      <w:hyperlink w:anchor="_Toc243697660" w:history="1">
         <w:r>
           <w:rPr>
             <w:rStyle w:val="af"/>
@@ -5129,7 +5233,7 @@
             <w:rStyle w:val="af"/>
             <w:noProof/>
           </w:rPr>
-          <w:t>Вывод</w:t>
+          <w:t>Практическая работа 5</w:t>
         </w:r>
         <w:r>
           <w:rPr>
@@ -5150,7 +5254,7 @@
             <w:noProof/>
             <w:webHidden/>
           </w:rPr>
-          <w:instrText xml:space="preserve"> PAGEREF _Toc241895200 \h </w:instrText>
+          <w:instrText xml:space="preserve"> PAGEREF _Toc243697660 \h </w:instrText>
         </w:r>
         <w:r>
           <w:rPr>
@@ -5170,7 +5274,187 @@
             <w:noProof/>
             <w:webHidden/>
           </w:rPr>
-          <w:t>22</w:t>
+          <w:t>23</w:t>
+        </w:r>
+        <w:r>
+          <w:rPr>
+            <w:noProof/>
+            <w:webHidden/>
+          </w:rPr>
+          <w:fldChar w:fldCharType="end"/>
+        </w:r>
+      </w:hyperlink>
+    </w:p>
+    <w:p>
+      <w:pPr>
+        <w:pStyle w:val="20"/>
+        <w:tabs>
+          <w:tab w:val="left" w:pos="960"/>
+          <w:tab w:val="right" w:leader="dot" w:pos="9911"/>
+        </w:tabs>
+        <w:rPr>
+          <w:rFonts w:asciiTheme="minorHAnsi" w:eastAsiaTheme="minorEastAsia" w:hAnsiTheme="minorHAnsi" w:cstheme="minorBidi"/>
+          <w:noProof/>
+          <w:kern w:val="2"/>
+          <w:sz w:val="24"/>
+          <w14:ligatures w14:val="standardContextual"/>
+        </w:rPr>
+      </w:pPr>
+      <w:hyperlink w:anchor="_Toc243697661" w:history="1">
+        <w:r>
+          <w:rPr>
+            <w:rStyle w:val="af"/>
+            <w:noProof/>
+          </w:rPr>
+          <w:t>6.1</w:t>
+        </w:r>
+        <w:r>
+          <w:rPr>
+            <w:rFonts w:asciiTheme="minorHAnsi" w:eastAsiaTheme="minorEastAsia" w:hAnsiTheme="minorHAnsi" w:cstheme="minorBidi"/>
+            <w:noProof/>
+            <w:kern w:val="2"/>
+            <w:sz w:val="24"/>
+            <w14:ligatures w14:val="standardContextual"/>
+          </w:rPr>
+          <w:tab/>
+        </w:r>
+        <w:r>
+          <w:rPr>
+            <w:rStyle w:val="af"/>
+            <w:noProof/>
+          </w:rPr>
+          <w:t>Задание 1</w:t>
+        </w:r>
+        <w:r>
+          <w:rPr>
+            <w:noProof/>
+            <w:webHidden/>
+          </w:rPr>
+          <w:tab/>
+        </w:r>
+        <w:r>
+          <w:rPr>
+            <w:noProof/>
+            <w:webHidden/>
+          </w:rPr>
+          <w:fldChar w:fldCharType="begin"/>
+        </w:r>
+        <w:r>
+          <w:rPr>
+            <w:noProof/>
+            <w:webHidden/>
+          </w:rPr>
+          <w:instrText xml:space="preserve"> PAGEREF _Toc243697661 \h </w:instrText>
+        </w:r>
+        <w:r>
+          <w:rPr>
+            <w:noProof/>
+            <w:webHidden/>
+          </w:rPr>
+        </w:r>
+        <w:r>
+          <w:rPr>
+            <w:noProof/>
+            <w:webHidden/>
+          </w:rPr>
+          <w:fldChar w:fldCharType="separate"/>
+        </w:r>
+        <w:r>
+          <w:rPr>
+            <w:noProof/>
+            <w:webHidden/>
+          </w:rPr>
+          <w:t>23</w:t>
+        </w:r>
+        <w:r>
+          <w:rPr>
+            <w:noProof/>
+            <w:webHidden/>
+          </w:rPr>
+          <w:fldChar w:fldCharType="end"/>
+        </w:r>
+      </w:hyperlink>
+    </w:p>
+    <w:p>
+      <w:pPr>
+        <w:pStyle w:val="20"/>
+        <w:tabs>
+          <w:tab w:val="left" w:pos="960"/>
+          <w:tab w:val="right" w:leader="dot" w:pos="9911"/>
+        </w:tabs>
+        <w:rPr>
+          <w:rFonts w:asciiTheme="minorHAnsi" w:eastAsiaTheme="minorEastAsia" w:hAnsiTheme="minorHAnsi" w:cstheme="minorBidi"/>
+          <w:noProof/>
+          <w:kern w:val="2"/>
+          <w:sz w:val="24"/>
+          <w14:ligatures w14:val="standardContextual"/>
+        </w:rPr>
+      </w:pPr>
+      <w:hyperlink w:anchor="_Toc243697662" w:history="1">
+        <w:r>
+          <w:rPr>
+            <w:rStyle w:val="af"/>
+            <w:noProof/>
+          </w:rPr>
+          <w:t>6.2</w:t>
+        </w:r>
+        <w:r>
+          <w:rPr>
+            <w:rFonts w:asciiTheme="minorHAnsi" w:eastAsiaTheme="minorEastAsia" w:hAnsiTheme="minorHAnsi" w:cstheme="minorBidi"/>
+            <w:noProof/>
+            <w:kern w:val="2"/>
+            <w:sz w:val="24"/>
+            <w14:ligatures w14:val="standardContextual"/>
+          </w:rPr>
+          <w:tab/>
+        </w:r>
+        <w:r>
+          <w:rPr>
+            <w:rStyle w:val="af"/>
+            <w:noProof/>
+          </w:rPr>
+          <w:t>Задание 2</w:t>
+        </w:r>
+        <w:r>
+          <w:rPr>
+            <w:noProof/>
+            <w:webHidden/>
+          </w:rPr>
+          <w:tab/>
+        </w:r>
+        <w:r>
+          <w:rPr>
+            <w:noProof/>
+            <w:webHidden/>
+          </w:rPr>
+          <w:fldChar w:fldCharType="begin"/>
+        </w:r>
+        <w:r>
+          <w:rPr>
+            <w:noProof/>
+            <w:webHidden/>
+          </w:rPr>
+          <w:instrText xml:space="preserve"> PAGEREF _Toc243697662 \h </w:instrText>
+        </w:r>
+        <w:r>
+          <w:rPr>
+            <w:noProof/>
+            <w:webHidden/>
+          </w:rPr>
+        </w:r>
+        <w:r>
+          <w:rPr>
+            <w:noProof/>
+            <w:webHidden/>
+          </w:rPr>
+          <w:fldChar w:fldCharType="separate"/>
+        </w:r>
+        <w:r>
+          <w:rPr>
+            <w:noProof/>
+            <w:webHidden/>
+          </w:rPr>
+          <w:t>23</w:t>
         </w:r>
         <w:r>
           <w:rPr>
@@ -5192,7 +5476,7 @@
           <w14:ligatures w14:val="standardContextual"/>
         </w:rPr>
       </w:pPr>
-      <w:hyperlink w:anchor="_Toc241895201" w:history="1">
+      <w:hyperlink w:anchor="_Toc243697663" w:history="1">
         <w:r>
           <w:rPr>
             <w:rStyle w:val="af"/>
@@ -5215,6 +5499,92 @@
             <w:rStyle w:val="af"/>
             <w:noProof/>
           </w:rPr>
+          <w:t>Вывод</w:t>
+        </w:r>
+        <w:r>
+          <w:rPr>
+            <w:noProof/>
+            <w:webHidden/>
+          </w:rPr>
+          <w:tab/>
+        </w:r>
+        <w:r>
+          <w:rPr>
+            <w:noProof/>
+            <w:webHidden/>
+          </w:rPr>
+          <w:fldChar w:fldCharType="begin"/>
+        </w:r>
+        <w:r>
+          <w:rPr>
+            <w:noProof/>
+            <w:webHidden/>
+          </w:rPr>
+          <w:instrText xml:space="preserve"> PAGEREF _Toc243697663 \h </w:instrText>
+        </w:r>
+        <w:r>
+          <w:rPr>
+            <w:noProof/>
+            <w:webHidden/>
+          </w:rPr>
+        </w:r>
+        <w:r>
+          <w:rPr>
+            <w:noProof/>
+            <w:webHidden/>
+          </w:rPr>
+          <w:fldChar w:fldCharType="separate"/>
+        </w:r>
+        <w:r>
+          <w:rPr>
+            <w:noProof/>
+            <w:webHidden/>
+          </w:rPr>
+          <w:t>24</w:t>
+        </w:r>
+        <w:r>
+          <w:rPr>
+            <w:noProof/>
+            <w:webHidden/>
+          </w:rPr>
+          <w:fldChar w:fldCharType="end"/>
+        </w:r>
+      </w:hyperlink>
+    </w:p>
+    <w:p>
+      <w:pPr>
+        <w:pStyle w:val="11"/>
+        <w:rPr>
+          <w:rFonts w:asciiTheme="minorHAnsi" w:eastAsiaTheme="minorEastAsia" w:hAnsiTheme="minorHAnsi" w:cstheme="minorBidi"/>
+          <w:noProof/>
+          <w:kern w:val="2"/>
+          <w:sz w:val="24"/>
+          <w14:ligatures w14:val="standardContextual"/>
+        </w:rPr>
+      </w:pPr>
+      <w:hyperlink w:anchor="_Toc243697664" w:history="1">
+        <w:r>
+          <w:rPr>
+            <w:rStyle w:val="af"/>
+            <w:noProof/>
+          </w:rPr>
+          <w:t>8</w:t>
+        </w:r>
+        <w:r>
+          <w:rPr>
+            <w:rFonts w:asciiTheme="minorHAnsi" w:eastAsiaTheme="minorEastAsia" w:hAnsiTheme="minorHAnsi" w:cstheme="minorBidi"/>
+            <w:noProof/>
+            <w:kern w:val="2"/>
+            <w:sz w:val="24"/>
+            <w14:ligatures w14:val="standardContextual"/>
+          </w:rPr>
+          <w:tab/>
+        </w:r>
+        <w:r>
+          <w:rPr>
+            <w:rStyle w:val="af"/>
+            <w:noProof/>
+          </w:rPr>
           <w:t>Приложение</w:t>
         </w:r>
         <w:r>
@@ -5236,7 +5606,7 @@
             <w:noProof/>
             <w:webHidden/>
           </w:rPr>
-          <w:instrText xml:space="preserve"> PAGEREF _Toc241895201 \h </w:instrText>
+          <w:instrText xml:space="preserve"> PAGEREF _Toc243697664 \h </w:instrText>
         </w:r>
         <w:r>
           <w:rPr>
@@ -5256,7 +5626,7 @@
             <w:noProof/>
             <w:webHidden/>
           </w:rPr>
-          <w:t>23</w:t>
+          <w:t>25</w:t>
         </w:r>
         <w:r>
           <w:rPr>
@@ -5270,6 +5640,9 @@
     <w:p>
       <w:pPr>
         <w:pStyle w:val="11"/>
+        <w:rPr>
+          <w:lang w:val="en-US"/>
+        </w:rPr>
         <w:sectPr>
           <w:footerReference w:type="default" r:id="rId9"/>
           <w:pgSz w:w="11906" w:h="16838" w:code="9"/>
@@ -5286,7 +5659,7 @@
       <w:pPr>
         <w:pStyle w:val="1"/>
       </w:pPr>
-      <w:bookmarkStart w:id="10" w:name="_Toc241895183"/>
+      <w:bookmarkStart w:id="10" w:name="_Toc243697642"/>
       <w:r>
         <w:lastRenderedPageBreak/>
         <w:t>Цель работы</w:t>
@@ -5379,10 +5752,7 @@
         <w:t xml:space="preserve"> </w:t>
       </w:r>
       <w:r>
-        <w:t xml:space="preserve">проведение третьего этапа системного анализа: анализ системных свойств объекта исследования – </w:t>
-      </w:r>
-      <w:r>
-        <w:t>внешняя среда и классификация системы</w:t>
+        <w:t>проведение третьего этапа системного анализа: анализ системных свойств объекта исследования – внешняя среда и классификация системы</w:t>
       </w:r>
       <w:r>
         <w:t>;</w:t>
@@ -5420,12 +5790,51 @@
           <w:numId w:val="18"/>
         </w:numPr>
       </w:pPr>
+      <w:r>
+        <w:t xml:space="preserve">практическая работа </w:t>
+      </w:r>
+      <w:r>
+        <w:t>6</w:t>
+      </w:r>
+      <w:r>
+        <w:rPr>
+          <w:lang w:val="en-US"/>
+        </w:rPr>
+        <w:t>:</w:t>
+      </w:r>
+      <w:r>
+        <w:t xml:space="preserve"> </w:t>
+      </w:r>
+      <w:r>
+        <w:t>текст</w:t>
+      </w:r>
+      <w:r>
+        <w:rPr>
+          <w:lang w:val="en-US"/>
+        </w:rPr>
+        <w:t>;</w:t>
+      </w:r>
+    </w:p>
+    <w:p>
+      <w:pPr>
+        <w:pStyle w:val="a4"/>
+        <w:numPr>
+          <w:ilvl w:val="0"/>
+          <w:numId w:val="18"/>
+        </w:numPr>
+      </w:pPr>
+      <w:r>
+        <w:t xml:space="preserve">практическая работа </w:t>
+      </w:r>
+      <w:r>
+        <w:t>7: текст.</w:t>
+      </w:r>
     </w:p>
     <w:p>
       <w:pPr>
         <w:pStyle w:val="1"/>
       </w:pPr>
-      <w:bookmarkStart w:id="11" w:name="_Toc241895184"/>
+      <w:bookmarkStart w:id="11" w:name="_Toc243697643"/>
       <w:r>
         <w:lastRenderedPageBreak/>
         <w:t>Практическая работа 1</w:t>
@@ -5436,7 +5845,7 @@
       <w:pPr>
         <w:pStyle w:val="2"/>
       </w:pPr>
-      <w:bookmarkStart w:id="12" w:name="_Toc241895185"/>
+      <w:bookmarkStart w:id="12" w:name="_Toc243697644"/>
       <w:r>
         <w:t>Задание 1</w:t>
       </w:r>
@@ -5518,7 +5927,7 @@
       <w:pPr>
         <w:pStyle w:val="2"/>
       </w:pPr>
-      <w:bookmarkStart w:id="13" w:name="_Toc241895186"/>
+      <w:bookmarkStart w:id="13" w:name="_Toc243697645"/>
       <w:r>
         <w:t>Задание 2</w:t>
       </w:r>
@@ -5622,14 +6031,11 @@
         <w:jc w:val="center"/>
       </w:pPr>
       <w:r>
-        <w:rPr>
-          <w:noProof/>
-        </w:rPr>
         <w:drawing>
-          <wp:inline distT="0" distB="0" distL="0" distR="0" wp14:anchorId="37DEF136" wp14:editId="1A6B1FB3">
-            <wp:extent cx="5937496" cy="3774598"/>
-            <wp:effectExtent l="0" t="0" r="6350" b="0"/>
-            <wp:docPr id="2012133232" name="Рисунок 1"/>
+          <wp:inline distT="0" distB="0" distL="0" distR="0" wp14:anchorId="337062CF" wp14:editId="7E8FF6E9">
+            <wp:extent cx="5985510" cy="3846147"/>
+            <wp:effectExtent l="0" t="0" r="0" b="2540"/>
+            <wp:docPr id="913037805" name="Рисунок 1"/>
             <wp:cNvGraphicFramePr>
               <a:graphicFrameLocks xmlns:a="http://schemas.openxmlformats.org/drawingml/2006/main" noChangeAspect="1"/>
             </wp:cNvGraphicFramePr>
@@ -5637,7 +6043,7 @@
               <a:graphicData uri="http://schemas.openxmlformats.org/drawingml/2006/picture">
                 <pic:pic xmlns:pic="http://schemas.openxmlformats.org/drawingml/2006/picture">
                   <pic:nvPicPr>
-                    <pic:cNvPr id="2012133232" name=""/>
+                    <pic:cNvPr id="913037805" name=""/>
                     <pic:cNvPicPr/>
                   </pic:nvPicPr>
                   <pic:blipFill>
@@ -5649,7 +6055,7 @@
                   <pic:spPr>
                     <a:xfrm>
                       <a:off x="0" y="0"/>
-                      <a:ext cx="5953120" cy="3784530"/>
+                      <a:ext cx="5991256" cy="3849840"/>
                     </a:xfrm>
                     <a:prstGeom prst="rect">
                       <a:avLst/>
@@ -7199,7 +7605,7 @@
       <w:pPr>
         <w:pStyle w:val="1"/>
       </w:pPr>
-      <w:bookmarkStart w:id="17" w:name="_Toc241895187"/>
+      <w:bookmarkStart w:id="17" w:name="_Toc243697646"/>
       <w:r>
         <w:lastRenderedPageBreak/>
         <w:t>Практическая работа 2</w:t>
@@ -7210,7 +7616,7 @@
       <w:pPr>
         <w:pStyle w:val="2"/>
       </w:pPr>
-      <w:bookmarkStart w:id="18" w:name="_Toc241895188"/>
+      <w:bookmarkStart w:id="18" w:name="_Toc243697647"/>
       <w:r>
         <w:t>Задание 1</w:t>
       </w:r>
@@ -7290,7 +7696,7 @@
       <w:pPr>
         <w:pStyle w:val="2"/>
       </w:pPr>
-      <w:bookmarkStart w:id="19" w:name="_Toc241895189"/>
+      <w:bookmarkStart w:id="19" w:name="_Toc243697648"/>
       <w:r>
         <w:t>Задание 2</w:t>
       </w:r>
@@ -7568,7 +7974,7 @@
       <w:pPr>
         <w:pStyle w:val="1"/>
       </w:pPr>
-      <w:bookmarkStart w:id="20" w:name="_Toc241895190"/>
+      <w:bookmarkStart w:id="20" w:name="_Toc243697649"/>
       <w:r>
         <w:lastRenderedPageBreak/>
         <w:t>Практическая работа 3</w:t>
@@ -7579,7 +7985,7 @@
       <w:pPr>
         <w:pStyle w:val="2"/>
       </w:pPr>
-      <w:bookmarkStart w:id="21" w:name="_Toc241895191"/>
+      <w:bookmarkStart w:id="21" w:name="_Toc243697650"/>
       <w:r>
         <w:t>Задание 1</w:t>
       </w:r>
@@ -7620,7 +8026,7 @@
       <w:pPr>
         <w:pStyle w:val="2"/>
       </w:pPr>
-      <w:bookmarkStart w:id="22" w:name="_Toc241895192"/>
+      <w:bookmarkStart w:id="22" w:name="_Toc243697651"/>
       <w:r>
         <w:t>Задание 2</w:t>
       </w:r>
@@ -8460,10 +8866,7 @@
         </w:numPr>
       </w:pPr>
       <w:r>
-        <w:t>разработать «Руководство пользователя</w:t>
-      </w:r>
-      <w:r>
-        <w:t>»</w:t>
+        <w:t>разработать «Руководство пользователя»</w:t>
       </w:r>
       <w:r>
         <w:rPr>
@@ -8525,6 +8928,9 @@
         <w:jc w:val="center"/>
       </w:pPr>
       <w:r>
+        <w:rPr>
+          <w:noProof/>
+        </w:rPr>
         <w:drawing>
           <wp:inline distT="0" distB="0" distL="0" distR="0" wp14:anchorId="2910B434" wp14:editId="32767678">
             <wp:extent cx="5975985" cy="2317268"/>
@@ -8694,10 +9100,7 @@
         <w:t xml:space="preserve">способность системы </w:t>
       </w:r>
       <w:r>
-        <w:t>быстро</w:t>
-      </w:r>
-      <w:r>
-        <w:t xml:space="preserve"> и точно спрогнозировать свойства медицинских композиционных материалов</w:t>
+        <w:t>быстро и точно спрогнозировать свойства медицинских композиционных материалов</w:t>
       </w:r>
       <w:r>
         <w:t>.</w:t>
@@ -8829,7 +9232,7 @@
       <w:pPr>
         <w:pStyle w:val="2"/>
       </w:pPr>
-      <w:bookmarkStart w:id="24" w:name="_Toc241895193"/>
+      <w:bookmarkStart w:id="24" w:name="_Toc243697652"/>
       <w:r>
         <w:t>Задание 3</w:t>
       </w:r>
@@ -9164,7 +9567,7 @@
       <w:pPr>
         <w:pStyle w:val="2"/>
       </w:pPr>
-      <w:bookmarkStart w:id="25" w:name="_Toc241895194"/>
+      <w:bookmarkStart w:id="25" w:name="_Toc243697653"/>
       <w:r>
         <w:t>Задание 4</w:t>
       </w:r>
@@ -9263,10 +9666,10 @@
       <w:r>
         <w:lastRenderedPageBreak/>
         <w:drawing>
-          <wp:inline distT="0" distB="0" distL="0" distR="0" wp14:anchorId="747CF719" wp14:editId="2F50AAEE">
-            <wp:extent cx="5947410" cy="3788694"/>
-            <wp:effectExtent l="0" t="0" r="0" b="2540"/>
-            <wp:docPr id="1001448783" name="Рисунок 1"/>
+          <wp:inline distT="0" distB="0" distL="0" distR="0" wp14:anchorId="0916288B" wp14:editId="7B052F01">
+            <wp:extent cx="5918835" cy="3799127"/>
+            <wp:effectExtent l="0" t="0" r="5715" b="0"/>
+            <wp:docPr id="1513190113" name="Рисунок 1"/>
             <wp:cNvGraphicFramePr>
               <a:graphicFrameLocks xmlns:a="http://schemas.openxmlformats.org/drawingml/2006/main" noChangeAspect="1"/>
             </wp:cNvGraphicFramePr>
@@ -9274,7 +9677,7 @@
               <a:graphicData uri="http://schemas.openxmlformats.org/drawingml/2006/picture">
                 <pic:pic xmlns:pic="http://schemas.openxmlformats.org/drawingml/2006/picture">
                   <pic:nvPicPr>
-                    <pic:cNvPr id="1001448783" name=""/>
+                    <pic:cNvPr id="1513190113" name=""/>
                     <pic:cNvPicPr/>
                   </pic:nvPicPr>
                   <pic:blipFill>
@@ -9286,7 +9689,7 @@
                   <pic:spPr>
                     <a:xfrm>
                       <a:off x="0" y="0"/>
-                      <a:ext cx="5951247" cy="3791138"/>
+                      <a:ext cx="5923734" cy="3802271"/>
                     </a:xfrm>
                     <a:prstGeom prst="rect">
                       <a:avLst/>
@@ -9620,7 +10023,7 @@
       <w:pPr>
         <w:pStyle w:val="1"/>
       </w:pPr>
-      <w:bookmarkStart w:id="27" w:name="_Toc241895195"/>
+      <w:bookmarkStart w:id="27" w:name="_Toc243697654"/>
       <w:r>
         <w:lastRenderedPageBreak/>
         <w:t>Практическая работа 4</w:t>
@@ -9631,7 +10034,7 @@
       <w:pPr>
         <w:pStyle w:val="2"/>
       </w:pPr>
-      <w:bookmarkStart w:id="28" w:name="_Toc241895196"/>
+      <w:bookmarkStart w:id="28" w:name="_Toc243697655"/>
       <w:r>
         <w:t>Задание 1 – Нижняя граница системы</w:t>
       </w:r>
@@ -9645,19 +10048,7 @@
         <w:pStyle w:val="a4"/>
       </w:pPr>
       <w:r>
-        <w:t xml:space="preserve">Нижняя граница системы – это базовый элемент: </w:t>
-      </w:r>
-      <w:r>
-        <w:t>конкретный способ проведения прогноза</w:t>
-      </w:r>
-      <w:r>
-        <w:t xml:space="preserve"> свойств композита</w:t>
-      </w:r>
-      <w:r>
-        <w:t>, как, например, «применение многослойных сетей»</w:t>
-      </w:r>
-      <w:r>
-        <w:t>.</w:t>
+        <w:t>Нижняя граница системы – это базовый элемент: конкретный способ проведения прогноза свойств композита, как, например, «применение многослойных сетей».</w:t>
       </w:r>
     </w:p>
     <w:p>
@@ -9667,7 +10058,7 @@
           <w:lang w:val="en-US"/>
         </w:rPr>
       </w:pPr>
-      <w:bookmarkStart w:id="29" w:name="_Toc241895197"/>
+      <w:bookmarkStart w:id="29" w:name="_Toc243697656"/>
       <w:r>
         <w:t>Задание 2 – Верхняя граница системы</w:t>
       </w:r>
@@ -9732,16 +10123,7 @@
         </w:numPr>
       </w:pPr>
       <w:r>
-        <w:t xml:space="preserve">применение методов машинного обучения </w:t>
-      </w:r>
-      <w:r>
-        <w:t>и</w:t>
-      </w:r>
-      <w:r>
-        <w:t xml:space="preserve"> их</w:t>
-      </w:r>
-      <w:r>
-        <w:t xml:space="preserve"> подсистемы</w:t>
+        <w:t>применение методов машинного обучения и их подсистемы</w:t>
       </w:r>
       <w:r>
         <w:t>;</w:t>
@@ -9846,6 +10228,78 @@
         <w:rPr>
           <w:lang w:val="en-US"/>
         </w:rPr>
+        <w:t>,</w:t>
+      </w:r>
+    </w:p>
+    <w:p>
+      <w:pPr>
+        <w:pStyle w:val="a4"/>
+        <w:numPr>
+          <w:ilvl w:val="1"/>
+          <w:numId w:val="31"/>
+        </w:numPr>
+      </w:pPr>
+      <w:r>
+        <w:t>функционирование добывающей промышленности</w:t>
+      </w:r>
+      <w:r>
+        <w:rPr>
+          <w:lang w:val="en-US"/>
+        </w:rPr>
+        <w:t>,</w:t>
+      </w:r>
+    </w:p>
+    <w:p>
+      <w:pPr>
+        <w:pStyle w:val="a4"/>
+        <w:numPr>
+          <w:ilvl w:val="1"/>
+          <w:numId w:val="31"/>
+        </w:numPr>
+      </w:pPr>
+      <w:r>
+        <w:t>социальный</w:t>
+      </w:r>
+      <w:r>
+        <w:rPr>
+          <w:lang w:val="en-US"/>
+        </w:rPr>
+        <w:t>,</w:t>
+      </w:r>
+    </w:p>
+    <w:p>
+      <w:pPr>
+        <w:pStyle w:val="a4"/>
+        <w:numPr>
+          <w:ilvl w:val="1"/>
+          <w:numId w:val="31"/>
+        </w:numPr>
+      </w:pPr>
+      <w:r>
+        <w:t>экономический</w:t>
+      </w:r>
+      <w:r>
+        <w:rPr>
+          <w:lang w:val="en-US"/>
+        </w:rPr>
+        <w:t>,</w:t>
+      </w:r>
+    </w:p>
+    <w:p>
+      <w:pPr>
+        <w:pStyle w:val="a4"/>
+        <w:numPr>
+          <w:ilvl w:val="1"/>
+          <w:numId w:val="31"/>
+        </w:numPr>
+      </w:pPr>
+      <w:r>
+        <w:t>политический</w:t>
+      </w:r>
+      <w:r>
+        <w:rPr>
+          <w:lang w:val="en-US"/>
+        </w:rPr>
         <w:t>;</w:t>
       </w:r>
     </w:p>
@@ -9867,13 +10321,7 @@
         <w:t>функционирование</w:t>
       </w:r>
       <w:r>
-        <w:t xml:space="preserve"> </w:t>
-      </w:r>
-      <w:r>
-        <w:t>протезировани</w:t>
-      </w:r>
-      <w:r>
-        <w:t>я,</w:t>
+        <w:t xml:space="preserve"> протезирования,</w:t>
       </w:r>
       <w:r>
         <w:t xml:space="preserve"> меди</w:t>
@@ -9945,6 +10393,7 @@
         </w:numPr>
       </w:pPr>
       <w:r>
+        <w:lastRenderedPageBreak/>
         <w:t>определение необходимых для прогноза свойств</w:t>
       </w:r>
       <w:r>
@@ -9984,7 +10433,6 @@
         </w:numPr>
       </w:pPr>
       <w:r>
-        <w:lastRenderedPageBreak/>
         <w:t>государственная поддержка исследований</w:t>
       </w:r>
       <w:r>
@@ -10046,7 +10494,7 @@
       <w:pPr>
         <w:pStyle w:val="2"/>
       </w:pPr>
-      <w:bookmarkStart w:id="30" w:name="_Toc241895198"/>
+      <w:bookmarkStart w:id="30" w:name="_Toc243697657"/>
       <w:r>
         <w:t>Задание 3 – Элементы внешней среды</w:t>
       </w:r>
@@ -10132,6 +10580,7 @@
         </w:numPr>
       </w:pPr>
       <w:r>
+        <w:lastRenderedPageBreak/>
         <w:t>развитие физико-математических методов</w:t>
       </w:r>
       <w:r>
@@ -10150,11 +10599,7 @@
         <w:t>элементу</w:t>
       </w:r>
       <w:r>
-        <w:t xml:space="preserve"> – методы разрабатываются для самых разных отраслей и, например, модель, созданная для расчета свойств металлов, применяющихся в тяжелой </w:t>
-      </w:r>
-      <w:r>
-        <w:lastRenderedPageBreak/>
-        <w:t>промышленности, может быть приспособлена и к анализу составов медицинских композитов</w:t>
+        <w:t xml:space="preserve"> – методы разрабатываются для самых разных отраслей и, например, модель, созданная для расчета свойств металлов, применяющихся в тяжелой промышленности, может быть приспособлена и к анализу составов медицинских композитов</w:t>
       </w:r>
       <w:r>
         <w:t>;</w:t>
@@ -10235,23 +10680,147 @@
         </w:numPr>
       </w:pPr>
       <w:r>
-        <w:t>функционирование электронной промышленности</w:t>
-      </w:r>
-      <w:r>
-        <w:t>:</w:t>
+        <w:t>функционирование электронной промышленности:</w:t>
       </w:r>
       <w:r>
         <w:t xml:space="preserve"> </w:t>
       </w:r>
       <w:r>
-        <w:t>бум электронной промышленности вызовет снижение цен на вычислительные мощности и сделает их более доступными, что сделает возможным разработку гораздо более сложных моделей расчета свойств, потенциально обеспечивающих лучшие точность и скорость (вероятен и другой вариант, когда повышение цен на вычислительные мощности приведет к их меньшей доступности, что ограничит методы прогнозирования).</w:t>
+        <w:t>бум электронной промышленности вызовет снижение цен на вычислительные мощности и сделает их более доступными, что сделает возможным разработку гораздо более сложных моделей расчета свойств, потенциально обеспечивающих лучшие точность и скорость (вероятен и другой вариант, когда повышение цен на вычислительные мощности приведет к их меньшей доступности, что ограничит методы прогнозирования)</w:t>
+      </w:r>
+      <w:r>
+        <w:t>;</w:t>
+      </w:r>
+    </w:p>
+    <w:p>
+      <w:pPr>
+        <w:pStyle w:val="a4"/>
+        <w:numPr>
+          <w:ilvl w:val="0"/>
+          <w:numId w:val="31"/>
+        </w:numPr>
+      </w:pPr>
+      <w:r>
+        <w:t>функционирование добывающей промышленности:</w:t>
+      </w:r>
+      <w:r>
+        <w:t xml:space="preserve"> </w:t>
+      </w:r>
+      <w:r>
+        <w:t xml:space="preserve">удешевление добычи полезных ископаемых и </w:t>
+      </w:r>
+      <w:r>
+        <w:t>компонентов</w:t>
+      </w:r>
+      <w:r>
+        <w:t xml:space="preserve">, применяемых в медицинских композитах, приведет к снижению стоимости физических испытаний, что </w:t>
+      </w:r>
+      <w:r>
+        <w:t>снизит</w:t>
+      </w:r>
+      <w:r>
+        <w:t xml:space="preserve"> потребность в прогнозировании свойств (удорожание добычи, наоборот, потребует комплексного совершенствования методов прогнозирования)</w:t>
+      </w:r>
+      <w:r>
+        <w:t>;</w:t>
+      </w:r>
+    </w:p>
+    <w:p>
+      <w:pPr>
+        <w:pStyle w:val="a4"/>
+        <w:numPr>
+          <w:ilvl w:val="0"/>
+          <w:numId w:val="31"/>
+        </w:numPr>
+      </w:pPr>
+      <w:r>
+        <w:t xml:space="preserve">социальный: </w:t>
+      </w:r>
+      <w:r>
+        <w:t xml:space="preserve">высокий уровень жизни общества требует </w:t>
+      </w:r>
+      <w:r>
+        <w:t>соответствующего</w:t>
+      </w:r>
+      <w:r>
+        <w:t xml:space="preserve"> развития медицины, для обеспечения которого также необходимо повышение доступности </w:t>
+      </w:r>
+      <w:r>
+        <w:t>различных</w:t>
+      </w:r>
+      <w:r>
+        <w:t xml:space="preserve"> видов протезирования, которое потребует улучшения моделей прогноза свойств композиционных материалов</w:t>
+      </w:r>
+      <w:r>
+        <w:t>;</w:t>
+      </w:r>
+    </w:p>
+    <w:p>
+      <w:pPr>
+        <w:pStyle w:val="a4"/>
+        <w:numPr>
+          <w:ilvl w:val="0"/>
+          <w:numId w:val="31"/>
+        </w:numPr>
+      </w:pPr>
+      <w:r>
+        <w:lastRenderedPageBreak/>
+        <w:t>экономический:</w:t>
+      </w:r>
+      <w:r>
+        <w:t xml:space="preserve"> подъем экономики и достижение пика сопровождаются увеличением финансовой активности, расширением производства и крупными инвестициями во многих сферах, что также может оказать положительное влияние на проектирование моделей прогноза свойств, а рецессия и депрессия экономики, наоборот, характеризуется снижением уровня производства и сокращением инвестиций, что окажет негативное влияни</w:t>
+      </w:r>
+      <w:r>
+        <w:t>е</w:t>
+      </w:r>
+      <w:r>
+        <w:t xml:space="preserve"> и на сферу прогнозирования свойств медицинских материалов</w:t>
+      </w:r>
+      <w:r>
+        <w:t>;</w:t>
+      </w:r>
+    </w:p>
+    <w:p>
+      <w:pPr>
+        <w:pStyle w:val="a4"/>
+        <w:numPr>
+          <w:ilvl w:val="0"/>
+          <w:numId w:val="31"/>
+        </w:numPr>
+      </w:pPr>
+      <w:r>
+        <w:t xml:space="preserve">политический: </w:t>
+      </w:r>
+      <w:r>
+        <w:t xml:space="preserve">неблагоприятная политическая обстановка в стране, возникающая при нестабильности государственной власти, отсутствии доверия к ней </w:t>
+      </w:r>
+      <w:r>
+        <w:t>[</w:t>
+      </w:r>
+      <w:r>
+        <w:t>власти</w:t>
+      </w:r>
+      <w:r>
+        <w:t>]</w:t>
+      </w:r>
+      <w:r>
+        <w:t xml:space="preserve"> со стороны населения, расколе общества, приведет к упадку всей сферы науки и образования, что сильно ограничит возможности разработки моделей анализа свойств </w:t>
+      </w:r>
+      <w:r>
+        <w:t>композиционных</w:t>
+      </w:r>
+      <w:r>
+        <w:t xml:space="preserve"> материалов</w:t>
+      </w:r>
+      <w:r>
+        <w:t>.</w:t>
       </w:r>
     </w:p>
     <w:p>
       <w:pPr>
         <w:pStyle w:val="2"/>
       </w:pPr>
-      <w:bookmarkStart w:id="31" w:name="_Toc241895199"/>
+      <w:bookmarkStart w:id="31" w:name="_Toc243697658"/>
       <w:r>
         <w:t xml:space="preserve">Задание 4 – Разрешимость и </w:t>
       </w:r>
@@ -10327,6 +10896,9 @@
     <w:p>
       <w:pPr>
         <w:pStyle w:val="a4"/>
+        <w:rPr>
+          <w:lang w:val="en-US"/>
+        </w:rPr>
       </w:pPr>
       <w:proofErr w:type="spellStart"/>
       <w:r>
@@ -10346,10 +10918,7 @@
         <w:t xml:space="preserve">и </w:t>
       </w:r>
       <w:r>
-        <w:t xml:space="preserve">могут </w:t>
-      </w:r>
-      <w:r>
-        <w:t xml:space="preserve">обеспечить </w:t>
+        <w:t xml:space="preserve">могут обеспечить </w:t>
       </w:r>
       <w:r>
         <w:t xml:space="preserve">эффективную </w:t>
@@ -10364,13 +10933,7 @@
         <w:t xml:space="preserve">в отличие от физико-математических моделей, </w:t>
       </w:r>
       <w:r>
-        <w:t>метод</w:t>
-      </w:r>
-      <w:r>
-        <w:t>ы</w:t>
-      </w:r>
-      <w:r>
-        <w:t xml:space="preserve"> машинного обучения</w:t>
+        <w:t>методы машинного обучения</w:t>
       </w:r>
       <w:r>
         <w:t xml:space="preserve"> </w:t>
@@ -10410,14 +10973,58 @@
     </w:p>
     <w:p>
       <w:pPr>
+        <w:pStyle w:val="2"/>
+      </w:pPr>
+      <w:bookmarkStart w:id="32" w:name="_Toc243697659"/>
+      <w:r>
+        <w:t>Задание 5 – Классификация системы</w:t>
+      </w:r>
+      <w:bookmarkEnd w:id="32"/>
+    </w:p>
+    <w:p>
+      <w:pPr>
         <w:pStyle w:val="1"/>
       </w:pPr>
-      <w:bookmarkStart w:id="32" w:name="_Toc241895200"/>
+      <w:bookmarkStart w:id="33" w:name="_Toc243697660"/>
+      <w:r>
+        <w:lastRenderedPageBreak/>
+        <w:t>Практическая работа 5</w:t>
+      </w:r>
+      <w:bookmarkEnd w:id="33"/>
+    </w:p>
+    <w:p>
+      <w:pPr>
+        <w:pStyle w:val="2"/>
+      </w:pPr>
+      <w:bookmarkStart w:id="34" w:name="_Toc243697661"/>
+      <w:r>
+        <w:t>Задание 1</w:t>
+      </w:r>
+      <w:bookmarkEnd w:id="34"/>
+      <w:r>
+        <w:t xml:space="preserve"> </w:t>
+      </w:r>
+    </w:p>
+    <w:p>
+      <w:pPr>
+        <w:pStyle w:val="2"/>
+      </w:pPr>
+      <w:bookmarkStart w:id="35" w:name="_Toc243697662"/>
+      <w:r>
+        <w:t>Задание 2</w:t>
+      </w:r>
+      <w:bookmarkEnd w:id="35"/>
+    </w:p>
+    <w:p>
+      <w:pPr>
+        <w:pStyle w:val="1"/>
+      </w:pPr>
+      <w:bookmarkStart w:id="36" w:name="_Toc243697663"/>
       <w:r>
         <w:lastRenderedPageBreak/>
         <w:t>Вывод</w:t>
       </w:r>
-      <w:bookmarkEnd w:id="32"/>
+      <w:bookmarkEnd w:id="36"/>
     </w:p>
     <w:p>
       <w:pPr>
@@ -10461,12 +11068,12 @@
       <w:pPr>
         <w:pStyle w:val="1"/>
       </w:pPr>
-      <w:bookmarkStart w:id="33" w:name="_Toc241895201"/>
+      <w:bookmarkStart w:id="37" w:name="_Toc243697664"/>
       <w:r>
         <w:lastRenderedPageBreak/>
         <w:t>Приложение</w:t>
       </w:r>
-      <w:bookmarkEnd w:id="33"/>
+      <w:bookmarkEnd w:id="37"/>
     </w:p>
     <w:p>
       <w:pPr>
@@ -16086,6 +16693,7 @@
   <w:style w:type="character" w:default="1" w:styleId="a5">
     <w:name w:val="Default Paragraph Font"/>
     <w:uiPriority w:val="1"/>
+    <w:semiHidden/>
     <w:unhideWhenUsed/>
   </w:style>
   <w:style w:type="table" w:default="1" w:styleId="a6">

--- a/СА, практические работы/СА, п.р., отчеты/Системный анализ, п.р., отчёт.docx
+++ b/СА, практические работы/СА, п.р., отчеты/Системный анализ, п.р., отчёт.docx
@@ -3565,7 +3565,7 @@
       <w:r>
         <w:fldChar w:fldCharType="separate"/>
       </w:r>
-      <w:hyperlink w:anchor="_Toc243697642" w:history="1">
+      <w:hyperlink w:anchor="_Toc243701004" w:history="1">
         <w:r>
           <w:rPr>
             <w:rStyle w:val="af"/>
@@ -3609,7 +3609,7 @@
             <w:noProof/>
             <w:webHidden/>
           </w:rPr>
-          <w:instrText xml:space="preserve"> PAGEREF _Toc243697642 \h </w:instrText>
+          <w:instrText xml:space="preserve"> PAGEREF _Toc243701004 \h </w:instrText>
         </w:r>
         <w:r>
           <w:rPr>
@@ -3651,7 +3651,7 @@
           <w14:ligatures w14:val="standardContextual"/>
         </w:rPr>
       </w:pPr>
-      <w:hyperlink w:anchor="_Toc243697643" w:history="1">
+      <w:hyperlink w:anchor="_Toc243701005" w:history="1">
         <w:r>
           <w:rPr>
             <w:rStyle w:val="af"/>
@@ -3695,7 +3695,7 @@
             <w:noProof/>
             <w:webHidden/>
           </w:rPr>
-          <w:instrText xml:space="preserve"> PAGEREF _Toc243697643 \h </w:instrText>
+          <w:instrText xml:space="preserve"> PAGEREF _Toc243701005 \h </w:instrText>
         </w:r>
         <w:r>
           <w:rPr>
@@ -3741,7 +3741,7 @@
           <w14:ligatures w14:val="standardContextual"/>
         </w:rPr>
       </w:pPr>
-      <w:hyperlink w:anchor="_Toc243697644" w:history="1">
+      <w:hyperlink w:anchor="_Toc243701006" w:history="1">
         <w:r>
           <w:rPr>
             <w:rStyle w:val="af"/>
@@ -3800,7 +3800,7 @@
             <w:noProof/>
             <w:webHidden/>
           </w:rPr>
-          <w:instrText xml:space="preserve"> PAGEREF _Toc243697644 \h </w:instrText>
+          <w:instrText xml:space="preserve"> PAGEREF _Toc243701006 \h </w:instrText>
         </w:r>
         <w:r>
           <w:rPr>
@@ -3846,7 +3846,7 @@
           <w14:ligatures w14:val="standardContextual"/>
         </w:rPr>
       </w:pPr>
-      <w:hyperlink w:anchor="_Toc243697645" w:history="1">
+      <w:hyperlink w:anchor="_Toc243701007" w:history="1">
         <w:r>
           <w:rPr>
             <w:rStyle w:val="af"/>
@@ -3890,7 +3890,7 @@
             <w:noProof/>
             <w:webHidden/>
           </w:rPr>
-          <w:instrText xml:space="preserve"> PAGEREF _Toc243697645 \h </w:instrText>
+          <w:instrText xml:space="preserve"> PAGEREF _Toc243701007 \h </w:instrText>
         </w:r>
         <w:r>
           <w:rPr>
@@ -3932,7 +3932,7 @@
           <w14:ligatures w14:val="standardContextual"/>
         </w:rPr>
       </w:pPr>
-      <w:hyperlink w:anchor="_Toc243697646" w:history="1">
+      <w:hyperlink w:anchor="_Toc243701008" w:history="1">
         <w:r>
           <w:rPr>
             <w:rStyle w:val="af"/>
@@ -3976,7 +3976,7 @@
             <w:noProof/>
             <w:webHidden/>
           </w:rPr>
-          <w:instrText xml:space="preserve"> PAGEREF _Toc243697646 \h </w:instrText>
+          <w:instrText xml:space="preserve"> PAGEREF _Toc243701008 \h </w:instrText>
         </w:r>
         <w:r>
           <w:rPr>
@@ -4022,7 +4022,7 @@
           <w14:ligatures w14:val="standardContextual"/>
         </w:rPr>
       </w:pPr>
-      <w:hyperlink w:anchor="_Toc243697647" w:history="1">
+      <w:hyperlink w:anchor="_Toc243701009" w:history="1">
         <w:r>
           <w:rPr>
             <w:rStyle w:val="af"/>
@@ -4066,7 +4066,7 @@
             <w:noProof/>
             <w:webHidden/>
           </w:rPr>
-          <w:instrText xml:space="preserve"> PAGEREF _Toc243697647 \h </w:instrText>
+          <w:instrText xml:space="preserve"> PAGEREF _Toc243701009 \h </w:instrText>
         </w:r>
         <w:r>
           <w:rPr>
@@ -4112,7 +4112,7 @@
           <w14:ligatures w14:val="standardContextual"/>
         </w:rPr>
       </w:pPr>
-      <w:hyperlink w:anchor="_Toc243697648" w:history="1">
+      <w:hyperlink w:anchor="_Toc243701010" w:history="1">
         <w:r>
           <w:rPr>
             <w:rStyle w:val="af"/>
@@ -4156,7 +4156,7 @@
             <w:noProof/>
             <w:webHidden/>
           </w:rPr>
-          <w:instrText xml:space="preserve"> PAGEREF _Toc243697648 \h </w:instrText>
+          <w:instrText xml:space="preserve"> PAGEREF _Toc243701010 \h </w:instrText>
         </w:r>
         <w:r>
           <w:rPr>
@@ -4198,7 +4198,7 @@
           <w14:ligatures w14:val="standardContextual"/>
         </w:rPr>
       </w:pPr>
-      <w:hyperlink w:anchor="_Toc243697649" w:history="1">
+      <w:hyperlink w:anchor="_Toc243701011" w:history="1">
         <w:r>
           <w:rPr>
             <w:rStyle w:val="af"/>
@@ -4242,7 +4242,7 @@
             <w:noProof/>
             <w:webHidden/>
           </w:rPr>
-          <w:instrText xml:space="preserve"> PAGEREF _Toc243697649 \h </w:instrText>
+          <w:instrText xml:space="preserve"> PAGEREF _Toc243701011 \h </w:instrText>
         </w:r>
         <w:r>
           <w:rPr>
@@ -4288,7 +4288,7 @@
           <w14:ligatures w14:val="standardContextual"/>
         </w:rPr>
       </w:pPr>
-      <w:hyperlink w:anchor="_Toc243697650" w:history="1">
+      <w:hyperlink w:anchor="_Toc243701012" w:history="1">
         <w:r>
           <w:rPr>
             <w:rStyle w:val="af"/>
@@ -4347,7 +4347,7 @@
             <w:noProof/>
             <w:webHidden/>
           </w:rPr>
-          <w:instrText xml:space="preserve"> PAGEREF _Toc243697650 \h </w:instrText>
+          <w:instrText xml:space="preserve"> PAGEREF _Toc243701012 \h </w:instrText>
         </w:r>
         <w:r>
           <w:rPr>
@@ -4393,7 +4393,7 @@
           <w14:ligatures w14:val="standardContextual"/>
         </w:rPr>
       </w:pPr>
-      <w:hyperlink w:anchor="_Toc243697651" w:history="1">
+      <w:hyperlink w:anchor="_Toc243701013" w:history="1">
         <w:r>
           <w:rPr>
             <w:rStyle w:val="af"/>
@@ -4437,7 +4437,7 @@
             <w:noProof/>
             <w:webHidden/>
           </w:rPr>
-          <w:instrText xml:space="preserve"> PAGEREF _Toc243697651 \h </w:instrText>
+          <w:instrText xml:space="preserve"> PAGEREF _Toc243701013 \h </w:instrText>
         </w:r>
         <w:r>
           <w:rPr>
@@ -4483,7 +4483,7 @@
           <w14:ligatures w14:val="standardContextual"/>
         </w:rPr>
       </w:pPr>
-      <w:hyperlink w:anchor="_Toc243697652" w:history="1">
+      <w:hyperlink w:anchor="_Toc243701014" w:history="1">
         <w:r>
           <w:rPr>
             <w:rStyle w:val="af"/>
@@ -4527,7 +4527,7 @@
             <w:noProof/>
             <w:webHidden/>
           </w:rPr>
-          <w:instrText xml:space="preserve"> PAGEREF _Toc243697652 \h </w:instrText>
+          <w:instrText xml:space="preserve"> PAGEREF _Toc243701014 \h </w:instrText>
         </w:r>
         <w:r>
           <w:rPr>
@@ -4573,7 +4573,7 @@
           <w14:ligatures w14:val="standardContextual"/>
         </w:rPr>
       </w:pPr>
-      <w:hyperlink w:anchor="_Toc243697653" w:history="1">
+      <w:hyperlink w:anchor="_Toc243701015" w:history="1">
         <w:r>
           <w:rPr>
             <w:rStyle w:val="af"/>
@@ -4617,7 +4617,7 @@
             <w:noProof/>
             <w:webHidden/>
           </w:rPr>
-          <w:instrText xml:space="preserve"> PAGEREF _Toc243697653 \h </w:instrText>
+          <w:instrText xml:space="preserve"> PAGEREF _Toc243701015 \h </w:instrText>
         </w:r>
         <w:r>
           <w:rPr>
@@ -4659,7 +4659,7 @@
           <w14:ligatures w14:val="standardContextual"/>
         </w:rPr>
       </w:pPr>
-      <w:hyperlink w:anchor="_Toc243697654" w:history="1">
+      <w:hyperlink w:anchor="_Toc243701016" w:history="1">
         <w:r>
           <w:rPr>
             <w:rStyle w:val="af"/>
@@ -4703,7 +4703,7 @@
             <w:noProof/>
             <w:webHidden/>
           </w:rPr>
-          <w:instrText xml:space="preserve"> PAGEREF _Toc243697654 \h </w:instrText>
+          <w:instrText xml:space="preserve"> PAGEREF _Toc243701016 \h </w:instrText>
         </w:r>
         <w:r>
           <w:rPr>
@@ -4749,7 +4749,7 @@
           <w14:ligatures w14:val="standardContextual"/>
         </w:rPr>
       </w:pPr>
-      <w:hyperlink w:anchor="_Toc243697655" w:history="1">
+      <w:hyperlink w:anchor="_Toc243701017" w:history="1">
         <w:r>
           <w:rPr>
             <w:rStyle w:val="af"/>
@@ -4793,7 +4793,7 @@
             <w:noProof/>
             <w:webHidden/>
           </w:rPr>
-          <w:instrText xml:space="preserve"> PAGEREF _Toc243697655 \h </w:instrText>
+          <w:instrText xml:space="preserve"> PAGEREF _Toc243701017 \h </w:instrText>
         </w:r>
         <w:r>
           <w:rPr>
@@ -4839,7 +4839,7 @@
           <w14:ligatures w14:val="standardContextual"/>
         </w:rPr>
       </w:pPr>
-      <w:hyperlink w:anchor="_Toc243697656" w:history="1">
+      <w:hyperlink w:anchor="_Toc243701018" w:history="1">
         <w:r>
           <w:rPr>
             <w:rStyle w:val="af"/>
@@ -4884,7 +4884,7 @@
             <w:noProof/>
             <w:webHidden/>
           </w:rPr>
-          <w:instrText xml:space="preserve"> PAGEREF _Toc243697656 \h </w:instrText>
+          <w:instrText xml:space="preserve"> PAGEREF _Toc243701018 \h </w:instrText>
         </w:r>
         <w:r>
           <w:rPr>
@@ -4930,7 +4930,7 @@
           <w14:ligatures w14:val="standardContextual"/>
         </w:rPr>
       </w:pPr>
-      <w:hyperlink w:anchor="_Toc243697657" w:history="1">
+      <w:hyperlink w:anchor="_Toc243701019" w:history="1">
         <w:r>
           <w:rPr>
             <w:rStyle w:val="af"/>
@@ -4974,7 +4974,7 @@
             <w:noProof/>
             <w:webHidden/>
           </w:rPr>
-          <w:instrText xml:space="preserve"> PAGEREF _Toc243697657 \h </w:instrText>
+          <w:instrText xml:space="preserve"> PAGEREF _Toc243701019 \h </w:instrText>
         </w:r>
         <w:r>
           <w:rPr>
@@ -5020,7 +5020,7 @@
           <w14:ligatures w14:val="standardContextual"/>
         </w:rPr>
       </w:pPr>
-      <w:hyperlink w:anchor="_Toc243697658" w:history="1">
+      <w:hyperlink w:anchor="_Toc243701020" w:history="1">
         <w:r>
           <w:rPr>
             <w:rStyle w:val="af"/>
@@ -5064,7 +5064,7 @@
             <w:noProof/>
             <w:webHidden/>
           </w:rPr>
-          <w:instrText xml:space="preserve"> PAGEREF _Toc243697658 \h </w:instrText>
+          <w:instrText xml:space="preserve"> PAGEREF _Toc243701020 \h </w:instrText>
         </w:r>
         <w:r>
           <w:rPr>
@@ -5084,7 +5084,7 @@
             <w:noProof/>
             <w:webHidden/>
           </w:rPr>
-          <w:t>21</w:t>
+          <w:t>22</w:t>
         </w:r>
         <w:r>
           <w:rPr>
@@ -5110,7 +5110,7 @@
           <w14:ligatures w14:val="standardContextual"/>
         </w:rPr>
       </w:pPr>
-      <w:hyperlink w:anchor="_Toc243697659" w:history="1">
+      <w:hyperlink w:anchor="_Toc243701021" w:history="1">
         <w:r>
           <w:rPr>
             <w:rStyle w:val="af"/>
@@ -5133,21 +5133,7 @@
             <w:rStyle w:val="af"/>
             <w:noProof/>
           </w:rPr>
-          <w:t>Задание 5 –</w:t>
-        </w:r>
-        <w:r>
-          <w:rPr>
-            <w:rStyle w:val="af"/>
-            <w:noProof/>
-          </w:rPr>
-          <w:t xml:space="preserve"> </w:t>
-        </w:r>
-        <w:r>
-          <w:rPr>
-            <w:rStyle w:val="af"/>
-            <w:noProof/>
-          </w:rPr>
-          <w:t>Классификация системы</w:t>
+          <w:t>Задание 5 – Классификация системы</w:t>
         </w:r>
         <w:r>
           <w:rPr>
@@ -5168,7 +5154,7 @@
             <w:noProof/>
             <w:webHidden/>
           </w:rPr>
-          <w:instrText xml:space="preserve"> PAGEREF _Toc243697659 \h </w:instrText>
+          <w:instrText xml:space="preserve"> PAGEREF _Toc243701021 \h </w:instrText>
         </w:r>
         <w:r>
           <w:rPr>
@@ -5210,7 +5196,7 @@
           <w14:ligatures w14:val="standardContextual"/>
         </w:rPr>
       </w:pPr>
-      <w:hyperlink w:anchor="_Toc243697660" w:history="1">
+      <w:hyperlink w:anchor="_Toc243701022" w:history="1">
         <w:r>
           <w:rPr>
             <w:rStyle w:val="af"/>
@@ -5254,7 +5240,7 @@
             <w:noProof/>
             <w:webHidden/>
           </w:rPr>
-          <w:instrText xml:space="preserve"> PAGEREF _Toc243697660 \h </w:instrText>
+          <w:instrText xml:space="preserve"> PAGEREF _Toc243701022 \h </w:instrText>
         </w:r>
         <w:r>
           <w:rPr>
@@ -5274,7 +5260,7 @@
             <w:noProof/>
             <w:webHidden/>
           </w:rPr>
-          <w:t>23</w:t>
+          <w:t>24</w:t>
         </w:r>
         <w:r>
           <w:rPr>
@@ -5300,7 +5286,7 @@
           <w14:ligatures w14:val="standardContextual"/>
         </w:rPr>
       </w:pPr>
-      <w:hyperlink w:anchor="_Toc243697661" w:history="1">
+      <w:hyperlink w:anchor="_Toc243701023" w:history="1">
         <w:r>
           <w:rPr>
             <w:rStyle w:val="af"/>
@@ -5323,7 +5309,7 @@
             <w:rStyle w:val="af"/>
             <w:noProof/>
           </w:rPr>
-          <w:t>Задание 1</w:t>
+          <w:t>Задание 1 – Закон системности</w:t>
         </w:r>
         <w:r>
           <w:rPr>
@@ -5344,7 +5330,7 @@
             <w:noProof/>
             <w:webHidden/>
           </w:rPr>
-          <w:instrText xml:space="preserve"> PAGEREF _Toc243697661 \h </w:instrText>
+          <w:instrText xml:space="preserve"> PAGEREF _Toc243701023 \h </w:instrText>
         </w:r>
         <w:r>
           <w:rPr>
@@ -5364,7 +5350,7 @@
             <w:noProof/>
             <w:webHidden/>
           </w:rPr>
-          <w:t>23</w:t>
+          <w:t>24</w:t>
         </w:r>
         <w:r>
           <w:rPr>
@@ -5390,7 +5376,7 @@
           <w14:ligatures w14:val="standardContextual"/>
         </w:rPr>
       </w:pPr>
-      <w:hyperlink w:anchor="_Toc243697662" w:history="1">
+      <w:hyperlink w:anchor="_Toc243701024" w:history="1">
         <w:r>
           <w:rPr>
             <w:rStyle w:val="af"/>
@@ -5413,7 +5399,7 @@
             <w:rStyle w:val="af"/>
             <w:noProof/>
           </w:rPr>
-          <w:t>Задание 2</w:t>
+          <w:t>Задание 2 – Закон полиморфизации</w:t>
         </w:r>
         <w:r>
           <w:rPr>
@@ -5434,7 +5420,7 @@
             <w:noProof/>
             <w:webHidden/>
           </w:rPr>
-          <w:instrText xml:space="preserve"> PAGEREF _Toc243697662 \h </w:instrText>
+          <w:instrText xml:space="preserve"> PAGEREF _Toc243701024 \h </w:instrText>
         </w:r>
         <w:r>
           <w:rPr>
@@ -5454,7 +5440,7 @@
             <w:noProof/>
             <w:webHidden/>
           </w:rPr>
-          <w:t>23</w:t>
+          <w:t>24</w:t>
         </w:r>
         <w:r>
           <w:rPr>
@@ -5476,7 +5462,7 @@
           <w14:ligatures w14:val="standardContextual"/>
         </w:rPr>
       </w:pPr>
-      <w:hyperlink w:anchor="_Toc243697663" w:history="1">
+      <w:hyperlink w:anchor="_Toc243701025" w:history="1">
         <w:r>
           <w:rPr>
             <w:rStyle w:val="af"/>
@@ -5520,7 +5506,7 @@
             <w:noProof/>
             <w:webHidden/>
           </w:rPr>
-          <w:instrText xml:space="preserve"> PAGEREF _Toc243697663 \h </w:instrText>
+          <w:instrText xml:space="preserve"> PAGEREF _Toc243701025 \h </w:instrText>
         </w:r>
         <w:r>
           <w:rPr>
@@ -5540,7 +5526,7 @@
             <w:noProof/>
             <w:webHidden/>
           </w:rPr>
-          <w:t>24</w:t>
+          <w:t>25</w:t>
         </w:r>
         <w:r>
           <w:rPr>
@@ -5562,7 +5548,7 @@
           <w14:ligatures w14:val="standardContextual"/>
         </w:rPr>
       </w:pPr>
-      <w:hyperlink w:anchor="_Toc243697664" w:history="1">
+      <w:hyperlink w:anchor="_Toc243701026" w:history="1">
         <w:r>
           <w:rPr>
             <w:rStyle w:val="af"/>
@@ -5606,7 +5592,7 @@
             <w:noProof/>
             <w:webHidden/>
           </w:rPr>
-          <w:instrText xml:space="preserve"> PAGEREF _Toc243697664 \h </w:instrText>
+          <w:instrText xml:space="preserve"> PAGEREF _Toc243701026 \h </w:instrText>
         </w:r>
         <w:r>
           <w:rPr>
@@ -5626,7 +5612,7 @@
             <w:noProof/>
             <w:webHidden/>
           </w:rPr>
-          <w:t>25</w:t>
+          <w:t>26</w:t>
         </w:r>
         <w:r>
           <w:rPr>
@@ -5659,7 +5645,7 @@
       <w:pPr>
         <w:pStyle w:val="1"/>
       </w:pPr>
-      <w:bookmarkStart w:id="10" w:name="_Toc243697642"/>
+      <w:bookmarkStart w:id="10" w:name="_Toc243701004"/>
       <w:r>
         <w:lastRenderedPageBreak/>
         <w:t>Цель работы</w:t>
@@ -5834,7 +5820,7 @@
       <w:pPr>
         <w:pStyle w:val="1"/>
       </w:pPr>
-      <w:bookmarkStart w:id="11" w:name="_Toc243697643"/>
+      <w:bookmarkStart w:id="11" w:name="_Toc243701005"/>
       <w:r>
         <w:lastRenderedPageBreak/>
         <w:t>Практическая работа 1</w:t>
@@ -5845,7 +5831,7 @@
       <w:pPr>
         <w:pStyle w:val="2"/>
       </w:pPr>
-      <w:bookmarkStart w:id="12" w:name="_Toc243697644"/>
+      <w:bookmarkStart w:id="12" w:name="_Toc243701006"/>
       <w:r>
         <w:t>Задание 1</w:t>
       </w:r>
@@ -5927,7 +5913,7 @@
       <w:pPr>
         <w:pStyle w:val="2"/>
       </w:pPr>
-      <w:bookmarkStart w:id="13" w:name="_Toc243697645"/>
+      <w:bookmarkStart w:id="13" w:name="_Toc243701007"/>
       <w:r>
         <w:t>Задание 2</w:t>
       </w:r>
@@ -7605,7 +7591,7 @@
       <w:pPr>
         <w:pStyle w:val="1"/>
       </w:pPr>
-      <w:bookmarkStart w:id="17" w:name="_Toc243697646"/>
+      <w:bookmarkStart w:id="17" w:name="_Toc243701008"/>
       <w:r>
         <w:lastRenderedPageBreak/>
         <w:t>Практическая работа 2</w:t>
@@ -7616,7 +7602,7 @@
       <w:pPr>
         <w:pStyle w:val="2"/>
       </w:pPr>
-      <w:bookmarkStart w:id="18" w:name="_Toc243697647"/>
+      <w:bookmarkStart w:id="18" w:name="_Toc243701009"/>
       <w:r>
         <w:t>Задание 1</w:t>
       </w:r>
@@ -7696,7 +7682,7 @@
       <w:pPr>
         <w:pStyle w:val="2"/>
       </w:pPr>
-      <w:bookmarkStart w:id="19" w:name="_Toc243697648"/>
+      <w:bookmarkStart w:id="19" w:name="_Toc243701010"/>
       <w:r>
         <w:t>Задание 2</w:t>
       </w:r>
@@ -7974,7 +7960,7 @@
       <w:pPr>
         <w:pStyle w:val="1"/>
       </w:pPr>
-      <w:bookmarkStart w:id="20" w:name="_Toc243697649"/>
+      <w:bookmarkStart w:id="20" w:name="_Toc243701011"/>
       <w:r>
         <w:lastRenderedPageBreak/>
         <w:t>Практическая работа 3</w:t>
@@ -7985,7 +7971,7 @@
       <w:pPr>
         <w:pStyle w:val="2"/>
       </w:pPr>
-      <w:bookmarkStart w:id="21" w:name="_Toc243697650"/>
+      <w:bookmarkStart w:id="21" w:name="_Toc243701012"/>
       <w:r>
         <w:t>Задание 1</w:t>
       </w:r>
@@ -8026,7 +8012,7 @@
       <w:pPr>
         <w:pStyle w:val="2"/>
       </w:pPr>
-      <w:bookmarkStart w:id="22" w:name="_Toc243697651"/>
+      <w:bookmarkStart w:id="22" w:name="_Toc243701013"/>
       <w:r>
         <w:t>Задание 2</w:t>
       </w:r>
@@ -9232,7 +9218,7 @@
       <w:pPr>
         <w:pStyle w:val="2"/>
       </w:pPr>
-      <w:bookmarkStart w:id="24" w:name="_Toc243697652"/>
+      <w:bookmarkStart w:id="24" w:name="_Toc243701014"/>
       <w:r>
         <w:t>Задание 3</w:t>
       </w:r>
@@ -9567,7 +9553,7 @@
       <w:pPr>
         <w:pStyle w:val="2"/>
       </w:pPr>
-      <w:bookmarkStart w:id="25" w:name="_Toc243697653"/>
+      <w:bookmarkStart w:id="25" w:name="_Toc243701015"/>
       <w:r>
         <w:t>Задание 4</w:t>
       </w:r>
@@ -10023,7 +10009,7 @@
       <w:pPr>
         <w:pStyle w:val="1"/>
       </w:pPr>
-      <w:bookmarkStart w:id="27" w:name="_Toc243697654"/>
+      <w:bookmarkStart w:id="27" w:name="_Toc243701016"/>
       <w:r>
         <w:lastRenderedPageBreak/>
         <w:t>Практическая работа 4</w:t>
@@ -10034,7 +10020,7 @@
       <w:pPr>
         <w:pStyle w:val="2"/>
       </w:pPr>
-      <w:bookmarkStart w:id="28" w:name="_Toc243697655"/>
+      <w:bookmarkStart w:id="28" w:name="_Toc243701017"/>
       <w:r>
         <w:t>Задание 1 – Нижняя граница системы</w:t>
       </w:r>
@@ -10058,7 +10044,7 @@
           <w:lang w:val="en-US"/>
         </w:rPr>
       </w:pPr>
-      <w:bookmarkStart w:id="29" w:name="_Toc243697656"/>
+      <w:bookmarkStart w:id="29" w:name="_Toc243701018"/>
       <w:r>
         <w:t>Задание 2 – Верхняя граница системы</w:t>
       </w:r>
@@ -10494,7 +10480,9 @@
       <w:pPr>
         <w:pStyle w:val="2"/>
       </w:pPr>
-      <w:bookmarkStart w:id="30" w:name="_Toc243697657"/>
+      <w:bookmarkStart w:id="30" w:name="_Toc243701019"/>
+      <w:bookmarkStart w:id="31" w:name="_Ref243701230"/>
+      <w:bookmarkStart w:id="32" w:name="_Ref243701235"/>
       <w:r>
         <w:t>Задание 3 – Элементы внешней среды</w:t>
       </w:r>
@@ -10502,6 +10490,8 @@
         <w:t xml:space="preserve"> и их особенности</w:t>
       </w:r>
       <w:bookmarkEnd w:id="30"/>
+      <w:bookmarkEnd w:id="31"/>
+      <w:bookmarkEnd w:id="32"/>
     </w:p>
     <w:p>
       <w:pPr>
@@ -10523,13 +10513,43 @@
         <w:t>проведение физических исследований</w:t>
       </w:r>
       <w:r>
-        <w:t xml:space="preserve">: приводит к </w:t>
+        <w:t xml:space="preserve">: </w:t>
+      </w:r>
+    </w:p>
+    <w:p>
+      <w:pPr>
+        <w:pStyle w:val="a4"/>
+        <w:numPr>
+          <w:ilvl w:val="1"/>
+          <w:numId w:val="31"/>
+        </w:numPr>
+      </w:pPr>
+      <w:r>
+        <w:t xml:space="preserve">с одной стороны, </w:t>
+      </w:r>
+      <w:r>
+        <w:t xml:space="preserve">приводит к </w:t>
       </w:r>
       <w:r>
         <w:t>появлению</w:t>
       </w:r>
       <w:r>
         <w:t xml:space="preserve"> новых данных о свойствах уже имеющихся и еще не исследованных сплавах, что необходимо учитывать при разработке моделей прогнозирования</w:t>
+      </w:r>
+      <w:r>
+        <w:t xml:space="preserve">, </w:t>
+      </w:r>
+    </w:p>
+    <w:p>
+      <w:pPr>
+        <w:pStyle w:val="a4"/>
+        <w:numPr>
+          <w:ilvl w:val="1"/>
+          <w:numId w:val="31"/>
+        </w:numPr>
+      </w:pPr>
+      <w:r>
+        <w:t>с другой стороны, такие исследования нужны для проверки композитов, свойства которых были получены применением методов прогнозирования</w:t>
       </w:r>
       <w:r>
         <w:t>;</w:t>
@@ -10565,7 +10585,11 @@
         <w:t xml:space="preserve">] </w:t>
       </w:r>
       <w:r>
-        <w:t>способна оказать существенное влияние и на прогноз свойств, например, новая идея, которая возникла в компьютерном зрении, но не показала в ней хороших результатов, может быть внедрена в решение задачи «состав – свойство»</w:t>
+        <w:t xml:space="preserve">способна оказать существенное влияние и на прогноз свойств, например, новая идея, которая </w:t>
+      </w:r>
+      <w:r>
+        <w:lastRenderedPageBreak/>
+        <w:t>возникла в компьютерном зрении, но не показала в ней хороших результатов, может быть внедрена в решение задачи «состав – свойство»</w:t>
       </w:r>
       <w:r>
         <w:t>;</w:t>
@@ -10580,7 +10604,6 @@
         </w:numPr>
       </w:pPr>
       <w:r>
-        <w:lastRenderedPageBreak/>
         <w:t>развитие физико-математических методов</w:t>
       </w:r>
       <w:r>
@@ -10743,7 +10766,11 @@
         <w:t>соответствующего</w:t>
       </w:r>
       <w:r>
-        <w:t xml:space="preserve"> развития медицины, для обеспечения которого также необходимо повышение доступности </w:t>
+        <w:t xml:space="preserve"> развития медицины, для обеспечения которого также </w:t>
+      </w:r>
+      <w:r>
+        <w:lastRenderedPageBreak/>
+        <w:t xml:space="preserve">необходимо повышение доступности </w:t>
       </w:r>
       <w:r>
         <w:t>различных</w:t>
@@ -10764,7 +10791,6 @@
         </w:numPr>
       </w:pPr>
       <w:r>
-        <w:lastRenderedPageBreak/>
         <w:t>экономический:</w:t>
       </w:r>
       <w:r>
@@ -10820,7 +10846,7 @@
       <w:pPr>
         <w:pStyle w:val="2"/>
       </w:pPr>
-      <w:bookmarkStart w:id="31" w:name="_Toc243697658"/>
+      <w:bookmarkStart w:id="33" w:name="_Toc243701020"/>
       <w:r>
         <w:t xml:space="preserve">Задание 4 – Разрешимость и </w:t>
       </w:r>
@@ -10832,7 +10858,7 @@
       <w:r>
         <w:t xml:space="preserve"> часть</w:t>
       </w:r>
-      <w:bookmarkEnd w:id="31"/>
+      <w:bookmarkEnd w:id="33"/>
       <w:r>
         <w:t xml:space="preserve"> </w:t>
       </w:r>
@@ -10975,56 +11001,295 @@
       <w:pPr>
         <w:pStyle w:val="2"/>
       </w:pPr>
-      <w:bookmarkStart w:id="32" w:name="_Toc243697659"/>
+      <w:bookmarkStart w:id="34" w:name="_Toc243701021"/>
       <w:r>
         <w:t>Задание 5 – Классификация системы</w:t>
       </w:r>
-      <w:bookmarkEnd w:id="32"/>
+      <w:bookmarkEnd w:id="34"/>
+    </w:p>
+    <w:p>
+      <w:pPr>
+        <w:pStyle w:val="a4"/>
+      </w:pPr>
+      <w:r>
+        <w:t>Проведем классификацию системы по следующим видам:</w:t>
+      </w:r>
+    </w:p>
+    <w:p>
+      <w:pPr>
+        <w:pStyle w:val="a4"/>
+        <w:numPr>
+          <w:ilvl w:val="0"/>
+          <w:numId w:val="32"/>
+        </w:numPr>
+      </w:pPr>
+      <w:r>
+        <w:lastRenderedPageBreak/>
+        <w:t>по субстанциональному признаку</w:t>
+      </w:r>
+      <w:r>
+        <w:t xml:space="preserve"> – </w:t>
+      </w:r>
+      <w:r>
+        <w:t xml:space="preserve">идеальная (концептуальная): так как в основе </w:t>
+      </w:r>
+      <w:r>
+        <w:t>моделей</w:t>
+      </w:r>
+      <w:r>
+        <w:t xml:space="preserve"> прогнозирования </w:t>
+      </w:r>
+      <w:r>
+        <w:t>лежат</w:t>
+      </w:r>
+      <w:r>
+        <w:t xml:space="preserve"> математические, статистические и вероятностные методы – объекты идеального мира</w:t>
+      </w:r>
+      <w:r>
+        <w:t>;</w:t>
+      </w:r>
+    </w:p>
+    <w:p>
+      <w:pPr>
+        <w:pStyle w:val="a4"/>
+        <w:numPr>
+          <w:ilvl w:val="0"/>
+          <w:numId w:val="32"/>
+        </w:numPr>
+      </w:pPr>
+      <w:r>
+        <w:t>по цели системы</w:t>
+      </w:r>
+      <w:r>
+        <w:t xml:space="preserve"> – созидательная: нужна для </w:t>
+      </w:r>
+      <w:r>
+        <w:t xml:space="preserve">решения </w:t>
+      </w:r>
+      <w:r>
+        <w:t>меди</w:t>
+      </w:r>
+      <w:r>
+        <w:t>ци</w:t>
+      </w:r>
+      <w:r>
+        <w:t>нских задач</w:t>
+      </w:r>
+      <w:r>
+        <w:t>;</w:t>
+      </w:r>
+    </w:p>
+    <w:p>
+      <w:pPr>
+        <w:pStyle w:val="a4"/>
+        <w:numPr>
+          <w:ilvl w:val="0"/>
+          <w:numId w:val="32"/>
+        </w:numPr>
+      </w:pPr>
+      <w:r>
+        <w:t>по степени взаимодействия с внешней средой</w:t>
+      </w:r>
+      <w:r>
+        <w:t xml:space="preserve"> – открытая</w:t>
+      </w:r>
+      <w:r>
+        <w:t>:</w:t>
+      </w:r>
+      <w:r>
+        <w:t xml:space="preserve"> </w:t>
+      </w:r>
+    </w:p>
+    <w:p>
+      <w:pPr>
+        <w:pStyle w:val="a4"/>
+        <w:numPr>
+          <w:ilvl w:val="1"/>
+          <w:numId w:val="32"/>
+        </w:numPr>
+      </w:pPr>
+      <w:r>
+        <w:t xml:space="preserve">с одной стороны, система имеет существенные, но не управляющие воздействия со стороны внешней среды </w:t>
+      </w:r>
+      <w:r>
+        <w:t>[</w:t>
+      </w:r>
+      <w:r>
+        <w:fldChar w:fldCharType="begin"/>
+      </w:r>
+      <w:r>
+        <w:instrText xml:space="preserve"> REF _Ref243701235 \r \h </w:instrText>
+      </w:r>
+      <w:r>
+        <w:fldChar w:fldCharType="separate"/>
+      </w:r>
+      <w:r>
+        <w:t>5</w:t>
+      </w:r>
+      <w:r>
+        <w:t>.</w:t>
+      </w:r>
+      <w:r>
+        <w:t>3</w:t>
+      </w:r>
+      <w:r>
+        <w:fldChar w:fldCharType="end"/>
+      </w:r>
+      <w:r>
+        <w:t>]</w:t>
+      </w:r>
+      <w:r>
+        <w:t xml:space="preserve">, </w:t>
+      </w:r>
+    </w:p>
+    <w:p>
+      <w:pPr>
+        <w:pStyle w:val="a4"/>
+        <w:numPr>
+          <w:ilvl w:val="1"/>
+          <w:numId w:val="32"/>
+        </w:numPr>
+      </w:pPr>
+      <w:r>
+        <w:t>с другой</w:t>
+      </w:r>
+      <w:r>
+        <w:t xml:space="preserve"> стороны</w:t>
+      </w:r>
+      <w:r>
+        <w:t>, сама оказывает такие воздействия: эффективное прогнозирование свойств сократит издержки меди</w:t>
+      </w:r>
+      <w:r>
+        <w:t>ци</w:t>
+      </w:r>
+      <w:r>
+        <w:t>нской промышленности, что может привести к снижению стоимости протезов, а затем к улучшению качества жизни</w:t>
+      </w:r>
+      <w:r>
+        <w:t>;</w:t>
+      </w:r>
+    </w:p>
+    <w:p>
+      <w:pPr>
+        <w:pStyle w:val="a4"/>
+        <w:numPr>
+          <w:ilvl w:val="0"/>
+          <w:numId w:val="32"/>
+        </w:numPr>
+      </w:pPr>
+      <w:r>
+        <w:t>по признаку управляемости</w:t>
+      </w:r>
+      <w:r>
+        <w:t xml:space="preserve"> – </w:t>
+      </w:r>
+      <w:r>
+        <w:t>управляющая</w:t>
+      </w:r>
+      <w:r>
+        <w:t>:</w:t>
+      </w:r>
+      <w:r>
+        <w:t xml:space="preserve"> </w:t>
+      </w:r>
+      <w:r>
+        <w:t xml:space="preserve">цель системы – </w:t>
+      </w:r>
+      <w:r>
+        <w:t>быстр</w:t>
+      </w:r>
+      <w:r>
+        <w:t>ый</w:t>
+      </w:r>
+      <w:r>
+        <w:t xml:space="preserve"> и точн</w:t>
+      </w:r>
+      <w:r>
+        <w:t>ый</w:t>
+      </w:r>
+      <w:r>
+        <w:t xml:space="preserve"> </w:t>
+      </w:r>
+      <w:r>
+        <w:t>прогноз</w:t>
+      </w:r>
+      <w:r>
+        <w:t xml:space="preserve"> свойств медицинских композиционных материалов</w:t>
+      </w:r>
+      <w:r>
+        <w:t>, то есть предварительное получение состава с необходимыми свойствами, которые нужно проверить экспериментальным путем</w:t>
+      </w:r>
+      <w:r>
+        <w:t xml:space="preserve">, следовательно, объект управления – </w:t>
+      </w:r>
+      <w:r>
+        <w:t>проведение физических исследований</w:t>
+      </w:r>
+      <w:r>
+        <w:t xml:space="preserve"> – </w:t>
+      </w:r>
+      <w:r>
+        <w:t>находится во внешней среде</w:t>
+      </w:r>
+      <w:r>
+        <w:t>.</w:t>
+      </w:r>
     </w:p>
     <w:p>
       <w:pPr>
         <w:pStyle w:val="1"/>
       </w:pPr>
-      <w:bookmarkStart w:id="33" w:name="_Toc243697660"/>
+      <w:bookmarkStart w:id="35" w:name="_Toc243701022"/>
       <w:r>
         <w:lastRenderedPageBreak/>
         <w:t>Практическая работа 5</w:t>
       </w:r>
-      <w:bookmarkEnd w:id="33"/>
+      <w:bookmarkEnd w:id="35"/>
     </w:p>
     <w:p>
       <w:pPr>
         <w:pStyle w:val="2"/>
       </w:pPr>
-      <w:bookmarkStart w:id="34" w:name="_Toc243697661"/>
-      <w:r>
-        <w:t>Задание 1</w:t>
-      </w:r>
-      <w:bookmarkEnd w:id="34"/>
+      <w:bookmarkStart w:id="36" w:name="_Toc243701023"/>
+      <w:r>
+        <w:t xml:space="preserve">Задание 1 </w:t>
+      </w:r>
+      <w:r>
+        <w:t>– Закон системности</w:t>
+      </w:r>
+      <w:bookmarkEnd w:id="36"/>
+    </w:p>
+    <w:p>
+      <w:pPr>
+        <w:pStyle w:val="2"/>
+      </w:pPr>
+      <w:bookmarkStart w:id="37" w:name="_Toc243701024"/>
+      <w:r>
+        <w:t>Задание 2</w:t>
+      </w:r>
+      <w:r>
+        <w:t xml:space="preserve"> – Закон </w:t>
+      </w:r>
+      <w:proofErr w:type="spellStart"/>
+      <w:r>
+        <w:t>полиморфизации</w:t>
+      </w:r>
+      <w:bookmarkEnd w:id="37"/>
+      <w:proofErr w:type="spellEnd"/>
       <w:r>
         <w:t xml:space="preserve"> </w:t>
       </w:r>
     </w:p>
     <w:p>
       <w:pPr>
-        <w:pStyle w:val="2"/>
-      </w:pPr>
-      <w:bookmarkStart w:id="35" w:name="_Toc243697662"/>
-      <w:r>
-        <w:t>Задание 2</w:t>
-      </w:r>
-      <w:bookmarkEnd w:id="35"/>
-    </w:p>
-    <w:p>
-      <w:pPr>
         <w:pStyle w:val="1"/>
       </w:pPr>
-      <w:bookmarkStart w:id="36" w:name="_Toc243697663"/>
+      <w:bookmarkStart w:id="38" w:name="_Toc243701025"/>
       <w:r>
         <w:lastRenderedPageBreak/>
         <w:t>Вывод</w:t>
       </w:r>
-      <w:bookmarkEnd w:id="36"/>
+      <w:bookmarkEnd w:id="38"/>
     </w:p>
     <w:p>
       <w:pPr>
@@ -11068,12 +11333,12 @@
       <w:pPr>
         <w:pStyle w:val="1"/>
       </w:pPr>
-      <w:bookmarkStart w:id="37" w:name="_Toc243697664"/>
+      <w:bookmarkStart w:id="39" w:name="_Toc243701026"/>
       <w:r>
         <w:lastRenderedPageBreak/>
         <w:t>Приложение</w:t>
       </w:r>
-      <w:bookmarkEnd w:id="37"/>
+      <w:bookmarkEnd w:id="39"/>
     </w:p>
     <w:p>
       <w:pPr>
@@ -15998,12 +16263,18 @@
     <w:numStyleLink w:val="a1"/>
   </w:abstractNum>
   <w:abstractNum w:abstractNumId="29" w15:restartNumberingAfterBreak="0">
+    <w:nsid w:val="6CE427DD"/>
+    <w:multiLevelType w:val="multilevel"/>
+    <w:tmpl w:val="2B363AD6"/>
+    <w:numStyleLink w:val="a2"/>
+  </w:abstractNum>
+  <w:abstractNum w:abstractNumId="30" w15:restartNumberingAfterBreak="0">
     <w:nsid w:val="72D6495B"/>
     <w:multiLevelType w:val="multilevel"/>
     <w:tmpl w:val="2B363AD6"/>
     <w:numStyleLink w:val="a2"/>
   </w:abstractNum>
-  <w:abstractNum w:abstractNumId="30" w15:restartNumberingAfterBreak="0">
+  <w:abstractNum w:abstractNumId="31" w15:restartNumberingAfterBreak="0">
     <w:nsid w:val="798E11A7"/>
     <w:multiLevelType w:val="multilevel"/>
     <w:tmpl w:val="0AAE2BB0"/>
@@ -16043,7 +16314,7 @@
     <w:abstractNumId w:val="20"/>
   </w:num>
   <w:num w:numId="12" w16cid:durableId="1671105232">
-    <w:abstractNumId w:val="30"/>
+    <w:abstractNumId w:val="31"/>
   </w:num>
   <w:num w:numId="13" w16cid:durableId="747388426">
     <w:abstractNumId w:val="14"/>
@@ -16067,7 +16338,7 @@
     <w:abstractNumId w:val="10"/>
   </w:num>
   <w:num w:numId="20" w16cid:durableId="2053529358">
-    <w:abstractNumId w:val="29"/>
+    <w:abstractNumId w:val="30"/>
   </w:num>
   <w:num w:numId="21" w16cid:durableId="194197539">
     <w:abstractNumId w:val="26"/>
@@ -16101,6 +16372,9 @@
   </w:num>
   <w:num w:numId="31" w16cid:durableId="958726627">
     <w:abstractNumId w:val="9"/>
+  </w:num>
+  <w:num w:numId="32" w16cid:durableId="1547570409">
+    <w:abstractNumId w:val="29"/>
   </w:num>
   <w:numIdMacAtCleanup w:val="8"/>
 </w:numbering>
@@ -16693,7 +16967,6 @@
   <w:style w:type="character" w:default="1" w:styleId="a5">
     <w:name w:val="Default Paragraph Font"/>
     <w:uiPriority w:val="1"/>
-    <w:semiHidden/>
     <w:unhideWhenUsed/>
   </w:style>
   <w:style w:type="table" w:default="1" w:styleId="a6">

--- a/СА, практические работы/СА, п.р., отчеты/Системный анализ, п.р., отчёт.docx
+++ b/СА, практические работы/СА, п.р., отчеты/Системный анализ, п.р., отчёт.docx
@@ -3565,7 +3565,7 @@
       <w:r>
         <w:fldChar w:fldCharType="separate"/>
       </w:r>
-      <w:hyperlink w:anchor="_Toc243701004" w:history="1">
+      <w:hyperlink w:anchor="_Toc243711525" w:history="1">
         <w:r>
           <w:rPr>
             <w:rStyle w:val="af"/>
@@ -3609,7 +3609,7 @@
             <w:noProof/>
             <w:webHidden/>
           </w:rPr>
-          <w:instrText xml:space="preserve"> PAGEREF _Toc243701004 \h </w:instrText>
+          <w:instrText xml:space="preserve"> PAGEREF _Toc243711525 \h </w:instrText>
         </w:r>
         <w:r>
           <w:rPr>
@@ -3651,7 +3651,7 @@
           <w14:ligatures w14:val="standardContextual"/>
         </w:rPr>
       </w:pPr>
-      <w:hyperlink w:anchor="_Toc243701005" w:history="1">
+      <w:hyperlink w:anchor="_Toc243711526" w:history="1">
         <w:r>
           <w:rPr>
             <w:rStyle w:val="af"/>
@@ -3695,7 +3695,7 @@
             <w:noProof/>
             <w:webHidden/>
           </w:rPr>
-          <w:instrText xml:space="preserve"> PAGEREF _Toc243701005 \h </w:instrText>
+          <w:instrText xml:space="preserve"> PAGEREF _Toc243711526 \h </w:instrText>
         </w:r>
         <w:r>
           <w:rPr>
@@ -3741,7 +3741,7 @@
           <w14:ligatures w14:val="standardContextual"/>
         </w:rPr>
       </w:pPr>
-      <w:hyperlink w:anchor="_Toc243701006" w:history="1">
+      <w:hyperlink w:anchor="_Toc243711527" w:history="1">
         <w:r>
           <w:rPr>
             <w:rStyle w:val="af"/>
@@ -3800,7 +3800,7 @@
             <w:noProof/>
             <w:webHidden/>
           </w:rPr>
-          <w:instrText xml:space="preserve"> PAGEREF _Toc243701006 \h </w:instrText>
+          <w:instrText xml:space="preserve"> PAGEREF _Toc243711527 \h </w:instrText>
         </w:r>
         <w:r>
           <w:rPr>
@@ -3846,7 +3846,7 @@
           <w14:ligatures w14:val="standardContextual"/>
         </w:rPr>
       </w:pPr>
-      <w:hyperlink w:anchor="_Toc243701007" w:history="1">
+      <w:hyperlink w:anchor="_Toc243711528" w:history="1">
         <w:r>
           <w:rPr>
             <w:rStyle w:val="af"/>
@@ -3890,7 +3890,7 @@
             <w:noProof/>
             <w:webHidden/>
           </w:rPr>
-          <w:instrText xml:space="preserve"> PAGEREF _Toc243701007 \h </w:instrText>
+          <w:instrText xml:space="preserve"> PAGEREF _Toc243711528 \h </w:instrText>
         </w:r>
         <w:r>
           <w:rPr>
@@ -3932,7 +3932,7 @@
           <w14:ligatures w14:val="standardContextual"/>
         </w:rPr>
       </w:pPr>
-      <w:hyperlink w:anchor="_Toc243701008" w:history="1">
+      <w:hyperlink w:anchor="_Toc243711529" w:history="1">
         <w:r>
           <w:rPr>
             <w:rStyle w:val="af"/>
@@ -3976,7 +3976,7 @@
             <w:noProof/>
             <w:webHidden/>
           </w:rPr>
-          <w:instrText xml:space="preserve"> PAGEREF _Toc243701008 \h </w:instrText>
+          <w:instrText xml:space="preserve"> PAGEREF _Toc243711529 \h </w:instrText>
         </w:r>
         <w:r>
           <w:rPr>
@@ -4022,7 +4022,7 @@
           <w14:ligatures w14:val="standardContextual"/>
         </w:rPr>
       </w:pPr>
-      <w:hyperlink w:anchor="_Toc243701009" w:history="1">
+      <w:hyperlink w:anchor="_Toc243711530" w:history="1">
         <w:r>
           <w:rPr>
             <w:rStyle w:val="af"/>
@@ -4066,7 +4066,7 @@
             <w:noProof/>
             <w:webHidden/>
           </w:rPr>
-          <w:instrText xml:space="preserve"> PAGEREF _Toc243701009 \h </w:instrText>
+          <w:instrText xml:space="preserve"> PAGEREF _Toc243711530 \h </w:instrText>
         </w:r>
         <w:r>
           <w:rPr>
@@ -4112,7 +4112,7 @@
           <w14:ligatures w14:val="standardContextual"/>
         </w:rPr>
       </w:pPr>
-      <w:hyperlink w:anchor="_Toc243701010" w:history="1">
+      <w:hyperlink w:anchor="_Toc243711531" w:history="1">
         <w:r>
           <w:rPr>
             <w:rStyle w:val="af"/>
@@ -4156,7 +4156,7 @@
             <w:noProof/>
             <w:webHidden/>
           </w:rPr>
-          <w:instrText xml:space="preserve"> PAGEREF _Toc243701010 \h </w:instrText>
+          <w:instrText xml:space="preserve"> PAGEREF _Toc243711531 \h </w:instrText>
         </w:r>
         <w:r>
           <w:rPr>
@@ -4198,7 +4198,7 @@
           <w14:ligatures w14:val="standardContextual"/>
         </w:rPr>
       </w:pPr>
-      <w:hyperlink w:anchor="_Toc243701011" w:history="1">
+      <w:hyperlink w:anchor="_Toc243711532" w:history="1">
         <w:r>
           <w:rPr>
             <w:rStyle w:val="af"/>
@@ -4242,7 +4242,7 @@
             <w:noProof/>
             <w:webHidden/>
           </w:rPr>
-          <w:instrText xml:space="preserve"> PAGEREF _Toc243701011 \h </w:instrText>
+          <w:instrText xml:space="preserve"> PAGEREF _Toc243711532 \h </w:instrText>
         </w:r>
         <w:r>
           <w:rPr>
@@ -4288,7 +4288,7 @@
           <w14:ligatures w14:val="standardContextual"/>
         </w:rPr>
       </w:pPr>
-      <w:hyperlink w:anchor="_Toc243701012" w:history="1">
+      <w:hyperlink w:anchor="_Toc243711533" w:history="1">
         <w:r>
           <w:rPr>
             <w:rStyle w:val="af"/>
@@ -4347,7 +4347,7 @@
             <w:noProof/>
             <w:webHidden/>
           </w:rPr>
-          <w:instrText xml:space="preserve"> PAGEREF _Toc243701012 \h </w:instrText>
+          <w:instrText xml:space="preserve"> PAGEREF _Toc243711533 \h </w:instrText>
         </w:r>
         <w:r>
           <w:rPr>
@@ -4393,7 +4393,7 @@
           <w14:ligatures w14:val="standardContextual"/>
         </w:rPr>
       </w:pPr>
-      <w:hyperlink w:anchor="_Toc243701013" w:history="1">
+      <w:hyperlink w:anchor="_Toc243711534" w:history="1">
         <w:r>
           <w:rPr>
             <w:rStyle w:val="af"/>
@@ -4437,7 +4437,7 @@
             <w:noProof/>
             <w:webHidden/>
           </w:rPr>
-          <w:instrText xml:space="preserve"> PAGEREF _Toc243701013 \h </w:instrText>
+          <w:instrText xml:space="preserve"> PAGEREF _Toc243711534 \h </w:instrText>
         </w:r>
         <w:r>
           <w:rPr>
@@ -4483,7 +4483,7 @@
           <w14:ligatures w14:val="standardContextual"/>
         </w:rPr>
       </w:pPr>
-      <w:hyperlink w:anchor="_Toc243701014" w:history="1">
+      <w:hyperlink w:anchor="_Toc243711535" w:history="1">
         <w:r>
           <w:rPr>
             <w:rStyle w:val="af"/>
@@ -4527,7 +4527,7 @@
             <w:noProof/>
             <w:webHidden/>
           </w:rPr>
-          <w:instrText xml:space="preserve"> PAGEREF _Toc243701014 \h </w:instrText>
+          <w:instrText xml:space="preserve"> PAGEREF _Toc243711535 \h </w:instrText>
         </w:r>
         <w:r>
           <w:rPr>
@@ -4573,7 +4573,7 @@
           <w14:ligatures w14:val="standardContextual"/>
         </w:rPr>
       </w:pPr>
-      <w:hyperlink w:anchor="_Toc243701015" w:history="1">
+      <w:hyperlink w:anchor="_Toc243711536" w:history="1">
         <w:r>
           <w:rPr>
             <w:rStyle w:val="af"/>
@@ -4617,7 +4617,7 @@
             <w:noProof/>
             <w:webHidden/>
           </w:rPr>
-          <w:instrText xml:space="preserve"> PAGEREF _Toc243701015 \h </w:instrText>
+          <w:instrText xml:space="preserve"> PAGEREF _Toc243711536 \h </w:instrText>
         </w:r>
         <w:r>
           <w:rPr>
@@ -4659,7 +4659,7 @@
           <w14:ligatures w14:val="standardContextual"/>
         </w:rPr>
       </w:pPr>
-      <w:hyperlink w:anchor="_Toc243701016" w:history="1">
+      <w:hyperlink w:anchor="_Toc243711537" w:history="1">
         <w:r>
           <w:rPr>
             <w:rStyle w:val="af"/>
@@ -4703,7 +4703,7 @@
             <w:noProof/>
             <w:webHidden/>
           </w:rPr>
-          <w:instrText xml:space="preserve"> PAGEREF _Toc243701016 \h </w:instrText>
+          <w:instrText xml:space="preserve"> PAGEREF _Toc243711537 \h </w:instrText>
         </w:r>
         <w:r>
           <w:rPr>
@@ -4749,7 +4749,7 @@
           <w14:ligatures w14:val="standardContextual"/>
         </w:rPr>
       </w:pPr>
-      <w:hyperlink w:anchor="_Toc243701017" w:history="1">
+      <w:hyperlink w:anchor="_Toc243711538" w:history="1">
         <w:r>
           <w:rPr>
             <w:rStyle w:val="af"/>
@@ -4793,7 +4793,7 @@
             <w:noProof/>
             <w:webHidden/>
           </w:rPr>
-          <w:instrText xml:space="preserve"> PAGEREF _Toc243701017 \h </w:instrText>
+          <w:instrText xml:space="preserve"> PAGEREF _Toc243711538 \h </w:instrText>
         </w:r>
         <w:r>
           <w:rPr>
@@ -4839,7 +4839,7 @@
           <w14:ligatures w14:val="standardContextual"/>
         </w:rPr>
       </w:pPr>
-      <w:hyperlink w:anchor="_Toc243701018" w:history="1">
+      <w:hyperlink w:anchor="_Toc243711539" w:history="1">
         <w:r>
           <w:rPr>
             <w:rStyle w:val="af"/>
@@ -4884,7 +4884,7 @@
             <w:noProof/>
             <w:webHidden/>
           </w:rPr>
-          <w:instrText xml:space="preserve"> PAGEREF _Toc243701018 \h </w:instrText>
+          <w:instrText xml:space="preserve"> PAGEREF _Toc243711539 \h </w:instrText>
         </w:r>
         <w:r>
           <w:rPr>
@@ -4930,7 +4930,7 @@
           <w14:ligatures w14:val="standardContextual"/>
         </w:rPr>
       </w:pPr>
-      <w:hyperlink w:anchor="_Toc243701019" w:history="1">
+      <w:hyperlink w:anchor="_Toc243711540" w:history="1">
         <w:r>
           <w:rPr>
             <w:rStyle w:val="af"/>
@@ -4974,7 +4974,7 @@
             <w:noProof/>
             <w:webHidden/>
           </w:rPr>
-          <w:instrText xml:space="preserve"> PAGEREF _Toc243701019 \h </w:instrText>
+          <w:instrText xml:space="preserve"> PAGEREF _Toc243711540 \h </w:instrText>
         </w:r>
         <w:r>
           <w:rPr>
@@ -5020,7 +5020,7 @@
           <w14:ligatures w14:val="standardContextual"/>
         </w:rPr>
       </w:pPr>
-      <w:hyperlink w:anchor="_Toc243701020" w:history="1">
+      <w:hyperlink w:anchor="_Toc243711541" w:history="1">
         <w:r>
           <w:rPr>
             <w:rStyle w:val="af"/>
@@ -5064,7 +5064,7 @@
             <w:noProof/>
             <w:webHidden/>
           </w:rPr>
-          <w:instrText xml:space="preserve"> PAGEREF _Toc243701020 \h </w:instrText>
+          <w:instrText xml:space="preserve"> PAGEREF _Toc243711541 \h </w:instrText>
         </w:r>
         <w:r>
           <w:rPr>
@@ -5110,7 +5110,7 @@
           <w14:ligatures w14:val="standardContextual"/>
         </w:rPr>
       </w:pPr>
-      <w:hyperlink w:anchor="_Toc243701021" w:history="1">
+      <w:hyperlink w:anchor="_Toc243711542" w:history="1">
         <w:r>
           <w:rPr>
             <w:rStyle w:val="af"/>
@@ -5154,7 +5154,7 @@
             <w:noProof/>
             <w:webHidden/>
           </w:rPr>
-          <w:instrText xml:space="preserve"> PAGEREF _Toc243701021 \h </w:instrText>
+          <w:instrText xml:space="preserve"> PAGEREF _Toc243711542 \h </w:instrText>
         </w:r>
         <w:r>
           <w:rPr>
@@ -5196,7 +5196,7 @@
           <w14:ligatures w14:val="standardContextual"/>
         </w:rPr>
       </w:pPr>
-      <w:hyperlink w:anchor="_Toc243701022" w:history="1">
+      <w:hyperlink w:anchor="_Toc243711543" w:history="1">
         <w:r>
           <w:rPr>
             <w:rStyle w:val="af"/>
@@ -5240,7 +5240,7 @@
             <w:noProof/>
             <w:webHidden/>
           </w:rPr>
-          <w:instrText xml:space="preserve"> PAGEREF _Toc243701022 \h </w:instrText>
+          <w:instrText xml:space="preserve"> PAGEREF _Toc243711543 \h </w:instrText>
         </w:r>
         <w:r>
           <w:rPr>
@@ -5286,7 +5286,7 @@
           <w14:ligatures w14:val="standardContextual"/>
         </w:rPr>
       </w:pPr>
-      <w:hyperlink w:anchor="_Toc243701023" w:history="1">
+      <w:hyperlink w:anchor="_Toc243711544" w:history="1">
         <w:r>
           <w:rPr>
             <w:rStyle w:val="af"/>
@@ -5330,7 +5330,7 @@
             <w:noProof/>
             <w:webHidden/>
           </w:rPr>
-          <w:instrText xml:space="preserve"> PAGEREF _Toc243701023 \h </w:instrText>
+          <w:instrText xml:space="preserve"> PAGEREF _Toc243711544 \h </w:instrText>
         </w:r>
         <w:r>
           <w:rPr>
@@ -5376,7 +5376,7 @@
           <w14:ligatures w14:val="standardContextual"/>
         </w:rPr>
       </w:pPr>
-      <w:hyperlink w:anchor="_Toc243701024" w:history="1">
+      <w:hyperlink w:anchor="_Toc243711545" w:history="1">
         <w:r>
           <w:rPr>
             <w:rStyle w:val="af"/>
@@ -5420,7 +5420,7 @@
             <w:noProof/>
             <w:webHidden/>
           </w:rPr>
-          <w:instrText xml:space="preserve"> PAGEREF _Toc243701024 \h </w:instrText>
+          <w:instrText xml:space="preserve"> PAGEREF _Toc243711545 \h </w:instrText>
         </w:r>
         <w:r>
           <w:rPr>
@@ -5462,7 +5462,7 @@
           <w14:ligatures w14:val="standardContextual"/>
         </w:rPr>
       </w:pPr>
-      <w:hyperlink w:anchor="_Toc243701025" w:history="1">
+      <w:hyperlink w:anchor="_Toc243711546" w:history="1">
         <w:r>
           <w:rPr>
             <w:rStyle w:val="af"/>
@@ -5506,7 +5506,7 @@
             <w:noProof/>
             <w:webHidden/>
           </w:rPr>
-          <w:instrText xml:space="preserve"> PAGEREF _Toc243701025 \h </w:instrText>
+          <w:instrText xml:space="preserve"> PAGEREF _Toc243711546 \h </w:instrText>
         </w:r>
         <w:r>
           <w:rPr>
@@ -5526,7 +5526,7 @@
             <w:noProof/>
             <w:webHidden/>
           </w:rPr>
-          <w:t>25</w:t>
+          <w:t>26</w:t>
         </w:r>
         <w:r>
           <w:rPr>
@@ -5548,7 +5548,7 @@
           <w14:ligatures w14:val="standardContextual"/>
         </w:rPr>
       </w:pPr>
-      <w:hyperlink w:anchor="_Toc243701026" w:history="1">
+      <w:hyperlink w:anchor="_Toc243711547" w:history="1">
         <w:r>
           <w:rPr>
             <w:rStyle w:val="af"/>
@@ -5592,7 +5592,7 @@
             <w:noProof/>
             <w:webHidden/>
           </w:rPr>
-          <w:instrText xml:space="preserve"> PAGEREF _Toc243701026 \h </w:instrText>
+          <w:instrText xml:space="preserve"> PAGEREF _Toc243711547 \h </w:instrText>
         </w:r>
         <w:r>
           <w:rPr>
@@ -5612,7 +5612,7 @@
             <w:noProof/>
             <w:webHidden/>
           </w:rPr>
-          <w:t>26</w:t>
+          <w:t>27</w:t>
         </w:r>
         <w:r>
           <w:rPr>
@@ -5645,7 +5645,7 @@
       <w:pPr>
         <w:pStyle w:val="1"/>
       </w:pPr>
-      <w:bookmarkStart w:id="10" w:name="_Toc243701004"/>
+      <w:bookmarkStart w:id="10" w:name="_Toc243711525"/>
       <w:r>
         <w:lastRenderedPageBreak/>
         <w:t>Цель работы</w:t>
@@ -5657,7 +5657,10 @@
         <w:pStyle w:val="a4"/>
       </w:pPr>
       <w:r>
-        <w:t>Проведение системного анализа:</w:t>
+        <w:t>Целью работы является выполнение</w:t>
+      </w:r>
+      <w:r>
+        <w:t xml:space="preserve"> системного анализа:</w:t>
       </w:r>
     </w:p>
     <w:p>
@@ -5669,7 +5672,13 @@
         </w:numPr>
       </w:pPr>
       <w:r>
-        <w:t>практическая работа 1: п</w:t>
+        <w:t>практическая работа 1</w:t>
+      </w:r>
+      <w:r>
+        <w:t xml:space="preserve"> –</w:t>
+      </w:r>
+      <w:r>
+        <w:t xml:space="preserve"> п</w:t>
       </w:r>
       <w:r>
         <w:t>роведение первого этапа системного анализа: выявление, формирование и анализ проблемы и проблемной ситуации;</w:t>
@@ -5684,7 +5693,13 @@
         </w:numPr>
       </w:pPr>
       <w:r>
-        <w:t>практическая работа 2: п</w:t>
+        <w:t>практическая работа 2</w:t>
+      </w:r>
+      <w:r>
+        <w:t xml:space="preserve"> –</w:t>
+      </w:r>
+      <w:r>
+        <w:t xml:space="preserve"> п</w:t>
       </w:r>
       <w:r>
         <w:t xml:space="preserve">роведение второго этапа </w:t>
@@ -5711,7 +5726,7 @@
         <w:t>практическая работа 3</w:t>
       </w:r>
       <w:r>
-        <w:t>:</w:t>
+        <w:t xml:space="preserve"> –</w:t>
       </w:r>
       <w:r>
         <w:t xml:space="preserve"> проведение третьего этапа системного анализа: анализ системных свойств объекта исследования – цель системы и структура системы</w:t>
@@ -5732,7 +5747,7 @@
         <w:t>практическая работа 4</w:t>
       </w:r>
       <w:r>
-        <w:t>:</w:t>
+        <w:t xml:space="preserve"> –</w:t>
       </w:r>
       <w:r>
         <w:t xml:space="preserve"> </w:t>
@@ -5756,12 +5771,54 @@
         <w:t>практическая работа 5</w:t>
       </w:r>
       <w:r>
+        <w:t xml:space="preserve"> –</w:t>
+      </w:r>
+      <w:r>
+        <w:t xml:space="preserve"> </w:t>
+      </w:r>
+      <w:r>
+        <w:t>проведение третьего этапа системного анализа:</w:t>
+      </w:r>
+      <w:r>
+        <w:t xml:space="preserve"> анализ соблюдения</w:t>
+      </w:r>
+      <w:r>
+        <w:t xml:space="preserve"> / </w:t>
+      </w:r>
+      <w:r>
+        <w:t>несоблюдения системных принципов, предварительная системная диагностика</w:t>
+      </w:r>
+      <w:r>
+        <w:t>;</w:t>
+      </w:r>
+    </w:p>
+    <w:p>
+      <w:pPr>
+        <w:pStyle w:val="a4"/>
+        <w:numPr>
+          <w:ilvl w:val="0"/>
+          <w:numId w:val="18"/>
+        </w:numPr>
+      </w:pPr>
+      <w:r>
+        <w:t xml:space="preserve">практическая работа </w:t>
+      </w:r>
+      <w:r>
+        <w:t>6</w:t>
+      </w:r>
+      <w:r>
         <w:rPr>
           <w:lang w:val="en-US"/>
         </w:rPr>
         <w:t>:</w:t>
       </w:r>
       <w:r>
+        <w:t xml:space="preserve"> </w:t>
+      </w:r>
+      <w:r>
+        <w:t>текст</w:t>
+      </w:r>
+      <w:r>
         <w:rPr>
           <w:lang w:val="en-US"/>
         </w:rPr>
@@ -5780,39 +5837,6 @@
         <w:t xml:space="preserve">практическая работа </w:t>
       </w:r>
       <w:r>
-        <w:t>6</w:t>
-      </w:r>
-      <w:r>
-        <w:rPr>
-          <w:lang w:val="en-US"/>
-        </w:rPr>
-        <w:t>:</w:t>
-      </w:r>
-      <w:r>
-        <w:t xml:space="preserve"> </w:t>
-      </w:r>
-      <w:r>
-        <w:t>текст</w:t>
-      </w:r>
-      <w:r>
-        <w:rPr>
-          <w:lang w:val="en-US"/>
-        </w:rPr>
-        <w:t>;</w:t>
-      </w:r>
-    </w:p>
-    <w:p>
-      <w:pPr>
-        <w:pStyle w:val="a4"/>
-        <w:numPr>
-          <w:ilvl w:val="0"/>
-          <w:numId w:val="18"/>
-        </w:numPr>
-      </w:pPr>
-      <w:r>
-        <w:t xml:space="preserve">практическая работа </w:t>
-      </w:r>
-      <w:r>
         <w:t>7: текст.</w:t>
       </w:r>
     </w:p>
@@ -5820,7 +5844,7 @@
       <w:pPr>
         <w:pStyle w:val="1"/>
       </w:pPr>
-      <w:bookmarkStart w:id="11" w:name="_Toc243701005"/>
+      <w:bookmarkStart w:id="11" w:name="_Toc243711526"/>
       <w:r>
         <w:lastRenderedPageBreak/>
         <w:t>Практическая работа 1</w:t>
@@ -5831,7 +5855,7 @@
       <w:pPr>
         <w:pStyle w:val="2"/>
       </w:pPr>
-      <w:bookmarkStart w:id="12" w:name="_Toc243701006"/>
+      <w:bookmarkStart w:id="12" w:name="_Toc243711527"/>
       <w:r>
         <w:t>Задание 1</w:t>
       </w:r>
@@ -5913,7 +5937,7 @@
       <w:pPr>
         <w:pStyle w:val="2"/>
       </w:pPr>
-      <w:bookmarkStart w:id="13" w:name="_Toc243701007"/>
+      <w:bookmarkStart w:id="13" w:name="_Toc243711528"/>
       <w:r>
         <w:t>Задание 2</w:t>
       </w:r>
@@ -6065,25 +6089,45 @@
       <w:r>
         <w:t xml:space="preserve"> </w:t>
       </w:r>
-      <w:fldSimple w:instr=" STYLEREF 1 \s ">
-        <w:r>
-          <w:rPr>
-            <w:noProof/>
-          </w:rPr>
-          <w:t>2</w:t>
-        </w:r>
-      </w:fldSimple>
+      <w:r>
+        <w:fldChar w:fldCharType="begin"/>
+      </w:r>
+      <w:r>
+        <w:instrText xml:space="preserve"> STYLEREF 1 \s </w:instrText>
+      </w:r>
+      <w:r>
+        <w:fldChar w:fldCharType="separate"/>
+      </w:r>
+      <w:r>
+        <w:rPr>
+          <w:noProof/>
+        </w:rPr>
+        <w:t>2</w:t>
+      </w:r>
+      <w:r>
+        <w:fldChar w:fldCharType="end"/>
+      </w:r>
       <w:r>
         <w:t>.</w:t>
       </w:r>
-      <w:fldSimple w:instr=" SEQ Рисунок \* ARABIC \s 1 ">
-        <w:r>
-          <w:rPr>
-            <w:noProof/>
-          </w:rPr>
-          <w:t>1</w:t>
-        </w:r>
-      </w:fldSimple>
+      <w:r>
+        <w:fldChar w:fldCharType="begin"/>
+      </w:r>
+      <w:r>
+        <w:instrText xml:space="preserve"> SEQ Рисунок \* ARABIC \s 1 </w:instrText>
+      </w:r>
+      <w:r>
+        <w:fldChar w:fldCharType="separate"/>
+      </w:r>
+      <w:r>
+        <w:rPr>
+          <w:noProof/>
+        </w:rPr>
+        <w:t>1</w:t>
+      </w:r>
+      <w:r>
+        <w:fldChar w:fldCharType="end"/>
+      </w:r>
       <w:bookmarkEnd w:id="15"/>
       <w:r>
         <w:t xml:space="preserve"> – Предварительная иерархическая структура</w:t>
@@ -6730,25 +6774,45 @@
       <w:r>
         <w:t xml:space="preserve"> </w:t>
       </w:r>
-      <w:fldSimple w:instr=" STYLEREF 1 \s ">
-        <w:r>
-          <w:rPr>
-            <w:noProof/>
-          </w:rPr>
-          <w:t>2</w:t>
-        </w:r>
-      </w:fldSimple>
+      <w:r>
+        <w:fldChar w:fldCharType="begin"/>
+      </w:r>
+      <w:r>
+        <w:instrText xml:space="preserve"> STYLEREF 1 \s </w:instrText>
+      </w:r>
+      <w:r>
+        <w:fldChar w:fldCharType="separate"/>
+      </w:r>
+      <w:r>
+        <w:rPr>
+          <w:noProof/>
+        </w:rPr>
+        <w:t>2</w:t>
+      </w:r>
+      <w:r>
+        <w:fldChar w:fldCharType="end"/>
+      </w:r>
       <w:r>
         <w:t>.</w:t>
       </w:r>
-      <w:fldSimple w:instr=" SEQ Рисунок \* ARABIC \s 1 ">
-        <w:r>
-          <w:rPr>
-            <w:noProof/>
-          </w:rPr>
-          <w:t>2</w:t>
-        </w:r>
-      </w:fldSimple>
+      <w:r>
+        <w:fldChar w:fldCharType="begin"/>
+      </w:r>
+      <w:r>
+        <w:instrText xml:space="preserve"> SEQ Рисунок \* ARABIC \s 1 </w:instrText>
+      </w:r>
+      <w:r>
+        <w:fldChar w:fldCharType="separate"/>
+      </w:r>
+      <w:r>
+        <w:rPr>
+          <w:noProof/>
+        </w:rPr>
+        <w:t>2</w:t>
+      </w:r>
+      <w:r>
+        <w:fldChar w:fldCharType="end"/>
+      </w:r>
       <w:bookmarkEnd w:id="16"/>
       <w:r>
         <w:t xml:space="preserve"> – Когнитивная модель</w:t>
@@ -7591,7 +7655,7 @@
       <w:pPr>
         <w:pStyle w:val="1"/>
       </w:pPr>
-      <w:bookmarkStart w:id="17" w:name="_Toc243701008"/>
+      <w:bookmarkStart w:id="17" w:name="_Toc243711529"/>
       <w:r>
         <w:lastRenderedPageBreak/>
         <w:t>Практическая работа 2</w:t>
@@ -7602,7 +7666,7 @@
       <w:pPr>
         <w:pStyle w:val="2"/>
       </w:pPr>
-      <w:bookmarkStart w:id="18" w:name="_Toc243701009"/>
+      <w:bookmarkStart w:id="18" w:name="_Toc243711530"/>
       <w:r>
         <w:t>Задание 1</w:t>
       </w:r>
@@ -7682,7 +7746,7 @@
       <w:pPr>
         <w:pStyle w:val="2"/>
       </w:pPr>
-      <w:bookmarkStart w:id="19" w:name="_Toc243701010"/>
+      <w:bookmarkStart w:id="19" w:name="_Toc243711531"/>
       <w:r>
         <w:t>Задание 2</w:t>
       </w:r>
@@ -7960,7 +8024,7 @@
       <w:pPr>
         <w:pStyle w:val="1"/>
       </w:pPr>
-      <w:bookmarkStart w:id="20" w:name="_Toc243701011"/>
+      <w:bookmarkStart w:id="20" w:name="_Toc243711532"/>
       <w:r>
         <w:lastRenderedPageBreak/>
         <w:t>Практическая работа 3</w:t>
@@ -7971,7 +8035,7 @@
       <w:pPr>
         <w:pStyle w:val="2"/>
       </w:pPr>
-      <w:bookmarkStart w:id="21" w:name="_Toc243701012"/>
+      <w:bookmarkStart w:id="21" w:name="_Toc243711533"/>
       <w:r>
         <w:t>Задание 1</w:t>
       </w:r>
@@ -8012,7 +8076,7 @@
       <w:pPr>
         <w:pStyle w:val="2"/>
       </w:pPr>
-      <w:bookmarkStart w:id="22" w:name="_Toc243701013"/>
+      <w:bookmarkStart w:id="22" w:name="_Toc243711534"/>
       <w:r>
         <w:t>Задание 2</w:t>
       </w:r>
@@ -8080,7 +8144,13 @@
         <w:fldChar w:fldCharType="separate"/>
       </w:r>
       <w:r>
-        <w:t>рисунок</w:t>
+        <w:t>рис</w:t>
+      </w:r>
+      <w:r>
+        <w:t>у</w:t>
+      </w:r>
+      <w:r>
+        <w:t>нок</w:t>
       </w:r>
       <w:r>
         <w:t xml:space="preserve"> </w:t>
@@ -8914,14 +8984,11 @@
         <w:jc w:val="center"/>
       </w:pPr>
       <w:r>
-        <w:rPr>
-          <w:noProof/>
-        </w:rPr>
         <w:drawing>
-          <wp:inline distT="0" distB="0" distL="0" distR="0" wp14:anchorId="2910B434" wp14:editId="32767678">
-            <wp:extent cx="5975985" cy="2317268"/>
-            <wp:effectExtent l="0" t="0" r="5715" b="6985"/>
-            <wp:docPr id="2084605885" name="Рисунок 1"/>
+          <wp:inline distT="0" distB="0" distL="0" distR="0" wp14:anchorId="03BCF28D" wp14:editId="2663EDE1">
+            <wp:extent cx="5966460" cy="2205323"/>
+            <wp:effectExtent l="0" t="0" r="0" b="5080"/>
+            <wp:docPr id="1200267274" name="Рисунок 1"/>
             <wp:cNvGraphicFramePr>
               <a:graphicFrameLocks xmlns:a="http://schemas.openxmlformats.org/drawingml/2006/main" noChangeAspect="1"/>
             </wp:cNvGraphicFramePr>
@@ -8929,7 +8996,7 @@
               <a:graphicData uri="http://schemas.openxmlformats.org/drawingml/2006/picture">
                 <pic:pic xmlns:pic="http://schemas.openxmlformats.org/drawingml/2006/picture">
                   <pic:nvPicPr>
-                    <pic:cNvPr id="2084605885" name=""/>
+                    <pic:cNvPr id="1200267274" name=""/>
                     <pic:cNvPicPr/>
                   </pic:nvPicPr>
                   <pic:blipFill>
@@ -8941,7 +9008,7 @@
                   <pic:spPr>
                     <a:xfrm>
                       <a:off x="0" y="0"/>
-                      <a:ext cx="5985022" cy="2320772"/>
+                      <a:ext cx="5977466" cy="2209391"/>
                     </a:xfrm>
                     <a:prstGeom prst="rect">
                       <a:avLst/>
@@ -8962,25 +9029,45 @@
       <w:r>
         <w:t xml:space="preserve">Рисунок </w:t>
       </w:r>
-      <w:fldSimple w:instr=" STYLEREF 1 \s ">
-        <w:r>
-          <w:rPr>
-            <w:noProof/>
-          </w:rPr>
-          <w:t>4</w:t>
-        </w:r>
-      </w:fldSimple>
+      <w:r>
+        <w:fldChar w:fldCharType="begin"/>
+      </w:r>
+      <w:r>
+        <w:instrText xml:space="preserve"> STYLEREF 1 \s </w:instrText>
+      </w:r>
+      <w:r>
+        <w:fldChar w:fldCharType="separate"/>
+      </w:r>
+      <w:r>
+        <w:rPr>
+          <w:noProof/>
+        </w:rPr>
+        <w:t>4</w:t>
+      </w:r>
+      <w:r>
+        <w:fldChar w:fldCharType="end"/>
+      </w:r>
       <w:r>
         <w:t>.</w:t>
       </w:r>
-      <w:fldSimple w:instr=" SEQ Рисунок \* ARABIC \s 1 ">
-        <w:r>
-          <w:rPr>
-            <w:noProof/>
-          </w:rPr>
-          <w:t>1</w:t>
-        </w:r>
-      </w:fldSimple>
+      <w:r>
+        <w:fldChar w:fldCharType="begin"/>
+      </w:r>
+      <w:r>
+        <w:instrText xml:space="preserve"> SEQ Рисунок \* ARABIC \s 1 </w:instrText>
+      </w:r>
+      <w:r>
+        <w:fldChar w:fldCharType="separate"/>
+      </w:r>
+      <w:r>
+        <w:rPr>
+          <w:noProof/>
+        </w:rPr>
+        <w:t>1</w:t>
+      </w:r>
+      <w:r>
+        <w:fldChar w:fldCharType="end"/>
+      </w:r>
       <w:bookmarkEnd w:id="23"/>
       <w:r>
         <w:t xml:space="preserve"> – Дерево целей</w:t>
@@ -9218,7 +9305,7 @@
       <w:pPr>
         <w:pStyle w:val="2"/>
       </w:pPr>
-      <w:bookmarkStart w:id="24" w:name="_Toc243701014"/>
+      <w:bookmarkStart w:id="24" w:name="_Toc243711535"/>
       <w:r>
         <w:t>Задание 3</w:t>
       </w:r>
@@ -9553,7 +9640,7 @@
       <w:pPr>
         <w:pStyle w:val="2"/>
       </w:pPr>
-      <w:bookmarkStart w:id="25" w:name="_Toc243701015"/>
+      <w:bookmarkStart w:id="25" w:name="_Toc243711536"/>
       <w:r>
         <w:t>Задание 4</w:t>
       </w:r>
@@ -9696,25 +9783,45 @@
       <w:r>
         <w:t xml:space="preserve">Рисунок </w:t>
       </w:r>
-      <w:fldSimple w:instr=" STYLEREF 1 \s ">
-        <w:r>
-          <w:rPr>
-            <w:noProof/>
-          </w:rPr>
-          <w:t>4</w:t>
-        </w:r>
-      </w:fldSimple>
+      <w:r>
+        <w:fldChar w:fldCharType="begin"/>
+      </w:r>
+      <w:r>
+        <w:instrText xml:space="preserve"> STYLEREF 1 \s </w:instrText>
+      </w:r>
+      <w:r>
+        <w:fldChar w:fldCharType="separate"/>
+      </w:r>
+      <w:r>
+        <w:rPr>
+          <w:noProof/>
+        </w:rPr>
+        <w:t>4</w:t>
+      </w:r>
+      <w:r>
+        <w:fldChar w:fldCharType="end"/>
+      </w:r>
       <w:r>
         <w:t>.</w:t>
       </w:r>
-      <w:fldSimple w:instr=" SEQ Рисунок \* ARABIC \s 1 ">
-        <w:r>
-          <w:rPr>
-            <w:noProof/>
-          </w:rPr>
-          <w:t>2</w:t>
-        </w:r>
-      </w:fldSimple>
+      <w:r>
+        <w:fldChar w:fldCharType="begin"/>
+      </w:r>
+      <w:r>
+        <w:instrText xml:space="preserve"> SEQ Рисунок \* ARABIC \s 1 </w:instrText>
+      </w:r>
+      <w:r>
+        <w:fldChar w:fldCharType="separate"/>
+      </w:r>
+      <w:r>
+        <w:rPr>
+          <w:noProof/>
+        </w:rPr>
+        <w:t>2</w:t>
+      </w:r>
+      <w:r>
+        <w:fldChar w:fldCharType="end"/>
+      </w:r>
       <w:bookmarkEnd w:id="26"/>
       <w:r>
         <w:t xml:space="preserve"> – Структура системы</w:t>
@@ -9931,7 +10038,13 @@
         <w:fldChar w:fldCharType="separate"/>
       </w:r>
       <w:r>
-        <w:t>рисунок 4.2</w:t>
+        <w:t>рис</w:t>
+      </w:r>
+      <w:r>
+        <w:t>у</w:t>
+      </w:r>
+      <w:r>
+        <w:t>нок 4.2</w:t>
       </w:r>
       <w:r>
         <w:fldChar w:fldCharType="end"/>
@@ -10009,7 +10122,7 @@
       <w:pPr>
         <w:pStyle w:val="1"/>
       </w:pPr>
-      <w:bookmarkStart w:id="27" w:name="_Toc243701016"/>
+      <w:bookmarkStart w:id="27" w:name="_Toc243711537"/>
       <w:r>
         <w:lastRenderedPageBreak/>
         <w:t>Практическая работа 4</w:t>
@@ -10020,7 +10133,7 @@
       <w:pPr>
         <w:pStyle w:val="2"/>
       </w:pPr>
-      <w:bookmarkStart w:id="28" w:name="_Toc243701017"/>
+      <w:bookmarkStart w:id="28" w:name="_Toc243711538"/>
       <w:r>
         <w:t>Задание 1 – Нижняя граница системы</w:t>
       </w:r>
@@ -10044,7 +10157,7 @@
           <w:lang w:val="en-US"/>
         </w:rPr>
       </w:pPr>
-      <w:bookmarkStart w:id="29" w:name="_Toc243701018"/>
+      <w:bookmarkStart w:id="29" w:name="_Toc243711539"/>
       <w:r>
         <w:t>Задание 2 – Верхняя граница системы</w:t>
       </w:r>
@@ -10480,9 +10593,9 @@
       <w:pPr>
         <w:pStyle w:val="2"/>
       </w:pPr>
-      <w:bookmarkStart w:id="30" w:name="_Toc243701019"/>
-      <w:bookmarkStart w:id="31" w:name="_Ref243701230"/>
-      <w:bookmarkStart w:id="32" w:name="_Ref243701235"/>
+      <w:bookmarkStart w:id="30" w:name="_Ref243701230"/>
+      <w:bookmarkStart w:id="31" w:name="_Ref243701235"/>
+      <w:bookmarkStart w:id="32" w:name="_Toc243711540"/>
       <w:r>
         <w:t>Задание 3 – Элементы внешней среды</w:t>
       </w:r>
@@ -10846,7 +10959,7 @@
       <w:pPr>
         <w:pStyle w:val="2"/>
       </w:pPr>
-      <w:bookmarkStart w:id="33" w:name="_Toc243701020"/>
+      <w:bookmarkStart w:id="33" w:name="_Toc243711541"/>
       <w:r>
         <w:t xml:space="preserve">Задание 4 – Разрешимость и </w:t>
       </w:r>
@@ -11001,7 +11114,7 @@
       <w:pPr>
         <w:pStyle w:val="2"/>
       </w:pPr>
-      <w:bookmarkStart w:id="34" w:name="_Toc243701021"/>
+      <w:bookmarkStart w:id="34" w:name="_Toc243711542"/>
       <w:r>
         <w:t>Задание 5 – Классификация системы</w:t>
       </w:r>
@@ -11239,7 +11352,7 @@
       <w:pPr>
         <w:pStyle w:val="1"/>
       </w:pPr>
-      <w:bookmarkStart w:id="35" w:name="_Toc243701022"/>
+      <w:bookmarkStart w:id="35" w:name="_Toc243711543"/>
       <w:r>
         <w:lastRenderedPageBreak/>
         <w:t>Практическая работа 5</w:t>
@@ -11250,7 +11363,7 @@
       <w:pPr>
         <w:pStyle w:val="2"/>
       </w:pPr>
-      <w:bookmarkStart w:id="36" w:name="_Toc243701023"/>
+      <w:bookmarkStart w:id="36" w:name="_Toc243711544"/>
       <w:r>
         <w:t xml:space="preserve">Задание 1 </w:t>
       </w:r>
@@ -11261,9 +11374,200 @@
     </w:p>
     <w:p>
       <w:pPr>
+        <w:pStyle w:val="3"/>
+      </w:pPr>
+      <w:r>
+        <w:t xml:space="preserve">«Взгляд </w:t>
+      </w:r>
+      <w:r>
+        <w:t>вниз</w:t>
+      </w:r>
+      <w:r>
+        <w:t>»</w:t>
+      </w:r>
+    </w:p>
+    <w:p>
+      <w:pPr>
+        <w:pStyle w:val="a4"/>
+      </w:pPr>
+      <w:r>
+        <w:t>Для формирования ответим на вопрос «какова структура системы</w:t>
+      </w:r>
+      <w:r>
+        <w:t>?</w:t>
+      </w:r>
+      <w:r>
+        <w:t>»: система состоит из двух основных частей</w:t>
+      </w:r>
+      <w:r>
+        <w:t>:</w:t>
+      </w:r>
+      <w:r>
+        <w:t xml:space="preserve"> «</w:t>
+      </w:r>
+      <w:r>
+        <w:t>применение физико-математических моделей» и «применение методов машинного обучения</w:t>
+      </w:r>
+      <w:r>
+        <w:t>»</w:t>
+      </w:r>
+      <w:r>
+        <w:t xml:space="preserve"> </w:t>
+      </w:r>
+      <w:r>
+        <w:t>(</w:t>
+      </w:r>
+      <w:r>
+        <w:fldChar w:fldCharType="begin"/>
+      </w:r>
+      <w:r>
+        <w:instrText xml:space="preserve"> REF  _Ref241204587 \* Lower \h </w:instrText>
+      </w:r>
+      <w:r>
+        <w:instrText xml:space="preserve"> \* MERGEFORMAT </w:instrText>
+      </w:r>
+      <w:r>
+        <w:fldChar w:fldCharType="separate"/>
+      </w:r>
+      <w:r>
+        <w:t>рису</w:t>
+      </w:r>
+      <w:r>
+        <w:t>н</w:t>
+      </w:r>
+      <w:r>
+        <w:t>о</w:t>
+      </w:r>
+      <w:r>
+        <w:t>к</w:t>
+      </w:r>
+      <w:r>
+        <w:t xml:space="preserve"> </w:t>
+      </w:r>
+      <w:r>
+        <w:t>4</w:t>
+      </w:r>
+      <w:r>
+        <w:t>.</w:t>
+      </w:r>
+      <w:r>
+        <w:t>2</w:t>
+      </w:r>
+      <w:r>
+        <w:fldChar w:fldCharType="end"/>
+      </w:r>
+      <w:r>
+        <w:t>)</w:t>
+      </w:r>
+      <w:r>
+        <w:t>. Теперь определим причину возникновения (её носителя)</w:t>
+      </w:r>
+      <w:r>
+        <w:t xml:space="preserve">: несовершенство </w:t>
+      </w:r>
+      <w:r>
+        <w:t xml:space="preserve">методов прогнозирования, </w:t>
+      </w:r>
+      <w:r>
+        <w:t>которые не в полной мере учитывают синергетические эффекты состав</w:t>
+      </w:r>
+      <w:r>
+        <w:t>ов</w:t>
+      </w:r>
+      <w:r>
+        <w:t xml:space="preserve">: </w:t>
+      </w:r>
+      <w:r>
+        <w:t>базовые методы машинного обучения не могут точно восстановить сложную нелинейную связь «состав – свойство» и склонны к переобучению</w:t>
+      </w:r>
+      <w:r>
+        <w:t>,</w:t>
+      </w:r>
+      <w:r>
+        <w:t xml:space="preserve"> а</w:t>
+      </w:r>
+      <w:r>
+        <w:t xml:space="preserve"> физико-математические модели ограничены для многокомпонентных систем</w:t>
+      </w:r>
+      <w:r>
+        <w:t>.</w:t>
+      </w:r>
+    </w:p>
+    <w:p>
+      <w:pPr>
+        <w:pStyle w:val="3"/>
+      </w:pPr>
+      <w:r>
+        <w:t xml:space="preserve">«Взгляд </w:t>
+      </w:r>
+      <w:r>
+        <w:t>вверх</w:t>
+      </w:r>
+      <w:r>
+        <w:t>»</w:t>
+      </w:r>
+    </w:p>
+    <w:p>
+      <w:pPr>
+        <w:pStyle w:val="a4"/>
+      </w:pPr>
+      <w:r>
+        <w:t>Теперь д</w:t>
+      </w:r>
+      <w:r>
+        <w:t>адим ответ на системный вопрос «</w:t>
+      </w:r>
+      <w:r>
+        <w:t>для кого нужна рассматриваемая система: в рамках какой надсистемы будет востребована рассматриваемая (кто пользователь системы)</w:t>
+      </w:r>
+      <w:r>
+        <w:t>?</w:t>
+      </w:r>
+      <w:r>
+        <w:t>»: рассматриваемая система «</w:t>
+      </w:r>
+      <w:r>
+        <w:t>прогнозировани</w:t>
+      </w:r>
+      <w:r>
+        <w:t>я</w:t>
+      </w:r>
+      <w:r>
+        <w:t xml:space="preserve"> свойств медицинских композиционных материалов</w:t>
+      </w:r>
+      <w:r>
+        <w:t xml:space="preserve">» является </w:t>
+      </w:r>
+      <w:r>
+        <w:t>частью</w:t>
+      </w:r>
+      <w:r>
+        <w:t xml:space="preserve"> надсистемы «</w:t>
+      </w:r>
+      <w:r>
+        <w:t xml:space="preserve">функционирование </w:t>
+      </w:r>
+      <w:r>
+        <w:t>медицинск</w:t>
+      </w:r>
+      <w:r>
+        <w:t>ой</w:t>
+      </w:r>
+      <w:r>
+        <w:t xml:space="preserve"> промышленност</w:t>
+      </w:r>
+      <w:r>
+        <w:t>и</w:t>
+      </w:r>
+      <w:r>
+        <w:t xml:space="preserve">», издержки которой необходимо сократить. </w:t>
+      </w:r>
+    </w:p>
+    <w:p>
+      <w:pPr>
         <w:pStyle w:val="2"/>
       </w:pPr>
-      <w:bookmarkStart w:id="37" w:name="_Toc243701024"/>
+      <w:bookmarkStart w:id="37" w:name="_Toc243711545"/>
       <w:r>
         <w:t>Задание 2</w:t>
       </w:r>
@@ -11282,14 +11586,399 @@
     </w:p>
     <w:p>
       <w:pPr>
+        <w:pStyle w:val="a4"/>
+      </w:pPr>
+      <w:r>
+        <w:t>Сформируем «взгляд по горизонтали»: рассмотрим систему</w:t>
+      </w:r>
+      <w:r>
+        <w:t xml:space="preserve">, которая также </w:t>
+      </w:r>
+      <w:r>
+        <w:t>направлена на решение задачи «состав – свойство»</w:t>
+      </w:r>
+      <w:r>
+        <w:t xml:space="preserve"> и является идеальной (</w:t>
+      </w:r>
+      <w:r>
+        <w:t>по субстанциональному признаку</w:t>
+      </w:r>
+      <w:r>
+        <w:t>), созидательной (</w:t>
+      </w:r>
+      <w:r>
+        <w:t>по цели системы</w:t>
+      </w:r>
+      <w:r>
+        <w:t>), открытой (</w:t>
+      </w:r>
+      <w:r>
+        <w:t>по степени взаимодействия с внешней средой</w:t>
+      </w:r>
+      <w:r>
+        <w:t>) и управляющей (</w:t>
+      </w:r>
+      <w:r>
+        <w:t>по признаку управляемости</w:t>
+      </w:r>
+      <w:r>
+        <w:t xml:space="preserve">). Такой системой является, например, </w:t>
+      </w:r>
+      <w:r>
+        <w:t>«прогнозировани</w:t>
+      </w:r>
+      <w:r>
+        <w:t>е</w:t>
+      </w:r>
+      <w:r>
+        <w:t xml:space="preserve"> свойств оксидных стекол»</w:t>
+      </w:r>
+      <w:r>
+        <w:t xml:space="preserve"> </w:t>
+      </w:r>
+      <w:r>
+        <w:t>[</w:t>
+      </w:r>
+      <w:r>
+        <w:fldChar w:fldCharType="begin"/>
+      </w:r>
+      <w:r>
+        <w:instrText xml:space="preserve"> REF _Ref242222819 \r \h </w:instrText>
+      </w:r>
+      <w:r>
+        <w:fldChar w:fldCharType="separate"/>
+      </w:r>
+      <w:r>
+        <w:t>1</w:t>
+      </w:r>
+      <w:r>
+        <w:fldChar w:fldCharType="end"/>
+      </w:r>
+      <w:r>
+        <w:t>]</w:t>
+      </w:r>
+      <w:r>
+        <w:t xml:space="preserve">, которая имеет схожую структуру с рассматриваемой </w:t>
+      </w:r>
+      <w:r>
+        <w:lastRenderedPageBreak/>
+        <w:t>(</w:t>
+      </w:r>
+      <w:r>
+        <w:fldChar w:fldCharType="begin"/>
+      </w:r>
+      <w:r>
+        <w:instrText xml:space="preserve"> REF  _Ref243710596 \* Lower \h </w:instrText>
+      </w:r>
+      <w:r>
+        <w:fldChar w:fldCharType="separate"/>
+      </w:r>
+      <w:r>
+        <w:t>рисун</w:t>
+      </w:r>
+      <w:r>
+        <w:t>о</w:t>
+      </w:r>
+      <w:r>
+        <w:t xml:space="preserve">к </w:t>
+      </w:r>
+      <w:r>
+        <w:rPr>
+          <w:noProof/>
+        </w:rPr>
+        <w:t>6</w:t>
+      </w:r>
+      <w:r>
+        <w:t>.</w:t>
+      </w:r>
+      <w:r>
+        <w:rPr>
+          <w:noProof/>
+        </w:rPr>
+        <w:t>1</w:t>
+      </w:r>
+      <w:r>
+        <w:fldChar w:fldCharType="end"/>
+      </w:r>
+      <w:r>
+        <w:t>)</w:t>
+      </w:r>
+      <w:r>
+        <w:t xml:space="preserve">, </w:t>
+      </w:r>
+      <w:r>
+        <w:t>но отличается тип</w:t>
+      </w:r>
+      <w:r>
+        <w:t>ом</w:t>
+      </w:r>
+      <w:r>
+        <w:t xml:space="preserve"> материала, </w:t>
+      </w:r>
+      <w:r>
+        <w:t>что влияет на</w:t>
+      </w:r>
+      <w:r>
+        <w:t xml:space="preserve"> подготовку</w:t>
+      </w:r>
+      <w:r>
+        <w:t xml:space="preserve"> данны</w:t>
+      </w:r>
+      <w:r>
+        <w:t>х</w:t>
+      </w:r>
+      <w:r>
+        <w:t xml:space="preserve"> и требования к моделям</w:t>
+      </w:r>
+      <w:r>
+        <w:t>.</w:t>
+      </w:r>
+    </w:p>
+    <w:p>
+      <w:pPr>
+        <w:pStyle w:val="a4"/>
+      </w:pPr>
+    </w:p>
+    <w:p>
+      <w:pPr>
+        <w:pStyle w:val="a4"/>
+        <w:jc w:val="center"/>
+      </w:pPr>
+      <w:r>
+        <w:drawing>
+          <wp:inline distT="0" distB="0" distL="0" distR="0" wp14:anchorId="08066BA3" wp14:editId="795C0AA0">
+            <wp:extent cx="5908299" cy="2269582"/>
+            <wp:effectExtent l="0" t="0" r="0" b="0"/>
+            <wp:docPr id="1555869061" name="Рисунок 1"/>
+            <wp:cNvGraphicFramePr>
+              <a:graphicFrameLocks xmlns:a="http://schemas.openxmlformats.org/drawingml/2006/main" noChangeAspect="1"/>
+            </wp:cNvGraphicFramePr>
+            <a:graphic xmlns:a="http://schemas.openxmlformats.org/drawingml/2006/main">
+              <a:graphicData uri="http://schemas.openxmlformats.org/drawingml/2006/picture">
+                <pic:pic xmlns:pic="http://schemas.openxmlformats.org/drawingml/2006/picture">
+                  <pic:nvPicPr>
+                    <pic:cNvPr id="1555869061" name=""/>
+                    <pic:cNvPicPr/>
+                  </pic:nvPicPr>
+                  <pic:blipFill>
+                    <a:blip r:embed="rId14"/>
+                    <a:stretch>
+                      <a:fillRect/>
+                    </a:stretch>
+                  </pic:blipFill>
+                  <pic:spPr>
+                    <a:xfrm>
+                      <a:off x="0" y="0"/>
+                      <a:ext cx="5917807" cy="2273235"/>
+                    </a:xfrm>
+                    <a:prstGeom prst="rect">
+                      <a:avLst/>
+                    </a:prstGeom>
+                  </pic:spPr>
+                </pic:pic>
+              </a:graphicData>
+            </a:graphic>
+          </wp:inline>
+        </w:drawing>
+      </w:r>
+    </w:p>
+    <w:p>
+      <w:pPr>
+        <w:pStyle w:val="ad"/>
+      </w:pPr>
+      <w:bookmarkStart w:id="38" w:name="_Ref243710596"/>
+      <w:r>
+        <w:t xml:space="preserve">Рисунок </w:t>
+      </w:r>
+      <w:r>
+        <w:fldChar w:fldCharType="begin"/>
+      </w:r>
+      <w:r>
+        <w:instrText xml:space="preserve"> STYLEREF 1 \s </w:instrText>
+      </w:r>
+      <w:r>
+        <w:fldChar w:fldCharType="separate"/>
+      </w:r>
+      <w:r>
+        <w:rPr>
+          <w:noProof/>
+        </w:rPr>
+        <w:t>6</w:t>
+      </w:r>
+      <w:r>
+        <w:fldChar w:fldCharType="end"/>
+      </w:r>
+      <w:r>
+        <w:t>.</w:t>
+      </w:r>
+      <w:r>
+        <w:fldChar w:fldCharType="begin"/>
+      </w:r>
+      <w:r>
+        <w:instrText xml:space="preserve"> SEQ Рисунок \* ARABIC \s 1 </w:instrText>
+      </w:r>
+      <w:r>
+        <w:fldChar w:fldCharType="separate"/>
+      </w:r>
+      <w:r>
+        <w:rPr>
+          <w:noProof/>
+        </w:rPr>
+        <w:t>1</w:t>
+      </w:r>
+      <w:r>
+        <w:fldChar w:fldCharType="end"/>
+      </w:r>
+      <w:bookmarkEnd w:id="38"/>
+      <w:r>
+        <w:t xml:space="preserve"> – Закон </w:t>
+      </w:r>
+      <w:proofErr w:type="spellStart"/>
+      <w:r>
+        <w:t>полиморфизации</w:t>
+      </w:r>
+      <w:proofErr w:type="spellEnd"/>
+    </w:p>
+    <w:p>
+      <w:pPr>
+        <w:pStyle w:val="a4"/>
+      </w:pPr>
+    </w:p>
+    <w:p>
+      <w:pPr>
+        <w:pStyle w:val="a4"/>
+      </w:pPr>
+      <w:r>
+        <w:t>Другие системы «по горизонтали»:</w:t>
+      </w:r>
+    </w:p>
+    <w:p>
+      <w:pPr>
+        <w:pStyle w:val="a4"/>
+        <w:numPr>
+          <w:ilvl w:val="0"/>
+          <w:numId w:val="35"/>
+        </w:numPr>
+      </w:pPr>
+      <w:r>
+        <w:t>к</w:t>
+      </w:r>
+      <w:r>
+        <w:t xml:space="preserve">онкуренты: </w:t>
+      </w:r>
+      <w:r>
+        <w:t>прочие</w:t>
+      </w:r>
+      <w:r>
+        <w:t xml:space="preserve"> системы прогнозирования свойств медицинских материалов</w:t>
+      </w:r>
+      <w:r>
+        <w:t>;</w:t>
+      </w:r>
+    </w:p>
+    <w:p>
+      <w:pPr>
+        <w:pStyle w:val="a4"/>
+        <w:numPr>
+          <w:ilvl w:val="0"/>
+          <w:numId w:val="35"/>
+        </w:numPr>
+      </w:pPr>
+      <w:r>
+        <w:t>с</w:t>
+      </w:r>
+      <w:r>
+        <w:t>межн</w:t>
+      </w:r>
+      <w:r>
+        <w:t>ые</w:t>
+      </w:r>
+      <w:r>
+        <w:t>:</w:t>
+      </w:r>
+      <w:r>
+        <w:t xml:space="preserve"> </w:t>
+      </w:r>
+    </w:p>
+    <w:p>
+      <w:pPr>
+        <w:pStyle w:val="a4"/>
+        <w:numPr>
+          <w:ilvl w:val="1"/>
+          <w:numId w:val="35"/>
+        </w:numPr>
+      </w:pPr>
+      <w:r>
+        <w:t>научно-исследовательские лаборатории</w:t>
+      </w:r>
+      <w:r>
+        <w:t xml:space="preserve"> – поставщики данных</w:t>
+      </w:r>
+      <w:r>
+        <w:t>,</w:t>
+      </w:r>
+      <w:r>
+        <w:t xml:space="preserve"> </w:t>
+      </w:r>
+    </w:p>
+    <w:p>
+      <w:pPr>
+        <w:pStyle w:val="a4"/>
+        <w:numPr>
+          <w:ilvl w:val="1"/>
+          <w:numId w:val="35"/>
+        </w:numPr>
+      </w:pPr>
+      <w:r>
+        <w:t>производители протезов</w:t>
+      </w:r>
+      <w:r>
+        <w:t xml:space="preserve"> – потребители</w:t>
+      </w:r>
+      <w:r>
+        <w:t>;</w:t>
+      </w:r>
+    </w:p>
+    <w:p>
+      <w:pPr>
+        <w:pStyle w:val="a4"/>
+        <w:numPr>
+          <w:ilvl w:val="0"/>
+          <w:numId w:val="35"/>
+        </w:numPr>
+      </w:pPr>
+      <w:r>
+        <w:t>п</w:t>
+      </w:r>
+      <w:r>
+        <w:t xml:space="preserve">артнёры: </w:t>
+      </w:r>
+      <w:r>
+        <w:t>институты и лаборатории</w:t>
+      </w:r>
+      <w:r>
+        <w:t xml:space="preserve">, </w:t>
+      </w:r>
+      <w:r>
+        <w:t xml:space="preserve">исследующие и </w:t>
+      </w:r>
+      <w:r>
+        <w:t>разрабатывающие методы прогнозирования</w:t>
+      </w:r>
+      <w:r>
+        <w:t>.</w:t>
+      </w:r>
+    </w:p>
+    <w:p>
+      <w:pPr>
         <w:pStyle w:val="1"/>
       </w:pPr>
-      <w:bookmarkStart w:id="38" w:name="_Toc243701025"/>
+      <w:bookmarkStart w:id="39" w:name="_Toc243711546"/>
       <w:r>
         <w:lastRenderedPageBreak/>
         <w:t>Вывод</w:t>
       </w:r>
-      <w:bookmarkEnd w:id="38"/>
+      <w:bookmarkEnd w:id="39"/>
     </w:p>
     <w:p>
       <w:pPr>
@@ -11333,12 +12022,12 @@
       <w:pPr>
         <w:pStyle w:val="1"/>
       </w:pPr>
-      <w:bookmarkStart w:id="39" w:name="_Toc243701026"/>
+      <w:bookmarkStart w:id="40" w:name="_Toc243711547"/>
       <w:r>
         <w:lastRenderedPageBreak/>
         <w:t>Приложение</w:t>
       </w:r>
-      <w:bookmarkEnd w:id="39"/>
+      <w:bookmarkEnd w:id="40"/>
     </w:p>
     <w:p>
       <w:pPr>
@@ -11347,6 +12036,100 @@
           <w:ilvl w:val="0"/>
           <w:numId w:val="8"/>
         </w:numPr>
+        <w:rPr>
+          <w:lang w:val="en"/>
+        </w:rPr>
+      </w:pPr>
+      <w:bookmarkStart w:id="41" w:name="_Ref242222819"/>
+      <w:r>
+        <w:t>Статья</w:t>
+      </w:r>
+      <w:r>
+        <w:rPr>
+          <w:lang w:val="en-US"/>
+        </w:rPr>
+        <w:t xml:space="preserve"> «</w:t>
+      </w:r>
+      <w:r>
+        <w:rPr>
+          <w:lang w:val="en"/>
+        </w:rPr>
+        <w:t xml:space="preserve">Physics-informed machine learning for oxide glass density prediction: An interpretable </w:t>
+      </w:r>
+      <w:proofErr w:type="spellStart"/>
+      <w:r>
+        <w:rPr>
+          <w:lang w:val="en"/>
+        </w:rPr>
+        <w:t>XGBoost</w:t>
+      </w:r>
+      <w:proofErr w:type="spellEnd"/>
+      <w:r>
+        <w:rPr>
+          <w:lang w:val="en"/>
+        </w:rPr>
+        <w:t xml:space="preserve"> framework</w:t>
+      </w:r>
+      <w:r>
+        <w:rPr>
+          <w:lang w:val="en-US"/>
+        </w:rPr>
+        <w:t xml:space="preserve">»; «URL»: </w:t>
+      </w:r>
+      <w:hyperlink r:id="rId15" w:anchor="article" w:history="1">
+        <w:r>
+          <w:rPr>
+            <w:rStyle w:val="af"/>
+            <w:lang w:val="en-US"/>
+          </w:rPr>
+          <w:t>https://www.sciencedirect.com/science/article/pii/S0272884226040654</w:t>
+        </w:r>
+      </w:hyperlink>
+      <w:r>
+        <w:rPr>
+          <w:lang w:val="en-US"/>
+        </w:rPr>
+        <w:t xml:space="preserve"> (</w:t>
+      </w:r>
+      <w:r>
+        <w:t>дата</w:t>
+      </w:r>
+      <w:r>
+        <w:rPr>
+          <w:lang w:val="en-US"/>
+        </w:rPr>
+        <w:t xml:space="preserve"> </w:t>
+      </w:r>
+      <w:r>
+        <w:t>обращения</w:t>
+      </w:r>
+      <w:r>
+        <w:rPr>
+          <w:lang w:val="en-US"/>
+        </w:rPr>
+        <w:t xml:space="preserve"> </w:t>
+      </w:r>
+      <w:r>
+        <w:rPr>
+          <w:lang w:val="en-US"/>
+        </w:rPr>
+        <w:t>24</w:t>
+      </w:r>
+      <w:r>
+        <w:rPr>
+          <w:lang w:val="en-US"/>
+        </w:rPr>
+        <w:t>.10.2026).</w:t>
+      </w:r>
+      <w:bookmarkEnd w:id="41"/>
+    </w:p>
+    <w:p>
+      <w:pPr>
+        <w:pStyle w:val="a4"/>
+        <w:numPr>
+          <w:ilvl w:val="0"/>
+          <w:numId w:val="8"/>
+        </w:numPr>
       </w:pPr>
       <w:r>
         <w:t>«</w:t>
@@ -11404,7 +12187,7 @@
       </w:r>
     </w:p>
     <w:sectPr>
-      <w:footerReference w:type="default" r:id="rId14"/>
+      <w:footerReference w:type="default" r:id="rId16"/>
       <w:pgSz w:w="11906" w:h="16838" w:code="9"/>
       <w:pgMar w:top="851" w:right="567" w:bottom="1701" w:left="1418" w:header="284" w:footer="284" w:gutter="0"/>
       <w:pgNumType w:start="3"/>
@@ -12203,7 +12986,16 @@
                                 <w:sz w:val="16"/>
                                 <w:szCs w:val="16"/>
                               </w:rPr>
-                              <w:t>20</w:t>
+                              <w:t>2</w:t>
+                            </w:r>
+                            <w:r>
+                              <w:rPr>
+                                <w:rFonts w:ascii="Arial" w:hAnsi="Arial" w:cs="Arial"/>
+                                <w:i/>
+                                <w:sz w:val="16"/>
+                                <w:szCs w:val="16"/>
+                              </w:rPr>
+                              <w:t>7</w:t>
                             </w:r>
                           </w:p>
                         </w:txbxContent>
@@ -12463,7 +13255,16 @@
                                 <w:sz w:val="20"/>
                                 <w:szCs w:val="20"/>
                               </w:rPr>
-                              <w:t>Проведение системного анализа</w:t>
+                              <w:t xml:space="preserve">Проведение </w:t>
+                            </w:r>
+                            <w:r>
+                              <w:rPr>
+                                <w:rFonts w:ascii="Arial" w:hAnsi="Arial" w:cs="Arial"/>
+                                <w:i/>
+                                <w:sz w:val="20"/>
+                                <w:szCs w:val="20"/>
+                              </w:rPr>
+                              <w:t>системного анализа</w:t>
                             </w:r>
                           </w:p>
                         </w:txbxContent>
@@ -13944,7 +14745,16 @@
                           <w:sz w:val="16"/>
                           <w:szCs w:val="16"/>
                         </w:rPr>
-                        <w:t>20</w:t>
+                        <w:t>2</w:t>
+                      </w:r>
+                      <w:r>
+                        <w:rPr>
+                          <w:rFonts w:ascii="Arial" w:hAnsi="Arial" w:cs="Arial"/>
+                          <w:i/>
+                          <w:sz w:val="16"/>
+                          <w:szCs w:val="16"/>
+                        </w:rPr>
+                        <w:t>7</w:t>
                       </w:r>
                     </w:p>
                   </w:txbxContent>
@@ -14048,7 +14858,16 @@
                           <w:sz w:val="20"/>
                           <w:szCs w:val="20"/>
                         </w:rPr>
-                        <w:t>Проведение системного анализа</w:t>
+                        <w:t xml:space="preserve">Проведение </w:t>
+                      </w:r>
+                      <w:r>
+                        <w:rPr>
+                          <w:rFonts w:ascii="Arial" w:hAnsi="Arial" w:cs="Arial"/>
+                          <w:i/>
+                          <w:sz w:val="20"/>
+                          <w:szCs w:val="20"/>
+                        </w:rPr>
+                        <w:t>системного анализа</w:t>
                       </w:r>
                     </w:p>
                   </w:txbxContent>
@@ -15953,12 +16772,161 @@
     </w:lvl>
   </w:abstractNum>
   <w:abstractNum w:abstractNumId="14" w15:restartNumberingAfterBreak="0">
+    <w:nsid w:val="37DD552A"/>
+    <w:multiLevelType w:val="multilevel"/>
+    <w:tmpl w:val="D16CCCB8"/>
+    <w:lvl w:ilvl="0">
+      <w:start w:val="1"/>
+      <w:numFmt w:val="bullet"/>
+      <w:lvlText w:val=""/>
+      <w:lvlJc w:val="left"/>
+      <w:pPr>
+        <w:tabs>
+          <w:tab w:val="num" w:pos="720"/>
+        </w:tabs>
+        <w:ind w:left="720" w:hanging="360"/>
+      </w:pPr>
+      <w:rPr>
+        <w:rFonts w:ascii="Symbol" w:hAnsi="Symbol" w:hint="default"/>
+        <w:sz w:val="20"/>
+      </w:rPr>
+    </w:lvl>
+    <w:lvl w:ilvl="1" w:tentative="1">
+      <w:start w:val="1"/>
+      <w:numFmt w:val="bullet"/>
+      <w:lvlText w:val="o"/>
+      <w:lvlJc w:val="left"/>
+      <w:pPr>
+        <w:tabs>
+          <w:tab w:val="num" w:pos="1440"/>
+        </w:tabs>
+        <w:ind w:left="1440" w:hanging="360"/>
+      </w:pPr>
+      <w:rPr>
+        <w:rFonts w:ascii="Courier New" w:hAnsi="Courier New" w:hint="default"/>
+        <w:sz w:val="20"/>
+      </w:rPr>
+    </w:lvl>
+    <w:lvl w:ilvl="2" w:tentative="1">
+      <w:start w:val="1"/>
+      <w:numFmt w:val="bullet"/>
+      <w:lvlText w:val=""/>
+      <w:lvlJc w:val="left"/>
+      <w:pPr>
+        <w:tabs>
+          <w:tab w:val="num" w:pos="2160"/>
+        </w:tabs>
+        <w:ind w:left="2160" w:hanging="360"/>
+      </w:pPr>
+      <w:rPr>
+        <w:rFonts w:ascii="Wingdings" w:hAnsi="Wingdings" w:hint="default"/>
+        <w:sz w:val="20"/>
+      </w:rPr>
+    </w:lvl>
+    <w:lvl w:ilvl="3" w:tentative="1">
+      <w:start w:val="1"/>
+      <w:numFmt w:val="bullet"/>
+      <w:lvlText w:val=""/>
+      <w:lvlJc w:val="left"/>
+      <w:pPr>
+        <w:tabs>
+          <w:tab w:val="num" w:pos="2880"/>
+        </w:tabs>
+        <w:ind w:left="2880" w:hanging="360"/>
+      </w:pPr>
+      <w:rPr>
+        <w:rFonts w:ascii="Wingdings" w:hAnsi="Wingdings" w:hint="default"/>
+        <w:sz w:val="20"/>
+      </w:rPr>
+    </w:lvl>
+    <w:lvl w:ilvl="4" w:tentative="1">
+      <w:start w:val="1"/>
+      <w:numFmt w:val="bullet"/>
+      <w:lvlText w:val=""/>
+      <w:lvlJc w:val="left"/>
+      <w:pPr>
+        <w:tabs>
+          <w:tab w:val="num" w:pos="3600"/>
+        </w:tabs>
+        <w:ind w:left="3600" w:hanging="360"/>
+      </w:pPr>
+      <w:rPr>
+        <w:rFonts w:ascii="Wingdings" w:hAnsi="Wingdings" w:hint="default"/>
+        <w:sz w:val="20"/>
+      </w:rPr>
+    </w:lvl>
+    <w:lvl w:ilvl="5" w:tentative="1">
+      <w:start w:val="1"/>
+      <w:numFmt w:val="bullet"/>
+      <w:lvlText w:val=""/>
+      <w:lvlJc w:val="left"/>
+      <w:pPr>
+        <w:tabs>
+          <w:tab w:val="num" w:pos="4320"/>
+        </w:tabs>
+        <w:ind w:left="4320" w:hanging="360"/>
+      </w:pPr>
+      <w:rPr>
+        <w:rFonts w:ascii="Wingdings" w:hAnsi="Wingdings" w:hint="default"/>
+        <w:sz w:val="20"/>
+      </w:rPr>
+    </w:lvl>
+    <w:lvl w:ilvl="6" w:tentative="1">
+      <w:start w:val="1"/>
+      <w:numFmt w:val="bullet"/>
+      <w:lvlText w:val=""/>
+      <w:lvlJc w:val="left"/>
+      <w:pPr>
+        <w:tabs>
+          <w:tab w:val="num" w:pos="5040"/>
+        </w:tabs>
+        <w:ind w:left="5040" w:hanging="360"/>
+      </w:pPr>
+      <w:rPr>
+        <w:rFonts w:ascii="Wingdings" w:hAnsi="Wingdings" w:hint="default"/>
+        <w:sz w:val="20"/>
+      </w:rPr>
+    </w:lvl>
+    <w:lvl w:ilvl="7" w:tentative="1">
+      <w:start w:val="1"/>
+      <w:numFmt w:val="bullet"/>
+      <w:lvlText w:val=""/>
+      <w:lvlJc w:val="left"/>
+      <w:pPr>
+        <w:tabs>
+          <w:tab w:val="num" w:pos="5760"/>
+        </w:tabs>
+        <w:ind w:left="5760" w:hanging="360"/>
+      </w:pPr>
+      <w:rPr>
+        <w:rFonts w:ascii="Wingdings" w:hAnsi="Wingdings" w:hint="default"/>
+        <w:sz w:val="20"/>
+      </w:rPr>
+    </w:lvl>
+    <w:lvl w:ilvl="8" w:tentative="1">
+      <w:start w:val="1"/>
+      <w:numFmt w:val="bullet"/>
+      <w:lvlText w:val=""/>
+      <w:lvlJc w:val="left"/>
+      <w:pPr>
+        <w:tabs>
+          <w:tab w:val="num" w:pos="6480"/>
+        </w:tabs>
+        <w:ind w:left="6480" w:hanging="360"/>
+      </w:pPr>
+      <w:rPr>
+        <w:rFonts w:ascii="Wingdings" w:hAnsi="Wingdings" w:hint="default"/>
+        <w:sz w:val="20"/>
+      </w:rPr>
+    </w:lvl>
+  </w:abstractNum>
+  <w:abstractNum w:abstractNumId="15" w15:restartNumberingAfterBreak="0">
     <w:nsid w:val="37E22419"/>
     <w:multiLevelType w:val="multilevel"/>
     <w:tmpl w:val="2B363AD6"/>
     <w:numStyleLink w:val="a2"/>
   </w:abstractNum>
-  <w:abstractNum w:abstractNumId="15" w15:restartNumberingAfterBreak="0">
+  <w:abstractNum w:abstractNumId="16" w15:restartNumberingAfterBreak="0">
     <w:nsid w:val="390A62EE"/>
     <w:multiLevelType w:val="multilevel"/>
     <w:tmpl w:val="04190025"/>
@@ -16053,13 +17021,13 @@
       </w:pPr>
     </w:lvl>
   </w:abstractNum>
-  <w:abstractNum w:abstractNumId="16" w15:restartNumberingAfterBreak="0">
+  <w:abstractNum w:abstractNumId="17" w15:restartNumberingAfterBreak="0">
     <w:nsid w:val="39FC496F"/>
     <w:multiLevelType w:val="multilevel"/>
     <w:tmpl w:val="0AAE2BB0"/>
     <w:numStyleLink w:val="a1"/>
   </w:abstractNum>
-  <w:abstractNum w:abstractNumId="17" w15:restartNumberingAfterBreak="0">
+  <w:abstractNum w:abstractNumId="18" w15:restartNumberingAfterBreak="0">
     <w:nsid w:val="3B476309"/>
     <w:multiLevelType w:val="singleLevel"/>
     <w:tmpl w:val="0419000F"/>
@@ -16079,43 +17047,43 @@
       </w:rPr>
     </w:lvl>
   </w:abstractNum>
-  <w:abstractNum w:abstractNumId="18" w15:restartNumberingAfterBreak="0">
+  <w:abstractNum w:abstractNumId="19" w15:restartNumberingAfterBreak="0">
     <w:nsid w:val="3C567206"/>
     <w:multiLevelType w:val="multilevel"/>
     <w:tmpl w:val="0AAE2BB0"/>
     <w:numStyleLink w:val="a1"/>
   </w:abstractNum>
-  <w:abstractNum w:abstractNumId="19" w15:restartNumberingAfterBreak="0">
+  <w:abstractNum w:abstractNumId="20" w15:restartNumberingAfterBreak="0">
     <w:nsid w:val="3D940E7E"/>
     <w:multiLevelType w:val="multilevel"/>
     <w:tmpl w:val="0AAE2BB0"/>
     <w:numStyleLink w:val="a1"/>
   </w:abstractNum>
-  <w:abstractNum w:abstractNumId="20" w15:restartNumberingAfterBreak="0">
+  <w:abstractNum w:abstractNumId="21" w15:restartNumberingAfterBreak="0">
     <w:nsid w:val="41E24296"/>
     <w:multiLevelType w:val="multilevel"/>
     <w:tmpl w:val="2B363AD6"/>
     <w:numStyleLink w:val="a2"/>
   </w:abstractNum>
-  <w:abstractNum w:abstractNumId="21" w15:restartNumberingAfterBreak="0">
+  <w:abstractNum w:abstractNumId="22" w15:restartNumberingAfterBreak="0">
     <w:nsid w:val="4514593E"/>
     <w:multiLevelType w:val="multilevel"/>
     <w:tmpl w:val="2B363AD6"/>
     <w:numStyleLink w:val="a2"/>
   </w:abstractNum>
-  <w:abstractNum w:abstractNumId="22" w15:restartNumberingAfterBreak="0">
+  <w:abstractNum w:abstractNumId="23" w15:restartNumberingAfterBreak="0">
     <w:nsid w:val="48791358"/>
     <w:multiLevelType w:val="multilevel"/>
     <w:tmpl w:val="2B363AD6"/>
     <w:numStyleLink w:val="a2"/>
   </w:abstractNum>
-  <w:abstractNum w:abstractNumId="23" w15:restartNumberingAfterBreak="0">
+  <w:abstractNum w:abstractNumId="24" w15:restartNumberingAfterBreak="0">
     <w:nsid w:val="50E9475D"/>
     <w:multiLevelType w:val="multilevel"/>
     <w:tmpl w:val="0AAE2BB0"/>
     <w:numStyleLink w:val="a1"/>
   </w:abstractNum>
-  <w:abstractNum w:abstractNumId="24" w15:restartNumberingAfterBreak="0">
+  <w:abstractNum w:abstractNumId="25" w15:restartNumberingAfterBreak="0">
     <w:nsid w:val="51655D1D"/>
     <w:multiLevelType w:val="multilevel"/>
     <w:tmpl w:val="0AAE2BB0"/>
@@ -16238,43 +17206,162 @@
       </w:rPr>
     </w:lvl>
   </w:abstractNum>
-  <w:abstractNum w:abstractNumId="25" w15:restartNumberingAfterBreak="0">
+  <w:abstractNum w:abstractNumId="26" w15:restartNumberingAfterBreak="0">
+    <w:nsid w:val="542970A8"/>
+    <w:multiLevelType w:val="multilevel"/>
+    <w:tmpl w:val="0AAE2BB0"/>
+    <w:numStyleLink w:val="a1"/>
+  </w:abstractNum>
+  <w:abstractNum w:abstractNumId="27" w15:restartNumberingAfterBreak="0">
     <w:nsid w:val="57CB58D9"/>
     <w:multiLevelType w:val="multilevel"/>
     <w:tmpl w:val="0AAE2BB0"/>
     <w:numStyleLink w:val="a1"/>
   </w:abstractNum>
-  <w:abstractNum w:abstractNumId="26" w15:restartNumberingAfterBreak="0">
+  <w:abstractNum w:abstractNumId="28" w15:restartNumberingAfterBreak="0">
     <w:nsid w:val="5D915E7D"/>
     <w:multiLevelType w:val="multilevel"/>
     <w:tmpl w:val="0AAE2BB0"/>
     <w:numStyleLink w:val="a1"/>
   </w:abstractNum>
-  <w:abstractNum w:abstractNumId="27" w15:restartNumberingAfterBreak="0">
+  <w:abstractNum w:abstractNumId="29" w15:restartNumberingAfterBreak="0">
     <w:nsid w:val="5EFB7AE5"/>
     <w:multiLevelType w:val="multilevel"/>
     <w:tmpl w:val="0AAE2BB0"/>
     <w:numStyleLink w:val="a1"/>
   </w:abstractNum>
-  <w:abstractNum w:abstractNumId="28" w15:restartNumberingAfterBreak="0">
+  <w:abstractNum w:abstractNumId="30" w15:restartNumberingAfterBreak="0">
     <w:nsid w:val="643C1695"/>
     <w:multiLevelType w:val="multilevel"/>
     <w:tmpl w:val="0AAE2BB0"/>
     <w:numStyleLink w:val="a1"/>
   </w:abstractNum>
-  <w:abstractNum w:abstractNumId="29" w15:restartNumberingAfterBreak="0">
+  <w:abstractNum w:abstractNumId="31" w15:restartNumberingAfterBreak="0">
+    <w:nsid w:val="6935722F"/>
+    <w:multiLevelType w:val="hybridMultilevel"/>
+    <w:tmpl w:val="A9AA8546"/>
+    <w:lvl w:ilvl="0" w:tplc="04190001">
+      <w:start w:val="1"/>
+      <w:numFmt w:val="bullet"/>
+      <w:lvlText w:val=""/>
+      <w:lvlJc w:val="left"/>
+      <w:pPr>
+        <w:ind w:left="1068" w:hanging="360"/>
+      </w:pPr>
+      <w:rPr>
+        <w:rFonts w:ascii="Symbol" w:hAnsi="Symbol" w:hint="default"/>
+      </w:rPr>
+    </w:lvl>
+    <w:lvl w:ilvl="1" w:tplc="04190003" w:tentative="1">
+      <w:start w:val="1"/>
+      <w:numFmt w:val="bullet"/>
+      <w:lvlText w:val="o"/>
+      <w:lvlJc w:val="left"/>
+      <w:pPr>
+        <w:ind w:left="1788" w:hanging="360"/>
+      </w:pPr>
+      <w:rPr>
+        <w:rFonts w:ascii="Courier New" w:hAnsi="Courier New" w:cs="Courier New" w:hint="default"/>
+      </w:rPr>
+    </w:lvl>
+    <w:lvl w:ilvl="2" w:tplc="04190005" w:tentative="1">
+      <w:start w:val="1"/>
+      <w:numFmt w:val="bullet"/>
+      <w:lvlText w:val=""/>
+      <w:lvlJc w:val="left"/>
+      <w:pPr>
+        <w:ind w:left="2508" w:hanging="360"/>
+      </w:pPr>
+      <w:rPr>
+        <w:rFonts w:ascii="Wingdings" w:hAnsi="Wingdings" w:hint="default"/>
+      </w:rPr>
+    </w:lvl>
+    <w:lvl w:ilvl="3" w:tplc="04190001" w:tentative="1">
+      <w:start w:val="1"/>
+      <w:numFmt w:val="bullet"/>
+      <w:lvlText w:val=""/>
+      <w:lvlJc w:val="left"/>
+      <w:pPr>
+        <w:ind w:left="3228" w:hanging="360"/>
+      </w:pPr>
+      <w:rPr>
+        <w:rFonts w:ascii="Symbol" w:hAnsi="Symbol" w:hint="default"/>
+      </w:rPr>
+    </w:lvl>
+    <w:lvl w:ilvl="4" w:tplc="04190003" w:tentative="1">
+      <w:start w:val="1"/>
+      <w:numFmt w:val="bullet"/>
+      <w:lvlText w:val="o"/>
+      <w:lvlJc w:val="left"/>
+      <w:pPr>
+        <w:ind w:left="3948" w:hanging="360"/>
+      </w:pPr>
+      <w:rPr>
+        <w:rFonts w:ascii="Courier New" w:hAnsi="Courier New" w:cs="Courier New" w:hint="default"/>
+      </w:rPr>
+    </w:lvl>
+    <w:lvl w:ilvl="5" w:tplc="04190005" w:tentative="1">
+      <w:start w:val="1"/>
+      <w:numFmt w:val="bullet"/>
+      <w:lvlText w:val=""/>
+      <w:lvlJc w:val="left"/>
+      <w:pPr>
+        <w:ind w:left="4668" w:hanging="360"/>
+      </w:pPr>
+      <w:rPr>
+        <w:rFonts w:ascii="Wingdings" w:hAnsi="Wingdings" w:hint="default"/>
+      </w:rPr>
+    </w:lvl>
+    <w:lvl w:ilvl="6" w:tplc="04190001" w:tentative="1">
+      <w:start w:val="1"/>
+      <w:numFmt w:val="bullet"/>
+      <w:lvlText w:val=""/>
+      <w:lvlJc w:val="left"/>
+      <w:pPr>
+        <w:ind w:left="5388" w:hanging="360"/>
+      </w:pPr>
+      <w:rPr>
+        <w:rFonts w:ascii="Symbol" w:hAnsi="Symbol" w:hint="default"/>
+      </w:rPr>
+    </w:lvl>
+    <w:lvl w:ilvl="7" w:tplc="04190003" w:tentative="1">
+      <w:start w:val="1"/>
+      <w:numFmt w:val="bullet"/>
+      <w:lvlText w:val="o"/>
+      <w:lvlJc w:val="left"/>
+      <w:pPr>
+        <w:ind w:left="6108" w:hanging="360"/>
+      </w:pPr>
+      <w:rPr>
+        <w:rFonts w:ascii="Courier New" w:hAnsi="Courier New" w:cs="Courier New" w:hint="default"/>
+      </w:rPr>
+    </w:lvl>
+    <w:lvl w:ilvl="8" w:tplc="04190005" w:tentative="1">
+      <w:start w:val="1"/>
+      <w:numFmt w:val="bullet"/>
+      <w:lvlText w:val=""/>
+      <w:lvlJc w:val="left"/>
+      <w:pPr>
+        <w:ind w:left="6828" w:hanging="360"/>
+      </w:pPr>
+      <w:rPr>
+        <w:rFonts w:ascii="Wingdings" w:hAnsi="Wingdings" w:hint="default"/>
+      </w:rPr>
+    </w:lvl>
+  </w:abstractNum>
+  <w:abstractNum w:abstractNumId="32" w15:restartNumberingAfterBreak="0">
     <w:nsid w:val="6CE427DD"/>
     <w:multiLevelType w:val="multilevel"/>
     <w:tmpl w:val="2B363AD6"/>
     <w:numStyleLink w:val="a2"/>
   </w:abstractNum>
-  <w:abstractNum w:abstractNumId="30" w15:restartNumberingAfterBreak="0">
+  <w:abstractNum w:abstractNumId="33" w15:restartNumberingAfterBreak="0">
     <w:nsid w:val="72D6495B"/>
     <w:multiLevelType w:val="multilevel"/>
     <w:tmpl w:val="2B363AD6"/>
     <w:numStyleLink w:val="a2"/>
   </w:abstractNum>
-  <w:abstractNum w:abstractNumId="31" w15:restartNumberingAfterBreak="0">
+  <w:abstractNum w:abstractNumId="34" w15:restartNumberingAfterBreak="0">
     <w:nsid w:val="798E11A7"/>
     <w:multiLevelType w:val="multilevel"/>
     <w:tmpl w:val="0AAE2BB0"/>
@@ -16287,7 +17374,7 @@
     <w:abstractNumId w:val="0"/>
   </w:num>
   <w:num w:numId="3" w16cid:durableId="1223711082">
-    <w:abstractNumId w:val="15"/>
+    <w:abstractNumId w:val="16"/>
   </w:num>
   <w:num w:numId="4" w16cid:durableId="773091358">
     <w:abstractNumId w:val="12"/>
@@ -16296,10 +17383,10 @@
     <w:abstractNumId w:val="4"/>
   </w:num>
   <w:num w:numId="6" w16cid:durableId="661008563">
-    <w:abstractNumId w:val="24"/>
+    <w:abstractNumId w:val="25"/>
   </w:num>
   <w:num w:numId="7" w16cid:durableId="1768887985">
-    <w:abstractNumId w:val="19"/>
+    <w:abstractNumId w:val="20"/>
   </w:num>
   <w:num w:numId="8" w16cid:durableId="1377241685">
     <w:abstractNumId w:val="11"/>
@@ -16308,25 +17395,25 @@
     <w:abstractNumId w:val="13"/>
   </w:num>
   <w:num w:numId="10" w16cid:durableId="63918409">
-    <w:abstractNumId w:val="17"/>
+    <w:abstractNumId w:val="18"/>
   </w:num>
   <w:num w:numId="11" w16cid:durableId="25184939">
-    <w:abstractNumId w:val="20"/>
+    <w:abstractNumId w:val="21"/>
   </w:num>
   <w:num w:numId="12" w16cid:durableId="1671105232">
-    <w:abstractNumId w:val="31"/>
+    <w:abstractNumId w:val="34"/>
   </w:num>
   <w:num w:numId="13" w16cid:durableId="747388426">
-    <w:abstractNumId w:val="14"/>
+    <w:abstractNumId w:val="15"/>
   </w:num>
   <w:num w:numId="14" w16cid:durableId="934244185">
     <w:abstractNumId w:val="3"/>
   </w:num>
   <w:num w:numId="15" w16cid:durableId="640232131">
-    <w:abstractNumId w:val="21"/>
+    <w:abstractNumId w:val="22"/>
   </w:num>
   <w:num w:numId="16" w16cid:durableId="584339956">
-    <w:abstractNumId w:val="16"/>
+    <w:abstractNumId w:val="17"/>
   </w:num>
   <w:num w:numId="17" w16cid:durableId="163595298">
     <w:abstractNumId w:val="2"/>
@@ -16338,43 +17425,52 @@
     <w:abstractNumId w:val="10"/>
   </w:num>
   <w:num w:numId="20" w16cid:durableId="2053529358">
-    <w:abstractNumId w:val="30"/>
+    <w:abstractNumId w:val="33"/>
   </w:num>
   <w:num w:numId="21" w16cid:durableId="194197539">
-    <w:abstractNumId w:val="26"/>
+    <w:abstractNumId w:val="28"/>
   </w:num>
   <w:num w:numId="22" w16cid:durableId="1106656962">
-    <w:abstractNumId w:val="28"/>
+    <w:abstractNumId w:val="30"/>
   </w:num>
   <w:num w:numId="23" w16cid:durableId="335310698">
     <w:abstractNumId w:val="5"/>
   </w:num>
   <w:num w:numId="24" w16cid:durableId="1028676329">
-    <w:abstractNumId w:val="27"/>
+    <w:abstractNumId w:val="29"/>
   </w:num>
   <w:num w:numId="25" w16cid:durableId="511843778">
-    <w:abstractNumId w:val="23"/>
+    <w:abstractNumId w:val="24"/>
   </w:num>
   <w:num w:numId="26" w16cid:durableId="1661544096">
     <w:abstractNumId w:val="6"/>
   </w:num>
   <w:num w:numId="27" w16cid:durableId="1317031852">
-    <w:abstractNumId w:val="18"/>
+    <w:abstractNumId w:val="19"/>
   </w:num>
   <w:num w:numId="28" w16cid:durableId="2026249534">
     <w:abstractNumId w:val="7"/>
   </w:num>
   <w:num w:numId="29" w16cid:durableId="1413118268">
-    <w:abstractNumId w:val="25"/>
+    <w:abstractNumId w:val="27"/>
   </w:num>
   <w:num w:numId="30" w16cid:durableId="506016002">
-    <w:abstractNumId w:val="22"/>
+    <w:abstractNumId w:val="23"/>
   </w:num>
   <w:num w:numId="31" w16cid:durableId="958726627">
     <w:abstractNumId w:val="9"/>
   </w:num>
   <w:num w:numId="32" w16cid:durableId="1547570409">
-    <w:abstractNumId w:val="29"/>
+    <w:abstractNumId w:val="32"/>
+  </w:num>
+  <w:num w:numId="33" w16cid:durableId="576676139">
+    <w:abstractNumId w:val="14"/>
+  </w:num>
+  <w:num w:numId="34" w16cid:durableId="2058972843">
+    <w:abstractNumId w:val="31"/>
+  </w:num>
+  <w:num w:numId="35" w16cid:durableId="1295017632">
+    <w:abstractNumId w:val="26"/>
   </w:num>
   <w:numIdMacAtCleanup w:val="8"/>
 </w:numbering>
@@ -17655,6 +18751,17 @@
       <w14:ligatures w14:val="standardContextual"/>
     </w:rPr>
   </w:style>
+  <w:style w:type="character" w:styleId="aff1">
+    <w:name w:val="FollowedHyperlink"/>
+    <w:basedOn w:val="a5"/>
+    <w:semiHidden/>
+    <w:unhideWhenUsed/>
+    <w:rsid w:val="007259E4"/>
+    <w:rPr>
+      <w:color w:val="954F72" w:themeColor="followedHyperlink"/>
+      <w:u w:val="single"/>
+    </w:rPr>
+  </w:style>
 </w:styles>
 </file>
 

--- a/СА, практические работы/СА, п.р., отчеты/Системный анализ, п.р., отчёт.docx
+++ b/СА, практические работы/СА, п.р., отчеты/Системный анализ, п.р., отчёт.docx
@@ -3565,7 +3565,7 @@
       <w:r>
         <w:fldChar w:fldCharType="separate"/>
       </w:r>
-      <w:hyperlink w:anchor="_Toc243711525" w:history="1">
+      <w:hyperlink w:anchor="_Toc244301893" w:history="1">
         <w:r>
           <w:rPr>
             <w:rStyle w:val="af"/>
@@ -3609,7 +3609,7 @@
             <w:noProof/>
             <w:webHidden/>
           </w:rPr>
-          <w:instrText xml:space="preserve"> PAGEREF _Toc243711525 \h </w:instrText>
+          <w:instrText xml:space="preserve"> PAGEREF _Toc244301893 \h </w:instrText>
         </w:r>
         <w:r>
           <w:rPr>
@@ -3651,7 +3651,7 @@
           <w14:ligatures w14:val="standardContextual"/>
         </w:rPr>
       </w:pPr>
-      <w:hyperlink w:anchor="_Toc243711526" w:history="1">
+      <w:hyperlink w:anchor="_Toc244301894" w:history="1">
         <w:r>
           <w:rPr>
             <w:rStyle w:val="af"/>
@@ -3695,7 +3695,7 @@
             <w:noProof/>
             <w:webHidden/>
           </w:rPr>
-          <w:instrText xml:space="preserve"> PAGEREF _Toc243711526 \h </w:instrText>
+          <w:instrText xml:space="preserve"> PAGEREF _Toc244301894 \h </w:instrText>
         </w:r>
         <w:r>
           <w:rPr>
@@ -3741,7 +3741,7 @@
           <w14:ligatures w14:val="standardContextual"/>
         </w:rPr>
       </w:pPr>
-      <w:hyperlink w:anchor="_Toc243711527" w:history="1">
+      <w:hyperlink w:anchor="_Toc244301895" w:history="1">
         <w:r>
           <w:rPr>
             <w:rStyle w:val="af"/>
@@ -3800,7 +3800,7 @@
             <w:noProof/>
             <w:webHidden/>
           </w:rPr>
-          <w:instrText xml:space="preserve"> PAGEREF _Toc243711527 \h </w:instrText>
+          <w:instrText xml:space="preserve"> PAGEREF _Toc244301895 \h </w:instrText>
         </w:r>
         <w:r>
           <w:rPr>
@@ -3846,7 +3846,7 @@
           <w14:ligatures w14:val="standardContextual"/>
         </w:rPr>
       </w:pPr>
-      <w:hyperlink w:anchor="_Toc243711528" w:history="1">
+      <w:hyperlink w:anchor="_Toc244301896" w:history="1">
         <w:r>
           <w:rPr>
             <w:rStyle w:val="af"/>
@@ -3890,7 +3890,7 @@
             <w:noProof/>
             <w:webHidden/>
           </w:rPr>
-          <w:instrText xml:space="preserve"> PAGEREF _Toc243711528 \h </w:instrText>
+          <w:instrText xml:space="preserve"> PAGEREF _Toc244301896 \h </w:instrText>
         </w:r>
         <w:r>
           <w:rPr>
@@ -3932,7 +3932,7 @@
           <w14:ligatures w14:val="standardContextual"/>
         </w:rPr>
       </w:pPr>
-      <w:hyperlink w:anchor="_Toc243711529" w:history="1">
+      <w:hyperlink w:anchor="_Toc244301897" w:history="1">
         <w:r>
           <w:rPr>
             <w:rStyle w:val="af"/>
@@ -3976,7 +3976,7 @@
             <w:noProof/>
             <w:webHidden/>
           </w:rPr>
-          <w:instrText xml:space="preserve"> PAGEREF _Toc243711529 \h </w:instrText>
+          <w:instrText xml:space="preserve"> PAGEREF _Toc244301897 \h </w:instrText>
         </w:r>
         <w:r>
           <w:rPr>
@@ -4022,7 +4022,7 @@
           <w14:ligatures w14:val="standardContextual"/>
         </w:rPr>
       </w:pPr>
-      <w:hyperlink w:anchor="_Toc243711530" w:history="1">
+      <w:hyperlink w:anchor="_Toc244301898" w:history="1">
         <w:r>
           <w:rPr>
             <w:rStyle w:val="af"/>
@@ -4066,7 +4066,7 @@
             <w:noProof/>
             <w:webHidden/>
           </w:rPr>
-          <w:instrText xml:space="preserve"> PAGEREF _Toc243711530 \h </w:instrText>
+          <w:instrText xml:space="preserve"> PAGEREF _Toc244301898 \h </w:instrText>
         </w:r>
         <w:r>
           <w:rPr>
@@ -4112,7 +4112,7 @@
           <w14:ligatures w14:val="standardContextual"/>
         </w:rPr>
       </w:pPr>
-      <w:hyperlink w:anchor="_Toc243711531" w:history="1">
+      <w:hyperlink w:anchor="_Toc244301899" w:history="1">
         <w:r>
           <w:rPr>
             <w:rStyle w:val="af"/>
@@ -4156,7 +4156,7 @@
             <w:noProof/>
             <w:webHidden/>
           </w:rPr>
-          <w:instrText xml:space="preserve"> PAGEREF _Toc243711531 \h </w:instrText>
+          <w:instrText xml:space="preserve"> PAGEREF _Toc244301899 \h </w:instrText>
         </w:r>
         <w:r>
           <w:rPr>
@@ -4198,7 +4198,7 @@
           <w14:ligatures w14:val="standardContextual"/>
         </w:rPr>
       </w:pPr>
-      <w:hyperlink w:anchor="_Toc243711532" w:history="1">
+      <w:hyperlink w:anchor="_Toc244301900" w:history="1">
         <w:r>
           <w:rPr>
             <w:rStyle w:val="af"/>
@@ -4242,7 +4242,7 @@
             <w:noProof/>
             <w:webHidden/>
           </w:rPr>
-          <w:instrText xml:space="preserve"> PAGEREF _Toc243711532 \h </w:instrText>
+          <w:instrText xml:space="preserve"> PAGEREF _Toc244301900 \h </w:instrText>
         </w:r>
         <w:r>
           <w:rPr>
@@ -4288,7 +4288,7 @@
           <w14:ligatures w14:val="standardContextual"/>
         </w:rPr>
       </w:pPr>
-      <w:hyperlink w:anchor="_Toc243711533" w:history="1">
+      <w:hyperlink w:anchor="_Toc244301901" w:history="1">
         <w:r>
           <w:rPr>
             <w:rStyle w:val="af"/>
@@ -4347,7 +4347,7 @@
             <w:noProof/>
             <w:webHidden/>
           </w:rPr>
-          <w:instrText xml:space="preserve"> PAGEREF _Toc243711533 \h </w:instrText>
+          <w:instrText xml:space="preserve"> PAGEREF _Toc244301901 \h </w:instrText>
         </w:r>
         <w:r>
           <w:rPr>
@@ -4393,7 +4393,7 @@
           <w14:ligatures w14:val="standardContextual"/>
         </w:rPr>
       </w:pPr>
-      <w:hyperlink w:anchor="_Toc243711534" w:history="1">
+      <w:hyperlink w:anchor="_Toc244301902" w:history="1">
         <w:r>
           <w:rPr>
             <w:rStyle w:val="af"/>
@@ -4437,7 +4437,7 @@
             <w:noProof/>
             <w:webHidden/>
           </w:rPr>
-          <w:instrText xml:space="preserve"> PAGEREF _Toc243711534 \h </w:instrText>
+          <w:instrText xml:space="preserve"> PAGEREF _Toc244301902 \h </w:instrText>
         </w:r>
         <w:r>
           <w:rPr>
@@ -4483,7 +4483,7 @@
           <w14:ligatures w14:val="standardContextual"/>
         </w:rPr>
       </w:pPr>
-      <w:hyperlink w:anchor="_Toc243711535" w:history="1">
+      <w:hyperlink w:anchor="_Toc244301903" w:history="1">
         <w:r>
           <w:rPr>
             <w:rStyle w:val="af"/>
@@ -4527,7 +4527,7 @@
             <w:noProof/>
             <w:webHidden/>
           </w:rPr>
-          <w:instrText xml:space="preserve"> PAGEREF _Toc243711535 \h </w:instrText>
+          <w:instrText xml:space="preserve"> PAGEREF _Toc244301903 \h </w:instrText>
         </w:r>
         <w:r>
           <w:rPr>
@@ -4573,7 +4573,7 @@
           <w14:ligatures w14:val="standardContextual"/>
         </w:rPr>
       </w:pPr>
-      <w:hyperlink w:anchor="_Toc243711536" w:history="1">
+      <w:hyperlink w:anchor="_Toc244301904" w:history="1">
         <w:r>
           <w:rPr>
             <w:rStyle w:val="af"/>
@@ -4617,7 +4617,7 @@
             <w:noProof/>
             <w:webHidden/>
           </w:rPr>
-          <w:instrText xml:space="preserve"> PAGEREF _Toc243711536 \h </w:instrText>
+          <w:instrText xml:space="preserve"> PAGEREF _Toc244301904 \h </w:instrText>
         </w:r>
         <w:r>
           <w:rPr>
@@ -4659,7 +4659,7 @@
           <w14:ligatures w14:val="standardContextual"/>
         </w:rPr>
       </w:pPr>
-      <w:hyperlink w:anchor="_Toc243711537" w:history="1">
+      <w:hyperlink w:anchor="_Toc244301905" w:history="1">
         <w:r>
           <w:rPr>
             <w:rStyle w:val="af"/>
@@ -4703,7 +4703,7 @@
             <w:noProof/>
             <w:webHidden/>
           </w:rPr>
-          <w:instrText xml:space="preserve"> PAGEREF _Toc243711537 \h </w:instrText>
+          <w:instrText xml:space="preserve"> PAGEREF _Toc244301905 \h </w:instrText>
         </w:r>
         <w:r>
           <w:rPr>
@@ -4749,7 +4749,7 @@
           <w14:ligatures w14:val="standardContextual"/>
         </w:rPr>
       </w:pPr>
-      <w:hyperlink w:anchor="_Toc243711538" w:history="1">
+      <w:hyperlink w:anchor="_Toc244301906" w:history="1">
         <w:r>
           <w:rPr>
             <w:rStyle w:val="af"/>
@@ -4793,7 +4793,7 @@
             <w:noProof/>
             <w:webHidden/>
           </w:rPr>
-          <w:instrText xml:space="preserve"> PAGEREF _Toc243711538 \h </w:instrText>
+          <w:instrText xml:space="preserve"> PAGEREF _Toc244301906 \h </w:instrText>
         </w:r>
         <w:r>
           <w:rPr>
@@ -4839,7 +4839,7 @@
           <w14:ligatures w14:val="standardContextual"/>
         </w:rPr>
       </w:pPr>
-      <w:hyperlink w:anchor="_Toc243711539" w:history="1">
+      <w:hyperlink w:anchor="_Toc244301907" w:history="1">
         <w:r>
           <w:rPr>
             <w:rStyle w:val="af"/>
@@ -4884,7 +4884,7 @@
             <w:noProof/>
             <w:webHidden/>
           </w:rPr>
-          <w:instrText xml:space="preserve"> PAGEREF _Toc243711539 \h </w:instrText>
+          <w:instrText xml:space="preserve"> PAGEREF _Toc244301907 \h </w:instrText>
         </w:r>
         <w:r>
           <w:rPr>
@@ -4930,7 +4930,7 @@
           <w14:ligatures w14:val="standardContextual"/>
         </w:rPr>
       </w:pPr>
-      <w:hyperlink w:anchor="_Toc243711540" w:history="1">
+      <w:hyperlink w:anchor="_Toc244301908" w:history="1">
         <w:r>
           <w:rPr>
             <w:rStyle w:val="af"/>
@@ -4974,7 +4974,7 @@
             <w:noProof/>
             <w:webHidden/>
           </w:rPr>
-          <w:instrText xml:space="preserve"> PAGEREF _Toc243711540 \h </w:instrText>
+          <w:instrText xml:space="preserve"> PAGEREF _Toc244301908 \h </w:instrText>
         </w:r>
         <w:r>
           <w:rPr>
@@ -5020,7 +5020,7 @@
           <w14:ligatures w14:val="standardContextual"/>
         </w:rPr>
       </w:pPr>
-      <w:hyperlink w:anchor="_Toc243711541" w:history="1">
+      <w:hyperlink w:anchor="_Toc244301909" w:history="1">
         <w:r>
           <w:rPr>
             <w:rStyle w:val="af"/>
@@ -5064,7 +5064,7 @@
             <w:noProof/>
             <w:webHidden/>
           </w:rPr>
-          <w:instrText xml:space="preserve"> PAGEREF _Toc243711541 \h </w:instrText>
+          <w:instrText xml:space="preserve"> PAGEREF _Toc244301909 \h </w:instrText>
         </w:r>
         <w:r>
           <w:rPr>
@@ -5110,7 +5110,7 @@
           <w14:ligatures w14:val="standardContextual"/>
         </w:rPr>
       </w:pPr>
-      <w:hyperlink w:anchor="_Toc243711542" w:history="1">
+      <w:hyperlink w:anchor="_Toc244301910" w:history="1">
         <w:r>
           <w:rPr>
             <w:rStyle w:val="af"/>
@@ -5154,7 +5154,7 @@
             <w:noProof/>
             <w:webHidden/>
           </w:rPr>
-          <w:instrText xml:space="preserve"> PAGEREF _Toc243711542 \h </w:instrText>
+          <w:instrText xml:space="preserve"> PAGEREF _Toc244301910 \h </w:instrText>
         </w:r>
         <w:r>
           <w:rPr>
@@ -5196,7 +5196,7 @@
           <w14:ligatures w14:val="standardContextual"/>
         </w:rPr>
       </w:pPr>
-      <w:hyperlink w:anchor="_Toc243711543" w:history="1">
+      <w:hyperlink w:anchor="_Toc244301911" w:history="1">
         <w:r>
           <w:rPr>
             <w:rStyle w:val="af"/>
@@ -5240,7 +5240,7 @@
             <w:noProof/>
             <w:webHidden/>
           </w:rPr>
-          <w:instrText xml:space="preserve"> PAGEREF _Toc243711543 \h </w:instrText>
+          <w:instrText xml:space="preserve"> PAGEREF _Toc244301911 \h </w:instrText>
         </w:r>
         <w:r>
           <w:rPr>
@@ -5286,7 +5286,7 @@
           <w14:ligatures w14:val="standardContextual"/>
         </w:rPr>
       </w:pPr>
-      <w:hyperlink w:anchor="_Toc243711544" w:history="1">
+      <w:hyperlink w:anchor="_Toc244301912" w:history="1">
         <w:r>
           <w:rPr>
             <w:rStyle w:val="af"/>
@@ -5330,7 +5330,7 @@
             <w:noProof/>
             <w:webHidden/>
           </w:rPr>
-          <w:instrText xml:space="preserve"> PAGEREF _Toc243711544 \h </w:instrText>
+          <w:instrText xml:space="preserve"> PAGEREF _Toc244301912 \h </w:instrText>
         </w:r>
         <w:r>
           <w:rPr>
@@ -5376,7 +5376,7 @@
           <w14:ligatures w14:val="standardContextual"/>
         </w:rPr>
       </w:pPr>
-      <w:hyperlink w:anchor="_Toc243711545" w:history="1">
+      <w:hyperlink w:anchor="_Toc244301913" w:history="1">
         <w:r>
           <w:rPr>
             <w:rStyle w:val="af"/>
@@ -5420,7 +5420,7 @@
             <w:noProof/>
             <w:webHidden/>
           </w:rPr>
-          <w:instrText xml:space="preserve"> PAGEREF _Toc243711545 \h </w:instrText>
+          <w:instrText xml:space="preserve"> PAGEREF _Toc244301913 \h </w:instrText>
         </w:r>
         <w:r>
           <w:rPr>
@@ -5441,6 +5441,366 @@
             <w:webHidden/>
           </w:rPr>
           <w:t>24</w:t>
+        </w:r>
+        <w:r>
+          <w:rPr>
+            <w:noProof/>
+            <w:webHidden/>
+          </w:rPr>
+          <w:fldChar w:fldCharType="end"/>
+        </w:r>
+      </w:hyperlink>
+    </w:p>
+    <w:p>
+      <w:pPr>
+        <w:pStyle w:val="20"/>
+        <w:tabs>
+          <w:tab w:val="left" w:pos="960"/>
+          <w:tab w:val="right" w:leader="dot" w:pos="9911"/>
+        </w:tabs>
+        <w:rPr>
+          <w:rFonts w:asciiTheme="minorHAnsi" w:eastAsiaTheme="minorEastAsia" w:hAnsiTheme="minorHAnsi" w:cstheme="minorBidi"/>
+          <w:noProof/>
+          <w:kern w:val="2"/>
+          <w:sz w:val="24"/>
+          <w14:ligatures w14:val="standardContextual"/>
+        </w:rPr>
+      </w:pPr>
+      <w:hyperlink w:anchor="_Toc244301914" w:history="1">
+        <w:r>
+          <w:rPr>
+            <w:rStyle w:val="af"/>
+            <w:noProof/>
+          </w:rPr>
+          <w:t>6.3</w:t>
+        </w:r>
+        <w:r>
+          <w:rPr>
+            <w:rFonts w:asciiTheme="minorHAnsi" w:eastAsiaTheme="minorEastAsia" w:hAnsiTheme="minorHAnsi" w:cstheme="minorBidi"/>
+            <w:noProof/>
+            <w:kern w:val="2"/>
+            <w:sz w:val="24"/>
+            <w14:ligatures w14:val="standardContextual"/>
+          </w:rPr>
+          <w:tab/>
+        </w:r>
+        <w:r>
+          <w:rPr>
+            <w:rStyle w:val="af"/>
+            <w:noProof/>
+          </w:rPr>
+          <w:t>Задание 3 – Принцип адекватности</w:t>
+        </w:r>
+        <w:r>
+          <w:rPr>
+            <w:noProof/>
+            <w:webHidden/>
+          </w:rPr>
+          <w:tab/>
+        </w:r>
+        <w:r>
+          <w:rPr>
+            <w:noProof/>
+            <w:webHidden/>
+          </w:rPr>
+          <w:fldChar w:fldCharType="begin"/>
+        </w:r>
+        <w:r>
+          <w:rPr>
+            <w:noProof/>
+            <w:webHidden/>
+          </w:rPr>
+          <w:instrText xml:space="preserve"> PAGEREF _Toc244301914 \h </w:instrText>
+        </w:r>
+        <w:r>
+          <w:rPr>
+            <w:noProof/>
+            <w:webHidden/>
+          </w:rPr>
+        </w:r>
+        <w:r>
+          <w:rPr>
+            <w:noProof/>
+            <w:webHidden/>
+          </w:rPr>
+          <w:fldChar w:fldCharType="separate"/>
+        </w:r>
+        <w:r>
+          <w:rPr>
+            <w:noProof/>
+            <w:webHidden/>
+          </w:rPr>
+          <w:t>25</w:t>
+        </w:r>
+        <w:r>
+          <w:rPr>
+            <w:noProof/>
+            <w:webHidden/>
+          </w:rPr>
+          <w:fldChar w:fldCharType="end"/>
+        </w:r>
+      </w:hyperlink>
+    </w:p>
+    <w:p>
+      <w:pPr>
+        <w:pStyle w:val="20"/>
+        <w:tabs>
+          <w:tab w:val="left" w:pos="960"/>
+          <w:tab w:val="right" w:leader="dot" w:pos="9911"/>
+        </w:tabs>
+        <w:rPr>
+          <w:rFonts w:asciiTheme="minorHAnsi" w:eastAsiaTheme="minorEastAsia" w:hAnsiTheme="minorHAnsi" w:cstheme="minorBidi"/>
+          <w:noProof/>
+          <w:kern w:val="2"/>
+          <w:sz w:val="24"/>
+          <w14:ligatures w14:val="standardContextual"/>
+        </w:rPr>
+      </w:pPr>
+      <w:hyperlink w:anchor="_Toc244301915" w:history="1">
+        <w:r>
+          <w:rPr>
+            <w:rStyle w:val="af"/>
+            <w:noProof/>
+          </w:rPr>
+          <w:t>6.4</w:t>
+        </w:r>
+        <w:r>
+          <w:rPr>
+            <w:rFonts w:asciiTheme="minorHAnsi" w:eastAsiaTheme="minorEastAsia" w:hAnsiTheme="minorHAnsi" w:cstheme="minorBidi"/>
+            <w:noProof/>
+            <w:kern w:val="2"/>
+            <w:sz w:val="24"/>
+            <w14:ligatures w14:val="standardContextual"/>
+          </w:rPr>
+          <w:tab/>
+        </w:r>
+        <w:r>
+          <w:rPr>
+            <w:rStyle w:val="af"/>
+            <w:noProof/>
+          </w:rPr>
+          <w:t>Задание 4 – Принцип наблюдаемости</w:t>
+        </w:r>
+        <w:r>
+          <w:rPr>
+            <w:noProof/>
+            <w:webHidden/>
+          </w:rPr>
+          <w:tab/>
+        </w:r>
+        <w:r>
+          <w:rPr>
+            <w:noProof/>
+            <w:webHidden/>
+          </w:rPr>
+          <w:fldChar w:fldCharType="begin"/>
+        </w:r>
+        <w:r>
+          <w:rPr>
+            <w:noProof/>
+            <w:webHidden/>
+          </w:rPr>
+          <w:instrText xml:space="preserve"> PAGEREF _Toc244301915 \h </w:instrText>
+        </w:r>
+        <w:r>
+          <w:rPr>
+            <w:noProof/>
+            <w:webHidden/>
+          </w:rPr>
+        </w:r>
+        <w:r>
+          <w:rPr>
+            <w:noProof/>
+            <w:webHidden/>
+          </w:rPr>
+          <w:fldChar w:fldCharType="separate"/>
+        </w:r>
+        <w:r>
+          <w:rPr>
+            <w:noProof/>
+            <w:webHidden/>
+          </w:rPr>
+          <w:t>25</w:t>
+        </w:r>
+        <w:r>
+          <w:rPr>
+            <w:noProof/>
+            <w:webHidden/>
+          </w:rPr>
+          <w:fldChar w:fldCharType="end"/>
+        </w:r>
+      </w:hyperlink>
+    </w:p>
+    <w:p>
+      <w:pPr>
+        <w:pStyle w:val="20"/>
+        <w:tabs>
+          <w:tab w:val="left" w:pos="960"/>
+          <w:tab w:val="right" w:leader="dot" w:pos="9911"/>
+        </w:tabs>
+        <w:rPr>
+          <w:rFonts w:asciiTheme="minorHAnsi" w:eastAsiaTheme="minorEastAsia" w:hAnsiTheme="minorHAnsi" w:cstheme="minorBidi"/>
+          <w:noProof/>
+          <w:kern w:val="2"/>
+          <w:sz w:val="24"/>
+          <w14:ligatures w14:val="standardContextual"/>
+        </w:rPr>
+      </w:pPr>
+      <w:hyperlink w:anchor="_Toc244301916" w:history="1">
+        <w:r>
+          <w:rPr>
+            <w:rStyle w:val="af"/>
+            <w:noProof/>
+          </w:rPr>
+          <w:t>6.5</w:t>
+        </w:r>
+        <w:r>
+          <w:rPr>
+            <w:rFonts w:asciiTheme="minorHAnsi" w:eastAsiaTheme="minorEastAsia" w:hAnsiTheme="minorHAnsi" w:cstheme="minorBidi"/>
+            <w:noProof/>
+            <w:kern w:val="2"/>
+            <w:sz w:val="24"/>
+            <w14:ligatures w14:val="standardContextual"/>
+          </w:rPr>
+          <w:tab/>
+        </w:r>
+        <w:r>
+          <w:rPr>
+            <w:rStyle w:val="af"/>
+            <w:noProof/>
+          </w:rPr>
+          <w:t>Задание 5 – Принцип управляемости</w:t>
+        </w:r>
+        <w:r>
+          <w:rPr>
+            <w:noProof/>
+            <w:webHidden/>
+          </w:rPr>
+          <w:tab/>
+        </w:r>
+        <w:r>
+          <w:rPr>
+            <w:noProof/>
+            <w:webHidden/>
+          </w:rPr>
+          <w:fldChar w:fldCharType="begin"/>
+        </w:r>
+        <w:r>
+          <w:rPr>
+            <w:noProof/>
+            <w:webHidden/>
+          </w:rPr>
+          <w:instrText xml:space="preserve"> PAGEREF _Toc244301916 \h </w:instrText>
+        </w:r>
+        <w:r>
+          <w:rPr>
+            <w:noProof/>
+            <w:webHidden/>
+          </w:rPr>
+        </w:r>
+        <w:r>
+          <w:rPr>
+            <w:noProof/>
+            <w:webHidden/>
+          </w:rPr>
+          <w:fldChar w:fldCharType="separate"/>
+        </w:r>
+        <w:r>
+          <w:rPr>
+            <w:noProof/>
+            <w:webHidden/>
+          </w:rPr>
+          <w:t>25</w:t>
+        </w:r>
+        <w:r>
+          <w:rPr>
+            <w:noProof/>
+            <w:webHidden/>
+          </w:rPr>
+          <w:fldChar w:fldCharType="end"/>
+        </w:r>
+      </w:hyperlink>
+    </w:p>
+    <w:p>
+      <w:pPr>
+        <w:pStyle w:val="20"/>
+        <w:tabs>
+          <w:tab w:val="left" w:pos="960"/>
+          <w:tab w:val="right" w:leader="dot" w:pos="9911"/>
+        </w:tabs>
+        <w:rPr>
+          <w:rFonts w:asciiTheme="minorHAnsi" w:eastAsiaTheme="minorEastAsia" w:hAnsiTheme="minorHAnsi" w:cstheme="minorBidi"/>
+          <w:noProof/>
+          <w:kern w:val="2"/>
+          <w:sz w:val="24"/>
+          <w14:ligatures w14:val="standardContextual"/>
+        </w:rPr>
+      </w:pPr>
+      <w:hyperlink w:anchor="_Toc244301917" w:history="1">
+        <w:r>
+          <w:rPr>
+            <w:rStyle w:val="af"/>
+            <w:noProof/>
+          </w:rPr>
+          <w:t>6.6</w:t>
+        </w:r>
+        <w:r>
+          <w:rPr>
+            <w:rFonts w:asciiTheme="minorHAnsi" w:eastAsiaTheme="minorEastAsia" w:hAnsiTheme="minorHAnsi" w:cstheme="minorBidi"/>
+            <w:noProof/>
+            <w:kern w:val="2"/>
+            <w:sz w:val="24"/>
+            <w14:ligatures w14:val="standardContextual"/>
+          </w:rPr>
+          <w:tab/>
+        </w:r>
+        <w:r>
+          <w:rPr>
+            <w:rStyle w:val="af"/>
+            <w:noProof/>
+          </w:rPr>
+          <w:t>Задание 6 – Результат предварительный системной диагностики</w:t>
+        </w:r>
+        <w:r>
+          <w:rPr>
+            <w:noProof/>
+            <w:webHidden/>
+          </w:rPr>
+          <w:tab/>
+        </w:r>
+        <w:r>
+          <w:rPr>
+            <w:noProof/>
+            <w:webHidden/>
+          </w:rPr>
+          <w:fldChar w:fldCharType="begin"/>
+        </w:r>
+        <w:r>
+          <w:rPr>
+            <w:noProof/>
+            <w:webHidden/>
+          </w:rPr>
+          <w:instrText xml:space="preserve"> PAGEREF _Toc244301917 \h </w:instrText>
+        </w:r>
+        <w:r>
+          <w:rPr>
+            <w:noProof/>
+            <w:webHidden/>
+          </w:rPr>
+        </w:r>
+        <w:r>
+          <w:rPr>
+            <w:noProof/>
+            <w:webHidden/>
+          </w:rPr>
+          <w:fldChar w:fldCharType="separate"/>
+        </w:r>
+        <w:r>
+          <w:rPr>
+            <w:noProof/>
+            <w:webHidden/>
+          </w:rPr>
+          <w:t>25</w:t>
         </w:r>
         <w:r>
           <w:rPr>
@@ -5462,7 +5822,7 @@
           <w14:ligatures w14:val="standardContextual"/>
         </w:rPr>
       </w:pPr>
-      <w:hyperlink w:anchor="_Toc243711546" w:history="1">
+      <w:hyperlink w:anchor="_Toc244301918" w:history="1">
         <w:r>
           <w:rPr>
             <w:rStyle w:val="af"/>
@@ -5485,7 +5845,7 @@
             <w:rStyle w:val="af"/>
             <w:noProof/>
           </w:rPr>
-          <w:t>Вывод</w:t>
+          <w:t>Практическая работа 6</w:t>
         </w:r>
         <w:r>
           <w:rPr>
@@ -5506,7 +5866,277 @@
             <w:noProof/>
             <w:webHidden/>
           </w:rPr>
-          <w:instrText xml:space="preserve"> PAGEREF _Toc243711546 \h </w:instrText>
+          <w:instrText xml:space="preserve"> PAGEREF _Toc244301918 \h </w:instrText>
+        </w:r>
+        <w:r>
+          <w:rPr>
+            <w:noProof/>
+            <w:webHidden/>
+          </w:rPr>
+        </w:r>
+        <w:r>
+          <w:rPr>
+            <w:noProof/>
+            <w:webHidden/>
+          </w:rPr>
+          <w:fldChar w:fldCharType="separate"/>
+        </w:r>
+        <w:r>
+          <w:rPr>
+            <w:noProof/>
+            <w:webHidden/>
+          </w:rPr>
+          <w:t>26</w:t>
+        </w:r>
+        <w:r>
+          <w:rPr>
+            <w:noProof/>
+            <w:webHidden/>
+          </w:rPr>
+          <w:fldChar w:fldCharType="end"/>
+        </w:r>
+      </w:hyperlink>
+    </w:p>
+    <w:p>
+      <w:pPr>
+        <w:pStyle w:val="20"/>
+        <w:tabs>
+          <w:tab w:val="left" w:pos="960"/>
+          <w:tab w:val="right" w:leader="dot" w:pos="9911"/>
+        </w:tabs>
+        <w:rPr>
+          <w:rFonts w:asciiTheme="minorHAnsi" w:eastAsiaTheme="minorEastAsia" w:hAnsiTheme="minorHAnsi" w:cstheme="minorBidi"/>
+          <w:noProof/>
+          <w:kern w:val="2"/>
+          <w:sz w:val="24"/>
+          <w14:ligatures w14:val="standardContextual"/>
+        </w:rPr>
+      </w:pPr>
+      <w:hyperlink w:anchor="_Toc244301919" w:history="1">
+        <w:r>
+          <w:rPr>
+            <w:rStyle w:val="af"/>
+            <w:noProof/>
+          </w:rPr>
+          <w:t>7.1</w:t>
+        </w:r>
+        <w:r>
+          <w:rPr>
+            <w:rFonts w:asciiTheme="minorHAnsi" w:eastAsiaTheme="minorEastAsia" w:hAnsiTheme="minorHAnsi" w:cstheme="minorBidi"/>
+            <w:noProof/>
+            <w:kern w:val="2"/>
+            <w:sz w:val="24"/>
+            <w14:ligatures w14:val="standardContextual"/>
+          </w:rPr>
+          <w:tab/>
+        </w:r>
+        <w:r>
+          <w:rPr>
+            <w:rStyle w:val="af"/>
+            <w:noProof/>
+          </w:rPr>
+          <w:t>Задание 1 – Принцип согласованности</w:t>
+        </w:r>
+        <w:r>
+          <w:rPr>
+            <w:noProof/>
+            <w:webHidden/>
+          </w:rPr>
+          <w:tab/>
+        </w:r>
+        <w:r>
+          <w:rPr>
+            <w:noProof/>
+            <w:webHidden/>
+          </w:rPr>
+          <w:fldChar w:fldCharType="begin"/>
+        </w:r>
+        <w:r>
+          <w:rPr>
+            <w:noProof/>
+            <w:webHidden/>
+          </w:rPr>
+          <w:instrText xml:space="preserve"> PAGEREF _Toc244301919 \h </w:instrText>
+        </w:r>
+        <w:r>
+          <w:rPr>
+            <w:noProof/>
+            <w:webHidden/>
+          </w:rPr>
+        </w:r>
+        <w:r>
+          <w:rPr>
+            <w:noProof/>
+            <w:webHidden/>
+          </w:rPr>
+          <w:fldChar w:fldCharType="separate"/>
+        </w:r>
+        <w:r>
+          <w:rPr>
+            <w:noProof/>
+            <w:webHidden/>
+          </w:rPr>
+          <w:t>26</w:t>
+        </w:r>
+        <w:r>
+          <w:rPr>
+            <w:noProof/>
+            <w:webHidden/>
+          </w:rPr>
+          <w:fldChar w:fldCharType="end"/>
+        </w:r>
+      </w:hyperlink>
+    </w:p>
+    <w:p>
+      <w:pPr>
+        <w:pStyle w:val="20"/>
+        <w:tabs>
+          <w:tab w:val="left" w:pos="960"/>
+          <w:tab w:val="right" w:leader="dot" w:pos="9911"/>
+        </w:tabs>
+        <w:rPr>
+          <w:rFonts w:asciiTheme="minorHAnsi" w:eastAsiaTheme="minorEastAsia" w:hAnsiTheme="minorHAnsi" w:cstheme="minorBidi"/>
+          <w:noProof/>
+          <w:kern w:val="2"/>
+          <w:sz w:val="24"/>
+          <w14:ligatures w14:val="standardContextual"/>
+        </w:rPr>
+      </w:pPr>
+      <w:hyperlink w:anchor="_Toc244301920" w:history="1">
+        <w:r>
+          <w:rPr>
+            <w:rStyle w:val="af"/>
+            <w:noProof/>
+          </w:rPr>
+          <w:t>7.2</w:t>
+        </w:r>
+        <w:r>
+          <w:rPr>
+            <w:rFonts w:asciiTheme="minorHAnsi" w:eastAsiaTheme="minorEastAsia" w:hAnsiTheme="minorHAnsi" w:cstheme="minorBidi"/>
+            <w:noProof/>
+            <w:kern w:val="2"/>
+            <w:sz w:val="24"/>
+            <w14:ligatures w14:val="standardContextual"/>
+          </w:rPr>
+          <w:tab/>
+        </w:r>
+        <w:r>
+          <w:rPr>
+            <w:rStyle w:val="af"/>
+            <w:noProof/>
+          </w:rPr>
+          <w:t>Задание 2 – Принцип совместимости</w:t>
+        </w:r>
+        <w:r>
+          <w:rPr>
+            <w:noProof/>
+            <w:webHidden/>
+          </w:rPr>
+          <w:tab/>
+        </w:r>
+        <w:r>
+          <w:rPr>
+            <w:noProof/>
+            <w:webHidden/>
+          </w:rPr>
+          <w:fldChar w:fldCharType="begin"/>
+        </w:r>
+        <w:r>
+          <w:rPr>
+            <w:noProof/>
+            <w:webHidden/>
+          </w:rPr>
+          <w:instrText xml:space="preserve"> PAGEREF _Toc244301920 \h </w:instrText>
+        </w:r>
+        <w:r>
+          <w:rPr>
+            <w:noProof/>
+            <w:webHidden/>
+          </w:rPr>
+        </w:r>
+        <w:r>
+          <w:rPr>
+            <w:noProof/>
+            <w:webHidden/>
+          </w:rPr>
+          <w:fldChar w:fldCharType="separate"/>
+        </w:r>
+        <w:r>
+          <w:rPr>
+            <w:noProof/>
+            <w:webHidden/>
+          </w:rPr>
+          <w:t>26</w:t>
+        </w:r>
+        <w:r>
+          <w:rPr>
+            <w:noProof/>
+            <w:webHidden/>
+          </w:rPr>
+          <w:fldChar w:fldCharType="end"/>
+        </w:r>
+      </w:hyperlink>
+    </w:p>
+    <w:p>
+      <w:pPr>
+        <w:pStyle w:val="20"/>
+        <w:tabs>
+          <w:tab w:val="left" w:pos="960"/>
+          <w:tab w:val="right" w:leader="dot" w:pos="9911"/>
+        </w:tabs>
+        <w:rPr>
+          <w:rFonts w:asciiTheme="minorHAnsi" w:eastAsiaTheme="minorEastAsia" w:hAnsiTheme="minorHAnsi" w:cstheme="minorBidi"/>
+          <w:noProof/>
+          <w:kern w:val="2"/>
+          <w:sz w:val="24"/>
+          <w14:ligatures w14:val="standardContextual"/>
+        </w:rPr>
+      </w:pPr>
+      <w:hyperlink w:anchor="_Toc244301921" w:history="1">
+        <w:r>
+          <w:rPr>
+            <w:rStyle w:val="af"/>
+            <w:noProof/>
+          </w:rPr>
+          <w:t>7.3</w:t>
+        </w:r>
+        <w:r>
+          <w:rPr>
+            <w:rFonts w:asciiTheme="minorHAnsi" w:eastAsiaTheme="minorEastAsia" w:hAnsiTheme="minorHAnsi" w:cstheme="minorBidi"/>
+            <w:noProof/>
+            <w:kern w:val="2"/>
+            <w:sz w:val="24"/>
+            <w14:ligatures w14:val="standardContextual"/>
+          </w:rPr>
+          <w:tab/>
+        </w:r>
+        <w:r>
+          <w:rPr>
+            <w:rStyle w:val="af"/>
+            <w:noProof/>
+          </w:rPr>
+          <w:t>Задание 3 – Принцип единства системы, цели и среды</w:t>
+        </w:r>
+        <w:r>
+          <w:rPr>
+            <w:noProof/>
+            <w:webHidden/>
+          </w:rPr>
+          <w:tab/>
+        </w:r>
+        <w:r>
+          <w:rPr>
+            <w:noProof/>
+            <w:webHidden/>
+          </w:rPr>
+          <w:fldChar w:fldCharType="begin"/>
+        </w:r>
+        <w:r>
+          <w:rPr>
+            <w:noProof/>
+            <w:webHidden/>
+          </w:rPr>
+          <w:instrText xml:space="preserve"> PAGEREF _Toc244301921 \h </w:instrText>
         </w:r>
         <w:r>
           <w:rPr>
@@ -5548,7 +6178,7 @@
           <w14:ligatures w14:val="standardContextual"/>
         </w:rPr>
       </w:pPr>
-      <w:hyperlink w:anchor="_Toc243711547" w:history="1">
+      <w:hyperlink w:anchor="_Toc244301922" w:history="1">
         <w:r>
           <w:rPr>
             <w:rStyle w:val="af"/>
@@ -5571,6 +6201,92 @@
             <w:rStyle w:val="af"/>
             <w:noProof/>
           </w:rPr>
+          <w:t>Вывод</w:t>
+        </w:r>
+        <w:r>
+          <w:rPr>
+            <w:noProof/>
+            <w:webHidden/>
+          </w:rPr>
+          <w:tab/>
+        </w:r>
+        <w:r>
+          <w:rPr>
+            <w:noProof/>
+            <w:webHidden/>
+          </w:rPr>
+          <w:fldChar w:fldCharType="begin"/>
+        </w:r>
+        <w:r>
+          <w:rPr>
+            <w:noProof/>
+            <w:webHidden/>
+          </w:rPr>
+          <w:instrText xml:space="preserve"> PAGEREF _Toc244301922 \h </w:instrText>
+        </w:r>
+        <w:r>
+          <w:rPr>
+            <w:noProof/>
+            <w:webHidden/>
+          </w:rPr>
+        </w:r>
+        <w:r>
+          <w:rPr>
+            <w:noProof/>
+            <w:webHidden/>
+          </w:rPr>
+          <w:fldChar w:fldCharType="separate"/>
+        </w:r>
+        <w:r>
+          <w:rPr>
+            <w:noProof/>
+            <w:webHidden/>
+          </w:rPr>
+          <w:t>27</w:t>
+        </w:r>
+        <w:r>
+          <w:rPr>
+            <w:noProof/>
+            <w:webHidden/>
+          </w:rPr>
+          <w:fldChar w:fldCharType="end"/>
+        </w:r>
+      </w:hyperlink>
+    </w:p>
+    <w:p>
+      <w:pPr>
+        <w:pStyle w:val="11"/>
+        <w:rPr>
+          <w:rFonts w:asciiTheme="minorHAnsi" w:eastAsiaTheme="minorEastAsia" w:hAnsiTheme="minorHAnsi" w:cstheme="minorBidi"/>
+          <w:noProof/>
+          <w:kern w:val="2"/>
+          <w:sz w:val="24"/>
+          <w14:ligatures w14:val="standardContextual"/>
+        </w:rPr>
+      </w:pPr>
+      <w:hyperlink w:anchor="_Toc244301923" w:history="1">
+        <w:r>
+          <w:rPr>
+            <w:rStyle w:val="af"/>
+            <w:noProof/>
+          </w:rPr>
+          <w:t>9</w:t>
+        </w:r>
+        <w:r>
+          <w:rPr>
+            <w:rFonts w:asciiTheme="minorHAnsi" w:eastAsiaTheme="minorEastAsia" w:hAnsiTheme="minorHAnsi" w:cstheme="minorBidi"/>
+            <w:noProof/>
+            <w:kern w:val="2"/>
+            <w:sz w:val="24"/>
+            <w14:ligatures w14:val="standardContextual"/>
+          </w:rPr>
+          <w:tab/>
+        </w:r>
+        <w:r>
+          <w:rPr>
+            <w:rStyle w:val="af"/>
+            <w:noProof/>
+          </w:rPr>
           <w:t>Приложение</w:t>
         </w:r>
         <w:r>
@@ -5592,7 +6308,7 @@
             <w:noProof/>
             <w:webHidden/>
           </w:rPr>
-          <w:instrText xml:space="preserve"> PAGEREF _Toc243711547 \h </w:instrText>
+          <w:instrText xml:space="preserve"> PAGEREF _Toc244301923 \h </w:instrText>
         </w:r>
         <w:r>
           <w:rPr>
@@ -5612,7 +6328,7 @@
             <w:noProof/>
             <w:webHidden/>
           </w:rPr>
-          <w:t>27</w:t>
+          <w:t>28</w:t>
         </w:r>
         <w:r>
           <w:rPr>
@@ -5645,7 +6361,7 @@
       <w:pPr>
         <w:pStyle w:val="1"/>
       </w:pPr>
-      <w:bookmarkStart w:id="10" w:name="_Toc243711525"/>
+      <w:bookmarkStart w:id="10" w:name="_Toc244301893"/>
       <w:r>
         <w:lastRenderedPageBreak/>
         <w:t>Цель работы</w:t>
@@ -5777,10 +6493,7 @@
         <w:t xml:space="preserve"> </w:t>
       </w:r>
       <w:r>
-        <w:t>проведение третьего этапа системного анализа:</w:t>
-      </w:r>
-      <w:r>
-        <w:t xml:space="preserve"> анализ соблюдения</w:t>
+        <w:t>проведение третьего этапа системного анализа: анализ соблюдения</w:t>
       </w:r>
       <w:r>
         <w:t xml:space="preserve"> / </w:t>
@@ -5801,27 +6514,54 @@
         </w:numPr>
       </w:pPr>
       <w:r>
-        <w:t xml:space="preserve">практическая работа </w:t>
-      </w:r>
-      <w:r>
-        <w:t>6</w:t>
-      </w:r>
-      <w:r>
-        <w:rPr>
-          <w:lang w:val="en-US"/>
-        </w:rPr>
-        <w:t>:</w:t>
+        <w:t>практическая работа 6</w:t>
+      </w:r>
+      <w:r>
+        <w:t xml:space="preserve"> –</w:t>
       </w:r>
       <w:r>
         <w:t xml:space="preserve"> </w:t>
       </w:r>
       <w:r>
-        <w:t>текст</w:t>
-      </w:r>
-      <w:r>
-        <w:rPr>
-          <w:lang w:val="en-US"/>
-        </w:rPr>
+        <w:t>п</w:t>
+      </w:r>
+      <w:r>
+        <w:t xml:space="preserve">роведение </w:t>
+      </w:r>
+      <w:r>
+        <w:t xml:space="preserve">третьего </w:t>
+      </w:r>
+      <w:r>
+        <w:t>этапа системного анализа</w:t>
+      </w:r>
+      <w:r>
+        <w:t>: применение о</w:t>
+      </w:r>
+      <w:r>
+        <w:t>бщесистемны</w:t>
+      </w:r>
+      <w:r>
+        <w:t>х</w:t>
+      </w:r>
+      <w:r>
+        <w:t xml:space="preserve"> закон</w:t>
+      </w:r>
+      <w:r>
+        <w:t>ов</w:t>
+      </w:r>
+      <w:r>
+        <w:t xml:space="preserve"> и </w:t>
+      </w:r>
+      <w:r>
+        <w:t>принцип</w:t>
+      </w:r>
+      <w:r>
+        <w:t xml:space="preserve">ов </w:t>
+      </w:r>
+      <w:r>
+        <w:t>построения новой системы</w:t>
+      </w:r>
+      <w:r>
         <w:t>;</w:t>
       </w:r>
     </w:p>
@@ -5834,17 +6574,20 @@
         </w:numPr>
       </w:pPr>
       <w:r>
-        <w:t xml:space="preserve">практическая работа </w:t>
-      </w:r>
-      <w:r>
-        <w:t>7: текст.</w:t>
+        <w:t>практическая работа 7</w:t>
+      </w:r>
+      <w:r>
+        <w:t xml:space="preserve"> –</w:t>
+      </w:r>
+      <w:r>
+        <w:t xml:space="preserve"> текст.</w:t>
       </w:r>
     </w:p>
     <w:p>
       <w:pPr>
         <w:pStyle w:val="1"/>
       </w:pPr>
-      <w:bookmarkStart w:id="11" w:name="_Toc243711526"/>
+      <w:bookmarkStart w:id="11" w:name="_Toc244301894"/>
       <w:r>
         <w:lastRenderedPageBreak/>
         <w:t>Практическая работа 1</w:t>
@@ -5855,7 +6598,7 @@
       <w:pPr>
         <w:pStyle w:val="2"/>
       </w:pPr>
-      <w:bookmarkStart w:id="12" w:name="_Toc243711527"/>
+      <w:bookmarkStart w:id="12" w:name="_Toc244301895"/>
       <w:r>
         <w:t>Задание 1</w:t>
       </w:r>
@@ -5937,7 +6680,7 @@
       <w:pPr>
         <w:pStyle w:val="2"/>
       </w:pPr>
-      <w:bookmarkStart w:id="13" w:name="_Toc243711528"/>
+      <w:bookmarkStart w:id="13" w:name="_Toc244301896"/>
       <w:r>
         <w:t>Задание 2</w:t>
       </w:r>
@@ -6041,6 +6784,9 @@
         <w:jc w:val="center"/>
       </w:pPr>
       <w:r>
+        <w:rPr>
+          <w:noProof/>
+        </w:rPr>
         <w:drawing>
           <wp:inline distT="0" distB="0" distL="0" distR="0" wp14:anchorId="337062CF" wp14:editId="7E8FF6E9">
             <wp:extent cx="5985510" cy="3846147"/>
@@ -7655,7 +8401,7 @@
       <w:pPr>
         <w:pStyle w:val="1"/>
       </w:pPr>
-      <w:bookmarkStart w:id="17" w:name="_Toc243711529"/>
+      <w:bookmarkStart w:id="17" w:name="_Toc244301897"/>
       <w:r>
         <w:lastRenderedPageBreak/>
         <w:t>Практическая работа 2</w:t>
@@ -7666,7 +8412,7 @@
       <w:pPr>
         <w:pStyle w:val="2"/>
       </w:pPr>
-      <w:bookmarkStart w:id="18" w:name="_Toc243711530"/>
+      <w:bookmarkStart w:id="18" w:name="_Toc244301898"/>
       <w:r>
         <w:t>Задание 1</w:t>
       </w:r>
@@ -7746,7 +8492,7 @@
       <w:pPr>
         <w:pStyle w:val="2"/>
       </w:pPr>
-      <w:bookmarkStart w:id="19" w:name="_Toc243711531"/>
+      <w:bookmarkStart w:id="19" w:name="_Toc244301899"/>
       <w:r>
         <w:t>Задание 2</w:t>
       </w:r>
@@ -8024,7 +8770,7 @@
       <w:pPr>
         <w:pStyle w:val="1"/>
       </w:pPr>
-      <w:bookmarkStart w:id="20" w:name="_Toc243711532"/>
+      <w:bookmarkStart w:id="20" w:name="_Toc244301900"/>
       <w:r>
         <w:lastRenderedPageBreak/>
         <w:t>Практическая работа 3</w:t>
@@ -8035,7 +8781,7 @@
       <w:pPr>
         <w:pStyle w:val="2"/>
       </w:pPr>
-      <w:bookmarkStart w:id="21" w:name="_Toc243711533"/>
+      <w:bookmarkStart w:id="21" w:name="_Toc244301901"/>
       <w:r>
         <w:t>Задание 1</w:t>
       </w:r>
@@ -8076,7 +8822,7 @@
       <w:pPr>
         <w:pStyle w:val="2"/>
       </w:pPr>
-      <w:bookmarkStart w:id="22" w:name="_Toc243711534"/>
+      <w:bookmarkStart w:id="22" w:name="_Toc244301902"/>
       <w:r>
         <w:t>Задание 2</w:t>
       </w:r>
@@ -8144,13 +8890,7 @@
         <w:fldChar w:fldCharType="separate"/>
       </w:r>
       <w:r>
-        <w:t>рис</w:t>
-      </w:r>
-      <w:r>
-        <w:t>у</w:t>
-      </w:r>
-      <w:r>
-        <w:t>нок</w:t>
+        <w:t>рисунок</w:t>
       </w:r>
       <w:r>
         <w:t xml:space="preserve"> </w:t>
@@ -8984,6 +9724,9 @@
         <w:jc w:val="center"/>
       </w:pPr>
       <w:r>
+        <w:rPr>
+          <w:noProof/>
+        </w:rPr>
         <w:drawing>
           <wp:inline distT="0" distB="0" distL="0" distR="0" wp14:anchorId="03BCF28D" wp14:editId="2663EDE1">
             <wp:extent cx="5966460" cy="2205323"/>
@@ -9305,7 +10048,7 @@
       <w:pPr>
         <w:pStyle w:val="2"/>
       </w:pPr>
-      <w:bookmarkStart w:id="24" w:name="_Toc243711535"/>
+      <w:bookmarkStart w:id="24" w:name="_Toc244301903"/>
       <w:r>
         <w:t>Задание 3</w:t>
       </w:r>
@@ -9640,7 +10383,7 @@
       <w:pPr>
         <w:pStyle w:val="2"/>
       </w:pPr>
-      <w:bookmarkStart w:id="25" w:name="_Toc243711536"/>
+      <w:bookmarkStart w:id="25" w:name="_Toc244301904"/>
       <w:r>
         <w:t>Задание 4</w:t>
       </w:r>
@@ -9737,6 +10480,9 @@
         <w:jc w:val="center"/>
       </w:pPr>
       <w:r>
+        <w:rPr>
+          <w:noProof/>
+        </w:rPr>
         <w:lastRenderedPageBreak/>
         <w:drawing>
           <wp:inline distT="0" distB="0" distL="0" distR="0" wp14:anchorId="0916288B" wp14:editId="7B052F01">
@@ -10038,13 +10784,7 @@
         <w:fldChar w:fldCharType="separate"/>
       </w:r>
       <w:r>
-        <w:t>рис</w:t>
-      </w:r>
-      <w:r>
-        <w:t>у</w:t>
-      </w:r>
-      <w:r>
-        <w:t>нок 4.2</w:t>
+        <w:t>рисунок 4.2</w:t>
       </w:r>
       <w:r>
         <w:fldChar w:fldCharType="end"/>
@@ -10122,7 +10862,7 @@
       <w:pPr>
         <w:pStyle w:val="1"/>
       </w:pPr>
-      <w:bookmarkStart w:id="27" w:name="_Toc243711537"/>
+      <w:bookmarkStart w:id="27" w:name="_Toc244301905"/>
       <w:r>
         <w:lastRenderedPageBreak/>
         <w:t>Практическая работа 4</w:t>
@@ -10133,7 +10873,7 @@
       <w:pPr>
         <w:pStyle w:val="2"/>
       </w:pPr>
-      <w:bookmarkStart w:id="28" w:name="_Toc243711538"/>
+      <w:bookmarkStart w:id="28" w:name="_Toc244301906"/>
       <w:r>
         <w:t>Задание 1 – Нижняя граница системы</w:t>
       </w:r>
@@ -10157,7 +10897,7 @@
           <w:lang w:val="en-US"/>
         </w:rPr>
       </w:pPr>
-      <w:bookmarkStart w:id="29" w:name="_Toc243711539"/>
+      <w:bookmarkStart w:id="29" w:name="_Toc244301907"/>
       <w:r>
         <w:t>Задание 2 – Верхняя граница системы</w:t>
       </w:r>
@@ -10595,7 +11335,7 @@
       </w:pPr>
       <w:bookmarkStart w:id="30" w:name="_Ref243701230"/>
       <w:bookmarkStart w:id="31" w:name="_Ref243701235"/>
-      <w:bookmarkStart w:id="32" w:name="_Toc243711540"/>
+      <w:bookmarkStart w:id="32" w:name="_Toc244301908"/>
       <w:r>
         <w:t>Задание 3 – Элементы внешней среды</w:t>
       </w:r>
@@ -10959,7 +11699,7 @@
       <w:pPr>
         <w:pStyle w:val="2"/>
       </w:pPr>
-      <w:bookmarkStart w:id="33" w:name="_Toc243711541"/>
+      <w:bookmarkStart w:id="33" w:name="_Toc244301909"/>
       <w:r>
         <w:t xml:space="preserve">Задание 4 – Разрешимость и </w:t>
       </w:r>
@@ -11035,9 +11775,6 @@
     <w:p>
       <w:pPr>
         <w:pStyle w:val="a4"/>
-        <w:rPr>
-          <w:lang w:val="en-US"/>
-        </w:rPr>
       </w:pPr>
       <w:proofErr w:type="spellStart"/>
       <w:r>
@@ -11114,7 +11851,7 @@
       <w:pPr>
         <w:pStyle w:val="2"/>
       </w:pPr>
-      <w:bookmarkStart w:id="34" w:name="_Toc243711542"/>
+      <w:bookmarkStart w:id="34" w:name="_Toc244301910"/>
       <w:r>
         <w:t>Задание 5 – Классификация системы</w:t>
       </w:r>
@@ -11141,10 +11878,16 @@
         <w:t>по субстанциональному признаку</w:t>
       </w:r>
       <w:r>
-        <w:t xml:space="preserve"> – </w:t>
-      </w:r>
-      <w:r>
-        <w:t xml:space="preserve">идеальная (концептуальная): так как в основе </w:t>
+        <w:t xml:space="preserve"> –</w:t>
+      </w:r>
+      <w:r>
+        <w:t xml:space="preserve"> </w:t>
+      </w:r>
+      <w:r>
+        <w:t>смешанная первого рода</w:t>
+      </w:r>
+      <w:r>
+        <w:t xml:space="preserve">: так как в основе </w:t>
       </w:r>
       <w:r>
         <w:t>моделей</w:t>
@@ -11157,6 +11900,9 @@
       </w:r>
       <w:r>
         <w:t xml:space="preserve"> математические, статистические и вероятностные методы – объекты идеального мира</w:t>
+      </w:r>
+      <w:r>
+        <w:t>, которыми управляет человек</w:t>
       </w:r>
       <w:r>
         <w:t>;</w:t>
@@ -11237,13 +11983,7 @@
         <w:fldChar w:fldCharType="separate"/>
       </w:r>
       <w:r>
-        <w:t>5</w:t>
-      </w:r>
-      <w:r>
-        <w:t>.</w:t>
-      </w:r>
-      <w:r>
-        <w:t>3</w:t>
+        <w:t>5.3</w:t>
       </w:r>
       <w:r>
         <w:fldChar w:fldCharType="end"/>
@@ -11309,34 +12049,13 @@
         <w:t xml:space="preserve">цель системы – </w:t>
       </w:r>
       <w:r>
-        <w:t>быстр</w:t>
-      </w:r>
-      <w:r>
-        <w:t>ый</w:t>
-      </w:r>
-      <w:r>
-        <w:t xml:space="preserve"> и точн</w:t>
-      </w:r>
-      <w:r>
-        <w:t>ый</w:t>
-      </w:r>
-      <w:r>
-        <w:t xml:space="preserve"> </w:t>
-      </w:r>
-      <w:r>
-        <w:t>прогноз</w:t>
-      </w:r>
-      <w:r>
-        <w:t xml:space="preserve"> свойств медицинских композиционных материалов</w:t>
+        <w:t>быстрый и точный прогноз свойств медицинских композиционных материалов</w:t>
       </w:r>
       <w:r>
         <w:t>, то есть предварительное получение состава с необходимыми свойствами, которые нужно проверить экспериментальным путем</w:t>
       </w:r>
       <w:r>
-        <w:t xml:space="preserve">, следовательно, объект управления – </w:t>
-      </w:r>
-      <w:r>
-        <w:t>проведение физических исследований</w:t>
+        <w:t>, следовательно, объект управления – проведение физических исследований</w:t>
       </w:r>
       <w:r>
         <w:t xml:space="preserve"> – </w:t>
@@ -11352,7 +12071,7 @@
       <w:pPr>
         <w:pStyle w:val="1"/>
       </w:pPr>
-      <w:bookmarkStart w:id="35" w:name="_Toc243711543"/>
+      <w:bookmarkStart w:id="35" w:name="_Toc244301911"/>
       <w:r>
         <w:lastRenderedPageBreak/>
         <w:t>Практическая работа 5</w:t>
@@ -11363,7 +12082,7 @@
       <w:pPr>
         <w:pStyle w:val="2"/>
       </w:pPr>
-      <w:bookmarkStart w:id="36" w:name="_Toc243711544"/>
+      <w:bookmarkStart w:id="36" w:name="_Toc244301912"/>
       <w:r>
         <w:t xml:space="preserve">Задание 1 </w:t>
       </w:r>
@@ -11403,109 +12122,79 @@
         <w:t>:</w:t>
       </w:r>
       <w:r>
-        <w:t xml:space="preserve"> «</w:t>
-      </w:r>
-      <w:r>
-        <w:t>применение физико-математических моделей» и «применение методов машинного обучения</w:t>
+        <w:t xml:space="preserve"> «применение физико-математических моделей» и «применение методов машинного обучения»</w:t>
+      </w:r>
+      <w:r>
+        <w:t xml:space="preserve"> (</w:t>
+      </w:r>
+      <w:r>
+        <w:fldChar w:fldCharType="begin"/>
+      </w:r>
+      <w:r>
+        <w:instrText xml:space="preserve"> REF  _Ref241204587 \* Lower \h </w:instrText>
+      </w:r>
+      <w:r>
+        <w:instrText xml:space="preserve"> \* MERGEFORMAT </w:instrText>
+      </w:r>
+      <w:r>
+        <w:fldChar w:fldCharType="separate"/>
+      </w:r>
+      <w:r>
+        <w:t>рисунок 4.2</w:t>
+      </w:r>
+      <w:r>
+        <w:fldChar w:fldCharType="end"/>
+      </w:r>
+      <w:r>
+        <w:t>)</w:t>
+      </w:r>
+      <w:r>
+        <w:t>. Теперь определим причину возникновения (её носителя)</w:t>
+      </w:r>
+      <w:r>
+        <w:t xml:space="preserve">: несовершенство </w:t>
+      </w:r>
+      <w:r>
+        <w:t xml:space="preserve">методов прогнозирования, </w:t>
+      </w:r>
+      <w:r>
+        <w:t>которые не в полной мере учитывают синергетические эффекты состав</w:t>
+      </w:r>
+      <w:r>
+        <w:t>ов</w:t>
+      </w:r>
+      <w:r>
+        <w:t xml:space="preserve">: </w:t>
+      </w:r>
+      <w:r>
+        <w:t>базовые методы машинного обучения не могут точно восстановить сложную нелинейную связь «состав – свойство» и склонны к переобучению</w:t>
+      </w:r>
+      <w:r>
+        <w:t>,</w:t>
+      </w:r>
+      <w:r>
+        <w:t xml:space="preserve"> а</w:t>
+      </w:r>
+      <w:r>
+        <w:t xml:space="preserve"> физико-математические модели ограничены для многокомпонентных систем</w:t>
+      </w:r>
+      <w:r>
+        <w:t>.</w:t>
+      </w:r>
+    </w:p>
+    <w:p>
+      <w:pPr>
+        <w:pStyle w:val="3"/>
+      </w:pPr>
+      <w:r>
+        <w:t xml:space="preserve">«Взгляд </w:t>
+      </w:r>
+      <w:r>
+        <w:t>вверх</w:t>
       </w:r>
       <w:r>
         <w:t>»</w:t>
       </w:r>
-      <w:r>
-        <w:t xml:space="preserve"> </w:t>
-      </w:r>
-      <w:r>
-        <w:t>(</w:t>
-      </w:r>
-      <w:r>
-        <w:fldChar w:fldCharType="begin"/>
-      </w:r>
-      <w:r>
-        <w:instrText xml:space="preserve"> REF  _Ref241204587 \* Lower \h </w:instrText>
-      </w:r>
-      <w:r>
-        <w:instrText xml:space="preserve"> \* MERGEFORMAT </w:instrText>
-      </w:r>
-      <w:r>
-        <w:fldChar w:fldCharType="separate"/>
-      </w:r>
-      <w:r>
-        <w:t>рису</w:t>
-      </w:r>
-      <w:r>
-        <w:t>н</w:t>
-      </w:r>
-      <w:r>
-        <w:t>о</w:t>
-      </w:r>
-      <w:r>
-        <w:t>к</w:t>
-      </w:r>
-      <w:r>
-        <w:t xml:space="preserve"> </w:t>
-      </w:r>
-      <w:r>
-        <w:t>4</w:t>
-      </w:r>
-      <w:r>
-        <w:t>.</w:t>
-      </w:r>
-      <w:r>
-        <w:t>2</w:t>
-      </w:r>
-      <w:r>
-        <w:fldChar w:fldCharType="end"/>
-      </w:r>
-      <w:r>
-        <w:t>)</w:t>
-      </w:r>
-      <w:r>
-        <w:t>. Теперь определим причину возникновения (её носителя)</w:t>
-      </w:r>
-      <w:r>
-        <w:t xml:space="preserve">: несовершенство </w:t>
-      </w:r>
-      <w:r>
-        <w:t xml:space="preserve">методов прогнозирования, </w:t>
-      </w:r>
-      <w:r>
-        <w:t>которые не в полной мере учитывают синергетические эффекты состав</w:t>
-      </w:r>
-      <w:r>
-        <w:t>ов</w:t>
-      </w:r>
-      <w:r>
-        <w:t xml:space="preserve">: </w:t>
-      </w:r>
-      <w:r>
-        <w:t>базовые методы машинного обучения не могут точно восстановить сложную нелинейную связь «состав – свойство» и склонны к переобучению</w:t>
-      </w:r>
-      <w:r>
-        <w:t>,</w:t>
-      </w:r>
-      <w:r>
-        <w:t xml:space="preserve"> а</w:t>
-      </w:r>
-      <w:r>
-        <w:t xml:space="preserve"> физико-математические модели ограничены для многокомпонентных систем</w:t>
-      </w:r>
-      <w:r>
-        <w:t>.</w:t>
-      </w:r>
-    </w:p>
-    <w:p>
-      <w:pPr>
-        <w:pStyle w:val="3"/>
-      </w:pPr>
-      <w:r>
-        <w:t xml:space="preserve">«Взгляд </w:t>
-      </w:r>
-      <w:r>
-        <w:t>вверх</w:t>
-      </w:r>
-      <w:r>
-        <w:t>»</w:t>
-      </w:r>
     </w:p>
     <w:p>
       <w:pPr>
@@ -11515,28 +12204,13 @@
         <w:t>Теперь д</w:t>
       </w:r>
       <w:r>
-        <w:t>адим ответ на системный вопрос «</w:t>
-      </w:r>
-      <w:r>
-        <w:t>для кого нужна рассматриваемая система: в рамках какой надсистемы будет востребована рассматриваемая (кто пользователь системы)</w:t>
+        <w:t>адим ответ на системный вопрос «для кого нужна рассматриваемая система: в рамках какой надсистемы будет востребована рассматриваемая (кто пользователь системы)</w:t>
       </w:r>
       <w:r>
         <w:t>?</w:t>
       </w:r>
       <w:r>
-        <w:t>»: рассматриваемая система «</w:t>
-      </w:r>
-      <w:r>
-        <w:t>прогнозировани</w:t>
-      </w:r>
-      <w:r>
-        <w:t>я</w:t>
-      </w:r>
-      <w:r>
-        <w:t xml:space="preserve"> свойств медицинских композиционных материалов</w:t>
-      </w:r>
-      <w:r>
-        <w:t xml:space="preserve">» является </w:t>
+        <w:t xml:space="preserve">»: рассматриваемая система «прогнозирования свойств медицинских композиционных материалов» является </w:t>
       </w:r>
       <w:r>
         <w:t>частью</w:t>
@@ -11567,7 +12241,7 @@
       <w:pPr>
         <w:pStyle w:val="2"/>
       </w:pPr>
-      <w:bookmarkStart w:id="37" w:name="_Toc243711545"/>
+      <w:bookmarkStart w:id="37" w:name="_Toc244301913"/>
       <w:r>
         <w:t>Задание 2</w:t>
       </w:r>
@@ -11592,37 +12266,28 @@
         <w:t>Сформируем «взгляд по горизонтали»: рассмотрим систему</w:t>
       </w:r>
       <w:r>
-        <w:t xml:space="preserve">, которая также </w:t>
-      </w:r>
-      <w:r>
-        <w:t>направлена на решение задачи «состав – свойство»</w:t>
-      </w:r>
-      <w:r>
-        <w:t xml:space="preserve"> и является идеальной (</w:t>
-      </w:r>
-      <w:r>
-        <w:t>по субстанциональному признаку</w:t>
-      </w:r>
-      <w:r>
-        <w:t>), созидательной (</w:t>
-      </w:r>
-      <w:r>
-        <w:t>по цели системы</w:t>
-      </w:r>
-      <w:r>
-        <w:t>), открытой (</w:t>
+        <w:t xml:space="preserve">, которая также направлена на решение задачи «состав – свойство» и является </w:t>
+      </w:r>
+      <w:r>
+        <w:t>смешанн</w:t>
+      </w:r>
+      <w:r>
+        <w:t>ой</w:t>
+      </w:r>
+      <w:r>
+        <w:t xml:space="preserve"> первого рода</w:t>
+      </w:r>
+      <w:r>
+        <w:t xml:space="preserve"> </w:t>
+      </w:r>
+      <w:r>
+        <w:t>(по субстанциональному признаку), созидательной (по цели системы), открытой (</w:t>
       </w:r>
       <w:r>
         <w:t>по степени взаимодействия с внешней средой</w:t>
       </w:r>
       <w:r>
-        <w:t>) и управляющей (</w:t>
-      </w:r>
-      <w:r>
-        <w:t>по признаку управляемости</w:t>
-      </w:r>
-      <w:r>
-        <w:t xml:space="preserve">). Такой системой является, например, </w:t>
+        <w:t xml:space="preserve">) и управляющей (по признаку управляемости). Такой системой является, например, </w:t>
       </w:r>
       <w:r>
         <w:t>«прогнозировани</w:t>
@@ -11674,13 +12339,7 @@
         <w:fldChar w:fldCharType="separate"/>
       </w:r>
       <w:r>
-        <w:t>рисун</w:t>
-      </w:r>
-      <w:r>
-        <w:t>о</w:t>
-      </w:r>
-      <w:r>
-        <w:t xml:space="preserve">к </w:t>
+        <w:t xml:space="preserve">рисунок </w:t>
       </w:r>
       <w:r>
         <w:rPr>
@@ -11745,6 +12404,9 @@
         <w:jc w:val="center"/>
       </w:pPr>
       <w:r>
+        <w:rPr>
+          <w:noProof/>
+        </w:rPr>
         <w:drawing>
           <wp:inline distT="0" distB="0" distL="0" distR="0" wp14:anchorId="08066BA3" wp14:editId="795C0AA0">
             <wp:extent cx="5908299" cy="2269582"/>
@@ -11873,6 +12535,58 @@
         <w:t xml:space="preserve"> системы прогнозирования свойств медицинских материалов</w:t>
       </w:r>
       <w:r>
+        <w:t>: «</w:t>
+      </w:r>
+      <w:proofErr w:type="spellStart"/>
+      <w:r>
+        <w:rPr>
+          <w:lang w:val="en-US"/>
+        </w:rPr>
+        <w:t>JMatPro</w:t>
+      </w:r>
+      <w:proofErr w:type="spellEnd"/>
+      <w:r>
+        <w:t>», «</w:t>
+      </w:r>
+      <w:proofErr w:type="spellStart"/>
+      <w:r>
+        <w:rPr>
+          <w:lang w:val="en-US"/>
+        </w:rPr>
+        <w:t>Thermo</w:t>
+      </w:r>
+      <w:proofErr w:type="spellEnd"/>
+      <w:r>
+        <w:t>-</w:t>
+      </w:r>
+      <w:r>
+        <w:rPr>
+          <w:lang w:val="en-US"/>
+        </w:rPr>
+        <w:t>Calc</w:t>
+      </w:r>
+      <w:r>
+        <w:t>» и «</w:t>
+      </w:r>
+      <w:r>
+        <w:rPr>
+          <w:lang w:val="en-US"/>
+        </w:rPr>
+        <w:t>Ansys</w:t>
+      </w:r>
+      <w:r>
+        <w:t xml:space="preserve"> </w:t>
+      </w:r>
+      <w:r>
+        <w:rPr>
+          <w:lang w:val="en-US"/>
+        </w:rPr>
+        <w:t>GRANTA</w:t>
+      </w:r>
+      <w:r>
+        <w:t>»</w:t>
+      </w:r>
+      <w:r>
         <w:t>;</w:t>
       </w:r>
     </w:p>
@@ -11909,16 +12623,13 @@
         </w:numPr>
       </w:pPr>
       <w:r>
-        <w:t>научно-исследовательские лаборатории</w:t>
-      </w:r>
-      <w:r>
-        <w:t xml:space="preserve"> – поставщики данных</w:t>
-      </w:r>
-      <w:r>
-        <w:t>,</w:t>
-      </w:r>
-      <w:r>
-        <w:t xml:space="preserve"> </w:t>
+        <w:t>научно-исследовательские лаборатории – поставщики данных</w:t>
+      </w:r>
+      <w:r>
+        <w:t>: НИЦ «Курчатовский институт» и «ИМЕТ РАН»</w:t>
+      </w:r>
+      <w:r>
+        <w:t>;</w:t>
       </w:r>
     </w:p>
     <w:p>
@@ -11936,6 +12647,23 @@
         <w:t xml:space="preserve"> – потребители</w:t>
       </w:r>
       <w:r>
+        <w:t>: «</w:t>
+      </w:r>
+      <w:proofErr w:type="spellStart"/>
+      <w:r>
+        <w:t>МедИнж</w:t>
+      </w:r>
+      <w:proofErr w:type="spellEnd"/>
+      <w:r>
+        <w:t>» и «</w:t>
+      </w:r>
+      <w:r>
+        <w:t>Московское протезно-ортопедическое предприятие</w:t>
+      </w:r>
+      <w:r>
+        <w:t>»</w:t>
+      </w:r>
+      <w:r>
         <w:t>;</w:t>
       </w:r>
     </w:p>
@@ -11966,19 +12694,1039 @@
         <w:t>разрабатывающие методы прогнозирования</w:t>
       </w:r>
       <w:r>
+        <w:t>: «ИСП РАН», «</w:t>
+      </w:r>
+      <w:r>
+        <w:t>Яндекс Research</w:t>
+      </w:r>
+      <w:r>
+        <w:t>» и «</w:t>
+      </w:r>
+      <w:r>
+        <w:t xml:space="preserve">Google </w:t>
+      </w:r>
+      <w:proofErr w:type="spellStart"/>
+      <w:r>
+        <w:t>DeepMind</w:t>
+      </w:r>
+      <w:proofErr w:type="spellEnd"/>
+      <w:r>
+        <w:t>»</w:t>
+      </w:r>
+      <w:r>
         <w:t>.</w:t>
       </w:r>
     </w:p>
     <w:p>
       <w:pPr>
+        <w:pStyle w:val="2"/>
+      </w:pPr>
+      <w:bookmarkStart w:id="39" w:name="_Toc244301914"/>
+      <w:r>
+        <w:t xml:space="preserve">Задание 3 – Принцип </w:t>
+      </w:r>
+      <w:r>
+        <w:t>«</w:t>
+      </w:r>
+      <w:r>
+        <w:t>адекватности</w:t>
+      </w:r>
+      <w:bookmarkEnd w:id="39"/>
+      <w:r>
+        <w:t>»</w:t>
+      </w:r>
+    </w:p>
+    <w:p>
+      <w:pPr>
+        <w:pStyle w:val="a4"/>
+      </w:pPr>
+      <w:r>
+        <w:t xml:space="preserve">Проверим выполнение принципа </w:t>
+      </w:r>
+      <w:r>
+        <w:t>«</w:t>
+      </w:r>
+      <w:r>
+        <w:t>адекватности</w:t>
+      </w:r>
+      <w:r>
+        <w:t>»</w:t>
+      </w:r>
+      <w:r>
+        <w:t>, для чего выделим исследуемую систему и модель системы:</w:t>
+      </w:r>
+    </w:p>
+    <w:p>
+      <w:pPr>
+        <w:pStyle w:val="a4"/>
+        <w:numPr>
+          <w:ilvl w:val="0"/>
+          <w:numId w:val="36"/>
+        </w:numPr>
+      </w:pPr>
+      <w:r>
+        <w:t xml:space="preserve">исследуемая система – </w:t>
+      </w:r>
+      <w:r>
+        <w:t>прогнозирование свойств медицинских композиционных материалов</w:t>
+      </w:r>
+      <w:r>
+        <w:t>;</w:t>
+      </w:r>
+      <w:r>
+        <w:t xml:space="preserve"> </w:t>
+      </w:r>
+    </w:p>
+    <w:p>
+      <w:pPr>
+        <w:pStyle w:val="a4"/>
+        <w:numPr>
+          <w:ilvl w:val="0"/>
+          <w:numId w:val="36"/>
+        </w:numPr>
+      </w:pPr>
+      <w:r>
+        <w:lastRenderedPageBreak/>
+        <w:t>модель системы – такая система, которая позволяет</w:t>
+      </w:r>
+      <w:r>
+        <w:t xml:space="preserve"> достичь цель:</w:t>
+      </w:r>
+      <w:r>
+        <w:t xml:space="preserve"> </w:t>
+      </w:r>
+      <w:r>
+        <w:t>быстро и точно спрогнозировать свойства медицинских композиционных материалов</w:t>
+      </w:r>
+      <w:r>
+        <w:t>.</w:t>
+      </w:r>
+    </w:p>
+    <w:p>
+      <w:pPr>
+        <w:pStyle w:val="a4"/>
+      </w:pPr>
+      <w:r>
+        <w:t>Текущая система не может обеспечить</w:t>
+      </w:r>
+      <w:r>
+        <w:t xml:space="preserve"> эффективную</w:t>
+      </w:r>
+      <w:r>
+        <w:t xml:space="preserve"> </w:t>
+      </w:r>
+      <w:r>
+        <w:t>информационную поддержку процедурам анализа синергетических эффектов</w:t>
+      </w:r>
+      <w:r>
+        <w:t xml:space="preserve"> составов</w:t>
+      </w:r>
+      <w:r>
+        <w:t>, то есть достижение цели</w:t>
+      </w:r>
+      <w:r>
+        <w:t>,</w:t>
+      </w:r>
+      <w:r>
+        <w:t xml:space="preserve"> так как не содержит методов, позволяющих моделировать сложные нелинейный зависимости</w:t>
+      </w:r>
+      <w:r>
+        <w:t>, что означает не выполнение принципа «адекватности»</w:t>
+      </w:r>
+      <w:r>
+        <w:t>.</w:t>
+      </w:r>
+    </w:p>
+    <w:p>
+      <w:pPr>
+        <w:pStyle w:val="a4"/>
+      </w:pPr>
+      <w:r>
+        <w:t xml:space="preserve">Принцип </w:t>
+      </w:r>
+      <w:r>
+        <w:t>«</w:t>
+      </w:r>
+      <w:r>
+        <w:t>Эшби</w:t>
+      </w:r>
+      <w:r>
+        <w:t>» предполагает рассмотрение системы как управляющей</w:t>
+      </w:r>
+      <w:r>
+        <w:t>:</w:t>
+      </w:r>
+    </w:p>
+    <w:p>
+      <w:pPr>
+        <w:pStyle w:val="a4"/>
+        <w:numPr>
+          <w:ilvl w:val="0"/>
+          <w:numId w:val="36"/>
+        </w:numPr>
+      </w:pPr>
+      <w:r>
+        <w:t>управляющая подсистема –</w:t>
+      </w:r>
+      <w:r>
+        <w:t xml:space="preserve"> </w:t>
+      </w:r>
+      <w:r>
+        <w:t>метод</w:t>
+      </w:r>
+      <w:r>
+        <w:t>ы</w:t>
+      </w:r>
+      <w:r>
+        <w:t xml:space="preserve"> прогнозирования (физико-математические модели и методы машинного обучения)</w:t>
+      </w:r>
+      <w:r>
+        <w:t>;</w:t>
+      </w:r>
+      <w:r>
+        <w:t xml:space="preserve"> </w:t>
+      </w:r>
+    </w:p>
+    <w:p>
+      <w:pPr>
+        <w:pStyle w:val="a4"/>
+        <w:numPr>
+          <w:ilvl w:val="0"/>
+          <w:numId w:val="36"/>
+        </w:numPr>
+      </w:pPr>
+      <w:r>
+        <w:t>объект управления –</w:t>
+      </w:r>
+      <w:r>
+        <w:t xml:space="preserve"> </w:t>
+      </w:r>
+      <w:r>
+        <w:t>множество возможных составов композиционных материалов</w:t>
+      </w:r>
+      <w:r>
+        <w:t>.</w:t>
+      </w:r>
+    </w:p>
+    <w:p>
+      <w:pPr>
+        <w:pStyle w:val="a4"/>
+      </w:pPr>
+      <w:r>
+        <w:t xml:space="preserve">Для прогнозирования свойств </w:t>
+      </w:r>
+      <w:r>
+        <w:t>многокомпонентных</w:t>
+      </w:r>
+      <w:r>
+        <w:t xml:space="preserve"> композитов необходимо, чтобы их </w:t>
+      </w:r>
+      <w:r>
+        <w:t>[</w:t>
+      </w:r>
+      <w:r>
+        <w:t>свойства</w:t>
+      </w:r>
+      <w:r>
+        <w:t>]</w:t>
+      </w:r>
+      <w:r>
+        <w:t xml:space="preserve"> </w:t>
+      </w:r>
+      <w:r>
+        <w:t>моделировали</w:t>
+      </w:r>
+      <w:r>
+        <w:t xml:space="preserve"> </w:t>
+      </w:r>
+      <w:r>
+        <w:t xml:space="preserve">сложные модели, а не относительно простые, </w:t>
+      </w:r>
+      <w:r>
+        <w:t xml:space="preserve">которые </w:t>
+      </w:r>
+      <w:r>
+        <w:t>на данный момент присутствую</w:t>
+      </w:r>
+      <w:r>
+        <w:t>т</w:t>
+      </w:r>
+      <w:r>
+        <w:t xml:space="preserve"> в системе.</w:t>
+      </w:r>
+      <w:r>
+        <w:t xml:space="preserve"> Для </w:t>
+      </w:r>
+      <w:r>
+        <w:t xml:space="preserve">соблюдения принципа </w:t>
+      </w:r>
+      <w:r>
+        <w:t>«Эшби» нужно внедрить более сложные модели в систему.</w:t>
+      </w:r>
+    </w:p>
+    <w:p>
+      <w:pPr>
+        <w:pStyle w:val="2"/>
+      </w:pPr>
+      <w:bookmarkStart w:id="40" w:name="_Toc244301915"/>
+      <w:r>
+        <w:t xml:space="preserve">Задание </w:t>
+      </w:r>
+      <w:r>
+        <w:t>4</w:t>
+      </w:r>
+      <w:r>
+        <w:t xml:space="preserve"> </w:t>
+      </w:r>
+      <w:r>
+        <w:t xml:space="preserve">– Принцип </w:t>
+      </w:r>
+      <w:r>
+        <w:t>«</w:t>
+      </w:r>
+      <w:r>
+        <w:t>наблюдаемости</w:t>
+      </w:r>
+      <w:bookmarkEnd w:id="40"/>
+      <w:r>
+        <w:t>»</w:t>
+      </w:r>
+    </w:p>
+    <w:p>
+      <w:pPr>
+        <w:pStyle w:val="a4"/>
+      </w:pPr>
+      <w:r>
+        <w:t>Управляющая подсистема «методы прогнозирования» должна полностью контролировать объект управления «</w:t>
+      </w:r>
+      <w:r>
+        <w:t>множество возможных составов композиционных материалов</w:t>
+      </w:r>
+      <w:r>
+        <w:t xml:space="preserve">», что нарушается, так как данные о многих составах закрыты, отсутствуют или </w:t>
+      </w:r>
+      <w:r>
+        <w:t>имеются</w:t>
+      </w:r>
+      <w:r>
+        <w:t xml:space="preserve"> в ограниченном количестве. </w:t>
+      </w:r>
+      <w:r>
+        <w:t>Из-за того, что</w:t>
+      </w:r>
+      <w:r>
+        <w:t xml:space="preserve"> управляющая </w:t>
+      </w:r>
+      <w:r>
+        <w:t>под</w:t>
+      </w:r>
+      <w:r>
+        <w:t>система не имеет доступа к таким данным, принцип «наблюдаемости» нарушается (</w:t>
+      </w:r>
+      <w:r>
+        <w:fldChar w:fldCharType="begin"/>
+      </w:r>
+      <w:r>
+        <w:instrText xml:space="preserve"> REF  _Ref244310280 \* Lower \h </w:instrText>
+      </w:r>
+      <w:r>
+        <w:fldChar w:fldCharType="separate"/>
+      </w:r>
+      <w:r>
+        <w:t xml:space="preserve">рисунок </w:t>
+      </w:r>
+      <w:r>
+        <w:rPr>
+          <w:noProof/>
+        </w:rPr>
+        <w:t>6</w:t>
+      </w:r>
+      <w:r>
+        <w:t>.</w:t>
+      </w:r>
+      <w:r>
+        <w:rPr>
+          <w:noProof/>
+        </w:rPr>
+        <w:t>2</w:t>
+      </w:r>
+      <w:r>
+        <w:fldChar w:fldCharType="end"/>
+      </w:r>
+      <w:r>
+        <w:t>).</w:t>
+      </w:r>
+    </w:p>
+    <w:p>
+      <w:pPr>
+        <w:pStyle w:val="a4"/>
+      </w:pPr>
+    </w:p>
+    <w:p>
+      <w:pPr>
+        <w:pStyle w:val="a4"/>
+        <w:jc w:val="center"/>
+      </w:pPr>
+      <w:r>
+        <w:lastRenderedPageBreak/>
+        <w:drawing>
+          <wp:inline distT="0" distB="0" distL="0" distR="0" wp14:anchorId="51BA00B7" wp14:editId="1A63AEF8">
+            <wp:extent cx="5975985" cy="1185439"/>
+            <wp:effectExtent l="0" t="0" r="5715" b="0"/>
+            <wp:docPr id="1869953637" name="Рисунок 1"/>
+            <wp:cNvGraphicFramePr>
+              <a:graphicFrameLocks xmlns:a="http://schemas.openxmlformats.org/drawingml/2006/main" noChangeAspect="1"/>
+            </wp:cNvGraphicFramePr>
+            <a:graphic xmlns:a="http://schemas.openxmlformats.org/drawingml/2006/main">
+              <a:graphicData uri="http://schemas.openxmlformats.org/drawingml/2006/picture">
+                <pic:pic xmlns:pic="http://schemas.openxmlformats.org/drawingml/2006/picture">
+                  <pic:nvPicPr>
+                    <pic:cNvPr id="1869953637" name=""/>
+                    <pic:cNvPicPr/>
+                  </pic:nvPicPr>
+                  <pic:blipFill>
+                    <a:blip r:embed="rId15"/>
+                    <a:stretch>
+                      <a:fillRect/>
+                    </a:stretch>
+                  </pic:blipFill>
+                  <pic:spPr>
+                    <a:xfrm>
+                      <a:off x="0" y="0"/>
+                      <a:ext cx="6004813" cy="1191158"/>
+                    </a:xfrm>
+                    <a:prstGeom prst="rect">
+                      <a:avLst/>
+                    </a:prstGeom>
+                  </pic:spPr>
+                </pic:pic>
+              </a:graphicData>
+            </a:graphic>
+          </wp:inline>
+        </w:drawing>
+      </w:r>
+    </w:p>
+    <w:p>
+      <w:pPr>
+        <w:pStyle w:val="ad"/>
+      </w:pPr>
+      <w:bookmarkStart w:id="41" w:name="_Ref244310280"/>
+      <w:r>
+        <w:t xml:space="preserve">Рисунок </w:t>
+      </w:r>
+      <w:r>
+        <w:fldChar w:fldCharType="begin"/>
+      </w:r>
+      <w:r>
+        <w:instrText xml:space="preserve"> STYLEREF 1 \s </w:instrText>
+      </w:r>
+      <w:r>
+        <w:fldChar w:fldCharType="separate"/>
+      </w:r>
+      <w:r>
+        <w:rPr>
+          <w:noProof/>
+        </w:rPr>
+        <w:t>6</w:t>
+      </w:r>
+      <w:r>
+        <w:fldChar w:fldCharType="end"/>
+      </w:r>
+      <w:r>
+        <w:t>.</w:t>
+      </w:r>
+      <w:r>
+        <w:fldChar w:fldCharType="begin"/>
+      </w:r>
+      <w:r>
+        <w:instrText xml:space="preserve"> SEQ Рисунок \* ARABIC \s 1 </w:instrText>
+      </w:r>
+      <w:r>
+        <w:fldChar w:fldCharType="separate"/>
+      </w:r>
+      <w:r>
+        <w:rPr>
+          <w:noProof/>
+        </w:rPr>
+        <w:t>2</w:t>
+      </w:r>
+      <w:r>
+        <w:fldChar w:fldCharType="end"/>
+      </w:r>
+      <w:bookmarkEnd w:id="41"/>
+      <w:r>
+        <w:t xml:space="preserve"> – Упрощенная структура системы управления</w:t>
+      </w:r>
+    </w:p>
+    <w:p>
+      <w:pPr>
+        <w:pStyle w:val="a4"/>
+      </w:pPr>
+    </w:p>
+    <w:p>
+      <w:pPr>
+        <w:pStyle w:val="2"/>
+      </w:pPr>
+      <w:bookmarkStart w:id="42" w:name="_Toc244301916"/>
+      <w:r>
+        <w:t xml:space="preserve">Задание </w:t>
+      </w:r>
+      <w:r>
+        <w:t>5</w:t>
+      </w:r>
+      <w:r>
+        <w:t xml:space="preserve"> </w:t>
+      </w:r>
+      <w:r>
+        <w:t>–</w:t>
+      </w:r>
+      <w:r>
+        <w:t xml:space="preserve"> </w:t>
+      </w:r>
+      <w:r>
+        <w:t xml:space="preserve">Принцип </w:t>
+      </w:r>
+      <w:r>
+        <w:t>«</w:t>
+      </w:r>
+      <w:r>
+        <w:t>управляемости</w:t>
+      </w:r>
+      <w:bookmarkEnd w:id="42"/>
+      <w:r>
+        <w:t>»</w:t>
+      </w:r>
+    </w:p>
+    <w:p>
+      <w:pPr>
+        <w:pStyle w:val="a4"/>
+      </w:pPr>
+      <w:r>
+        <w:t>Так как используемые в управляющей подсистеме модели не обладают достаточной сложностью, то они не могут строить сложные нелинейные зависимости «состав – свойство» для многокомпонентных композиционных материалов, что приводит к нарушению принципа «управляемости» (</w:t>
+      </w:r>
+      <w:r>
+        <w:fldChar w:fldCharType="begin"/>
+      </w:r>
+      <w:r>
+        <w:instrText xml:space="preserve"> REF  _Ref244310280 \* Lower \h </w:instrText>
+      </w:r>
+      <w:r>
+        <w:fldChar w:fldCharType="separate"/>
+      </w:r>
+      <w:r>
+        <w:t xml:space="preserve">рисунок </w:t>
+      </w:r>
+      <w:r>
+        <w:rPr>
+          <w:noProof/>
+        </w:rPr>
+        <w:t>6</w:t>
+      </w:r>
+      <w:r>
+        <w:t>.</w:t>
+      </w:r>
+      <w:r>
+        <w:rPr>
+          <w:noProof/>
+        </w:rPr>
+        <w:t>2</w:t>
+      </w:r>
+      <w:r>
+        <w:fldChar w:fldCharType="end"/>
+      </w:r>
+      <w:r>
+        <w:t>).</w:t>
+      </w:r>
+    </w:p>
+    <w:p>
+      <w:pPr>
+        <w:pStyle w:val="2"/>
+      </w:pPr>
+      <w:bookmarkStart w:id="43" w:name="_Toc244301917"/>
+      <w:r>
+        <w:t xml:space="preserve">Задание </w:t>
+      </w:r>
+      <w:r>
+        <w:t>6</w:t>
+      </w:r>
+      <w:r>
+        <w:t xml:space="preserve"> </w:t>
+      </w:r>
+      <w:r>
+        <w:t>–</w:t>
+      </w:r>
+      <w:r>
+        <w:t xml:space="preserve"> </w:t>
+      </w:r>
+      <w:r>
+        <w:t xml:space="preserve">Результат </w:t>
+      </w:r>
+      <w:r>
+        <w:t>предварительный системной диагностики</w:t>
+      </w:r>
+      <w:bookmarkEnd w:id="43"/>
+    </w:p>
+    <w:p>
+      <w:pPr>
+        <w:pStyle w:val="a4"/>
+      </w:pPr>
+      <w:r>
+        <w:t xml:space="preserve">Предварительная системная диагностика показала, что в системе нарушаются принципы: </w:t>
+      </w:r>
+    </w:p>
+    <w:p>
+      <w:pPr>
+        <w:pStyle w:val="a4"/>
+        <w:numPr>
+          <w:ilvl w:val="0"/>
+          <w:numId w:val="37"/>
+        </w:numPr>
+      </w:pPr>
+      <w:r>
+        <w:t>«</w:t>
+      </w:r>
+      <w:r>
+        <w:t>адекватности</w:t>
+      </w:r>
+      <w:r>
+        <w:t xml:space="preserve">» – </w:t>
+      </w:r>
+      <w:r>
+        <w:t>система не соответствует цели</w:t>
+      </w:r>
+      <w:r>
+        <w:t>, так как</w:t>
+      </w:r>
+      <w:r>
+        <w:t xml:space="preserve"> </w:t>
+      </w:r>
+      <w:r>
+        <w:t>имеющиеся</w:t>
+      </w:r>
+      <w:r>
+        <w:t xml:space="preserve"> модели не позволяют быстро и точно прогнозировать свойства из-за нелинейности и синергетических эффектов</w:t>
+      </w:r>
+      <w:r>
+        <w:t>;</w:t>
+      </w:r>
+      <w:r>
+        <w:t xml:space="preserve"> </w:t>
+      </w:r>
+    </w:p>
+    <w:p>
+      <w:pPr>
+        <w:pStyle w:val="a4"/>
+        <w:numPr>
+          <w:ilvl w:val="0"/>
+          <w:numId w:val="37"/>
+        </w:numPr>
+      </w:pPr>
+      <w:r>
+        <w:t>«</w:t>
+      </w:r>
+      <w:r>
+        <w:t>наблюдаемости</w:t>
+      </w:r>
+      <w:r>
+        <w:t xml:space="preserve">» – </w:t>
+      </w:r>
+      <w:r>
+        <w:t>управляющая подсистема не имеет полного доступа к данным о составах, поэтому не может контролировать весь объект управления</w:t>
+      </w:r>
+      <w:r>
+        <w:t>;</w:t>
+      </w:r>
+    </w:p>
+    <w:p>
+      <w:pPr>
+        <w:pStyle w:val="a4"/>
+        <w:numPr>
+          <w:ilvl w:val="0"/>
+          <w:numId w:val="37"/>
+        </w:numPr>
+      </w:pPr>
+      <w:r>
+        <w:t>«</w:t>
+      </w:r>
+      <w:r>
+        <w:t>управляемости</w:t>
+      </w:r>
+      <w:r>
+        <w:t xml:space="preserve">» – </w:t>
+      </w:r>
+      <w:r>
+        <w:t xml:space="preserve">из-за недостаточной сложности моделей часть составов </w:t>
+      </w:r>
+      <w:r>
+        <w:t>остается без целенаправленного (управляющего) воздействия.</w:t>
+      </w:r>
+    </w:p>
+    <w:p>
+      <w:pPr>
+        <w:pStyle w:val="a4"/>
+      </w:pPr>
+      <w:r>
+        <w:t xml:space="preserve">Все возникшие нарушения связаны с главной проблемой </w:t>
+      </w:r>
+      <w:r>
+        <w:t>–</w:t>
+      </w:r>
+      <w:r>
+        <w:t xml:space="preserve"> </w:t>
+      </w:r>
+      <w:r>
+        <w:t>сложность</w:t>
+      </w:r>
+      <w:r>
+        <w:t>ю</w:t>
+      </w:r>
+      <w:r>
+        <w:t xml:space="preserve"> анализа синергетических эффектов составов</w:t>
+      </w:r>
+      <w:r>
+        <w:t>.</w:t>
+      </w:r>
+      <w:r>
+        <w:t xml:space="preserve"> </w:t>
+      </w:r>
+      <w:r>
+        <w:t>Для разрешения проблемы необходимо комплексное улучшение: сбор данны</w:t>
+      </w:r>
+      <w:r>
+        <w:t xml:space="preserve">х, внедрение более </w:t>
+      </w:r>
+      <w:r>
+        <w:t>сложных моделей</w:t>
+      </w:r>
+      <w:r>
+        <w:t xml:space="preserve"> и применение их ансамблей </w:t>
+      </w:r>
+      <w:r>
+        <w:t>[</w:t>
+      </w:r>
+      <w:r>
+        <w:t>ансамблей</w:t>
+      </w:r>
+      <w:r>
+        <w:t xml:space="preserve"> моделей</w:t>
+      </w:r>
+      <w:r>
+        <w:t>]</w:t>
+      </w:r>
+      <w:r>
+        <w:t>.</w:t>
+      </w:r>
+    </w:p>
+    <w:p>
+      <w:pPr>
         <w:pStyle w:val="1"/>
       </w:pPr>
-      <w:bookmarkStart w:id="39" w:name="_Toc243711546"/>
+      <w:bookmarkStart w:id="44" w:name="_Toc244301918"/>
+      <w:r>
+        <w:lastRenderedPageBreak/>
+        <w:t>Практическая работа 6</w:t>
+      </w:r>
+      <w:bookmarkEnd w:id="44"/>
+    </w:p>
+    <w:p>
+      <w:pPr>
+        <w:pStyle w:val="2"/>
+      </w:pPr>
+      <w:bookmarkStart w:id="45" w:name="_Toc244301919"/>
+      <w:r>
+        <w:t xml:space="preserve">Задание 1 – Принцип </w:t>
+      </w:r>
+      <w:r>
+        <w:t>«</w:t>
+      </w:r>
+      <w:r>
+        <w:t>согласованности</w:t>
+      </w:r>
+      <w:bookmarkEnd w:id="45"/>
+      <w:r>
+        <w:t>»</w:t>
+      </w:r>
+    </w:p>
+    <w:p>
+      <w:pPr>
+        <w:pStyle w:val="a4"/>
+      </w:pPr>
+      <w:r>
+        <w:t>Проведем параметрическую корректировку системы, которая оставляет неизменной структуру системы, за счет настройки:</w:t>
+      </w:r>
+    </w:p>
+    <w:p>
+      <w:pPr>
+        <w:pStyle w:val="a4"/>
+        <w:numPr>
+          <w:ilvl w:val="0"/>
+          <w:numId w:val="39"/>
+        </w:numPr>
+      </w:pPr>
+      <w:proofErr w:type="spellStart"/>
+      <w:r>
+        <w:t>гиперпараметр</w:t>
+      </w:r>
+      <w:r>
+        <w:t>ов</w:t>
+      </w:r>
+      <w:proofErr w:type="spellEnd"/>
+      <w:r>
+        <w:t xml:space="preserve"> методов машинного обучения</w:t>
+      </w:r>
+      <w:r>
+        <w:t>:</w:t>
+      </w:r>
+      <w:r>
+        <w:t xml:space="preserve"> скорость обучения, коэффициент регуляризации</w:t>
+      </w:r>
+      <w:r>
+        <w:t xml:space="preserve"> и зазор</w:t>
+      </w:r>
+      <w:r>
+        <w:t xml:space="preserve">, </w:t>
+      </w:r>
+      <w:r>
+        <w:t>количество</w:t>
+      </w:r>
+      <w:r>
+        <w:t xml:space="preserve"> деревьев в лесу</w:t>
+      </w:r>
+      <w:r>
+        <w:t xml:space="preserve"> и их глубина, </w:t>
+      </w:r>
+      <w:r>
+        <w:t>число слоёв и нейронов</w:t>
+      </w:r>
+      <w:r>
+        <w:t xml:space="preserve"> и так далее</w:t>
+      </w:r>
+      <w:r>
+        <w:t>;</w:t>
+      </w:r>
+    </w:p>
+    <w:p>
+      <w:pPr>
+        <w:pStyle w:val="a4"/>
+        <w:numPr>
+          <w:ilvl w:val="0"/>
+          <w:numId w:val="39"/>
+        </w:numPr>
+      </w:pPr>
+      <w:r>
+        <w:t>коэффициент</w:t>
+      </w:r>
+      <w:r>
+        <w:t>ов</w:t>
+      </w:r>
+      <w:r>
+        <w:t xml:space="preserve"> физико-математических моделей: параметры уравнений, описывающих свойства материалов;</w:t>
+      </w:r>
+    </w:p>
+    <w:p>
+      <w:pPr>
+        <w:pStyle w:val="a4"/>
+        <w:numPr>
+          <w:ilvl w:val="0"/>
+          <w:numId w:val="39"/>
+        </w:numPr>
+      </w:pPr>
+      <w:r>
+        <w:t>параметр</w:t>
+      </w:r>
+      <w:r>
+        <w:t>ов</w:t>
+      </w:r>
+      <w:r>
+        <w:t xml:space="preserve"> предобработки данных: степень нормализации, коэффициент</w:t>
+      </w:r>
+      <w:r>
+        <w:t>ы</w:t>
+      </w:r>
+      <w:r>
+        <w:t xml:space="preserve"> аугментации, порог отсечения выбросов;</w:t>
+      </w:r>
+    </w:p>
+    <w:p>
+      <w:pPr>
+        <w:pStyle w:val="a4"/>
+        <w:numPr>
+          <w:ilvl w:val="0"/>
+          <w:numId w:val="39"/>
+        </w:numPr>
+      </w:pPr>
+      <w:r>
+        <w:t>критери</w:t>
+      </w:r>
+      <w:r>
+        <w:t>ев</w:t>
+      </w:r>
+      <w:r>
+        <w:t xml:space="preserve"> качества: </w:t>
+      </w:r>
+      <w:r>
+        <w:t xml:space="preserve">целевые значения </w:t>
+      </w:r>
+      <w:r>
+        <w:t>метрик (</w:t>
+      </w:r>
+      <m:oMath>
+        <m:r>
+          <w:rPr>
+            <w:rFonts w:ascii="Cambria Math" w:hAnsi="Cambria Math"/>
+          </w:rPr>
+          <m:t>M</m:t>
+        </m:r>
+        <m:r>
+          <w:rPr>
+            <w:rFonts w:ascii="Cambria Math" w:hAnsi="Cambria Math"/>
+            <w:lang w:val="en-US"/>
+          </w:rPr>
+          <m:t>AE</m:t>
+        </m:r>
+      </m:oMath>
+      <w:r>
+        <w:t xml:space="preserve">, </w:t>
+      </w:r>
+      <m:oMath>
+        <m:r>
+          <w:rPr>
+            <w:rFonts w:ascii="Cambria Math" w:hAnsi="Cambria Math"/>
+          </w:rPr>
+          <m:t>M</m:t>
+        </m:r>
+        <m:r>
+          <w:rPr>
+            <w:rFonts w:ascii="Cambria Math" w:hAnsi="Cambria Math"/>
+            <w:lang w:val="en-US"/>
+          </w:rPr>
+          <m:t>SE</m:t>
+        </m:r>
+      </m:oMath>
+      <w:r>
+        <w:t xml:space="preserve">, </w:t>
+      </w:r>
+      <m:oMath>
+        <m:sSup>
+          <m:sSupPr>
+            <m:ctrlPr>
+              <w:rPr>
+                <w:rFonts w:ascii="Cambria Math" w:hAnsi="Cambria Math"/>
+                <w:i/>
+              </w:rPr>
+            </m:ctrlPr>
+          </m:sSupPr>
+          <m:e>
+            <m:r>
+              <w:rPr>
+                <w:rFonts w:ascii="Cambria Math" w:hAnsi="Cambria Math"/>
+              </w:rPr>
+              <m:t>R</m:t>
+            </m:r>
+          </m:e>
+          <m:sup>
+            <m:r>
+              <w:rPr>
+                <w:rFonts w:ascii="Cambria Math" w:hAnsi="Cambria Math"/>
+              </w:rPr>
+              <m:t>2</m:t>
+            </m:r>
+          </m:sup>
+        </m:sSup>
+      </m:oMath>
+      <w:r>
+        <w:t>) при выборе лучшей модели.</w:t>
+      </w:r>
+    </w:p>
+    <w:p>
+      <w:pPr>
+        <w:pStyle w:val="a4"/>
+      </w:pPr>
+      <w:r>
+        <w:t xml:space="preserve">Проведение настройки указанных параметров позволит повысить точность и скорость проведения прогноза, но незначительно, так как проблема в самих используемых моделях, а не их параметрах: они </w:t>
+      </w:r>
+      <w:r>
+        <w:t>[</w:t>
+      </w:r>
+      <w:r>
+        <w:t>модели</w:t>
+      </w:r>
+      <w:r>
+        <w:t>]</w:t>
+      </w:r>
+      <w:r>
+        <w:t xml:space="preserve"> не</w:t>
+      </w:r>
+      <w:r>
+        <w:t xml:space="preserve"> </w:t>
+      </w:r>
+      <w:r>
+        <w:t xml:space="preserve">способны </w:t>
+      </w:r>
+      <w:r>
+        <w:t>моделировать сложные нелинейные синергетические эффекты</w:t>
+      </w:r>
+      <w:r>
+        <w:t>.</w:t>
+      </w:r>
+    </w:p>
+    <w:p>
+      <w:pPr>
+        <w:pStyle w:val="2"/>
+      </w:pPr>
+      <w:bookmarkStart w:id="46" w:name="_Toc244301920"/>
+      <w:r>
+        <w:t xml:space="preserve">Задание </w:t>
+      </w:r>
+      <w:r>
+        <w:t xml:space="preserve">2 – Принцип </w:t>
+      </w:r>
+      <w:r>
+        <w:t>«</w:t>
+      </w:r>
+      <w:r>
+        <w:t>совместимости</w:t>
+      </w:r>
+      <w:bookmarkEnd w:id="46"/>
+      <w:r>
+        <w:t>»</w:t>
+      </w:r>
+      <w:r>
+        <w:t xml:space="preserve"> </w:t>
+      </w:r>
+    </w:p>
+    <w:p>
+      <w:pPr>
+        <w:pStyle w:val="2"/>
+      </w:pPr>
+      <w:bookmarkStart w:id="47" w:name="_Toc244301921"/>
+      <w:r>
+        <w:t xml:space="preserve">Задание </w:t>
+      </w:r>
+      <w:r>
+        <w:t xml:space="preserve">3 – Принцип </w:t>
+      </w:r>
+      <w:r>
+        <w:t>«</w:t>
+      </w:r>
+      <w:r>
+        <w:t>единства системы, цели и среды</w:t>
+      </w:r>
+      <w:bookmarkEnd w:id="47"/>
+      <w:r>
+        <w:t>»</w:t>
+      </w:r>
+    </w:p>
+    <w:p>
+      <w:pPr>
+        <w:pStyle w:val="1"/>
+      </w:pPr>
+      <w:bookmarkStart w:id="48" w:name="_Toc244301922"/>
       <w:r>
         <w:lastRenderedPageBreak/>
         <w:t>Вывод</w:t>
       </w:r>
-      <w:bookmarkEnd w:id="39"/>
+      <w:bookmarkEnd w:id="48"/>
     </w:p>
     <w:p>
       <w:pPr>
@@ -12022,12 +13770,12 @@
       <w:pPr>
         <w:pStyle w:val="1"/>
       </w:pPr>
-      <w:bookmarkStart w:id="40" w:name="_Toc243711547"/>
+      <w:bookmarkStart w:id="49" w:name="_Toc244301923"/>
       <w:r>
         <w:lastRenderedPageBreak/>
         <w:t>Приложение</w:t>
       </w:r>
-      <w:bookmarkEnd w:id="40"/>
+      <w:bookmarkEnd w:id="49"/>
     </w:p>
     <w:p>
       <w:pPr>
@@ -12040,7 +13788,7 @@
           <w:lang w:val="en"/>
         </w:rPr>
       </w:pPr>
-      <w:bookmarkStart w:id="41" w:name="_Ref242222819"/>
+      <w:bookmarkStart w:id="50" w:name="_Ref242222819"/>
       <w:r>
         <w:t>Статья</w:t>
       </w:r>
@@ -12076,7 +13824,7 @@
         </w:rPr>
         <w:t xml:space="preserve">»; «URL»: </w:t>
       </w:r>
-      <w:hyperlink r:id="rId15" w:anchor="article" w:history="1">
+      <w:hyperlink r:id="rId16" w:anchor="article" w:history="1">
         <w:r>
           <w:rPr>
             <w:rStyle w:val="af"/>
@@ -12121,7 +13869,7 @@
         </w:rPr>
         <w:t>.10.2026).</w:t>
       </w:r>
-      <w:bookmarkEnd w:id="41"/>
+      <w:bookmarkEnd w:id="50"/>
     </w:p>
     <w:p>
       <w:pPr>
@@ -12187,10 +13935,10 @@
       </w:r>
     </w:p>
     <w:sectPr>
-      <w:footerReference w:type="default" r:id="rId16"/>
+      <w:footerReference w:type="default" r:id="rId17"/>
       <w:pgSz w:w="11906" w:h="16838" w:code="9"/>
       <w:pgMar w:top="851" w:right="567" w:bottom="1701" w:left="1418" w:header="284" w:footer="284" w:gutter="0"/>
-      <w:pgNumType w:start="3"/>
+      <w:pgNumType w:start="4"/>
       <w:cols w:space="708"/>
       <w:docGrid w:linePitch="360"/>
     </w:sectPr>
@@ -16518,24 +18266,30 @@
     <w:numStyleLink w:val="a2"/>
   </w:abstractNum>
   <w:abstractNum w:abstractNumId="9" w15:restartNumberingAfterBreak="0">
+    <w:nsid w:val="1F203A5B"/>
+    <w:multiLevelType w:val="multilevel"/>
+    <w:tmpl w:val="0AAE2BB0"/>
+    <w:numStyleLink w:val="a1"/>
+  </w:abstractNum>
+  <w:abstractNum w:abstractNumId="10" w15:restartNumberingAfterBreak="0">
     <w:nsid w:val="2306615C"/>
     <w:multiLevelType w:val="multilevel"/>
     <w:tmpl w:val="0AAE2BB0"/>
     <w:numStyleLink w:val="a1"/>
   </w:abstractNum>
-  <w:abstractNum w:abstractNumId="10" w15:restartNumberingAfterBreak="0">
+  <w:abstractNum w:abstractNumId="11" w15:restartNumberingAfterBreak="0">
     <w:nsid w:val="23454EE4"/>
     <w:multiLevelType w:val="multilevel"/>
     <w:tmpl w:val="2B363AD6"/>
     <w:numStyleLink w:val="a2"/>
   </w:abstractNum>
-  <w:abstractNum w:abstractNumId="11" w15:restartNumberingAfterBreak="0">
+  <w:abstractNum w:abstractNumId="12" w15:restartNumberingAfterBreak="0">
     <w:nsid w:val="23483251"/>
     <w:multiLevelType w:val="multilevel"/>
     <w:tmpl w:val="2B363AD6"/>
     <w:numStyleLink w:val="a2"/>
   </w:abstractNum>
-  <w:abstractNum w:abstractNumId="12" w15:restartNumberingAfterBreak="0">
+  <w:abstractNum w:abstractNumId="13" w15:restartNumberingAfterBreak="0">
     <w:nsid w:val="298622ED"/>
     <w:multiLevelType w:val="multilevel"/>
     <w:tmpl w:val="2B363AD6"/>
@@ -16658,7 +18412,7 @@
       </w:rPr>
     </w:lvl>
   </w:abstractNum>
-  <w:abstractNum w:abstractNumId="13" w15:restartNumberingAfterBreak="0">
+  <w:abstractNum w:abstractNumId="14" w15:restartNumberingAfterBreak="0">
     <w:nsid w:val="2AF40272"/>
     <w:multiLevelType w:val="hybridMultilevel"/>
     <w:tmpl w:val="0C9E7AB8"/>
@@ -16771,10 +18525,10 @@
       </w:rPr>
     </w:lvl>
   </w:abstractNum>
-  <w:abstractNum w:abstractNumId="14" w15:restartNumberingAfterBreak="0">
-    <w:nsid w:val="37DD552A"/>
+  <w:abstractNum w:abstractNumId="15" w15:restartNumberingAfterBreak="0">
+    <w:nsid w:val="315A74D9"/>
     <w:multiLevelType w:val="multilevel"/>
-    <w:tmpl w:val="D16CCCB8"/>
+    <w:tmpl w:val="E81E716C"/>
     <w:lvl w:ilvl="0">
       <w:start w:val="1"/>
       <w:numFmt w:val="bullet"/>
@@ -16920,13 +18674,162 @@
       </w:rPr>
     </w:lvl>
   </w:abstractNum>
-  <w:abstractNum w:abstractNumId="15" w15:restartNumberingAfterBreak="0">
+  <w:abstractNum w:abstractNumId="16" w15:restartNumberingAfterBreak="0">
+    <w:nsid w:val="37DD552A"/>
+    <w:multiLevelType w:val="multilevel"/>
+    <w:tmpl w:val="D16CCCB8"/>
+    <w:lvl w:ilvl="0">
+      <w:start w:val="1"/>
+      <w:numFmt w:val="bullet"/>
+      <w:lvlText w:val=""/>
+      <w:lvlJc w:val="left"/>
+      <w:pPr>
+        <w:tabs>
+          <w:tab w:val="num" w:pos="720"/>
+        </w:tabs>
+        <w:ind w:left="720" w:hanging="360"/>
+      </w:pPr>
+      <w:rPr>
+        <w:rFonts w:ascii="Symbol" w:hAnsi="Symbol" w:hint="default"/>
+        <w:sz w:val="20"/>
+      </w:rPr>
+    </w:lvl>
+    <w:lvl w:ilvl="1" w:tentative="1">
+      <w:start w:val="1"/>
+      <w:numFmt w:val="bullet"/>
+      <w:lvlText w:val="o"/>
+      <w:lvlJc w:val="left"/>
+      <w:pPr>
+        <w:tabs>
+          <w:tab w:val="num" w:pos="1440"/>
+        </w:tabs>
+        <w:ind w:left="1440" w:hanging="360"/>
+      </w:pPr>
+      <w:rPr>
+        <w:rFonts w:ascii="Courier New" w:hAnsi="Courier New" w:hint="default"/>
+        <w:sz w:val="20"/>
+      </w:rPr>
+    </w:lvl>
+    <w:lvl w:ilvl="2" w:tentative="1">
+      <w:start w:val="1"/>
+      <w:numFmt w:val="bullet"/>
+      <w:lvlText w:val=""/>
+      <w:lvlJc w:val="left"/>
+      <w:pPr>
+        <w:tabs>
+          <w:tab w:val="num" w:pos="2160"/>
+        </w:tabs>
+        <w:ind w:left="2160" w:hanging="360"/>
+      </w:pPr>
+      <w:rPr>
+        <w:rFonts w:ascii="Wingdings" w:hAnsi="Wingdings" w:hint="default"/>
+        <w:sz w:val="20"/>
+      </w:rPr>
+    </w:lvl>
+    <w:lvl w:ilvl="3" w:tentative="1">
+      <w:start w:val="1"/>
+      <w:numFmt w:val="bullet"/>
+      <w:lvlText w:val=""/>
+      <w:lvlJc w:val="left"/>
+      <w:pPr>
+        <w:tabs>
+          <w:tab w:val="num" w:pos="2880"/>
+        </w:tabs>
+        <w:ind w:left="2880" w:hanging="360"/>
+      </w:pPr>
+      <w:rPr>
+        <w:rFonts w:ascii="Wingdings" w:hAnsi="Wingdings" w:hint="default"/>
+        <w:sz w:val="20"/>
+      </w:rPr>
+    </w:lvl>
+    <w:lvl w:ilvl="4" w:tentative="1">
+      <w:start w:val="1"/>
+      <w:numFmt w:val="bullet"/>
+      <w:lvlText w:val=""/>
+      <w:lvlJc w:val="left"/>
+      <w:pPr>
+        <w:tabs>
+          <w:tab w:val="num" w:pos="3600"/>
+        </w:tabs>
+        <w:ind w:left="3600" w:hanging="360"/>
+      </w:pPr>
+      <w:rPr>
+        <w:rFonts w:ascii="Wingdings" w:hAnsi="Wingdings" w:hint="default"/>
+        <w:sz w:val="20"/>
+      </w:rPr>
+    </w:lvl>
+    <w:lvl w:ilvl="5" w:tentative="1">
+      <w:start w:val="1"/>
+      <w:numFmt w:val="bullet"/>
+      <w:lvlText w:val=""/>
+      <w:lvlJc w:val="left"/>
+      <w:pPr>
+        <w:tabs>
+          <w:tab w:val="num" w:pos="4320"/>
+        </w:tabs>
+        <w:ind w:left="4320" w:hanging="360"/>
+      </w:pPr>
+      <w:rPr>
+        <w:rFonts w:ascii="Wingdings" w:hAnsi="Wingdings" w:hint="default"/>
+        <w:sz w:val="20"/>
+      </w:rPr>
+    </w:lvl>
+    <w:lvl w:ilvl="6" w:tentative="1">
+      <w:start w:val="1"/>
+      <w:numFmt w:val="bullet"/>
+      <w:lvlText w:val=""/>
+      <w:lvlJc w:val="left"/>
+      <w:pPr>
+        <w:tabs>
+          <w:tab w:val="num" w:pos="5040"/>
+        </w:tabs>
+        <w:ind w:left="5040" w:hanging="360"/>
+      </w:pPr>
+      <w:rPr>
+        <w:rFonts w:ascii="Wingdings" w:hAnsi="Wingdings" w:hint="default"/>
+        <w:sz w:val="20"/>
+      </w:rPr>
+    </w:lvl>
+    <w:lvl w:ilvl="7" w:tentative="1">
+      <w:start w:val="1"/>
+      <w:numFmt w:val="bullet"/>
+      <w:lvlText w:val=""/>
+      <w:lvlJc w:val="left"/>
+      <w:pPr>
+        <w:tabs>
+          <w:tab w:val="num" w:pos="5760"/>
+        </w:tabs>
+        <w:ind w:left="5760" w:hanging="360"/>
+      </w:pPr>
+      <w:rPr>
+        <w:rFonts w:ascii="Wingdings" w:hAnsi="Wingdings" w:hint="default"/>
+        <w:sz w:val="20"/>
+      </w:rPr>
+    </w:lvl>
+    <w:lvl w:ilvl="8" w:tentative="1">
+      <w:start w:val="1"/>
+      <w:numFmt w:val="bullet"/>
+      <w:lvlText w:val=""/>
+      <w:lvlJc w:val="left"/>
+      <w:pPr>
+        <w:tabs>
+          <w:tab w:val="num" w:pos="6480"/>
+        </w:tabs>
+        <w:ind w:left="6480" w:hanging="360"/>
+      </w:pPr>
+      <w:rPr>
+        <w:rFonts w:ascii="Wingdings" w:hAnsi="Wingdings" w:hint="default"/>
+        <w:sz w:val="20"/>
+      </w:rPr>
+    </w:lvl>
+  </w:abstractNum>
+  <w:abstractNum w:abstractNumId="17" w15:restartNumberingAfterBreak="0">
     <w:nsid w:val="37E22419"/>
     <w:multiLevelType w:val="multilevel"/>
     <w:tmpl w:val="2B363AD6"/>
     <w:numStyleLink w:val="a2"/>
   </w:abstractNum>
-  <w:abstractNum w:abstractNumId="16" w15:restartNumberingAfterBreak="0">
+  <w:abstractNum w:abstractNumId="18" w15:restartNumberingAfterBreak="0">
     <w:nsid w:val="390A62EE"/>
     <w:multiLevelType w:val="multilevel"/>
     <w:tmpl w:val="04190025"/>
@@ -17021,13 +18924,13 @@
       </w:pPr>
     </w:lvl>
   </w:abstractNum>
-  <w:abstractNum w:abstractNumId="17" w15:restartNumberingAfterBreak="0">
+  <w:abstractNum w:abstractNumId="19" w15:restartNumberingAfterBreak="0">
     <w:nsid w:val="39FC496F"/>
     <w:multiLevelType w:val="multilevel"/>
     <w:tmpl w:val="0AAE2BB0"/>
     <w:numStyleLink w:val="a1"/>
   </w:abstractNum>
-  <w:abstractNum w:abstractNumId="18" w15:restartNumberingAfterBreak="0">
+  <w:abstractNum w:abstractNumId="20" w15:restartNumberingAfterBreak="0">
     <w:nsid w:val="3B476309"/>
     <w:multiLevelType w:val="singleLevel"/>
     <w:tmpl w:val="0419000F"/>
@@ -17047,43 +18950,43 @@
       </w:rPr>
     </w:lvl>
   </w:abstractNum>
-  <w:abstractNum w:abstractNumId="19" w15:restartNumberingAfterBreak="0">
+  <w:abstractNum w:abstractNumId="21" w15:restartNumberingAfterBreak="0">
     <w:nsid w:val="3C567206"/>
     <w:multiLevelType w:val="multilevel"/>
     <w:tmpl w:val="0AAE2BB0"/>
     <w:numStyleLink w:val="a1"/>
   </w:abstractNum>
-  <w:abstractNum w:abstractNumId="20" w15:restartNumberingAfterBreak="0">
+  <w:abstractNum w:abstractNumId="22" w15:restartNumberingAfterBreak="0">
     <w:nsid w:val="3D940E7E"/>
     <w:multiLevelType w:val="multilevel"/>
     <w:tmpl w:val="0AAE2BB0"/>
     <w:numStyleLink w:val="a1"/>
   </w:abstractNum>
-  <w:abstractNum w:abstractNumId="21" w15:restartNumberingAfterBreak="0">
+  <w:abstractNum w:abstractNumId="23" w15:restartNumberingAfterBreak="0">
     <w:nsid w:val="41E24296"/>
     <w:multiLevelType w:val="multilevel"/>
     <w:tmpl w:val="2B363AD6"/>
     <w:numStyleLink w:val="a2"/>
   </w:abstractNum>
-  <w:abstractNum w:abstractNumId="22" w15:restartNumberingAfterBreak="0">
+  <w:abstractNum w:abstractNumId="24" w15:restartNumberingAfterBreak="0">
     <w:nsid w:val="4514593E"/>
     <w:multiLevelType w:val="multilevel"/>
     <w:tmpl w:val="2B363AD6"/>
     <w:numStyleLink w:val="a2"/>
   </w:abstractNum>
-  <w:abstractNum w:abstractNumId="23" w15:restartNumberingAfterBreak="0">
+  <w:abstractNum w:abstractNumId="25" w15:restartNumberingAfterBreak="0">
     <w:nsid w:val="48791358"/>
     <w:multiLevelType w:val="multilevel"/>
     <w:tmpl w:val="2B363AD6"/>
     <w:numStyleLink w:val="a2"/>
   </w:abstractNum>
-  <w:abstractNum w:abstractNumId="24" w15:restartNumberingAfterBreak="0">
+  <w:abstractNum w:abstractNumId="26" w15:restartNumberingAfterBreak="0">
     <w:nsid w:val="50E9475D"/>
     <w:multiLevelType w:val="multilevel"/>
     <w:tmpl w:val="0AAE2BB0"/>
     <w:numStyleLink w:val="a1"/>
   </w:abstractNum>
-  <w:abstractNum w:abstractNumId="25" w15:restartNumberingAfterBreak="0">
+  <w:abstractNum w:abstractNumId="27" w15:restartNumberingAfterBreak="0">
     <w:nsid w:val="51655D1D"/>
     <w:multiLevelType w:val="multilevel"/>
     <w:tmpl w:val="0AAE2BB0"/>
@@ -17206,37 +19109,49 @@
       </w:rPr>
     </w:lvl>
   </w:abstractNum>
-  <w:abstractNum w:abstractNumId="26" w15:restartNumberingAfterBreak="0">
+  <w:abstractNum w:abstractNumId="28" w15:restartNumberingAfterBreak="0">
     <w:nsid w:val="542970A8"/>
     <w:multiLevelType w:val="multilevel"/>
     <w:tmpl w:val="0AAE2BB0"/>
     <w:numStyleLink w:val="a1"/>
   </w:abstractNum>
-  <w:abstractNum w:abstractNumId="27" w15:restartNumberingAfterBreak="0">
+  <w:abstractNum w:abstractNumId="29" w15:restartNumberingAfterBreak="0">
     <w:nsid w:val="57CB58D9"/>
     <w:multiLevelType w:val="multilevel"/>
     <w:tmpl w:val="0AAE2BB0"/>
     <w:numStyleLink w:val="a1"/>
   </w:abstractNum>
-  <w:abstractNum w:abstractNumId="28" w15:restartNumberingAfterBreak="0">
+  <w:abstractNum w:abstractNumId="30" w15:restartNumberingAfterBreak="0">
+    <w:nsid w:val="5B674B40"/>
+    <w:multiLevelType w:val="multilevel"/>
+    <w:tmpl w:val="0AAE2BB0"/>
+    <w:numStyleLink w:val="a1"/>
+  </w:abstractNum>
+  <w:abstractNum w:abstractNumId="31" w15:restartNumberingAfterBreak="0">
     <w:nsid w:val="5D915E7D"/>
     <w:multiLevelType w:val="multilevel"/>
     <w:tmpl w:val="0AAE2BB0"/>
     <w:numStyleLink w:val="a1"/>
   </w:abstractNum>
-  <w:abstractNum w:abstractNumId="29" w15:restartNumberingAfterBreak="0">
+  <w:abstractNum w:abstractNumId="32" w15:restartNumberingAfterBreak="0">
     <w:nsid w:val="5EFB7AE5"/>
     <w:multiLevelType w:val="multilevel"/>
     <w:tmpl w:val="0AAE2BB0"/>
     <w:numStyleLink w:val="a1"/>
   </w:abstractNum>
-  <w:abstractNum w:abstractNumId="30" w15:restartNumberingAfterBreak="0">
+  <w:abstractNum w:abstractNumId="33" w15:restartNumberingAfterBreak="0">
+    <w:nsid w:val="63B42FBF"/>
+    <w:multiLevelType w:val="multilevel"/>
+    <w:tmpl w:val="0AAE2BB0"/>
+    <w:numStyleLink w:val="a1"/>
+  </w:abstractNum>
+  <w:abstractNum w:abstractNumId="34" w15:restartNumberingAfterBreak="0">
     <w:nsid w:val="643C1695"/>
     <w:multiLevelType w:val="multilevel"/>
     <w:tmpl w:val="0AAE2BB0"/>
     <w:numStyleLink w:val="a1"/>
   </w:abstractNum>
-  <w:abstractNum w:abstractNumId="31" w15:restartNumberingAfterBreak="0">
+  <w:abstractNum w:abstractNumId="35" w15:restartNumberingAfterBreak="0">
     <w:nsid w:val="6935722F"/>
     <w:multiLevelType w:val="hybridMultilevel"/>
     <w:tmpl w:val="A9AA8546"/>
@@ -17349,19 +19264,19 @@
       </w:rPr>
     </w:lvl>
   </w:abstractNum>
-  <w:abstractNum w:abstractNumId="32" w15:restartNumberingAfterBreak="0">
+  <w:abstractNum w:abstractNumId="36" w15:restartNumberingAfterBreak="0">
     <w:nsid w:val="6CE427DD"/>
     <w:multiLevelType w:val="multilevel"/>
     <w:tmpl w:val="2B363AD6"/>
     <w:numStyleLink w:val="a2"/>
   </w:abstractNum>
-  <w:abstractNum w:abstractNumId="33" w15:restartNumberingAfterBreak="0">
+  <w:abstractNum w:abstractNumId="37" w15:restartNumberingAfterBreak="0">
     <w:nsid w:val="72D6495B"/>
     <w:multiLevelType w:val="multilevel"/>
     <w:tmpl w:val="2B363AD6"/>
     <w:numStyleLink w:val="a2"/>
   </w:abstractNum>
-  <w:abstractNum w:abstractNumId="34" w15:restartNumberingAfterBreak="0">
+  <w:abstractNum w:abstractNumId="38" w15:restartNumberingAfterBreak="0">
     <w:nsid w:val="798E11A7"/>
     <w:multiLevelType w:val="multilevel"/>
     <w:tmpl w:val="0AAE2BB0"/>
@@ -17374,46 +19289,46 @@
     <w:abstractNumId w:val="0"/>
   </w:num>
   <w:num w:numId="3" w16cid:durableId="1223711082">
-    <w:abstractNumId w:val="16"/>
+    <w:abstractNumId w:val="18"/>
   </w:num>
   <w:num w:numId="4" w16cid:durableId="773091358">
-    <w:abstractNumId w:val="12"/>
+    <w:abstractNumId w:val="13"/>
   </w:num>
   <w:num w:numId="5" w16cid:durableId="2026058414">
     <w:abstractNumId w:val="4"/>
   </w:num>
   <w:num w:numId="6" w16cid:durableId="661008563">
-    <w:abstractNumId w:val="25"/>
+    <w:abstractNumId w:val="27"/>
   </w:num>
   <w:num w:numId="7" w16cid:durableId="1768887985">
+    <w:abstractNumId w:val="22"/>
+  </w:num>
+  <w:num w:numId="8" w16cid:durableId="1377241685">
+    <w:abstractNumId w:val="12"/>
+  </w:num>
+  <w:num w:numId="9" w16cid:durableId="1845317471">
+    <w:abstractNumId w:val="14"/>
+  </w:num>
+  <w:num w:numId="10" w16cid:durableId="63918409">
     <w:abstractNumId w:val="20"/>
   </w:num>
-  <w:num w:numId="8" w16cid:durableId="1377241685">
-    <w:abstractNumId w:val="11"/>
-  </w:num>
-  <w:num w:numId="9" w16cid:durableId="1845317471">
-    <w:abstractNumId w:val="13"/>
-  </w:num>
-  <w:num w:numId="10" w16cid:durableId="63918409">
-    <w:abstractNumId w:val="18"/>
-  </w:num>
   <w:num w:numId="11" w16cid:durableId="25184939">
-    <w:abstractNumId w:val="21"/>
+    <w:abstractNumId w:val="23"/>
   </w:num>
   <w:num w:numId="12" w16cid:durableId="1671105232">
-    <w:abstractNumId w:val="34"/>
+    <w:abstractNumId w:val="38"/>
   </w:num>
   <w:num w:numId="13" w16cid:durableId="747388426">
-    <w:abstractNumId w:val="15"/>
+    <w:abstractNumId w:val="17"/>
   </w:num>
   <w:num w:numId="14" w16cid:durableId="934244185">
     <w:abstractNumId w:val="3"/>
   </w:num>
   <w:num w:numId="15" w16cid:durableId="640232131">
-    <w:abstractNumId w:val="22"/>
+    <w:abstractNumId w:val="24"/>
   </w:num>
   <w:num w:numId="16" w16cid:durableId="584339956">
-    <w:abstractNumId w:val="17"/>
+    <w:abstractNumId w:val="19"/>
   </w:num>
   <w:num w:numId="17" w16cid:durableId="163595298">
     <w:abstractNumId w:val="2"/>
@@ -17422,55 +19337,67 @@
     <w:abstractNumId w:val="8"/>
   </w:num>
   <w:num w:numId="19" w16cid:durableId="746347086">
-    <w:abstractNumId w:val="10"/>
+    <w:abstractNumId w:val="11"/>
   </w:num>
   <w:num w:numId="20" w16cid:durableId="2053529358">
-    <w:abstractNumId w:val="33"/>
+    <w:abstractNumId w:val="37"/>
   </w:num>
   <w:num w:numId="21" w16cid:durableId="194197539">
-    <w:abstractNumId w:val="28"/>
+    <w:abstractNumId w:val="31"/>
   </w:num>
   <w:num w:numId="22" w16cid:durableId="1106656962">
-    <w:abstractNumId w:val="30"/>
+    <w:abstractNumId w:val="34"/>
   </w:num>
   <w:num w:numId="23" w16cid:durableId="335310698">
     <w:abstractNumId w:val="5"/>
   </w:num>
   <w:num w:numId="24" w16cid:durableId="1028676329">
-    <w:abstractNumId w:val="29"/>
+    <w:abstractNumId w:val="32"/>
   </w:num>
   <w:num w:numId="25" w16cid:durableId="511843778">
-    <w:abstractNumId w:val="24"/>
+    <w:abstractNumId w:val="26"/>
   </w:num>
   <w:num w:numId="26" w16cid:durableId="1661544096">
     <w:abstractNumId w:val="6"/>
   </w:num>
   <w:num w:numId="27" w16cid:durableId="1317031852">
-    <w:abstractNumId w:val="19"/>
+    <w:abstractNumId w:val="21"/>
   </w:num>
   <w:num w:numId="28" w16cid:durableId="2026249534">
     <w:abstractNumId w:val="7"/>
   </w:num>
   <w:num w:numId="29" w16cid:durableId="1413118268">
-    <w:abstractNumId w:val="27"/>
+    <w:abstractNumId w:val="29"/>
   </w:num>
   <w:num w:numId="30" w16cid:durableId="506016002">
-    <w:abstractNumId w:val="23"/>
+    <w:abstractNumId w:val="25"/>
   </w:num>
   <w:num w:numId="31" w16cid:durableId="958726627">
+    <w:abstractNumId w:val="10"/>
+  </w:num>
+  <w:num w:numId="32" w16cid:durableId="1547570409">
+    <w:abstractNumId w:val="36"/>
+  </w:num>
+  <w:num w:numId="33" w16cid:durableId="576676139">
+    <w:abstractNumId w:val="16"/>
+  </w:num>
+  <w:num w:numId="34" w16cid:durableId="2058972843">
+    <w:abstractNumId w:val="35"/>
+  </w:num>
+  <w:num w:numId="35" w16cid:durableId="1295017632">
+    <w:abstractNumId w:val="28"/>
+  </w:num>
+  <w:num w:numId="36" w16cid:durableId="2076735513">
     <w:abstractNumId w:val="9"/>
   </w:num>
-  <w:num w:numId="32" w16cid:durableId="1547570409">
-    <w:abstractNumId w:val="32"/>
+  <w:num w:numId="37" w16cid:durableId="1912305367">
+    <w:abstractNumId w:val="30"/>
   </w:num>
-  <w:num w:numId="33" w16cid:durableId="576676139">
-    <w:abstractNumId w:val="14"/>
+  <w:num w:numId="38" w16cid:durableId="1630894689">
+    <w:abstractNumId w:val="15"/>
   </w:num>
-  <w:num w:numId="34" w16cid:durableId="2058972843">
-    <w:abstractNumId w:val="31"/>
-  </w:num>
-  <w:num w:numId="35" w16cid:durableId="1295017632">
-    <w:abstractNumId w:val="26"/>
+  <w:num w:numId="39" w16cid:durableId="282075050">
+    <w:abstractNumId w:val="33"/>
   </w:num>
   <w:numIdMacAtCleanup w:val="8"/>
 </w:numbering>

--- a/СА, практические работы/СА, п.р., отчеты/Системный анализ, п.р., отчёт.docx
+++ b/СА, практические работы/СА, п.р., отчеты/Системный анализ, п.р., отчёт.docx
@@ -13697,9 +13697,412 @@
     </w:p>
     <w:p>
       <w:pPr>
+        <w:pStyle w:val="a4"/>
+      </w:pPr>
+      <w:r>
+        <w:t>Применим принцип «совместимости», для чего разработаем предлагаемую (скорректированную) структуру системы</w:t>
+      </w:r>
+      <w:r>
+        <w:t xml:space="preserve"> согласно законам преобразования композиций систем:</w:t>
+      </w:r>
+      <w:r>
+        <w:t xml:space="preserve"> </w:t>
+      </w:r>
+      <w:r>
+        <w:t>и</w:t>
+      </w:r>
+      <w:r>
+        <w:t>сходя из второго способа преобразования композиций</w:t>
+      </w:r>
+      <w:r>
+        <w:t xml:space="preserve"> (первый закон)</w:t>
+      </w:r>
+      <w:r>
+        <w:t>, добавим в систему следующие элементы другого качества</w:t>
+      </w:r>
+      <w:r>
+        <w:t xml:space="preserve"> внутренней формой прибавления</w:t>
+      </w:r>
+      <w:r>
+        <w:t xml:space="preserve"> (второй закон)</w:t>
+      </w:r>
+      <w:r>
+        <w:t xml:space="preserve">, то есть наращивание элементов происходит за счет синтеза новых </w:t>
+      </w:r>
+      <w:r>
+        <w:t>[</w:t>
+      </w:r>
+      <w:r>
+        <w:t>элементов</w:t>
+      </w:r>
+      <w:r>
+        <w:t>]</w:t>
+      </w:r>
+      <w:r>
+        <w:t xml:space="preserve"> внутри системы</w:t>
+      </w:r>
+      <w:r>
+        <w:t xml:space="preserve"> (</w:t>
+      </w:r>
+      <w:r>
+        <w:fldChar w:fldCharType="begin"/>
+      </w:r>
+      <w:r>
+        <w:instrText xml:space="preserve"> REF  _Ref244344689 \* Lower \h </w:instrText>
+      </w:r>
+      <w:r>
+        <w:fldChar w:fldCharType="separate"/>
+      </w:r>
+      <w:r>
+        <w:t xml:space="preserve">рисунок </w:t>
+      </w:r>
+      <w:r>
+        <w:rPr>
+          <w:noProof/>
+        </w:rPr>
+        <w:t>7</w:t>
+      </w:r>
+      <w:r>
+        <w:t>.</w:t>
+      </w:r>
+      <w:r>
+        <w:rPr>
+          <w:noProof/>
+        </w:rPr>
+        <w:t>1</w:t>
+      </w:r>
+      <w:r>
+        <w:fldChar w:fldCharType="end"/>
+      </w:r>
+      <w:r>
+        <w:t>):</w:t>
+      </w:r>
+    </w:p>
+    <w:p>
+      <w:pPr>
+        <w:pStyle w:val="a4"/>
+        <w:numPr>
+          <w:ilvl w:val="0"/>
+          <w:numId w:val="40"/>
+        </w:numPr>
+      </w:pPr>
+      <w:r>
+        <w:t xml:space="preserve">«применение методов </w:t>
+      </w:r>
+      <w:proofErr w:type="spellStart"/>
+      <w:r>
+        <w:t>бустинга</w:t>
+      </w:r>
+      <w:proofErr w:type="spellEnd"/>
+      <w:r>
+        <w:t xml:space="preserve">» </w:t>
+      </w:r>
+      <w:r>
+        <w:t xml:space="preserve">– </w:t>
+      </w:r>
+      <w:r>
+        <w:t>ансамблевый метод машинного обучения, который последовательно объединяет множество «слабых» моделей (чаще всего небольших решающих деревьев) в одну мощную систему</w:t>
+      </w:r>
+      <w:r>
+        <w:t>:</w:t>
+      </w:r>
+    </w:p>
+    <w:p>
+      <w:pPr>
+        <w:pStyle w:val="a4"/>
+        <w:numPr>
+          <w:ilvl w:val="1"/>
+          <w:numId w:val="40"/>
+        </w:numPr>
+      </w:pPr>
+      <w:r>
+        <w:lastRenderedPageBreak/>
+        <w:t>«</w:t>
+      </w:r>
+      <w:r>
+        <w:t>применение</w:t>
+      </w:r>
+      <w:r>
+        <w:t xml:space="preserve"> </w:t>
+      </w:r>
+      <w:proofErr w:type="spellStart"/>
+      <w:r>
+        <w:t>LightGBM</w:t>
+      </w:r>
+      <w:proofErr w:type="spellEnd"/>
+      <w:r>
+        <w:t>»</w:t>
+      </w:r>
+      <w:r>
+        <w:t xml:space="preserve"> </w:t>
+      </w:r>
+      <w:r>
+        <w:t xml:space="preserve">– </w:t>
+      </w:r>
+      <w:r>
+        <w:t>мгновенно обучает глубокие, асимметричные по листьям деревья, пропуская малозначимые строки и объединяя редкие признаки</w:t>
+      </w:r>
+      <w:r>
+        <w:t>;</w:t>
+      </w:r>
+    </w:p>
+    <w:p>
+      <w:pPr>
+        <w:pStyle w:val="a4"/>
+        <w:numPr>
+          <w:ilvl w:val="1"/>
+          <w:numId w:val="40"/>
+        </w:numPr>
+      </w:pPr>
+      <w:r>
+        <w:t>«</w:t>
+      </w:r>
+      <w:r>
+        <w:t>применение</w:t>
+      </w:r>
+      <w:r>
+        <w:t xml:space="preserve"> </w:t>
+      </w:r>
+      <w:proofErr w:type="spellStart"/>
+      <w:r>
+        <w:t>CatBoost</w:t>
+      </w:r>
+      <w:proofErr w:type="spellEnd"/>
+      <w:r>
+        <w:t>»</w:t>
+      </w:r>
+      <w:r>
+        <w:t xml:space="preserve"> </w:t>
+      </w:r>
+      <w:r>
+        <w:t xml:space="preserve">– </w:t>
+      </w:r>
+      <w:r>
+        <w:t>строит симметричные деревья с одинаковыми условиями на каждом уровне, автоматически превращая текстовые и категориальные данные в числа без риска исказить результаты</w:t>
+      </w:r>
+      <w:r>
+        <w:t>;</w:t>
+      </w:r>
+    </w:p>
+    <w:p>
+      <w:pPr>
+        <w:pStyle w:val="a4"/>
+        <w:numPr>
+          <w:ilvl w:val="1"/>
+          <w:numId w:val="40"/>
+        </w:numPr>
+      </w:pPr>
+      <w:r>
+        <w:t>«</w:t>
+      </w:r>
+      <w:r>
+        <w:t>применение</w:t>
+      </w:r>
+      <w:r>
+        <w:t xml:space="preserve"> </w:t>
+      </w:r>
+      <w:proofErr w:type="spellStart"/>
+      <w:r>
+        <w:t>XGBoost</w:t>
+      </w:r>
+      <w:proofErr w:type="spellEnd"/>
+      <w:r>
+        <w:t>»</w:t>
+      </w:r>
+      <w:r>
+        <w:t xml:space="preserve"> </w:t>
+      </w:r>
+      <w:r>
+        <w:t xml:space="preserve">– </w:t>
+      </w:r>
+      <w:r>
+        <w:t>последовательно строит сбалансированные по уровням деревья, используя строгую математическую регуляризацию для максимальной точности и защиты от переобучения на данных среднего размера</w:t>
+      </w:r>
+      <w:r>
+        <w:t>;</w:t>
+      </w:r>
+    </w:p>
+    <w:p>
+      <w:pPr>
+        <w:pStyle w:val="a4"/>
+        <w:numPr>
+          <w:ilvl w:val="0"/>
+          <w:numId w:val="40"/>
+        </w:numPr>
+      </w:pPr>
+      <w:r>
+        <w:t xml:space="preserve">«применение ансамблей сетей» – </w:t>
+      </w:r>
+      <w:r>
+        <w:t>объединение нескольких нейронных сетей, которые либо каждая по-отдельности решает свою задачу, либо все вместе решают одну задачу и принимают коллективное решение</w:t>
+      </w:r>
+      <w:r>
+        <w:t>.</w:t>
+      </w:r>
+    </w:p>
+    <w:p>
+      <w:pPr>
+        <w:pStyle w:val="a4"/>
+      </w:pPr>
+    </w:p>
+    <w:p>
+      <w:pPr>
+        <w:pStyle w:val="a4"/>
+        <w:jc w:val="center"/>
+      </w:pPr>
+      <w:r>
+        <w:drawing>
+          <wp:inline distT="0" distB="0" distL="0" distR="0" wp14:anchorId="49E6470B" wp14:editId="08A8F0CC">
+            <wp:extent cx="5966460" cy="3394886"/>
+            <wp:effectExtent l="0" t="0" r="0" b="0"/>
+            <wp:docPr id="1836874430" name="Рисунок 1"/>
+            <wp:cNvGraphicFramePr>
+              <a:graphicFrameLocks xmlns:a="http://schemas.openxmlformats.org/drawingml/2006/main" noChangeAspect="1"/>
+            </wp:cNvGraphicFramePr>
+            <a:graphic xmlns:a="http://schemas.openxmlformats.org/drawingml/2006/main">
+              <a:graphicData uri="http://schemas.openxmlformats.org/drawingml/2006/picture">
+                <pic:pic xmlns:pic="http://schemas.openxmlformats.org/drawingml/2006/picture">
+                  <pic:nvPicPr>
+                    <pic:cNvPr id="1836874430" name=""/>
+                    <pic:cNvPicPr/>
+                  </pic:nvPicPr>
+                  <pic:blipFill>
+                    <a:blip r:embed="rId16"/>
+                    <a:stretch>
+                      <a:fillRect/>
+                    </a:stretch>
+                  </pic:blipFill>
+                  <pic:spPr>
+                    <a:xfrm>
+                      <a:off x="0" y="0"/>
+                      <a:ext cx="5972931" cy="3398568"/>
+                    </a:xfrm>
+                    <a:prstGeom prst="rect">
+                      <a:avLst/>
+                    </a:prstGeom>
+                  </pic:spPr>
+                </pic:pic>
+              </a:graphicData>
+            </a:graphic>
+          </wp:inline>
+        </w:drawing>
+      </w:r>
+    </w:p>
+    <w:p>
+      <w:pPr>
+        <w:pStyle w:val="ad"/>
+      </w:pPr>
+      <w:bookmarkStart w:id="47" w:name="_Ref244344689"/>
+      <w:r>
+        <w:t xml:space="preserve">Рисунок </w:t>
+      </w:r>
+      <w:r>
+        <w:fldChar w:fldCharType="begin"/>
+      </w:r>
+      <w:r>
+        <w:instrText xml:space="preserve"> STYLEREF 1 \s </w:instrText>
+      </w:r>
+      <w:r>
+        <w:fldChar w:fldCharType="separate"/>
+      </w:r>
+      <w:r>
+        <w:rPr>
+          <w:noProof/>
+        </w:rPr>
+        <w:t>7</w:t>
+      </w:r>
+      <w:r>
+        <w:fldChar w:fldCharType="end"/>
+      </w:r>
+      <w:r>
+        <w:t>.</w:t>
+      </w:r>
+      <w:r>
+        <w:fldChar w:fldCharType="begin"/>
+      </w:r>
+      <w:r>
+        <w:instrText xml:space="preserve"> SEQ Рисунок \* ARABIC \s 1 </w:instrText>
+      </w:r>
+      <w:r>
+        <w:fldChar w:fldCharType="separate"/>
+      </w:r>
+      <w:r>
+        <w:rPr>
+          <w:noProof/>
+        </w:rPr>
+        <w:t>1</w:t>
+      </w:r>
+      <w:r>
+        <w:fldChar w:fldCharType="end"/>
+      </w:r>
+      <w:bookmarkEnd w:id="47"/>
+      <w:r>
+        <w:t xml:space="preserve"> – Предлагаемая структура</w:t>
+      </w:r>
+    </w:p>
+    <w:p>
+      <w:pPr>
+        <w:pStyle w:val="a4"/>
+      </w:pPr>
+    </w:p>
+    <w:p>
+      <w:pPr>
+        <w:pStyle w:val="a4"/>
+      </w:pPr>
+      <w:r>
+        <w:lastRenderedPageBreak/>
+        <w:t xml:space="preserve">Применение методов </w:t>
+      </w:r>
+      <w:proofErr w:type="spellStart"/>
+      <w:r>
+        <w:t>бустинга</w:t>
+      </w:r>
+      <w:proofErr w:type="spellEnd"/>
+      <w:r>
+        <w:t xml:space="preserve"> и ансамблей нейронных сетей позволит аппроксимировать сложную нелинейную зависимость «состав – свойство»</w:t>
+      </w:r>
+      <w:r>
+        <w:t xml:space="preserve">, что </w:t>
+      </w:r>
+      <w:r>
+        <w:t>повы</w:t>
+      </w:r>
+      <w:r>
+        <w:t>сит</w:t>
+      </w:r>
+      <w:r>
+        <w:t xml:space="preserve"> </w:t>
+      </w:r>
+      <w:r>
+        <w:t xml:space="preserve">скорость и </w:t>
+      </w:r>
+      <w:r>
+        <w:t>точность прогнозирования, сокра</w:t>
+      </w:r>
+      <w:r>
+        <w:t>тит</w:t>
+      </w:r>
+      <w:r>
+        <w:t xml:space="preserve"> количество физических исследований и</w:t>
+      </w:r>
+      <w:r>
+        <w:t xml:space="preserve"> </w:t>
+      </w:r>
+      <w:r>
+        <w:t>сни</w:t>
+      </w:r>
+      <w:r>
+        <w:t>зит</w:t>
+      </w:r>
+      <w:r>
+        <w:t xml:space="preserve"> издержки медицинской промышленности.</w:t>
+      </w:r>
+    </w:p>
+    <w:p>
+      <w:pPr>
         <w:pStyle w:val="2"/>
       </w:pPr>
-      <w:bookmarkStart w:id="47" w:name="_Toc244301921"/>
+      <w:bookmarkStart w:id="48" w:name="_Toc244301921"/>
       <w:r>
         <w:t xml:space="preserve">Задание </w:t>
       </w:r>
@@ -13712,7 +14115,7 @@
       <w:r>
         <w:t>единства системы, цели и среды</w:t>
       </w:r>
-      <w:bookmarkEnd w:id="47"/>
+      <w:bookmarkEnd w:id="48"/>
       <w:r>
         <w:t>»</w:t>
       </w:r>
@@ -13721,12 +14124,12 @@
       <w:pPr>
         <w:pStyle w:val="1"/>
       </w:pPr>
-      <w:bookmarkStart w:id="48" w:name="_Toc244301922"/>
+      <w:bookmarkStart w:id="49" w:name="_Toc244301922"/>
       <w:r>
         <w:lastRenderedPageBreak/>
         <w:t>Вывод</w:t>
       </w:r>
-      <w:bookmarkEnd w:id="48"/>
+      <w:bookmarkEnd w:id="49"/>
     </w:p>
     <w:p>
       <w:pPr>
@@ -13770,12 +14173,12 @@
       <w:pPr>
         <w:pStyle w:val="1"/>
       </w:pPr>
-      <w:bookmarkStart w:id="49" w:name="_Toc244301923"/>
+      <w:bookmarkStart w:id="50" w:name="_Toc244301923"/>
       <w:r>
         <w:lastRenderedPageBreak/>
         <w:t>Приложение</w:t>
       </w:r>
-      <w:bookmarkEnd w:id="49"/>
+      <w:bookmarkEnd w:id="50"/>
     </w:p>
     <w:p>
       <w:pPr>
@@ -13788,7 +14191,7 @@
           <w:lang w:val="en"/>
         </w:rPr>
       </w:pPr>
-      <w:bookmarkStart w:id="50" w:name="_Ref242222819"/>
+      <w:bookmarkStart w:id="51" w:name="_Ref242222819"/>
       <w:r>
         <w:t>Статья</w:t>
       </w:r>
@@ -13824,7 +14227,7 @@
         </w:rPr>
         <w:t xml:space="preserve">»; «URL»: </w:t>
       </w:r>
-      <w:hyperlink r:id="rId16" w:anchor="article" w:history="1">
+      <w:hyperlink r:id="rId17" w:anchor="article" w:history="1">
         <w:r>
           <w:rPr>
             <w:rStyle w:val="af"/>
@@ -13869,7 +14272,7 @@
         </w:rPr>
         <w:t>.10.2026).</w:t>
       </w:r>
-      <w:bookmarkEnd w:id="50"/>
+      <w:bookmarkEnd w:id="51"/>
     </w:p>
     <w:p>
       <w:pPr>
@@ -13935,7 +14338,7 @@
       </w:r>
     </w:p>
     <w:sectPr>
-      <w:footerReference w:type="default" r:id="rId17"/>
+      <w:footerReference w:type="default" r:id="rId18"/>
       <w:pgSz w:w="11906" w:h="16838" w:code="9"/>
       <w:pgMar w:top="851" w:right="567" w:bottom="1701" w:left="1418" w:header="284" w:footer="284" w:gutter="0"/>
       <w:pgNumType w:start="4"/>
@@ -18975,18 +19378,24 @@
     <w:numStyleLink w:val="a2"/>
   </w:abstractNum>
   <w:abstractNum w:abstractNumId="25" w15:restartNumberingAfterBreak="0">
+    <w:nsid w:val="483D184F"/>
+    <w:multiLevelType w:val="multilevel"/>
+    <w:tmpl w:val="0AAE2BB0"/>
+    <w:numStyleLink w:val="a1"/>
+  </w:abstractNum>
+  <w:abstractNum w:abstractNumId="26" w15:restartNumberingAfterBreak="0">
     <w:nsid w:val="48791358"/>
     <w:multiLevelType w:val="multilevel"/>
     <w:tmpl w:val="2B363AD6"/>
     <w:numStyleLink w:val="a2"/>
   </w:abstractNum>
-  <w:abstractNum w:abstractNumId="26" w15:restartNumberingAfterBreak="0">
+  <w:abstractNum w:abstractNumId="27" w15:restartNumberingAfterBreak="0">
     <w:nsid w:val="50E9475D"/>
     <w:multiLevelType w:val="multilevel"/>
     <w:tmpl w:val="0AAE2BB0"/>
     <w:numStyleLink w:val="a1"/>
   </w:abstractNum>
-  <w:abstractNum w:abstractNumId="27" w15:restartNumberingAfterBreak="0">
+  <w:abstractNum w:abstractNumId="28" w15:restartNumberingAfterBreak="0">
     <w:nsid w:val="51655D1D"/>
     <w:multiLevelType w:val="multilevel"/>
     <w:tmpl w:val="0AAE2BB0"/>
@@ -19109,49 +19518,49 @@
       </w:rPr>
     </w:lvl>
   </w:abstractNum>
-  <w:abstractNum w:abstractNumId="28" w15:restartNumberingAfterBreak="0">
+  <w:abstractNum w:abstractNumId="29" w15:restartNumberingAfterBreak="0">
     <w:nsid w:val="542970A8"/>
     <w:multiLevelType w:val="multilevel"/>
     <w:tmpl w:val="0AAE2BB0"/>
     <w:numStyleLink w:val="a1"/>
   </w:abstractNum>
-  <w:abstractNum w:abstractNumId="29" w15:restartNumberingAfterBreak="0">
+  <w:abstractNum w:abstractNumId="30" w15:restartNumberingAfterBreak="0">
     <w:nsid w:val="57CB58D9"/>
     <w:multiLevelType w:val="multilevel"/>
     <w:tmpl w:val="0AAE2BB0"/>
     <w:numStyleLink w:val="a1"/>
   </w:abstractNum>
-  <w:abstractNum w:abstractNumId="30" w15:restartNumberingAfterBreak="0">
+  <w:abstractNum w:abstractNumId="31" w15:restartNumberingAfterBreak="0">
     <w:nsid w:val="5B674B40"/>
     <w:multiLevelType w:val="multilevel"/>
     <w:tmpl w:val="0AAE2BB0"/>
     <w:numStyleLink w:val="a1"/>
   </w:abstractNum>
-  <w:abstractNum w:abstractNumId="31" w15:restartNumberingAfterBreak="0">
+  <w:abstractNum w:abstractNumId="32" w15:restartNumberingAfterBreak="0">
     <w:nsid w:val="5D915E7D"/>
     <w:multiLevelType w:val="multilevel"/>
     <w:tmpl w:val="0AAE2BB0"/>
     <w:numStyleLink w:val="a1"/>
   </w:abstractNum>
-  <w:abstractNum w:abstractNumId="32" w15:restartNumberingAfterBreak="0">
+  <w:abstractNum w:abstractNumId="33" w15:restartNumberingAfterBreak="0">
     <w:nsid w:val="5EFB7AE5"/>
     <w:multiLevelType w:val="multilevel"/>
     <w:tmpl w:val="0AAE2BB0"/>
     <w:numStyleLink w:val="a1"/>
   </w:abstractNum>
-  <w:abstractNum w:abstractNumId="33" w15:restartNumberingAfterBreak="0">
+  <w:abstractNum w:abstractNumId="34" w15:restartNumberingAfterBreak="0">
     <w:nsid w:val="63B42FBF"/>
     <w:multiLevelType w:val="multilevel"/>
     <w:tmpl w:val="0AAE2BB0"/>
     <w:numStyleLink w:val="a1"/>
   </w:abstractNum>
-  <w:abstractNum w:abstractNumId="34" w15:restartNumberingAfterBreak="0">
+  <w:abstractNum w:abstractNumId="35" w15:restartNumberingAfterBreak="0">
     <w:nsid w:val="643C1695"/>
     <w:multiLevelType w:val="multilevel"/>
     <w:tmpl w:val="0AAE2BB0"/>
     <w:numStyleLink w:val="a1"/>
   </w:abstractNum>
-  <w:abstractNum w:abstractNumId="35" w15:restartNumberingAfterBreak="0">
+  <w:abstractNum w:abstractNumId="36" w15:restartNumberingAfterBreak="0">
     <w:nsid w:val="6935722F"/>
     <w:multiLevelType w:val="hybridMultilevel"/>
     <w:tmpl w:val="A9AA8546"/>
@@ -19264,19 +19673,19 @@
       </w:rPr>
     </w:lvl>
   </w:abstractNum>
-  <w:abstractNum w:abstractNumId="36" w15:restartNumberingAfterBreak="0">
+  <w:abstractNum w:abstractNumId="37" w15:restartNumberingAfterBreak="0">
     <w:nsid w:val="6CE427DD"/>
     <w:multiLevelType w:val="multilevel"/>
     <w:tmpl w:val="2B363AD6"/>
     <w:numStyleLink w:val="a2"/>
   </w:abstractNum>
-  <w:abstractNum w:abstractNumId="37" w15:restartNumberingAfterBreak="0">
+  <w:abstractNum w:abstractNumId="38" w15:restartNumberingAfterBreak="0">
     <w:nsid w:val="72D6495B"/>
     <w:multiLevelType w:val="multilevel"/>
     <w:tmpl w:val="2B363AD6"/>
     <w:numStyleLink w:val="a2"/>
   </w:abstractNum>
-  <w:abstractNum w:abstractNumId="38" w15:restartNumberingAfterBreak="0">
+  <w:abstractNum w:abstractNumId="39" w15:restartNumberingAfterBreak="0">
     <w:nsid w:val="798E11A7"/>
     <w:multiLevelType w:val="multilevel"/>
     <w:tmpl w:val="0AAE2BB0"/>
@@ -19298,7 +19707,7 @@
     <w:abstractNumId w:val="4"/>
   </w:num>
   <w:num w:numId="6" w16cid:durableId="661008563">
-    <w:abstractNumId w:val="27"/>
+    <w:abstractNumId w:val="28"/>
   </w:num>
   <w:num w:numId="7" w16cid:durableId="1768887985">
     <w:abstractNumId w:val="22"/>
@@ -19316,7 +19725,7 @@
     <w:abstractNumId w:val="23"/>
   </w:num>
   <w:num w:numId="12" w16cid:durableId="1671105232">
-    <w:abstractNumId w:val="38"/>
+    <w:abstractNumId w:val="39"/>
   </w:num>
   <w:num w:numId="13" w16cid:durableId="747388426">
     <w:abstractNumId w:val="17"/>
@@ -19340,22 +19749,22 @@
     <w:abstractNumId w:val="11"/>
   </w:num>
   <w:num w:numId="20" w16cid:durableId="2053529358">
-    <w:abstractNumId w:val="37"/>
+    <w:abstractNumId w:val="38"/>
   </w:num>
   <w:num w:numId="21" w16cid:durableId="194197539">
-    <w:abstractNumId w:val="31"/>
+    <w:abstractNumId w:val="32"/>
   </w:num>
   <w:num w:numId="22" w16cid:durableId="1106656962">
-    <w:abstractNumId w:val="34"/>
+    <w:abstractNumId w:val="35"/>
   </w:num>
   <w:num w:numId="23" w16cid:durableId="335310698">
     <w:abstractNumId w:val="5"/>
   </w:num>
   <w:num w:numId="24" w16cid:durableId="1028676329">
-    <w:abstractNumId w:val="32"/>
+    <w:abstractNumId w:val="33"/>
   </w:num>
   <w:num w:numId="25" w16cid:durableId="511843778">
-    <w:abstractNumId w:val="26"/>
+    <w:abstractNumId w:val="27"/>
   </w:num>
   <w:num w:numId="26" w16cid:durableId="1661544096">
     <w:abstractNumId w:val="6"/>
@@ -19367,37 +19776,40 @@
     <w:abstractNumId w:val="7"/>
   </w:num>
   <w:num w:numId="29" w16cid:durableId="1413118268">
-    <w:abstractNumId w:val="29"/>
+    <w:abstractNumId w:val="30"/>
   </w:num>
   <w:num w:numId="30" w16cid:durableId="506016002">
-    <w:abstractNumId w:val="25"/>
+    <w:abstractNumId w:val="26"/>
   </w:num>
   <w:num w:numId="31" w16cid:durableId="958726627">
     <w:abstractNumId w:val="10"/>
   </w:num>
   <w:num w:numId="32" w16cid:durableId="1547570409">
-    <w:abstractNumId w:val="36"/>
+    <w:abstractNumId w:val="37"/>
   </w:num>
   <w:num w:numId="33" w16cid:durableId="576676139">
     <w:abstractNumId w:val="16"/>
   </w:num>
   <w:num w:numId="34" w16cid:durableId="2058972843">
-    <w:abstractNumId w:val="35"/>
+    <w:abstractNumId w:val="36"/>
   </w:num>
   <w:num w:numId="35" w16cid:durableId="1295017632">
-    <w:abstractNumId w:val="28"/>
+    <w:abstractNumId w:val="29"/>
   </w:num>
   <w:num w:numId="36" w16cid:durableId="2076735513">
     <w:abstractNumId w:val="9"/>
   </w:num>
   <w:num w:numId="37" w16cid:durableId="1912305367">
-    <w:abstractNumId w:val="30"/>
+    <w:abstractNumId w:val="31"/>
   </w:num>
   <w:num w:numId="38" w16cid:durableId="1630894689">
     <w:abstractNumId w:val="15"/>
   </w:num>
   <w:num w:numId="39" w16cid:durableId="282075050">
-    <w:abstractNumId w:val="33"/>
+    <w:abstractNumId w:val="34"/>
+  </w:num>
+  <w:num w:numId="40" w16cid:durableId="1024866038">
+    <w:abstractNumId w:val="25"/>
   </w:num>
   <w:numIdMacAtCleanup w:val="8"/>
 </w:numbering>
